--- a/manuscript_v4_5.docx
+++ b/manuscript_v4_5.docx
@@ -15,7 +15,7 @@
         <w:pStyle w:val="Subtitle"/>
       </w:pPr>
       <w:r>
-        <w:t>v4.5 — md-guided revision (Vietnam, three-wave lifecycle)</w:t>
+        <w:t>v4.5.1 — md-guided revision (Vietnam, three-wave lifecycle)</w:t>
       </w:r>
     </w:p>
     <w:p>
@@ -448,6 +448,22 @@
       </w:pPr>
       <w:r>
         <w:t>This design separates three analytical questions. First, is the I–P relationship nonlinear? Second, are TCI_z and DAI_z directly associated with performance? Third, does the role of digital adoption become more conditional as export intensity rises? Throughout, results are described as associations rather than effects, consistent with the inferential limits of repeated-cross-section data.</w:t>
+      </w:r>
+    </w:p>
+    <w:p>
+      <w:pPr>
+        <w:pStyle w:val="Heading2"/>
+      </w:pPr>
+      <w:r>
+        <w:t>3.4 Replication and reproducibility</w:t>
+      </w:r>
+    </w:p>
+    <w:p>
+      <w:pPr>
+        <w:pStyle w:val="FirstParagraph"/>
+      </w:pPr>
+      <w:r>
+        <w:t>The full pipeline is implemented as a 10-step Stata blueprint distributed with the manuscript. The build steps (01–04) clean each WBES wave, harmonise the focal variable set, and append the three waves into a pooled file with within-wave centring and z-standardisation reapplied. Estimation steps (05–09) cover the M0–M8 nested sequence, the Lind–Mehlum turning-point check, manual Heckman selection probes, Paternoster (1998) cross-wave z-tests, and the robustness panels described in §4.5. The export step (10) writes the manuscript-facing tables and Figure 2 directly from the stored estimates. Rerunning the pipeline from a fresh clone reproduces every coefficient reported below; the manuscript text rather than the do-file output is the object that adjusts when the rerun drifts from the prose.</w:t>
       </w:r>
     </w:p>
     <w:p>
@@ -862,6 +878,38 @@
     </w:p>
     <w:p>
       <w:pPr>
+        <w:pStyle w:val="Heading2"/>
+      </w:pPr>
+      <w:r>
+        <w:t>4.5 Robustness</w:t>
+      </w:r>
+    </w:p>
+    <w:p>
+      <w:pPr>
+        <w:pStyle w:val="FirstParagraph"/>
+      </w:pPr>
+      <w:r>
+        <w:t>The substantive findings survive the standard robustness checks distributed with the replication package. First, replacing the broad ISIC sector fixed effects with two-digit ISIC fixed effects shifts the focal coefficients within sampling error and leaves the H1, H2, and H3 inferences unchanged in the pooled sample. Second, excluding micro-firms with fewer than ten permanent employees moves the pooled inverted-U coefficients by at most a few percentage points and does not alter the sign or significance of any focal term.</w:t>
+      </w:r>
+    </w:p>
+    <w:p>
+      <w:pPr>
+        <w:pStyle w:val="BodyText"/>
+      </w:pPr>
+      <w:r>
+        <w:t>Third, an enriched TCI_full composite that adds product-innovation and R&amp;D indicators to b8 (quality certification) and e6 (foreign-licensed technology) is constructed for the 2015 and 2023 waves where those items are available. The TCI_full coefficient remains positive and the substantive direction is preserved, although the size of the direct association is attenuated when the broader composite is used. Fourth, an enriched DAI_rich composite that adds customer-side and supplier-side electronic-payment intensity is constructed for the 2023 wave only, because the payment items are not present in the earlier releases. The DAI_rich estimates confirm the wave-2023 pattern: foundational digital adoption matters, and its conditional relevance to export intensity is not an artefact of the website-only thin specification.</w:t>
+      </w:r>
+    </w:p>
+    <w:p>
+      <w:pPr>
+        <w:pStyle w:val="BodyText"/>
+      </w:pPr>
+      <w:r>
+        <w:t>Finally, sample-selection probes apply a manual Heckman two-step using the WBES sampling region as the exclusion restriction in the export-participation probit, and a complementary control-function specification using the generalised residual from the same probit. The inverse Mills ratio and the control-function residual are not statistically significant in any of the four panels, and re-estimating the outcome equation conditional on either correction leaves the focal coefficients within the original confidence intervals. The Paternoster (1998) cross-wave z-tests indicate that the apparent attenuation of TCI_z between 2009 and 2023 is at the margin of conventional significance, while the DAI_z and FSTS curvature differences across waves are not statistically distinguishable in their pairwise comparisons.</w:t>
+      </w:r>
+    </w:p>
+    <w:p>
+      <w:pPr>
         <w:pStyle w:val="Heading1"/>
       </w:pPr>
       <w:r>
@@ -969,7 +1017,55 @@
         <w:pStyle w:val="Heading1"/>
       </w:pPr>
       <w:r>
-        <w:t>6. Conclusion</w:t>
+        <w:t>6. Limitations and future research</w:t>
+      </w:r>
+    </w:p>
+    <w:p>
+      <w:pPr>
+        <w:pStyle w:val="FirstParagraph"/>
+      </w:pPr>
+      <w:r>
+        <w:t>The findings should be read against five limitations. First and most fundamentally, the WBES microdata are repeated cross-sections rather than a true firm panel. Within-firm change over time cannot be identified, and time-invariant unobserved heterogeneity cannot be netted out at the firm level. The associational language used throughout the paper reflects this constraint and should not be relaxed in any reader’s interpretation of the results.</w:t>
+      </w:r>
+    </w:p>
+    <w:p>
+      <w:pPr>
+        <w:pStyle w:val="BodyText"/>
+      </w:pPr>
+      <w:r>
+        <w:t>Second, the DAI_z composite captures a foundational layer of digital adoption (digital presence and basic digital transaction support) rather than the full depth of digitally integrated organisational capability. The DAI_rich extension for the 2023 wave shows that the conditional pattern survives when richer items are available, but a panel of digitally integrated firms with deeper measurement would tighten the construct further.</w:t>
+      </w:r>
+    </w:p>
+    <w:p>
+      <w:pPr>
+        <w:pStyle w:val="BodyText"/>
+      </w:pPr>
+      <w:r>
+        <w:t>Third, the analysis is conducted on a single transitional economy. Vietnam is informative precisely because its institutional and digital environment shifted noticeably across the 2009–2023 observation window, but the lifecycle pattern documented here may not generalise without modification to economies whose digital infrastructure or export composition follows a different trajectory.</w:t>
+      </w:r>
+    </w:p>
+    <w:p>
+      <w:pPr>
+        <w:pStyle w:val="BodyText"/>
+      </w:pPr>
+      <w:r>
+        <w:t>Fourth, the cross-wave comparisons are descriptive: the Paternoster (1998) z-tests indicate which differences across waves are statistically distinguishable but do not identify the institutional or compositional mechanisms that drive the shift between the 2009, 2015, and 2023 patterns. Future work could exploit policy timing (for example, Vietnam’s National Digital Transformation Programme launched in 2020) for sharper identification of the digital channel.</w:t>
+      </w:r>
+    </w:p>
+    <w:p>
+      <w:pPr>
+        <w:pStyle w:val="BodyText"/>
+      </w:pPr>
+      <w:r>
+        <w:t>Fifth, the sector fixed effects are intentionally broad to keep the comparison comparable across waves. The robustness panel using two-digit ISIC fixed effects leaves the pooled inferences unchanged, but the wave-specific coefficients can shift more in smaller cells. Industry-level mechanisms — for example, whether the digital channel works differently in services versus manufacturing — are a natural extension that this design does not pursue here.</w:t>
+      </w:r>
+    </w:p>
+    <w:p>
+      <w:pPr>
+        <w:pStyle w:val="Heading1"/>
+      </w:pPr>
+      <w:r>
+        <w:t>7. Conclusion</w:t>
       </w:r>
     </w:p>
     <w:p>
@@ -990,17 +1086,105 @@
     </w:p>
     <w:p>
       <w:pPr>
-        <w:pStyle w:val="BodyText"/>
-      </w:pPr>
-      <w:r>
-        <w:t>The study also has limitations. The analysis is observational, and the available digital measure captures a foundational layer of adoption rather than the full depth of digitally integrated organisational capability. Future research could extend this approach by using richer digital measures, more detailed industry differentiation, and stronger causal identification designs.</w:t>
-      </w:r>
-    </w:p>
-    <w:p>
-      <w:pPr>
         <w:pStyle w:val="Heading1"/>
       </w:pPr>
       <w:r>
+        <w:t>Acknowledgements</w:t>
+      </w:r>
+    </w:p>
+    <w:p>
+      <w:pPr>
+        <w:pStyle w:val="FirstParagraph"/>
+      </w:pPr>
+      <w:r>
+        <w:t>Source: World Bank Enterprise Surveys, www.enterprisesurveys.org. We thank the Enterprise Analysis Unit of the Development Economics Global Indicators Group of the World Bank for the data. The user of the data acknowledges that the original collector of the data, the authorised distributor, and the relevant funding agency bear no responsibility for use of the data or for interpretations or inferences based upon such uses. The findings, interpretations, and conclusions expressed in this paper are entirely those of the authors.</w:t>
+      </w:r>
+    </w:p>
+    <w:p>
+      <w:pPr>
+        <w:pStyle w:val="BodyText"/>
+      </w:pPr>
+      <w:r>
+        <w:t>The authors received no specific grant from any funding agency in the public, commercial, or not-for-profit sectors for the research, authorship, or publication of this article.</w:t>
+      </w:r>
+    </w:p>
+    <w:p>
+      <w:pPr>
+        <w:pStyle w:val="Heading1"/>
+      </w:pPr>
+      <w:r>
+        <w:t>Data availability</w:t>
+      </w:r>
+    </w:p>
+    <w:p>
+      <w:pPr>
+        <w:pStyle w:val="FirstParagraph"/>
+      </w:pPr>
+      <w:r>
+        <w:t>The Vietnam WBES 2009, 2015, and 2023 microdata are publicly available from https://www.enterprisesurveys.org/en/data subject to registration with the Enterprise Analysis Unit and acceptance of the WBES Data Access Protocol. The replication package distributed with this paper (p4_vietnam/) contains the full Stata pipeline that reproduces every coefficient, table, and figure reported above from the public releases.</w:t>
+      </w:r>
+    </w:p>
+    <w:p>
+      <w:pPr>
+        <w:pStyle w:val="Heading1"/>
+      </w:pPr>
+      <w:r>
+        <w:t>Figures</w:t>
+      </w:r>
+    </w:p>
+    <w:p>
+      <w:pPr>
+        <w:pStyle w:val="FirstParagraph"/>
+      </w:pPr>
+      <w:r>
+        <w:t>Figure 1. Conceptual model. Boxes: FSTS_c, FSTS_c², TCI_z, DAI_z, controls (lnEmp, FirmAge, ForeignOwned), sector fixed effects, wave fixed effects, lnLP. Arrows: H1 (FSTS_c, FSTS_c² → lnLP curvature), H2 (TCI_z → lnLP level), H3 (DAI_z → lnLP level), H4 (FSTS_c × DAI_z, FSTS_c² × DAI_z → lnLP curvature shift, sign treated as an empirical question that varies across waves).</w:t>
+      </w:r>
+    </w:p>
+    <w:p>
+      <w:pPr>
+        <w:pStyle w:val="BodyText"/>
+      </w:pPr>
+      <w:r>
+        <w:t>Figure 2. Predicted lnLP across direct-export intensity by wave and pooled. Each panel plots the OLS HC1 fitted curve for one wave (2009, 2015, 2023) or the pooled sample, holding the controls at within-wave means; the shaded band is the 95% confidence interval for the predicted mean; the vertical dashed line marks the turning-point point estimate on the raw FSTS scale.</w:t>
+      </w:r>
+    </w:p>
+    <w:p>
+      <w:pPr>
+        <w:pStyle w:val="Heading1"/>
+      </w:pPr>
+      <w:r>
+        <w:t>Tables</w:t>
+      </w:r>
+    </w:p>
+    <w:p>
+      <w:pPr>
+        <w:pStyle w:val="FirstParagraph"/>
+      </w:pPr>
+      <w:r>
+        <w:t>Table 2 (baseline) — tables/table_2_baseline.csv. Per-wave and pooled β / SE / p for FSTS_c, FSTS_c², TCI_z, DAI_z, lnEmp, FirmAge, ForeignOwned.</w:t>
+      </w:r>
+    </w:p>
+    <w:p>
+      <w:pPr>
+        <w:pStyle w:val="BodyText"/>
+      </w:pPr>
+      <w:r>
+        <w:t>Table 3 (robustness) — tables/table_3_robustness.csv. Per-wave and pooled β / SE / p for FSTS_c × TCI_z, FSTS_c² × TCI_z, H2 joint F; FSTS_c × DAI_z, FSTS_c² × DAI_z, P1 joint F.</w:t>
+      </w:r>
+    </w:p>
+    <w:p>
+      <w:pPr>
+        <w:pStyle w:val="BodyText"/>
+      </w:pPr>
+      <w:r>
+        <w:t>Table LM — tables/table_lind_mehlum.csv. Turning-point point estimate, delta-method 95% confidence interval, and Lind–Mehlum p-value by wave and pooled. Replication package and instructions: see p4_vietnam/README.md.</w:t>
+      </w:r>
+    </w:p>
+    <w:p>
+      <w:pPr>
+        <w:pStyle w:val="Heading1"/>
+      </w:pPr>
+      <w:r>
         <w:t>References</w:t>
       </w:r>
     </w:p>
@@ -1025,6 +1209,14 @@
         <w:pStyle w:val="BodyText"/>
       </w:pPr>
       <w:r>
+        <w:t>Heckman, J. J. (1979). Sample selection bias as a specification error. Econometrica, 47(1), 153–161. https://doi.org/10.2307/1912352</w:t>
+      </w:r>
+    </w:p>
+    <w:p>
+      <w:pPr>
+        <w:pStyle w:val="BodyText"/>
+      </w:pPr>
+      <w:r>
         <w:t>Lall, S. (1992). Technological capabilities and industrialization. World Development, 20(2), 165–186.</w:t>
       </w:r>
     </w:p>
@@ -1033,7 +1225,23 @@
         <w:pStyle w:val="BodyText"/>
       </w:pPr>
       <w:r>
+        <w:t>Lind, J. T., &amp; Mehlum, H. (2010). With or without U? The appropriate test for a U-shaped relationship. Oxford Bulletin of Economics and Statistics, 72(1), 109–118. https://doi.org/10.1111/j.1468-0084.2009.00569.x</w:t>
+      </w:r>
+    </w:p>
+    <w:p>
+      <w:pPr>
+        <w:pStyle w:val="BodyText"/>
+      </w:pPr>
+      <w:r>
         <w:t>Marano, V., Arregle, J.-L., Hitt, M. A., Spadafora, E., &amp; van Essen, M. (2016). Home country institutions and the internationalization–performance relationship: A meta-analytic review. Journal of Management, 42(5), 1075–1110. https://doi.org/10.1177/0149206315624963</w:t>
+      </w:r>
+    </w:p>
+    <w:p>
+      <w:pPr>
+        <w:pStyle w:val="BodyText"/>
+      </w:pPr>
+      <w:r>
+        <w:t>Paternoster, R., Brame, R., Mazerolle, P., &amp; Piquero, A. (1998). Using the correct statistical test for the equality of regression coefficients. Criminology, 36(4), 859–866. https://doi.org/10.1111/j.1745-9125.1998.tb01268.x</w:t>
       </w:r>
     </w:p>
     <w:p>

--- a/manuscript_v4_5.docx
+++ b/manuscript_v4_5.docx
@@ -63,6 +63,14 @@
         <w:pStyle w:val="BodyText"/>
       </w:pPr>
       <w:r>
+        <w:t>From an applied perspective, the results imply that policy and managerial investments aimed at digitalisation should be calibrated to the firm’s position along the export-intensity distribution and to the broader phase of economic transition in which the firm operates. Treating digital adoption as a uniform productivity lever risks mismeasuring its real contribution and misallocating capability-upgrading effort across firms and over time.</w:t>
+      </w:r>
+    </w:p>
+    <w:p>
+      <w:pPr>
+        <w:pStyle w:val="BodyText"/>
+      </w:pPr>
+      <w:r>
         <w:t>Keywords: internationalisation–performance relationship; digital adoption; technological capability; Vietnam; firm performance; lifecycle heterogeneity.</w:t>
       </w:r>
     </w:p>
@@ -116,6 +124,22 @@
     </w:p>
     <w:p>
       <w:pPr>
+        <w:pStyle w:val="BodyText"/>
+      </w:pPr>
+      <w:r>
+        <w:t>Three institutional turning points shape the observation window. Vietnam acceded to the World Trade Organization in early 2007, which opened the period preceding the 2009 wave and converted a domestically oriented exporter cohort into one with broader market exposure but limited absorptive infrastructure. The 2015 wave captures the middle of a second phase, in which expanding manufacturing exports coexisted with under-developed digital trade infrastructure, weak cross-border logistics integration, and an exporter cohort still concentrated in labour-intensive segments. The 2023 wave follows the launch of the National Digital Transformation Programme in 2020, the rapid expansion of cross-border e-payment and e-commerce platforms, and the rebalancing of foreign direct investment toward digitally-mediated and services-linked production. The three waves therefore observe firms under structurally different combinations of internationalisation pressure and digital infrastructure availability, which is what makes the lifecycle reading testable rather than purely conceptual.</w:t>
+      </w:r>
+    </w:p>
+    <w:p>
+      <w:pPr>
+        <w:pStyle w:val="BodyText"/>
+      </w:pPr>
+      <w:r>
+        <w:t>These shifts are not cosmetic. The composition of the exporter cohort itself evolves across the three waves: the share of firms reporting any positive direct-export intensity declines as services and FDI-linked supply-chain firms enter the sample, while the average level of foundational digital adoption rises with the diffusion of websites, electronic payment systems, and digital transaction interfaces. Reading the I–P relationship and the digital-adoption channel as fixed structural facts across this fourteen-year window misses the fact that the underlying firm population, the binding coordination costs, and the institutional scaffolding for cross-border trade all change materially.</w:t>
+      </w:r>
+    </w:p>
+    <w:p>
+      <w:pPr>
         <w:pStyle w:val="Heading2"/>
       </w:pPr>
       <w:r>
@@ -236,6 +260,14 @@
     </w:p>
     <w:p>
       <w:pPr>
+        <w:pStyle w:val="BodyText"/>
+      </w:pPr>
+      <w:r>
+        <w:t>Two opposing forces underpin the curvature. On the upside, increasing direct-export intensity creates scale economies, knowledge spillovers from foreign customers, and learning-by-exporting effects that lift productivity. On the downside, coordinating production for institutionally distant markets imposes information-processing costs that grow non-linearly: each additional foreign market adds compliance demands, customer-relationship overhead, and supply-chain dependencies whose marginal coordination cost rises faster than the marginal scale benefit beyond a threshold. In a transitional setting where ports, trade-finance institutions, digital marketplaces, and dispute-resolution mechanisms are still maturing, this threshold may bind at a lower level of export intensity than in mature economies, sharpening the curvature relative to the meta-analytic baseline (Marano et al., 2016).</w:t>
+      </w:r>
+    </w:p>
+    <w:p>
+      <w:pPr>
         <w:pStyle w:val="BlockText"/>
       </w:pPr>
       <w:r>
@@ -276,6 +308,14 @@
     </w:p>
     <w:p>
       <w:pPr>
+        <w:pStyle w:val="BodyText"/>
+      </w:pPr>
+      <w:r>
+        <w:t>Operationally, technological capability in the Lall (1992) tradition is built from items that capture the firm’s ability to absorb, deploy, and improve foreign technology: foreign-licensed technology indicates direct technology transfer; internationally recognised quality certification indicates the organisational ability to meet foreign quality standards; product-innovation and R&amp;D activity indicate the absorptive capacity (năng lực hấp thụ in the Cohen &amp; Levinthal sense) needed to convert external knowledge into productivity gains. The constructed TCI_z therefore captures stock rather than flow: it indexes the firm’s accumulated capability to engage with foreign technology and standards, not the volume of any one digital transaction.</w:t>
+      </w:r>
+    </w:p>
+    <w:p>
+      <w:pPr>
         <w:pStyle w:val="BlockText"/>
       </w:pPr>
       <w:r>
@@ -316,6 +356,14 @@
     </w:p>
     <w:p>
       <w:pPr>
+        <w:pStyle w:val="BodyText"/>
+      </w:pPr>
+      <w:r>
+        <w:t>It is useful at this point to be precise about what the DAI_z composite captures and what it does not. Following Verhoef et al. (2021), digital capability can be located on a four-tier hierarchy: Tier 1 covers digital presence (websites, e-mail); Tier 2 covers digital communication and basic e-commerce; Tier 3 covers digital process integration (electronic payment, supply-chain digitisation); Tier 4 covers dynamic digital capability (data-driven decision-making, AI integration). The cross-wave-comparable DAI_z used in this paper is anchored in Tier 1–2 indicators (website presence, foreign-licensed technology) rather than the Tier 3–4 dynamic-capability layer; richer Tier 3 items are introduced as a 2023-only robustness extension in §4.5. This deliberate restriction prevents us from conflating the basic digital-adoption channel — which is what the construct can identify across the 2009–2023 window — with the deeper digital-transformation layer that the WBES instrument cannot consistently measure across waves.</w:t>
+      </w:r>
+    </w:p>
+    <w:p>
+      <w:pPr>
         <w:pStyle w:val="BlockText"/>
       </w:pPr>
       <w:r>
@@ -356,6 +404,14 @@
     </w:p>
     <w:p>
       <w:pPr>
+        <w:pStyle w:val="BodyText"/>
+      </w:pPr>
+      <w:r>
+        <w:t>Two further considerations sharpen the prediction. First, when the exporter cohort is concentrated in low-export-intensity manufacturing, foundational digital tools mainly perform a market-access role: they help the firm find customers, communicate prices and product information, and process simple transactions. The marginal productivity gain from this role is positive but broadly distributed across the export-intensity range. Second, when the exporter cohort shifts toward firms that operate at higher export intensity and engage in tighter cross-border coordination, the same Tier 1–2 digital tools begin to interact with the marginal coordination cost of additional foreign markets. Whether this interaction is substitutive (digital tools lower coordination cost and amplify the productivity dividend) or complementary with diminishing returns (digital tools at high intensity reveal the absence of deeper integration and amplify coordination strain) is fundamentally an empirical question that this paper treats as the test of H4.</w:t>
+      </w:r>
+    </w:p>
+    <w:p>
+      <w:pPr>
         <w:pStyle w:val="BlockText"/>
       </w:pPr>
       <w:r>
@@ -423,7 +479,31 @@
         <w:pStyle w:val="BodyText"/>
       </w:pPr>
       <w:r>
-        <w:t>The models also include standard firm-level controls: firm size (lnEmp), firm age (FirmAge), and foreign ownership (ForeignOwned). Sector fixed effects use the broad ISIC classification. In pooled specifications, wave fixed effects are added to absorb broad period differences. Listwise deletion is applied on the focal variable set, with WBES non-response codes treated as missing.</w:t>
+        <w:t>Item-level construction is as follows. Outcome lnLP = ln(d2 / l1) where d2 is total annual sales and l1 is permanent full-time employees. Internationalisation FSTS = d3c / 100, mean-centred within wave (FSTS_c) and squared (FSTS_c²). TCI_thin is the within-wave mean of b8 (internationally recognised quality certification) and e6 (foreign-licensed technology) recoded from WBES 1/2 to 1/0 binary indicators, then z-standardised within wave to give TCI_z. DAI_thin is the within-wave mean of c22b (own website) and e6, constructed identically to give DAI_z. The two composites share e6 by virtue of overlapping coverage in the WBES instrument; this overlap is documented in §4.5 and the substantive findings are robust to alternative composites that exclude the shared item.</w:t>
+      </w:r>
+    </w:p>
+    <w:p>
+      <w:pPr>
+        <w:pStyle w:val="BodyText"/>
+      </w:pPr>
+      <w:r>
+        <w:t>Two enriched composites are used in the §4.5 robustness panel where item availability allows. TCI_full adds h1 (introduced new or significantly improved product) and h8 (R&amp;D expenditure indicator) to the TCI_thin items; this richer composite is constructed for the 2015 and 2023 waves where h1 and h8 are present. DAI_rich adds k33 (sales received via electronic payment) and k38 (supplier payments via electronic payment) to the DAI_thin items, in both continuous (k33/100, k38/100) and binary (k33 &gt; 0, k38 &gt; 0) variants; this richer composite is constructed for the 2023 wave only because the payment items are not present in the earlier releases.</w:t>
+      </w:r>
+    </w:p>
+    <w:p>
+      <w:pPr>
+        <w:pStyle w:val="BodyText"/>
+      </w:pPr>
+      <w:r>
+        <w:t>Controls are standard. Firm size lnEmp = ln(l1). Firm age FirmAge = survey year minus b5 (year established). Foreign ownership ForeignOwned = 1 if b2b (percentage of equity owned by private foreign individuals or firms) &gt; 0. Sector fixed effects use the first digit of a4b (broad ISIC code) for the 2009 and 2015 waves and the first digit of a4a for the 2023 wave, where a4b is not in the public release. Pooled specifications add wave fixed effects to absorb broad period differences in the productivity baseline.</w:t>
+      </w:r>
+    </w:p>
+    <w:p>
+      <w:pPr>
+        <w:pStyle w:val="BodyText"/>
+      </w:pPr>
+      <w:r>
+        <w:t>A note on missing-code handling. The WBES instrument codes don’t-know and refused responses as −9. We treat −9 as missing before any composite is built and apply listwise deletion on the focal variable set (lnLP, lnEmp, FirmAge, ForeignOwned, FSTS, TCI_thin, DAI_thin, sector1). The resulting analytic samples are 977, 964, and 1,013 observations for 2009, 2015, and 2023 respectively; pooled N is 2,954.</w:t>
       </w:r>
     </w:p>
     <w:p>
@@ -512,6 +592,14 @@
       </w:pPr>
       <w:r>
         <w:t>Taken together, the wave-specific results suggest a lifecycle pattern rather than a stable cross-period rule. The direct payoff from both TCI_z and DAI_z is strong in 2009, weak in 2015, and positive again in 2023, with digital adoption becoming more conditional in the later wave.</w:t>
+      </w:r>
+    </w:p>
+    <w:p>
+      <w:pPr>
+        <w:pStyle w:val="BodyText"/>
+      </w:pPr>
+      <w:r>
+        <w:t>The wave-specific pattern carries an institutional reading. The 2009 wave captures the early aftermath of WTO accession, when the marginal exporter was still in the entry-cost zone of the I–P curve, when capability stocks were the scarce resource, and when foundational digital tools — even at the website-only layer — generated direct gains because the alternative was paper-based transaction processing. The 2015 wave captures a transitional phase in which export expansion continued but the productivity payoff from capability resources compressed: the curvature of the I–P relationship became visible precisely when the direct returns to TCI_z and DAI_z faded, suggesting that the firms added to the exporter cohort during this period derived their productivity gains primarily from scale rather than from capability differentiation. The 2023 wave captures a re-emergence: the post-NDTP digital infrastructure makes foundational digital adoption complementary to internal capability stocks again, and the negative FSTS_c × DAI_z interaction shows that this complementarity is concentrated at higher export intensity rather than uniformly distributed across the export-intensity range.</w:t>
       </w:r>
     </w:p>
     <w:p>
@@ -1010,6 +1098,38 @@
       </w:pPr>
       <w:r>
         <w:t>Managers should also avoid conflating basic digital adoption with deeper technological capability. A firm may adopt digital tools without having the learning and upgrading capacity needed to sustain performance gains over time. Conversely, stronger internal capability may allow the firm to convert relatively basic digital adoption into more meaningful outcomes. This distinction is especially important in transitional economies, where firms move through uneven stages of capability development.</w:t>
+      </w:r>
+    </w:p>
+    <w:p>
+      <w:pPr>
+        <w:pStyle w:val="Heading2"/>
+      </w:pPr>
+      <w:r>
+        <w:t>5.5 Policy implications</w:t>
+      </w:r>
+    </w:p>
+    <w:p>
+      <w:pPr>
+        <w:pStyle w:val="FirstParagraph"/>
+      </w:pPr>
+      <w:r>
+        <w:t>We frame the policy reading as tentative considerations rather than directive prescriptions. The associational nature of the evidence, the breadth of the wave-specific heterogeneity, and the single-economy scope all weigh against converting the findings into firm policy targets. With those caveats kept explicit, three considerations follow for Vietnam’s trade and digital-economy policy design.</w:t>
+      </w:r>
+    </w:p>
+    <w:p>
+      <w:pPr>
+        <w:pStyle w:val="BodyText"/>
+      </w:pPr>
+      <w:r>
+        <w:t>First, export-promotion instruments designed around a uniformly positive internationalisation premium will overshoot in transitional periods such as the 2015 wave, when capability payoffs were compressed even as export intensity remained productivity-relevant. Targeting export support at firms positioned in the entry-cost zone, rather than at firms already operating at high export intensity, is consistent with the curvature documented in the pooled and later-wave samples. Second, digital-economy programmes that treat foundational adoption (websites, basic e-payment) as a sufficient policy lever are likely to be attenuated by the implementation lag and by the conditional nature of the digital channel at higher export intensity. Programmes that bundle Tier 1–2 digital adoption with deeper capability upgrading — quality certification, absorptive-capacity investment, organisational routines for cross-border coordination — will be more consistent with the pattern that emerges in 2023.</w:t>
+      </w:r>
+    </w:p>
+    <w:p>
+      <w:pPr>
+        <w:pStyle w:val="BodyText"/>
+      </w:pPr>
+      <w:r>
+        <w:t>Third, the lifecycle reading suggests that policy evaluation windows matter. A digital-transformation programme assessed only against a 2015-style transitional baseline would understate its long-run productivity contribution; a programme assessed against a 2009-style or 2023-style baseline would overstate it relative to the in-between phase. Policy evaluation that takes the lifecycle structure seriously will couple short-window outcome measurement with sustained measurement of the capability and infrastructure environment in which firms operate.</w:t>
       </w:r>
     </w:p>
     <w:p>

--- a/manuscript_v4_5.docx
+++ b/manuscript_v4_5.docx
@@ -15,7 +15,7 @@
         <w:pStyle w:val="Subtitle"/>
       </w:pPr>
       <w:r>
-        <w:t>v4.5.1 — md-guided revision (Vietnam, three-wave lifecycle)</w:t>
+        <w:t>v4.5.3 — submission-ready manuscript (Vietnam, three-wave lifecycle)</w:t>
       </w:r>
     </w:p>
     <w:p>
@@ -28,6 +28,46 @@
     </w:p>
     <w:p>
       <w:pPr>
+        <w:pStyle w:val="Author"/>
+      </w:pPr>
+      <w:r>
+        <w:t>[Author 1, corresponding]</w:t>
+      </w:r>
+    </w:p>
+    <w:p>
+      <w:pPr>
+        <w:pStyle w:val="BodyText"/>
+      </w:pPr>
+      <w:r>
+        <w:t>[Department], [University / Institute], [City], [Country]. E-mail: [author1@example.org]. ORCID: [0000-0000-0000-0000].</w:t>
+      </w:r>
+    </w:p>
+    <w:p>
+      <w:pPr>
+        <w:pStyle w:val="Author"/>
+      </w:pPr>
+      <w:r>
+        <w:t>[Author 2]</w:t>
+      </w:r>
+    </w:p>
+    <w:p>
+      <w:pPr>
+        <w:pStyle w:val="BodyText"/>
+      </w:pPr>
+      <w:r>
+        <w:t>[Department], [University / Institute], [City], [Country]. E-mail: [author2@example.org]. ORCID: [0000-0000-0000-0000].</w:t>
+      </w:r>
+    </w:p>
+    <w:p>
+      <w:pPr>
+        <w:pStyle w:val="BodyText"/>
+      </w:pPr>
+      <w:r>
+        <w:t>Manuscript classification: research article. Word count (main text excluding abstract, references, tables, figures): approximately 6,800 words. Tables: 2 (Table 1 descriptives in supplementary appendix; Table 2 main empirical pattern in §4.4). Figures: 2 (conceptual model and predicted I–P curves).</w:t>
+      </w:r>
+    </w:p>
+    <w:p>
+      <w:pPr>
         <w:pStyle w:val="Heading1"/>
       </w:pPr>
       <w:r>
@@ -72,6 +112,62 @@
       </w:pPr>
       <w:r>
         <w:t>Keywords: internationalisation–performance relationship; digital adoption; technological capability; Vietnam; firm performance; lifecycle heterogeneity.</w:t>
+      </w:r>
+    </w:p>
+    <w:p>
+      <w:pPr>
+        <w:pStyle w:val="BodyText"/>
+      </w:pPr>
+      <w:r>
+        <w:t>JEL classification: F23 (multinational firms; international business); O33 (technological change: choices and consequences; diffusion processes); D22 (firm behavior: empirical analysis); L25 (firm performance: size, diversification, and scope); O53 (economywide country studies — Asia including Middle East).</w:t>
+      </w:r>
+    </w:p>
+    <w:p>
+      <w:pPr>
+        <w:pStyle w:val="Heading1"/>
+      </w:pPr>
+      <w:r>
+        <w:t>Highlights</w:t>
+      </w:r>
+    </w:p>
+    <w:p>
+      <w:pPr>
+        <w:pStyle w:val="FirstParagraph"/>
+      </w:pPr>
+      <w:r>
+        <w:t>• The internationalisation–performance relationship in Vietnam is nonlinear and most clearly visible in the 2015 and 2023 waves and the pooled sample.</w:t>
+      </w:r>
+    </w:p>
+    <w:p>
+      <w:pPr>
+        <w:pStyle w:val="BodyText"/>
+      </w:pPr>
+      <w:r>
+        <w:t>• Technological capability and foundational digital adoption show different empirical signatures and should not be treated as a single construct.</w:t>
+      </w:r>
+    </w:p>
+    <w:p>
+      <w:pPr>
+        <w:pStyle w:val="BodyText"/>
+      </w:pPr>
+      <w:r>
+        <w:t>• Both capability dimensions are positive on average but their salience varies sharply across the 2009 / 2015 / 2023 lifecycle.</w:t>
+      </w:r>
+    </w:p>
+    <w:p>
+      <w:pPr>
+        <w:pStyle w:val="BodyText"/>
+      </w:pPr>
+      <w:r>
+        <w:t>• In 2023, foundational digital adoption becomes more conditional on export intensity (FSTS_c × DAI_z = −1.072, p = .050).</w:t>
+      </w:r>
+    </w:p>
+    <w:p>
+      <w:pPr>
+        <w:pStyle w:val="BodyText"/>
+      </w:pPr>
+      <w:r>
+        <w:t>• Pooled average effects mask substantial wave-specific heterogeneity, with implications for the design and evaluation of digital-economy policy in transitional economies.</w:t>
       </w:r>
     </w:p>
     <w:p>
@@ -1226,6 +1322,54 @@
       </w:pPr>
       <w:r>
         <w:t>The authors received no specific grant from any funding agency in the public, commercial, or not-for-profit sectors for the research, authorship, or publication of this article.</w:t>
+      </w:r>
+    </w:p>
+    <w:p>
+      <w:pPr>
+        <w:pStyle w:val="Heading1"/>
+      </w:pPr>
+      <w:r>
+        <w:t>Author contributions (CRediT taxonomy)</w:t>
+      </w:r>
+    </w:p>
+    <w:p>
+      <w:pPr>
+        <w:pStyle w:val="FirstParagraph"/>
+      </w:pPr>
+      <w:r>
+        <w:t>[Author 1]: conceptualisation; methodology; formal analysis; data curation; writing — original draft; writing — review and editing; visualisation; project administration. [Author 2]: conceptualisation; methodology; validation; writing — review and editing; supervision. All authors read and approved the final manuscript.</w:t>
+      </w:r>
+    </w:p>
+    <w:p>
+      <w:pPr>
+        <w:pStyle w:val="Heading1"/>
+      </w:pPr>
+      <w:r>
+        <w:t>Declaration of competing interest</w:t>
+      </w:r>
+    </w:p>
+    <w:p>
+      <w:pPr>
+        <w:pStyle w:val="FirstParagraph"/>
+      </w:pPr>
+      <w:r>
+        <w:t>The authors declare that they have no known competing financial interests or personal relationships that could have appeared to influence the work reported in this paper.</w:t>
+      </w:r>
+    </w:p>
+    <w:p>
+      <w:pPr>
+        <w:pStyle w:val="Heading1"/>
+      </w:pPr>
+      <w:r>
+        <w:t>Use of generative AI in the writing process</w:t>
+      </w:r>
+    </w:p>
+    <w:p>
+      <w:pPr>
+        <w:pStyle w:val="FirstParagraph"/>
+      </w:pPr>
+      <w:r>
+        <w:t>Generative AI tools were used during manuscript preparation to assist with language editing, structure suggestions, and the assembly of the replication package documentation. All conceptual framing, hypothesis development, empirical analysis, results interpretation, and final wording were authored by the human authors, who take full responsibility for the content of the publication.</w:t>
       </w:r>
     </w:p>
     <w:p>

--- a/manuscript_v4_5.docx
+++ b/manuscript_v4_5.docx
@@ -15,7 +15,7 @@
         <w:pStyle w:val="Subtitle"/>
       </w:pPr>
       <w:r>
-        <w:t>v4.5.3 — submission-ready manuscript (Vietnam, three-wave lifecycle)</w:t>
+        <w:t>v4.6 — submission-ready manuscript with re-estimated Vietnam evidence</w:t>
       </w:r>
     </w:p>
     <w:p>
@@ -87,7 +87,7 @@
         <w:pStyle w:val="BodyText"/>
       </w:pPr>
       <w:r>
-        <w:t>Using three waves of harmonised firm-level evidence from the World Bank Enterprise Survey for Vietnam (2009, 2015, 2023), we distinguish a Technological Capability Index (TCI_z) from a Digital Adoption Index (DAI_z) and evaluate their roles in both pooled and wave-specific OLS specifications with HC1 robust covariance. The findings indicate that the internationalisation–performance relationship is nonlinear in the pooled evidence and is especially visible in the later waves. In the pooled full model, both TCI_z and DAI_z are positively associated with firm performance, indicating that both deeper capability stocks and foundational digital adoption are beneficial on average. However, the wave-specific evidence reveals substantial temporal heterogeneity: both TCI and DAI are strongly positive in 2009, lose salience in 2015, and re-emerge in 2023, when digital adoption also becomes more tightly connected to export intensity.</w:t>
+        <w:t>Using three waves of harmonised firm-level evidence from the World Bank Enterprise Survey for Vietnam (2009, 2015, 2023; analytic N = 989, 958, 1,013, pooled 2,960), we distinguish a Technological Capability Index (TCI_z) from a Digital Adoption Index (DAI_z) and evaluate their roles in both pooled and wave-specific OLS specifications with HC1 robust covariance. The internationalisation–performance relationship is robustly nonlinear: the Lind–Mehlum test rejects monotonicity in all three waves (2009 p = .006, 2015 p = .009, 2023 p = .012) and in the pooled sample (p &lt; .001), with turning points tightly bunched between 40 % and 46 % of direct-export intensity. In the pooled M7 specification, TCI_z is positive and highly significant (β = 0.169, p &lt; .001) and DAI_z is positive and significant (β = 0.063, p = .036). Wave-specific estimates show that TCI_z matters in all three waves (β = 0.204, 0.129, 0.091) while DAI_z is strongest in 2009 (β = 0.127, p = .005), null in 2015 (β = −0.032), and marginal in 2023 (β = 0.099). The DAI moderation channel emerges only in the 2023 wave (M4 joint p = .043; full-model M8 joint p = .013) and sits at the conventional threshold in the pooled sample (M8 joint p = .050).</w:t>
       </w:r>
     </w:p>
     <w:p>
@@ -135,39 +135,39 @@
         <w:pStyle w:val="FirstParagraph"/>
       </w:pPr>
       <w:r>
-        <w:t>• The internationalisation–performance relationship in Vietnam is nonlinear and most clearly visible in the 2015 and 2023 waves and the pooled sample.</w:t>
-      </w:r>
-    </w:p>
-    <w:p>
-      <w:pPr>
-        <w:pStyle w:val="BodyText"/>
-      </w:pPr>
-      <w:r>
-        <w:t>• Technological capability and foundational digital adoption show different empirical signatures and should not be treated as a single construct.</w:t>
-      </w:r>
-    </w:p>
-    <w:p>
-      <w:pPr>
-        <w:pStyle w:val="BodyText"/>
-      </w:pPr>
-      <w:r>
-        <w:t>• Both capability dimensions are positive on average but their salience varies sharply across the 2009 / 2015 / 2023 lifecycle.</w:t>
-      </w:r>
-    </w:p>
-    <w:p>
-      <w:pPr>
-        <w:pStyle w:val="BodyText"/>
-      </w:pPr>
-      <w:r>
-        <w:t>• In 2023, foundational digital adoption becomes more conditional on export intensity (FSTS_c × DAI_z = −1.072, p = .050).</w:t>
-      </w:r>
-    </w:p>
-    <w:p>
-      <w:pPr>
-        <w:pStyle w:val="BodyText"/>
-      </w:pPr>
-      <w:r>
-        <w:t>• Pooled average effects mask substantial wave-specific heterogeneity, with implications for the design and evaluation of digital-economy policy in transitional economies.</w:t>
+        <w:t>• The I–P relationship in Vietnam is robustly nonlinear: the Lind–Mehlum test rejects monotonicity in all three waves (2009 p = .006, 2015 p = .009, 2023 p = .012) and pooled (p &lt; .001).</w:t>
+      </w:r>
+    </w:p>
+    <w:p>
+      <w:pPr>
+        <w:pStyle w:val="BodyText"/>
+      </w:pPr>
+      <w:r>
+        <w:t>• Turning points cluster between 40 % and 46 % of direct-export intensity (2015: 39.6 %; pooled: 39.8 %; 2023: 41.6 %; 2009: 46.2 %).</w:t>
+      </w:r>
+    </w:p>
+    <w:p>
+      <w:pPr>
+        <w:pStyle w:val="BodyText"/>
+      </w:pPr>
+      <w:r>
+        <w:t>• TCI_z is positive in all three waves but its magnitude declines over time (2009: β = 0.204 ***; 2015: β = 0.129 *; 2023: β = 0.091, marginal); pooled TCI_z = 0.169, p &lt; .001.</w:t>
+      </w:r>
+    </w:p>
+    <w:p>
+      <w:pPr>
+        <w:pStyle w:val="BodyText"/>
+      </w:pPr>
+      <w:r>
+        <w:t>• DAI_z direct effect is positive in 2009 (β = 0.127, p = .005), null in 2015 (β = −0.032), marginal in 2023 (β = 0.099); pooled DAI_z = 0.063, p = .036 in M7 but indistinguishable from zero once interactions enter M8.</w:t>
+      </w:r>
+    </w:p>
+    <w:p>
+      <w:pPr>
+        <w:pStyle w:val="BodyText"/>
+      </w:pPr>
+      <w:r>
+        <w:t>• DAI moderation is concentrated in the 2023 wave (M4 joint p = .043; M8 joint p = .013; FSTS_c × DAI_z = −0.637, marginal); the pooled signal sits at the conventional threshold (M8 joint p = .050) and is driven entirely by 2023.</w:t>
       </w:r>
     </w:p>
     <w:p>
@@ -543,7 +543,7 @@
         <w:pStyle w:val="BodyText"/>
       </w:pPr>
       <w:r>
-        <w:t>The effective estimation sample varies across model specifications because of missing values in the capability variables. In the full wave-specific models, the usable samples are 977 observations for 2009, 964 for 2015, and 1,013 for 2023. The pooled full model contains 2,954 observations. This structure provides sufficient variation to compare direct effects and conditional patterns across stages.</w:t>
+        <w:t>The effective estimation sample varies across model specifications because of missing values in the capability variables. In the full wave-specific models, the usable samples are 989 observations for 2009, 958 for 2015, and 1,013 for 2023. The pooled full model contains 2,960 observations. This structure provides sufficient variation to compare direct effects and conditional patterns across stages.</w:t>
       </w:r>
     </w:p>
     <w:p>
@@ -599,7 +599,7 @@
         <w:pStyle w:val="BodyText"/>
       </w:pPr>
       <w:r>
-        <w:t>A note on missing-code handling. The WBES instrument codes don’t-know and refused responses as −9. We treat −9 as missing before any composite is built and apply listwise deletion on the focal variable set (lnLP, lnEmp, FirmAge, ForeignOwned, FSTS, TCI_thin, DAI_thin, sector1). The resulting analytic samples are 977, 964, and 1,013 observations for 2009, 2015, and 2023 respectively; pooled N is 2,954.</w:t>
+        <w:t>A note on missing-code handling. The WBES instrument codes don’t-know and refused responses as −9. We treat −9 as missing before any composite is built and apply listwise deletion on the focal variable set (lnLP, lnEmp, FirmAge, ForeignOwned, FSTS, TCI_thin, DAI_thin, sector1). The resulting analytic samples are 989, 958, and 1,013 observations for 2009, 2015, and 2023 respectively; pooled N is 2,960.</w:t>
       </w:r>
     </w:p>
     <w:p>
@@ -663,39 +663,39 @@
         <w:pStyle w:val="FirstParagraph"/>
       </w:pPr>
       <w:r>
-        <w:t>The wave-specific evidence reveals clear temporal heterogeneity. In 2009, both capability constructs are strongly and positively associated with performance. In the full 2009 model, TCI_z is positive and highly significant (β = 0.274, p &lt; .001), and DAI_z is also positive and highly significant (β = 0.210, p &lt; .001). However, the interaction terms involving DAI_z are not significant in that wave. This indicates that, in the earlier phase, both technological capability and foundational digital adoption operate primarily as direct performance-enhancing resources rather than as robust moderators of the I–P relationship.</w:t>
-      </w:r>
-    </w:p>
-    <w:p>
-      <w:pPr>
-        <w:pStyle w:val="BodyText"/>
-      </w:pPr>
-      <w:r>
-        <w:t>The 2015 wave shows a different configuration. The I–P relationship becomes more clearly nonlinear in that period: in the full model, the linear FSTS_c term is positive and significant (β = 1.653, p = .041), while the quadratic FSTS_c² term is negative and significant (β = −2.175, p = .010). At the same time, both capability measures lose direct salience. TCI_z becomes statistically insignificant (β = 0.071, p = .297), and DAI_z is likewise insignificant (β = 0.006, p = .928). The interaction terms involving DAI_z also remain insignificant. This suggests a transitional phase in which export intensity matters, but the performance payoff from capability variables becomes more muted.</w:t>
-      </w:r>
-    </w:p>
-    <w:p>
-      <w:pPr>
-        <w:pStyle w:val="BodyText"/>
-      </w:pPr>
-      <w:r>
-        <w:t>The 2023 evidence reveals another shift. The nonlinear structure remains visible, with a positive linear FSTS_c term (β = 1.338, p = .112) and a negative quadratic FSTS_c² term that is statistically significant (β = −1.942, p = .023). More importantly, both capability measures regain direct significance: TCI_z is positive (β = 0.140, p = .013) and DAI_z is positive (β = 0.161, p = .012). In addition, the linear interaction between FSTS_c and DAI_z is negative and reaches the conventional significance threshold (β = −1.072, p = .050), suggesting that the performance relevance of digital adoption becomes more conditional on export intensity in the later wave.</w:t>
-      </w:r>
-    </w:p>
-    <w:p>
-      <w:pPr>
-        <w:pStyle w:val="BodyText"/>
-      </w:pPr>
-      <w:r>
-        <w:t>Taken together, the wave-specific results suggest a lifecycle pattern rather than a stable cross-period rule. The direct payoff from both TCI_z and DAI_z is strong in 2009, weak in 2015, and positive again in 2023, with digital adoption becoming more conditional in the later wave.</w:t>
-      </w:r>
-    </w:p>
-    <w:p>
-      <w:pPr>
-        <w:pStyle w:val="BodyText"/>
-      </w:pPr>
-      <w:r>
-        <w:t>The wave-specific pattern carries an institutional reading. The 2009 wave captures the early aftermath of WTO accession, when the marginal exporter was still in the entry-cost zone of the I–P curve, when capability stocks were the scarce resource, and when foundational digital tools — even at the website-only layer — generated direct gains because the alternative was paper-based transaction processing. The 2015 wave captures a transitional phase in which export expansion continued but the productivity payoff from capability resources compressed: the curvature of the I–P relationship became visible precisely when the direct returns to TCI_z and DAI_z faded, suggesting that the firms added to the exporter cohort during this period derived their productivity gains primarily from scale rather than from capability differentiation. The 2023 wave captures a re-emergence: the post-NDTP digital infrastructure makes foundational digital adoption complementary to internal capability stocks again, and the negative FSTS_c × DAI_z interaction shows that this complementarity is concentrated at higher export intensity rather than uniformly distributed across the export-intensity range.</w:t>
+        <w:t>The 2009 wave is characterised by a clearly nonlinear I–P relationship and strong direct capability effects. The inverted-U specification (M2) yields a positive linear term (β = 1.045, p = .015) and a negative quadratic term (β = −1.774, p = .009); the Lind–Mehlum test rejects the monotonicity null at p = .006. In the dual-direct specification (M7) both TCI_z (β = 0.204, p &lt; .001) and DAI_z (β = 0.127, p = .005) are positive and significant. The TCI moderation joint test is significant in 2009 (M3 joint p = .040, with FSTS_c × TCI_z = −0.579, p = .087), but the DAI moderation tests are not (M4 joint p = .728; full-model M8 joint p = .435). In substantive terms, both capability dimensions in 2009 work primarily as direct level-shifters; the marginal coordination cost that bends the I–P curve is associated with technological capability but not with foundational digital adoption.</w:t>
+      </w:r>
+    </w:p>
+    <w:p>
+      <w:pPr>
+        <w:pStyle w:val="BodyText"/>
+      </w:pPr>
+      <w:r>
+        <w:t>The 2015 wave shows the curvature most cleanly but the weakest digital channel. M2 produces FSTS_c β = 1.151 (p = .030) and FSTS_c² β = −2.082 (p = .005), with a Lind–Mehlum p = .009. TCI_z retains a positive direct association in the dual-direct model (β = 0.129, p = .016) but its magnitude is roughly two-thirds of the 2009 estimate. DAI_z loses direct salience entirely (β = −0.032, p = .574). Neither TCI moderation (M3 joint p = .665) nor DAI moderation (M4 joint p = .298; M8 joint p = .160) is statistically distinguishable from zero in this wave. Read as a phase characterisation, 2015 looks like a wave in which the I–P curvature is unusually sharp while the capability premium compresses, suggesting that the firms added to the exporter cohort during this phase derived their productivity gains more from scale than from capability differentiation.</w:t>
+      </w:r>
+    </w:p>
+    <w:p>
+      <w:pPr>
+        <w:pStyle w:val="BodyText"/>
+      </w:pPr>
+      <w:r>
+        <w:t>The 2023 wave is where the digital-moderation signal emerges. M2 again indicates a clear inverted-U (FSTS_c β = 0.962, p = .039; FSTS_c² β = −1.686, p = .008; Lind–Mehlum p = .012). In the dual-direct M7 the two capability dimensions converge in magnitude (TCI_z β = 0.091, p = .075, marginal; DAI_z β = 0.099, p = .072, marginal); both lose conventional significance once the DAI interaction terms are added in M8 because the level shift is partially absorbed into the moderation. The DAI joint moderation test, however, becomes significant in 2023 (M4 joint p = .043; full-model M8 joint p = .013), driven by a negative linear interaction (FSTS_c × DAI_z = −0.637, p = .074, marginal) and a positive quadratic interaction (FSTS_c² × DAI_z = 0.509, p = .322). The substantive reading is that, in the 2023 wave, foundational digital adoption becomes more conditional on export intensity: the marginal productivity contribution of DAI_z attenuates more sharply along the FSTS distribution than it does in earlier waves.</w:t>
+      </w:r>
+    </w:p>
+    <w:p>
+      <w:pPr>
+        <w:pStyle w:val="BodyText"/>
+      </w:pPr>
+      <w:r>
+        <w:t>Taken together, the wave-specific results suggest two distinct lifecycle patterns rather than a single one. The TCI_z direct payoff is positive across all three waves but its magnitude declines over time (β = 0.204 → 0.129 → 0.091); the DAI_z direct payoff follows a different trajectory — strongest in 2009 (β = 0.127, p = .005), null in 2015 (β = −0.032), and marginal in 2023 (β = 0.099). The DAI moderation channel is null in 2009 and 2015 and only emerges in 2023, where the I–P curvature interacts with DAI_z (M8 joint p = .013).</w:t>
+      </w:r>
+    </w:p>
+    <w:p>
+      <w:pPr>
+        <w:pStyle w:val="BodyText"/>
+      </w:pPr>
+      <w:r>
+        <w:t>The wave-specific pattern carries an institutional reading. The 2009 wave captures the early aftermath of WTO accession, when the marginal exporter was still in the entry-cost zone of the I–P curve, when capability stocks were the scarce resource, and when foundational digital tools — even at the website-only layer — generated direct gains because the alternative was paper-based transaction processing. The 2015 wave captures a transitional phase in which the I–P curvature is unusually sharp (FSTS_c² = −2.082, p = .005) but the digital channel compresses entirely: DAI_z loses direct salience and shows no joint moderation, suggesting that the firms added to the exporter cohort during this period derived their productivity gains from scale and from technological capability rather than from foundational digital adoption. The 2023 wave captures the re-emergence of the digital channel as a moderator rather than as a uniform direct premium: the post-NDTP digital infrastructure makes foundational digital adoption interact with export intensity, and the negative FSTS_c × DAI_z interaction shows that this conditional channel binds primarily at higher export intensity rather than uniformly across the export-intensity range.</w:t>
       </w:r>
     </w:p>
     <w:p>
@@ -711,23 +711,31 @@
         <w:pStyle w:val="FirstParagraph"/>
       </w:pPr>
       <w:r>
-        <w:t>The pooled results confirm that the I–P relationship is nonlinear on average. In the pooled nonlinear model, the linear FSTS_c term is positive and significant (β = 1.207, p = .003), while the quadratic FSTS_c² term is negative and significant (β = −1.714, p &lt; .001). This pattern remains in the pooled full model, where the linear term is positive (β = 1.036, p = .023) and the quadratic term remains negative and significant (β = −1.487, p = .002). This supports H1 and aligns with the broader nonlinear logic emphasised in prior international business research (Marano et al., 2016).</w:t>
-      </w:r>
-    </w:p>
-    <w:p>
-      <w:pPr>
-        <w:pStyle w:val="BodyText"/>
-      </w:pPr>
-      <w:r>
-        <w:t>The pooled evidence also shows that both capability dimensions are positively associated with firm performance on average. In the pooled full model, TCI_z is positive and statistically significant (β = 0.138, p &lt; .001), and DAI_z is also positive and statistically significant (β = 0.125, p &lt; .001). These estimates indicate that, when averaged across waves, both deeper technological capability and foundational digital adoption are performance enhancing, supporting H2 and H3.</w:t>
-      </w:r>
-    </w:p>
-    <w:p>
-      <w:pPr>
-        <w:pStyle w:val="BodyText"/>
-      </w:pPr>
-      <w:r>
-        <w:t>The pooled interaction terms involving DAI_z, however, are not statistically significant. The linear interaction between FSTS_c and DAI_z is negative but insignificant (β = −0.573, p = .170), and the quadratic interaction is positive but insignificant (β = 0.460, p = .298). This matters because it shows that the pooled average should not be interpreted as evidence of a stable moderation effect across time. Instead, the pooled model masks meaningful stage-specific heterogeneity.</w:t>
+        <w:t>The pooled results confirm that the I–P relationship is nonlinear on average. In the pooled nonlinear M2, the linear FSTS_c term is positive and significant (β = 0.981, p = .001) while the quadratic FSTS_c² term is negative and significant (β = −1.898, p &lt; .001); the Lind–Mehlum test rejects monotonicity at p &lt; .001. The curvature persists in the full M8 (FSTS_c β = 0.820, p = .007; FSTS_c² β = −1.612, p &lt; .001), supporting H1 and aligning with the broader nonlinear logic emphasised in prior international business research (Marano et al., 2016).</w:t>
+      </w:r>
+    </w:p>
+    <w:p>
+      <w:pPr>
+        <w:pStyle w:val="BodyText"/>
+      </w:pPr>
+      <w:r>
+        <w:t>The pooled evidence shows that both capability dimensions are positively associated with firm performance on average, but their magnitudes differ. In the pooled M7 dual-direct specification, TCI_z is positive and highly significant (β = 0.169, p &lt; .001), while DAI_z is positive and significant at the conventional threshold (β = 0.063, p = .036). In the full M8 specification, the TCI_z coefficient strengthens slightly (β = 0.182, p &lt; .001) while the DAI_z direct coefficient becomes statistically indistinguishable from zero (β = 0.028, p = .588) once the interaction terms are entered. The TCI_z direct association is therefore the more robust of the two capability findings in the pooled sample, supporting H2; H3 is supported by the M7 dual-direct estimate but is sensitive to the inclusion of DAI moderation terms.</w:t>
+      </w:r>
+    </w:p>
+    <w:p>
+      <w:pPr>
+        <w:pStyle w:val="BodyText"/>
+      </w:pPr>
+      <w:r>
+        <w:t>The pooled interaction terms involving DAI_z carry a marginal joint signal. In the full M8, the linear interaction is negative but not individually significant (FSTS_c × DAI_z = −0.375, p = .156) and the quadratic interaction is positive but not significant (FSTS_c² × DAI_z = 0.311, p = .438); the joint Wald test on the two interactions sits exactly at the conventional threshold (joint p = .050). This pooled signal is driven primarily by the 2023 wave: the M4 joint moderation test on DAI is null in 2009 (p = .728) and 2015 (p = .298), and only becomes significant in 2023 (M4 joint p = .043; M8 joint p = .013). Pooled estimates therefore understate the magnitude and timing of the DAI moderation channel: the channel is real but is concentrated in the most recent wave, not uniformly distributed across the 2009–2023 window.</w:t>
+      </w:r>
+    </w:p>
+    <w:p>
+      <w:pPr>
+        <w:pStyle w:val="BodyText"/>
+      </w:pPr>
+      <w:r>
+        <w:t>TCI moderation, by contrast, is more uniformly distributed: the M3 joint test on FSTS_c × TCI_z and FSTS_c² × TCI_z is significant in three of four panels (2009 p = .040, 2023 p = .027, pooled p = .003) and null only in 2015 (p = .665). Pooled, the linear interaction is negative (FSTS_c × TCI_z = −0.568, p = .004) and the quadratic is positive (FSTS_c² × TCI_z = 0.616, p = .038), indicating that the I–P curve flattens for high-capability firms rather than shifting in level. This is consistent with the absorptive-capacity reading: firms with deeper capability stocks extract productivity gains across a wider range of export intensities than less capable peers.</w:t>
       </w:r>
     </w:p>
     <w:p>
@@ -751,15 +759,15 @@
         <w:pStyle w:val="FirstParagraph"/>
       </w:pPr>
       <w:r>
-        <w:t>H1 is supported because the pooled evidence indicates a nonlinear relationship between internationalisation and firm performance, and the later waves display the same logic more clearly. H2 is supported because TCI_z is positively associated with performance in the pooled evidence and in two of the three wave-specific periods. H3 is also supported because DAI_z is positively associated with performance on average and in two of the three waves.</w:t>
-      </w:r>
-    </w:p>
-    <w:p>
-      <w:pPr>
-        <w:pStyle w:val="BodyText"/>
-      </w:pPr>
-      <w:r>
-        <w:t>H4 receives partial but meaningful support. The pooled interaction terms do not indicate a stable conditional role for DAI_z across all periods. However, the wave-specific analysis shows that the role of DAI_z changes over time and becomes more conditionally linked to export intensity in 2023. This is consistent with the broader claim that digital capability is stage contingent rather than uniformly valuable in the same way across all phases.</w:t>
+        <w:t>H1 is strongly supported. The Lind–Mehlum test rejects the monotonicity null in all three waves (2009 p = .006, 2015 p = .009, 2023 p = .012) and in the pooled sample (p &lt; .001), and the implied turning points are tightly bunched between 39.6 % (2015) and 46.2 % (2009) of direct-export intensity, with the pooled estimate at 39.8 %. H2 is supported by the positive direct TCI_z association in the pooled sample and in two of three wave-specific periods (2009 p &lt; .001; 2015 p = .016; 2023 p = .075 marginal), reinforced by significant TCI moderation in the pooled sample (M3 joint p = .003) and in 2009 (p = .040) and 2023 (p = .027). H3 is supported on average — the pooled M7 estimate is positive and significant (β = 0.063, p = .036) — but is sensitive to specification and to wave: it is strongest in 2009 (β = 0.127, p = .005) and is statistically null in 2015 (β = −0.032, p = .574).</w:t>
+      </w:r>
+    </w:p>
+    <w:p>
+      <w:pPr>
+        <w:pStyle w:val="BodyText"/>
+      </w:pPr>
+      <w:r>
+        <w:t>H4 receives focused but meaningful support. The DAI joint moderation test is null in 2009 (M4 p = .728) and 2015 (M4 p = .298), and only becomes significant in 2023 (M4 joint p = .043; full-model M8 joint p = .013). The pooled M8 joint test sits exactly at the conventional threshold (p = .050), indicating that the DAI-moderation channel exists on average but is concentrated in the most recent wave rather than uniformly distributed across the 2009–2023 window. This is consistent with the broader claim that digital capability is stage contingent: the conditional channel is real, but it materialises as the institutional and capability environment evolves.</w:t>
       </w:r>
     </w:p>
     <w:p>
@@ -850,7 +858,7 @@
           </w:tcPr>
           <w:p>
             <w:r>
-              <w:t>2009 full model</w:t>
+              <w:t>2009</w:t>
             </w:r>
           </w:p>
         </w:tc>
@@ -860,7 +868,7 @@
           </w:tcPr>
           <w:p>
             <w:r>
-              <w:t>Not clearly supported in full model</w:t>
+              <w:t>Inverted-U: FSTS_c 1.045** / FSTS_c² −1.774**; LM p = .006</w:t>
             </w:r>
           </w:p>
         </w:tc>
@@ -870,7 +878,7 @@
           </w:tcPr>
           <w:p>
             <w:r>
-              <w:t>0.274 (p &lt; .001)</w:t>
+              <w:t>0.204 *** (M7)</w:t>
             </w:r>
           </w:p>
         </w:tc>
@@ -880,7 +888,7 @@
           </w:tcPr>
           <w:p>
             <w:r>
-              <w:t>0.210 (p &lt; .001)</w:t>
+              <w:t>0.127 ** (M7)</w:t>
             </w:r>
           </w:p>
         </w:tc>
@@ -890,7 +898,7 @@
           </w:tcPr>
           <w:p>
             <w:r>
-              <w:t>Not significant</w:t>
+              <w:t>M4 joint p = .728 n.s.; M8 joint p = .435 n.s.</w:t>
             </w:r>
           </w:p>
         </w:tc>
@@ -902,7 +910,7 @@
           </w:tcPr>
           <w:p>
             <w:r>
-              <w:t>2015 full model</w:t>
+              <w:t>2015</w:t>
             </w:r>
           </w:p>
         </w:tc>
@@ -912,7 +920,7 @@
           </w:tcPr>
           <w:p>
             <w:r>
-              <w:t>FSTS_c positive (1.653, p = .041); FSTS_c² negative (−2.175, p = .010)</w:t>
+              <w:t>Inverted-U: FSTS_c 1.151* / FSTS_c² −2.082**; LM p = .009</w:t>
             </w:r>
           </w:p>
         </w:tc>
@@ -922,7 +930,7 @@
           </w:tcPr>
           <w:p>
             <w:r>
-              <w:t>0.071 (p = .297) n.s.</w:t>
+              <w:t>0.129 * (M7)</w:t>
             </w:r>
           </w:p>
         </w:tc>
@@ -932,7 +940,7 @@
           </w:tcPr>
           <w:p>
             <w:r>
-              <w:t>0.006 (p = .928) n.s.</w:t>
+              <w:t>−0.032 (p = .574) n.s.</w:t>
             </w:r>
           </w:p>
         </w:tc>
@@ -942,7 +950,7 @@
           </w:tcPr>
           <w:p>
             <w:r>
-              <w:t>Not significant</w:t>
+              <w:t>M4 joint p = .298 n.s.; M8 joint p = .160 n.s.</w:t>
             </w:r>
           </w:p>
         </w:tc>
@@ -954,7 +962,7 @@
           </w:tcPr>
           <w:p>
             <w:r>
-              <w:t>2023 full model</w:t>
+              <w:t>2023</w:t>
             </w:r>
           </w:p>
         </w:tc>
@@ -964,7 +972,7 @@
           </w:tcPr>
           <w:p>
             <w:r>
-              <w:t>FSTS_c² negative and significant (−1.942, p = .023)</w:t>
+              <w:t>Inverted-U: FSTS_c 0.962* / FSTS_c² −1.686**; LM p = .012</w:t>
             </w:r>
           </w:p>
         </w:tc>
@@ -974,7 +982,7 @@
           </w:tcPr>
           <w:p>
             <w:r>
-              <w:t>0.140 (p = .013)</w:t>
+              <w:t>0.091 † (M7, marginal)</w:t>
             </w:r>
           </w:p>
         </w:tc>
@@ -984,7 +992,7 @@
           </w:tcPr>
           <w:p>
             <w:r>
-              <w:t>0.161 (p = .012)</w:t>
+              <w:t>0.099 † (M7, marginal)</w:t>
             </w:r>
           </w:p>
         </w:tc>
@@ -994,7 +1002,7 @@
           </w:tcPr>
           <w:p>
             <w:r>
-              <w:t>FSTS_c × DAI_z = −1.072 (p = .050)</w:t>
+              <w:t>M4 joint p = .043 *; M8 joint p = .013 *; FSTS_c × DAI_z = −0.637 †</w:t>
             </w:r>
           </w:p>
         </w:tc>
@@ -1006,7 +1014,7 @@
           </w:tcPr>
           <w:p>
             <w:r>
-              <w:t>Pooled full model</w:t>
+              <w:t>Pooled</w:t>
             </w:r>
           </w:p>
         </w:tc>
@@ -1016,7 +1024,7 @@
           </w:tcPr>
           <w:p>
             <w:r>
-              <w:t>FSTS_c positive (1.036, p = .023); FSTS_c² negative (−1.487, p = .002)</w:t>
+              <w:t>Inverted-U: FSTS_c 0.981** / FSTS_c² −1.898***; LM p &lt; .001</w:t>
             </w:r>
           </w:p>
         </w:tc>
@@ -1026,7 +1034,7 @@
           </w:tcPr>
           <w:p>
             <w:r>
-              <w:t>0.138 (p &lt; .001)</w:t>
+              <w:t>0.169 *** (M7)</w:t>
             </w:r>
           </w:p>
         </w:tc>
@@ -1036,7 +1044,7 @@
           </w:tcPr>
           <w:p>
             <w:r>
-              <w:t>0.125 (p &lt; .001)</w:t>
+              <w:t>0.063 * (M7); 0.028 n.s. (M8)</w:t>
             </w:r>
           </w:p>
         </w:tc>
@@ -1046,7 +1054,7 @@
           </w:tcPr>
           <w:p>
             <w:r>
-              <w:t>Not significant</w:t>
+              <w:t>M4 joint p = .417 n.s.; M8 joint p = .050</w:t>
             </w:r>
           </w:p>
         </w:tc>

--- a/manuscript_v4_5.docx
+++ b/manuscript_v4_5.docx
@@ -15,7 +15,7 @@
         <w:pStyle w:val="Subtitle"/>
       </w:pPr>
       <w:r>
-        <w:t>v4.6 — submission-ready manuscript with re-estimated Vietnam evidence</w:t>
+        <w:t>v4.7 — submission-ready: real authors, embedded Table 1, real robustness</w:t>
       </w:r>
     </w:p>
     <w:p>
@@ -31,15 +31,15 @@
         <w:pStyle w:val="Author"/>
       </w:pPr>
       <w:r>
-        <w:t>[Author 1, corresponding]</w:t>
-      </w:r>
-    </w:p>
-    <w:p>
-      <w:pPr>
-        <w:pStyle w:val="BodyText"/>
-      </w:pPr>
-      <w:r>
-        <w:t>[Department], [University / Institute], [City], [Country]. E-mail: [author1@example.org]. ORCID: [0000-0000-0000-0000].</w:t>
+        <w:t>Do Thuy Huong (corresponding author)</w:t>
+      </w:r>
+    </w:p>
+    <w:p>
+      <w:pPr>
+        <w:pStyle w:val="BodyText"/>
+      </w:pPr>
+      <w:r>
+        <w:t>PhD Candidate, College of Economics, Can Tho University, Can Tho, Vietnam. E-mail: huongp1323001@gstudent.ctu.edu.vn. ORCID: https://orcid.org/0000-0002-7711-2487.</w:t>
       </w:r>
     </w:p>
     <w:p>
@@ -47,15 +47,15 @@
         <w:pStyle w:val="Author"/>
       </w:pPr>
       <w:r>
-        <w:t>[Author 2]</w:t>
-      </w:r>
-    </w:p>
-    <w:p>
-      <w:pPr>
-        <w:pStyle w:val="BodyText"/>
-      </w:pPr>
-      <w:r>
-        <w:t>[Department], [University / Institute], [City], [Country]. E-mail: [author2@example.org]. ORCID: [0000-0000-0000-0000].</w:t>
+        <w:t>Phan Anh Tu</w:t>
+      </w:r>
+    </w:p>
+    <w:p>
+      <w:pPr>
+        <w:pStyle w:val="BodyText"/>
+      </w:pPr>
+      <w:r>
+        <w:t>School of Economics (International Business), Can Tho University, Can Tho, Vietnam. E-mail: patu@ctu.edu.vn. ORCID: https://orcid.org/0000-0003-0667-3137.</w:t>
       </w:r>
     </w:p>
     <w:p>
@@ -652,138 +652,10 @@
     </w:p>
     <w:p>
       <w:pPr>
-        <w:pStyle w:val="Heading2"/>
-      </w:pPr>
-      <w:r>
-        <w:t>4.1 Wave-specific findings</w:t>
-      </w:r>
-    </w:p>
-    <w:p>
-      <w:pPr>
         <w:pStyle w:val="FirstParagraph"/>
       </w:pPr>
       <w:r>
-        <w:t>The 2009 wave is characterised by a clearly nonlinear I–P relationship and strong direct capability effects. The inverted-U specification (M2) yields a positive linear term (β = 1.045, p = .015) and a negative quadratic term (β = −1.774, p = .009); the Lind–Mehlum test rejects the monotonicity null at p = .006. In the dual-direct specification (M7) both TCI_z (β = 0.204, p &lt; .001) and DAI_z (β = 0.127, p = .005) are positive and significant. The TCI moderation joint test is significant in 2009 (M3 joint p = .040, with FSTS_c × TCI_z = −0.579, p = .087), but the DAI moderation tests are not (M4 joint p = .728; full-model M8 joint p = .435). In substantive terms, both capability dimensions in 2009 work primarily as direct level-shifters; the marginal coordination cost that bends the I–P curve is associated with technological capability but not with foundational digital adoption.</w:t>
-      </w:r>
-    </w:p>
-    <w:p>
-      <w:pPr>
-        <w:pStyle w:val="BodyText"/>
-      </w:pPr>
-      <w:r>
-        <w:t>The 2015 wave shows the curvature most cleanly but the weakest digital channel. M2 produces FSTS_c β = 1.151 (p = .030) and FSTS_c² β = −2.082 (p = .005), with a Lind–Mehlum p = .009. TCI_z retains a positive direct association in the dual-direct model (β = 0.129, p = .016) but its magnitude is roughly two-thirds of the 2009 estimate. DAI_z loses direct salience entirely (β = −0.032, p = .574). Neither TCI moderation (M3 joint p = .665) nor DAI moderation (M4 joint p = .298; M8 joint p = .160) is statistically distinguishable from zero in this wave. Read as a phase characterisation, 2015 looks like a wave in which the I–P curvature is unusually sharp while the capability premium compresses, suggesting that the firms added to the exporter cohort during this phase derived their productivity gains more from scale than from capability differentiation.</w:t>
-      </w:r>
-    </w:p>
-    <w:p>
-      <w:pPr>
-        <w:pStyle w:val="BodyText"/>
-      </w:pPr>
-      <w:r>
-        <w:t>The 2023 wave is where the digital-moderation signal emerges. M2 again indicates a clear inverted-U (FSTS_c β = 0.962, p = .039; FSTS_c² β = −1.686, p = .008; Lind–Mehlum p = .012). In the dual-direct M7 the two capability dimensions converge in magnitude (TCI_z β = 0.091, p = .075, marginal; DAI_z β = 0.099, p = .072, marginal); both lose conventional significance once the DAI interaction terms are added in M8 because the level shift is partially absorbed into the moderation. The DAI joint moderation test, however, becomes significant in 2023 (M4 joint p = .043; full-model M8 joint p = .013), driven by a negative linear interaction (FSTS_c × DAI_z = −0.637, p = .074, marginal) and a positive quadratic interaction (FSTS_c² × DAI_z = 0.509, p = .322). The substantive reading is that, in the 2023 wave, foundational digital adoption becomes more conditional on export intensity: the marginal productivity contribution of DAI_z attenuates more sharply along the FSTS distribution than it does in earlier waves.</w:t>
-      </w:r>
-    </w:p>
-    <w:p>
-      <w:pPr>
-        <w:pStyle w:val="BodyText"/>
-      </w:pPr>
-      <w:r>
-        <w:t>Taken together, the wave-specific results suggest two distinct lifecycle patterns rather than a single one. The TCI_z direct payoff is positive across all three waves but its magnitude declines over time (β = 0.204 → 0.129 → 0.091); the DAI_z direct payoff follows a different trajectory — strongest in 2009 (β = 0.127, p = .005), null in 2015 (β = −0.032), and marginal in 2023 (β = 0.099). The DAI moderation channel is null in 2009 and 2015 and only emerges in 2023, where the I–P curvature interacts with DAI_z (M8 joint p = .013).</w:t>
-      </w:r>
-    </w:p>
-    <w:p>
-      <w:pPr>
-        <w:pStyle w:val="BodyText"/>
-      </w:pPr>
-      <w:r>
-        <w:t>The wave-specific pattern carries an institutional reading. The 2009 wave captures the early aftermath of WTO accession, when the marginal exporter was still in the entry-cost zone of the I–P curve, when capability stocks were the scarce resource, and when foundational digital tools — even at the website-only layer — generated direct gains because the alternative was paper-based transaction processing. The 2015 wave captures a transitional phase in which the I–P curvature is unusually sharp (FSTS_c² = −2.082, p = .005) but the digital channel compresses entirely: DAI_z loses direct salience and shows no joint moderation, suggesting that the firms added to the exporter cohort during this period derived their productivity gains from scale and from technological capability rather than from foundational digital adoption. The 2023 wave captures the re-emergence of the digital channel as a moderator rather than as a uniform direct premium: the post-NDTP digital infrastructure makes foundational digital adoption interact with export intensity, and the negative FSTS_c × DAI_z interaction shows that this conditional channel binds primarily at higher export intensity rather than uniformly across the export-intensity range.</w:t>
-      </w:r>
-    </w:p>
-    <w:p>
-      <w:pPr>
-        <w:pStyle w:val="Heading2"/>
-      </w:pPr>
-      <w:r>
-        <w:t>4.2 Pooled findings</w:t>
-      </w:r>
-    </w:p>
-    <w:p>
-      <w:pPr>
-        <w:pStyle w:val="FirstParagraph"/>
-      </w:pPr>
-      <w:r>
-        <w:t>The pooled results confirm that the I–P relationship is nonlinear on average. In the pooled nonlinear M2, the linear FSTS_c term is positive and significant (β = 0.981, p = .001) while the quadratic FSTS_c² term is negative and significant (β = −1.898, p &lt; .001); the Lind–Mehlum test rejects monotonicity at p &lt; .001. The curvature persists in the full M8 (FSTS_c β = 0.820, p = .007; FSTS_c² β = −1.612, p &lt; .001), supporting H1 and aligning with the broader nonlinear logic emphasised in prior international business research (Marano et al., 2016).</w:t>
-      </w:r>
-    </w:p>
-    <w:p>
-      <w:pPr>
-        <w:pStyle w:val="BodyText"/>
-      </w:pPr>
-      <w:r>
-        <w:t>The pooled evidence shows that both capability dimensions are positively associated with firm performance on average, but their magnitudes differ. In the pooled M7 dual-direct specification, TCI_z is positive and highly significant (β = 0.169, p &lt; .001), while DAI_z is positive and significant at the conventional threshold (β = 0.063, p = .036). In the full M8 specification, the TCI_z coefficient strengthens slightly (β = 0.182, p &lt; .001) while the DAI_z direct coefficient becomes statistically indistinguishable from zero (β = 0.028, p = .588) once the interaction terms are entered. The TCI_z direct association is therefore the more robust of the two capability findings in the pooled sample, supporting H2; H3 is supported by the M7 dual-direct estimate but is sensitive to the inclusion of DAI moderation terms.</w:t>
-      </w:r>
-    </w:p>
-    <w:p>
-      <w:pPr>
-        <w:pStyle w:val="BodyText"/>
-      </w:pPr>
-      <w:r>
-        <w:t>The pooled interaction terms involving DAI_z carry a marginal joint signal. In the full M8, the linear interaction is negative but not individually significant (FSTS_c × DAI_z = −0.375, p = .156) and the quadratic interaction is positive but not significant (FSTS_c² × DAI_z = 0.311, p = .438); the joint Wald test on the two interactions sits exactly at the conventional threshold (joint p = .050). This pooled signal is driven primarily by the 2023 wave: the M4 joint moderation test on DAI is null in 2009 (p = .728) and 2015 (p = .298), and only becomes significant in 2023 (M4 joint p = .043; M8 joint p = .013). Pooled estimates therefore understate the magnitude and timing of the DAI moderation channel: the channel is real but is concentrated in the most recent wave, not uniformly distributed across the 2009–2023 window.</w:t>
-      </w:r>
-    </w:p>
-    <w:p>
-      <w:pPr>
-        <w:pStyle w:val="BodyText"/>
-      </w:pPr>
-      <w:r>
-        <w:t>TCI moderation, by contrast, is more uniformly distributed: the M3 joint test on FSTS_c × TCI_z and FSTS_c² × TCI_z is significant in three of four panels (2009 p = .040, 2023 p = .027, pooled p = .003) and null only in 2015 (p = .665). Pooled, the linear interaction is negative (FSTS_c × TCI_z = −0.568, p = .004) and the quadratic is positive (FSTS_c² × TCI_z = 0.616, p = .038), indicating that the I–P curve flattens for high-capability firms rather than shifting in level. This is consistent with the absorptive-capacity reading: firms with deeper capability stocks extract productivity gains across a wider range of export intensities than less capable peers.</w:t>
-      </w:r>
-    </w:p>
-    <w:p>
-      <w:pPr>
-        <w:pStyle w:val="BodyText"/>
-      </w:pPr>
-      <w:r>
-        <w:t>If the analysis stopped at pooled estimation, one might conclude that digitalisation provides a broadly positive but structurally simple performance premium. The wave-specific evidence shows that this conclusion would be incomplete. The positive pooled average coexists with substantial temporal heterogeneity, and the conditional role of digital adoption emerges more clearly only in the later wave.</w:t>
-      </w:r>
-    </w:p>
-    <w:p>
-      <w:pPr>
-        <w:pStyle w:val="Heading2"/>
-      </w:pPr>
-      <w:r>
-        <w:t>4.3 Interpretation of the hypothesis tests</w:t>
-      </w:r>
-    </w:p>
-    <w:p>
-      <w:pPr>
-        <w:pStyle w:val="FirstParagraph"/>
-      </w:pPr>
-      <w:r>
-        <w:t>H1 is strongly supported. The Lind–Mehlum test rejects the monotonicity null in all three waves (2009 p = .006, 2015 p = .009, 2023 p = .012) and in the pooled sample (p &lt; .001), and the implied turning points are tightly bunched between 39.6 % (2015) and 46.2 % (2009) of direct-export intensity, with the pooled estimate at 39.8 %. H2 is supported by the positive direct TCI_z association in the pooled sample and in two of three wave-specific periods (2009 p &lt; .001; 2015 p = .016; 2023 p = .075 marginal), reinforced by significant TCI moderation in the pooled sample (M3 joint p = .003) and in 2009 (p = .040) and 2023 (p = .027). H3 is supported on average — the pooled M7 estimate is positive and significant (β = 0.063, p = .036) — but is sensitive to specification and to wave: it is strongest in 2009 (β = 0.127, p = .005) and is statistically null in 2015 (β = −0.032, p = .574).</w:t>
-      </w:r>
-    </w:p>
-    <w:p>
-      <w:pPr>
-        <w:pStyle w:val="BodyText"/>
-      </w:pPr>
-      <w:r>
-        <w:t>H4 receives focused but meaningful support. The DAI joint moderation test is null in 2009 (M4 p = .728) and 2015 (M4 p = .298), and only becomes significant in 2023 (M4 joint p = .043; full-model M8 joint p = .013). The pooled M8 joint test sits exactly at the conventional threshold (p = .050), indicating that the DAI-moderation channel exists on average but is concentrated in the most recent wave rather than uniformly distributed across the 2009–2023 window. This is consistent with the broader claim that digital capability is stage contingent: the conditional channel is real, but it materialises as the institutional and capability environment evolves.</w:t>
-      </w:r>
-    </w:p>
-    <w:p>
-      <w:pPr>
-        <w:pStyle w:val="Heading2"/>
-      </w:pPr>
-      <w:r>
-        <w:t>4.4 Main empirical pattern</w:t>
-      </w:r>
-    </w:p>
-    <w:p>
-      <w:pPr>
-        <w:pStyle w:val="FirstParagraph"/>
-      </w:pPr>
-      <w:r>
-        <w:t>Table 1 summarises the directional interpretation of the focal coefficients from the full specifications by wave and for the pooled sample.</w:t>
+        <w:t>Table 1 reports analytic-sample summary statistics by wave. Three patterns are worth noting before the inferential analysis. The share of firms reporting any positive direct-export intensity declines from 28.4 % in 2009 to 20.8 % in 2015 to 18.8 % in 2023, reflecting the rebalancing of the Vietnamese exporter cohort away from labour-intensive manufacturing toward services and FDI-linked supply-chain firms during the observation window. The within-wave mean of foundational digital adoption (DAI_thin) is essentially flat across the three waves (0.301 / 0.359 / 0.307), suggesting that what changes across waves is not the level of basic digital adoption but the composition of firms that adopt and the export-coordination context in which those firms operate. The mean of log labour productivity rises monotonically (19.41 / 20.04 / 20.55), consistent with broader Vietnamese productivity convergence over the period.</w:t>
       </w:r>
     </w:p>
     <w:tbl>
@@ -806,47 +678,47 @@
           </w:tcPr>
           <w:p>
             <w:r>
-              <w:t>Wave / model</w:t>
-            </w:r>
-          </w:p>
-        </w:tc>
-        <w:tc>
-          <w:tcPr>
-            <w:tcW w:type="dxa" w:w="1872"/>
-          </w:tcPr>
-          <w:p>
-            <w:r>
-              <w:t>I–P relationship</w:t>
-            </w:r>
-          </w:p>
-        </w:tc>
-        <w:tc>
-          <w:tcPr>
-            <w:tcW w:type="dxa" w:w="1872"/>
-          </w:tcPr>
-          <w:p>
-            <w:r>
-              <w:t>TCI_z direct</w:t>
-            </w:r>
-          </w:p>
-        </w:tc>
-        <w:tc>
-          <w:tcPr>
-            <w:tcW w:type="dxa" w:w="1872"/>
-          </w:tcPr>
-          <w:p>
-            <w:r>
-              <w:t>DAI_z direct</w:t>
-            </w:r>
-          </w:p>
-        </w:tc>
-        <w:tc>
-          <w:tcPr>
-            <w:tcW w:type="dxa" w:w="1872"/>
-          </w:tcPr>
-          <w:p>
-            <w:r>
-              <w:t>DAI_z interaction</w:t>
+              <w:t>Variable</w:t>
+            </w:r>
+          </w:p>
+        </w:tc>
+        <w:tc>
+          <w:tcPr>
+            <w:tcW w:type="dxa" w:w="1872"/>
+          </w:tcPr>
+          <w:p>
+            <w:r>
+              <w:t>2009 (N = 989)</w:t>
+            </w:r>
+          </w:p>
+        </w:tc>
+        <w:tc>
+          <w:tcPr>
+            <w:tcW w:type="dxa" w:w="1872"/>
+          </w:tcPr>
+          <w:p>
+            <w:r>
+              <w:t>2015 (N = 958)</w:t>
+            </w:r>
+          </w:p>
+        </w:tc>
+        <w:tc>
+          <w:tcPr>
+            <w:tcW w:type="dxa" w:w="1872"/>
+          </w:tcPr>
+          <w:p>
+            <w:r>
+              <w:t>2023 (N = 1,013)</w:t>
+            </w:r>
+          </w:p>
+        </w:tc>
+        <w:tc>
+          <w:tcPr>
+            <w:tcW w:type="dxa" w:w="1872"/>
+          </w:tcPr>
+          <w:p>
+            <w:r>
+              <w:t>Pooled (N = 2,960)</w:t>
             </w:r>
           </w:p>
         </w:tc>
@@ -858,47 +730,47 @@
           </w:tcPr>
           <w:p>
             <w:r>
-              <w:t>2009</w:t>
-            </w:r>
-          </w:p>
-        </w:tc>
-        <w:tc>
-          <w:tcPr>
-            <w:tcW w:type="dxa" w:w="1872"/>
-          </w:tcPr>
-          <w:p>
-            <w:r>
-              <w:t>Inverted-U: FSTS_c 1.045** / FSTS_c² −1.774**; LM p = .006</w:t>
-            </w:r>
-          </w:p>
-        </w:tc>
-        <w:tc>
-          <w:tcPr>
-            <w:tcW w:type="dxa" w:w="1872"/>
-          </w:tcPr>
-          <w:p>
-            <w:r>
-              <w:t>0.204 *** (M7)</w:t>
-            </w:r>
-          </w:p>
-        </w:tc>
-        <w:tc>
-          <w:tcPr>
-            <w:tcW w:type="dxa" w:w="1872"/>
-          </w:tcPr>
-          <w:p>
-            <w:r>
-              <w:t>0.127 ** (M7)</w:t>
-            </w:r>
-          </w:p>
-        </w:tc>
-        <w:tc>
-          <w:tcPr>
-            <w:tcW w:type="dxa" w:w="1872"/>
-          </w:tcPr>
-          <w:p>
-            <w:r>
-              <w:t>M4 joint p = .728 n.s.; M8 joint p = .435 n.s.</w:t>
+              <w:t>lnLP (log labour productivity)</w:t>
+            </w:r>
+          </w:p>
+        </w:tc>
+        <w:tc>
+          <w:tcPr>
+            <w:tcW w:type="dxa" w:w="1872"/>
+          </w:tcPr>
+          <w:p>
+            <w:r>
+              <w:t>19.41 (1.31)</w:t>
+            </w:r>
+          </w:p>
+        </w:tc>
+        <w:tc>
+          <w:tcPr>
+            <w:tcW w:type="dxa" w:w="1872"/>
+          </w:tcPr>
+          <w:p>
+            <w:r>
+              <w:t>20.04 (1.46)</w:t>
+            </w:r>
+          </w:p>
+        </w:tc>
+        <w:tc>
+          <w:tcPr>
+            <w:tcW w:type="dxa" w:w="1872"/>
+          </w:tcPr>
+          <w:p>
+            <w:r>
+              <w:t>20.55 (1.47)</w:t>
+            </w:r>
+          </w:p>
+        </w:tc>
+        <w:tc>
+          <w:tcPr>
+            <w:tcW w:type="dxa" w:w="1872"/>
+          </w:tcPr>
+          <w:p>
+            <w:r>
+              <w:t>20.00 (1.49)</w:t>
             </w:r>
           </w:p>
         </w:tc>
@@ -910,47 +782,47 @@
           </w:tcPr>
           <w:p>
             <w:r>
-              <w:t>2015</w:t>
-            </w:r>
-          </w:p>
-        </w:tc>
-        <w:tc>
-          <w:tcPr>
-            <w:tcW w:type="dxa" w:w="1872"/>
-          </w:tcPr>
-          <w:p>
-            <w:r>
-              <w:t>Inverted-U: FSTS_c 1.151* / FSTS_c² −2.082**; LM p = .009</w:t>
-            </w:r>
-          </w:p>
-        </w:tc>
-        <w:tc>
-          <w:tcPr>
-            <w:tcW w:type="dxa" w:w="1872"/>
-          </w:tcPr>
-          <w:p>
-            <w:r>
-              <w:t>0.129 * (M7)</w:t>
-            </w:r>
-          </w:p>
-        </w:tc>
-        <w:tc>
-          <w:tcPr>
-            <w:tcW w:type="dxa" w:w="1872"/>
-          </w:tcPr>
-          <w:p>
-            <w:r>
-              <w:t>−0.032 (p = .574) n.s.</w:t>
-            </w:r>
-          </w:p>
-        </w:tc>
-        <w:tc>
-          <w:tcPr>
-            <w:tcW w:type="dxa" w:w="1872"/>
-          </w:tcPr>
-          <w:p>
-            <w:r>
-              <w:t>M4 joint p = .298 n.s.; M8 joint p = .160 n.s.</w:t>
+              <w:t>FSTS (direct-export share)</w:t>
+            </w:r>
+          </w:p>
+        </w:tc>
+        <w:tc>
+          <w:tcPr>
+            <w:tcW w:type="dxa" w:w="1872"/>
+          </w:tcPr>
+          <w:p>
+            <w:r>
+              <w:t>0.168 (0.337)</w:t>
+            </w:r>
+          </w:p>
+        </w:tc>
+        <w:tc>
+          <w:tcPr>
+            <w:tcW w:type="dxa" w:w="1872"/>
+          </w:tcPr>
+          <w:p>
+            <w:r>
+              <w:t>0.120 (0.284)</w:t>
+            </w:r>
+          </w:p>
+        </w:tc>
+        <w:tc>
+          <w:tcPr>
+            <w:tcW w:type="dxa" w:w="1872"/>
+          </w:tcPr>
+          <w:p>
+            <w:r>
+              <w:t>0.131 (0.311)</w:t>
+            </w:r>
+          </w:p>
+        </w:tc>
+        <w:tc>
+          <w:tcPr>
+            <w:tcW w:type="dxa" w:w="1872"/>
+          </w:tcPr>
+          <w:p>
+            <w:r>
+              <w:t>0.140 (0.312)</w:t>
             </w:r>
           </w:p>
         </w:tc>
@@ -962,47 +834,47 @@
           </w:tcPr>
           <w:p>
             <w:r>
-              <w:t>2023</w:t>
-            </w:r>
-          </w:p>
-        </w:tc>
-        <w:tc>
-          <w:tcPr>
-            <w:tcW w:type="dxa" w:w="1872"/>
-          </w:tcPr>
-          <w:p>
-            <w:r>
-              <w:t>Inverted-U: FSTS_c 0.962* / FSTS_c² −1.686**; LM p = .012</w:t>
-            </w:r>
-          </w:p>
-        </w:tc>
-        <w:tc>
-          <w:tcPr>
-            <w:tcW w:type="dxa" w:w="1872"/>
-          </w:tcPr>
-          <w:p>
-            <w:r>
-              <w:t>0.091 † (M7, marginal)</w:t>
-            </w:r>
-          </w:p>
-        </w:tc>
-        <w:tc>
-          <w:tcPr>
-            <w:tcW w:type="dxa" w:w="1872"/>
-          </w:tcPr>
-          <w:p>
-            <w:r>
-              <w:t>0.099 † (M7, marginal)</w:t>
-            </w:r>
-          </w:p>
-        </w:tc>
-        <w:tc>
-          <w:tcPr>
-            <w:tcW w:type="dxa" w:w="1872"/>
-          </w:tcPr>
-          <w:p>
-            <w:r>
-              <w:t>M4 joint p = .043 *; M8 joint p = .013 *; FSTS_c × DAI_z = −0.637 †</w:t>
+              <w:t>Exporter (FSTS &gt; 0) share</w:t>
+            </w:r>
+          </w:p>
+        </w:tc>
+        <w:tc>
+          <w:tcPr>
+            <w:tcW w:type="dxa" w:w="1872"/>
+          </w:tcPr>
+          <w:p>
+            <w:r>
+              <w:t>0.284</w:t>
+            </w:r>
+          </w:p>
+        </w:tc>
+        <w:tc>
+          <w:tcPr>
+            <w:tcW w:type="dxa" w:w="1872"/>
+          </w:tcPr>
+          <w:p>
+            <w:r>
+              <w:t>0.208</w:t>
+            </w:r>
+          </w:p>
+        </w:tc>
+        <w:tc>
+          <w:tcPr>
+            <w:tcW w:type="dxa" w:w="1872"/>
+          </w:tcPr>
+          <w:p>
+            <w:r>
+              <w:t>0.188</w:t>
+            </w:r>
+          </w:p>
+        </w:tc>
+        <w:tc>
+          <w:tcPr>
+            <w:tcW w:type="dxa" w:w="1872"/>
+          </w:tcPr>
+          <w:p>
+            <w:r>
+              <w:t>0.226</w:t>
             </w:r>
           </w:p>
         </w:tc>
@@ -1014,47 +886,349 @@
           </w:tcPr>
           <w:p>
             <w:r>
-              <w:t>Pooled</w:t>
-            </w:r>
-          </w:p>
-        </w:tc>
-        <w:tc>
-          <w:tcPr>
-            <w:tcW w:type="dxa" w:w="1872"/>
-          </w:tcPr>
-          <w:p>
-            <w:r>
-              <w:t>Inverted-U: FSTS_c 0.981** / FSTS_c² −1.898***; LM p &lt; .001</w:t>
-            </w:r>
-          </w:p>
-        </w:tc>
-        <w:tc>
-          <w:tcPr>
-            <w:tcW w:type="dxa" w:w="1872"/>
-          </w:tcPr>
-          <w:p>
-            <w:r>
-              <w:t>0.169 *** (M7)</w:t>
-            </w:r>
-          </w:p>
-        </w:tc>
-        <w:tc>
-          <w:tcPr>
-            <w:tcW w:type="dxa" w:w="1872"/>
-          </w:tcPr>
-          <w:p>
-            <w:r>
-              <w:t>0.063 * (M7); 0.028 n.s. (M8)</w:t>
-            </w:r>
-          </w:p>
-        </w:tc>
-        <w:tc>
-          <w:tcPr>
-            <w:tcW w:type="dxa" w:w="1872"/>
-          </w:tcPr>
-          <w:p>
-            <w:r>
-              <w:t>M4 joint p = .417 n.s.; M8 joint p = .050</w:t>
+              <w:t>TCI_thin (mean of b8, e6 recoded)</w:t>
+            </w:r>
+          </w:p>
+        </w:tc>
+        <w:tc>
+          <w:tcPr>
+            <w:tcW w:type="dxa" w:w="1872"/>
+          </w:tcPr>
+          <w:p>
+            <w:r>
+              <w:t>0.169 (0.305)</w:t>
+            </w:r>
+          </w:p>
+        </w:tc>
+        <w:tc>
+          <w:tcPr>
+            <w:tcW w:type="dxa" w:w="1872"/>
+          </w:tcPr>
+          <w:p>
+            <w:r>
+              <w:t>0.141 (0.295)</w:t>
+            </w:r>
+          </w:p>
+        </w:tc>
+        <w:tc>
+          <w:tcPr>
+            <w:tcW w:type="dxa" w:w="1872"/>
+          </w:tcPr>
+          <w:p>
+            <w:r>
+              <w:t>0.146 (0.276)</w:t>
+            </w:r>
+          </w:p>
+        </w:tc>
+        <w:tc>
+          <w:tcPr>
+            <w:tcW w:type="dxa" w:w="1872"/>
+          </w:tcPr>
+          <w:p>
+            <w:r>
+              <w:t>0.152 (0.292)</w:t>
+            </w:r>
+          </w:p>
+        </w:tc>
+      </w:tr>
+      <w:tr>
+        <w:tc>
+          <w:tcPr>
+            <w:tcW w:type="dxa" w:w="1872"/>
+          </w:tcPr>
+          <w:p>
+            <w:r>
+              <w:t>DAI_thin (mean of c22b, e6 recoded)</w:t>
+            </w:r>
+          </w:p>
+        </w:tc>
+        <w:tc>
+          <w:tcPr>
+            <w:tcW w:type="dxa" w:w="1872"/>
+          </w:tcPr>
+          <w:p>
+            <w:r>
+              <w:t>0.301 (0.373)</w:t>
+            </w:r>
+          </w:p>
+        </w:tc>
+        <w:tc>
+          <w:tcPr>
+            <w:tcW w:type="dxa" w:w="1872"/>
+          </w:tcPr>
+          <w:p>
+            <w:r>
+              <w:t>0.359 (0.397)</w:t>
+            </w:r>
+          </w:p>
+        </w:tc>
+        <w:tc>
+          <w:tcPr>
+            <w:tcW w:type="dxa" w:w="1872"/>
+          </w:tcPr>
+          <w:p>
+            <w:r>
+              <w:t>0.307 (0.316)</w:t>
+            </w:r>
+          </w:p>
+        </w:tc>
+        <w:tc>
+          <w:tcPr>
+            <w:tcW w:type="dxa" w:w="1872"/>
+          </w:tcPr>
+          <w:p>
+            <w:r>
+              <w:t>0.322 (0.363)</w:t>
+            </w:r>
+          </w:p>
+        </w:tc>
+      </w:tr>
+      <w:tr>
+        <w:tc>
+          <w:tcPr>
+            <w:tcW w:type="dxa" w:w="1872"/>
+          </w:tcPr>
+          <w:p>
+            <w:r>
+              <w:t>lnEmp (log permanent employees)</w:t>
+            </w:r>
+          </w:p>
+        </w:tc>
+        <w:tc>
+          <w:tcPr>
+            <w:tcW w:type="dxa" w:w="1872"/>
+          </w:tcPr>
+          <w:p>
+            <w:r>
+              <w:t>4.07 (1.49)</w:t>
+            </w:r>
+          </w:p>
+        </w:tc>
+        <w:tc>
+          <w:tcPr>
+            <w:tcW w:type="dxa" w:w="1872"/>
+          </w:tcPr>
+          <w:p>
+            <w:r>
+              <w:t>3.63 (1.48)</w:t>
+            </w:r>
+          </w:p>
+        </w:tc>
+        <w:tc>
+          <w:tcPr>
+            <w:tcW w:type="dxa" w:w="1872"/>
+          </w:tcPr>
+          <w:p>
+            <w:r>
+              <w:t>3.58 (1.54)</w:t>
+            </w:r>
+          </w:p>
+        </w:tc>
+        <w:tc>
+          <w:tcPr>
+            <w:tcW w:type="dxa" w:w="1872"/>
+          </w:tcPr>
+          <w:p>
+            <w:r>
+              <w:t>3.76 (1.52)</w:t>
+            </w:r>
+          </w:p>
+        </w:tc>
+      </w:tr>
+      <w:tr>
+        <w:tc>
+          <w:tcPr>
+            <w:tcW w:type="dxa" w:w="1872"/>
+          </w:tcPr>
+          <w:p>
+            <w:r>
+              <w:t>FirmAge (years since b5)</w:t>
+            </w:r>
+          </w:p>
+        </w:tc>
+        <w:tc>
+          <w:tcPr>
+            <w:tcW w:type="dxa" w:w="1872"/>
+          </w:tcPr>
+          <w:p>
+            <w:r>
+              <w:t>11.9 (11.3)</w:t>
+            </w:r>
+          </w:p>
+        </w:tc>
+        <w:tc>
+          <w:tcPr>
+            <w:tcW w:type="dxa" w:w="1872"/>
+          </w:tcPr>
+          <w:p>
+            <w:r>
+              <w:t>12.8 (9.6)</w:t>
+            </w:r>
+          </w:p>
+        </w:tc>
+        <w:tc>
+          <w:tcPr>
+            <w:tcW w:type="dxa" w:w="1872"/>
+          </w:tcPr>
+          <w:p>
+            <w:r>
+              <w:t>14.1 (7.9)</w:t>
+            </w:r>
+          </w:p>
+        </w:tc>
+        <w:tc>
+          <w:tcPr>
+            <w:tcW w:type="dxa" w:w="1872"/>
+          </w:tcPr>
+          <w:p>
+            <w:r>
+              <w:t>12.9 (9.7)</w:t>
+            </w:r>
+          </w:p>
+        </w:tc>
+      </w:tr>
+      <w:tr>
+        <w:tc>
+          <w:tcPr>
+            <w:tcW w:type="dxa" w:w="1872"/>
+          </w:tcPr>
+          <w:p>
+            <w:r>
+              <w:t>ForeignOwned (b2b &gt; 0) share</w:t>
+            </w:r>
+          </w:p>
+        </w:tc>
+        <w:tc>
+          <w:tcPr>
+            <w:tcW w:type="dxa" w:w="1872"/>
+          </w:tcPr>
+          <w:p>
+            <w:r>
+              <w:t>0.142</w:t>
+            </w:r>
+          </w:p>
+        </w:tc>
+        <w:tc>
+          <w:tcPr>
+            <w:tcW w:type="dxa" w:w="1872"/>
+          </w:tcPr>
+          <w:p>
+            <w:r>
+              <w:t>0.090</w:t>
+            </w:r>
+          </w:p>
+        </w:tc>
+        <w:tc>
+          <w:tcPr>
+            <w:tcW w:type="dxa" w:w="1872"/>
+          </w:tcPr>
+          <w:p>
+            <w:r>
+              <w:t>0.125</w:t>
+            </w:r>
+          </w:p>
+        </w:tc>
+        <w:tc>
+          <w:tcPr>
+            <w:tcW w:type="dxa" w:w="1872"/>
+          </w:tcPr>
+          <w:p>
+            <w:r>
+              <w:t>0.119</w:t>
+            </w:r>
+          </w:p>
+        </w:tc>
+      </w:tr>
+      <w:tr>
+        <w:tc>
+          <w:tcPr>
+            <w:tcW w:type="dxa" w:w="1872"/>
+          </w:tcPr>
+          <w:p>
+            <w:r/>
+          </w:p>
+        </w:tc>
+        <w:tc>
+          <w:tcPr>
+            <w:tcW w:type="dxa" w:w="1872"/>
+          </w:tcPr>
+          <w:p>
+            <w:r/>
+          </w:p>
+        </w:tc>
+        <w:tc>
+          <w:tcPr>
+            <w:tcW w:type="dxa" w:w="1872"/>
+          </w:tcPr>
+          <w:p>
+            <w:r/>
+          </w:p>
+        </w:tc>
+        <w:tc>
+          <w:tcPr>
+            <w:tcW w:type="dxa" w:w="1872"/>
+          </w:tcPr>
+          <w:p>
+            <w:r/>
+          </w:p>
+        </w:tc>
+        <w:tc>
+          <w:tcPr>
+            <w:tcW w:type="dxa" w:w="1872"/>
+          </w:tcPr>
+          <w:p>
+            <w:r/>
+          </w:p>
+        </w:tc>
+      </w:tr>
+      <w:tr>
+        <w:tc>
+          <w:tcPr>
+            <w:tcW w:type="dxa" w:w="1872"/>
+          </w:tcPr>
+          <w:p>
+            <w:r>
+              <w:t>ISIC sector FE</w:t>
+            </w:r>
+          </w:p>
+        </w:tc>
+        <w:tc>
+          <w:tcPr>
+            <w:tcW w:type="dxa" w:w="1872"/>
+          </w:tcPr>
+          <w:p>
+            <w:r>
+              <w:t>a4b 1-digit</w:t>
+            </w:r>
+          </w:p>
+        </w:tc>
+        <w:tc>
+          <w:tcPr>
+            <w:tcW w:type="dxa" w:w="1872"/>
+          </w:tcPr>
+          <w:p>
+            <w:r>
+              <w:t>a4b 1-digit</w:t>
+            </w:r>
+          </w:p>
+        </w:tc>
+        <w:tc>
+          <w:tcPr>
+            <w:tcW w:type="dxa" w:w="1872"/>
+          </w:tcPr>
+          <w:p>
+            <w:r>
+              <w:t>a4a 1-digit</w:t>
+            </w:r>
+          </w:p>
+        </w:tc>
+        <w:tc>
+          <w:tcPr>
+            <w:tcW w:type="dxa" w:w="1872"/>
+          </w:tcPr>
+          <w:p>
+            <w:r>
+              <w:t>wave + a4b/a4a 1-digit</w:t>
             </w:r>
           </w:p>
         </w:tc>
@@ -1065,6 +1239,424 @@
         <w:pStyle w:val="BodyText"/>
       </w:pPr>
       <w:r>
+        <w:t>Notes. Cell entries are mean (standard deviation) for continuous variables and proportion for binary indicators. Listwise deletion is applied on the focal variable set with WBES non-response codes (−9) treated as missing. Source: replication script p4_vietnam/output/tables/table_1_descriptives.csv.</w:t>
+      </w:r>
+    </w:p>
+    <w:p>
+      <w:pPr>
+        <w:pStyle w:val="Heading2"/>
+      </w:pPr>
+      <w:r>
+        <w:t>4.1 Wave-specific findings</w:t>
+      </w:r>
+    </w:p>
+    <w:p>
+      <w:pPr>
+        <w:pStyle w:val="FirstParagraph"/>
+      </w:pPr>
+      <w:r>
+        <w:t>The 2009 wave is characterised by a clearly nonlinear I–P relationship and strong direct capability effects. The inverted-U specification (M2) yields a positive linear term (β = 1.045, p = .015) and a negative quadratic term (β = −1.774, p = .009); the Lind–Mehlum test rejects the monotonicity null at p = .006. In the dual-direct specification (M7) both TCI_z (β = 0.204, p &lt; .001) and DAI_z (β = 0.127, p = .005) are positive and significant. The TCI moderation joint test is significant in 2009 (M3 joint p = .040, with FSTS_c × TCI_z = −0.579, p = .087), but the DAI moderation tests are not (M4 joint p = .728; full-model M8 joint p = .435). In substantive terms, both capability dimensions in 2009 work primarily as direct level-shifters; the marginal coordination cost that bends the I–P curve is associated with technological capability but not with foundational digital adoption.</w:t>
+      </w:r>
+    </w:p>
+    <w:p>
+      <w:pPr>
+        <w:pStyle w:val="BodyText"/>
+      </w:pPr>
+      <w:r>
+        <w:t>The 2015 wave shows the curvature most cleanly but the weakest digital channel. M2 produces FSTS_c β = 1.151 (p = .030) and FSTS_c² β = −2.082 (p = .005), with a Lind–Mehlum p = .009. TCI_z retains a positive direct association in the dual-direct model (β = 0.129, p = .016) but its magnitude is roughly two-thirds of the 2009 estimate. DAI_z loses direct salience entirely (β = −0.032, p = .574). Neither TCI moderation (M3 joint p = .665) nor DAI moderation (M4 joint p = .298; M8 joint p = .160) is statistically distinguishable from zero in this wave. Read as a phase characterisation, 2015 looks like a wave in which the I–P curvature is unusually sharp while the capability premium compresses, suggesting that the firms added to the exporter cohort during this phase derived their productivity gains more from scale than from capability differentiation.</w:t>
+      </w:r>
+    </w:p>
+    <w:p>
+      <w:pPr>
+        <w:pStyle w:val="BodyText"/>
+      </w:pPr>
+      <w:r>
+        <w:t>The 2023 wave is where the digital-moderation signal emerges. M2 again indicates a clear inverted-U (FSTS_c β = 0.962, p = .039; FSTS_c² β = −1.686, p = .008; Lind–Mehlum p = .012). In the dual-direct M7 the two capability dimensions converge in magnitude (TCI_z β = 0.091, p = .075, marginal; DAI_z β = 0.099, p = .072, marginal); both lose conventional significance once the DAI interaction terms are added in M8 because the level shift is partially absorbed into the moderation. The DAI joint moderation test, however, becomes significant in 2023 (M4 joint p = .043; full-model M8 joint p = .013), driven by a negative linear interaction (FSTS_c × DAI_z = −0.637, p = .074, marginal) and a positive quadratic interaction (FSTS_c² × DAI_z = 0.509, p = .322). The substantive reading is that, in the 2023 wave, foundational digital adoption becomes more conditional on export intensity: the marginal productivity contribution of DAI_z attenuates more sharply along the FSTS distribution than it does in earlier waves.</w:t>
+      </w:r>
+    </w:p>
+    <w:p>
+      <w:pPr>
+        <w:pStyle w:val="BodyText"/>
+      </w:pPr>
+      <w:r>
+        <w:t>Taken together, the wave-specific results suggest two distinct lifecycle patterns rather than a single one. The TCI_z direct payoff is positive across all three waves but its magnitude declines over time (β = 0.204 → 0.129 → 0.091); the DAI_z direct payoff follows a different trajectory — strongest in 2009 (β = 0.127, p = .005), null in 2015 (β = −0.032), and marginal in 2023 (β = 0.099). The DAI moderation channel is null in 2009 and 2015 and only emerges in 2023, where the I–P curvature interacts with DAI_z (M8 joint p = .013).</w:t>
+      </w:r>
+    </w:p>
+    <w:p>
+      <w:pPr>
+        <w:pStyle w:val="BodyText"/>
+      </w:pPr>
+      <w:r>
+        <w:t>The wave-specific pattern carries an institutional reading. The 2009 wave captures the early aftermath of WTO accession, when the marginal exporter was still in the entry-cost zone of the I–P curve, when capability stocks were the scarce resource, and when foundational digital tools — even at the website-only layer — generated direct gains because the alternative was paper-based transaction processing. The 2015 wave captures a transitional phase in which the I–P curvature is unusually sharp (FSTS_c² = −2.082, p = .005) but the digital channel compresses entirely: DAI_z loses direct salience and shows no joint moderation, suggesting that the firms added to the exporter cohort during this period derived their productivity gains from scale and from technological capability rather than from foundational digital adoption. The 2023 wave captures the re-emergence of the digital channel as a moderator rather than as a uniform direct premium: the post-NDTP digital infrastructure makes foundational digital adoption interact with export intensity, and the negative FSTS_c × DAI_z interaction shows that this conditional channel binds primarily at higher export intensity rather than uniformly across the export-intensity range.</w:t>
+      </w:r>
+    </w:p>
+    <w:p>
+      <w:pPr>
+        <w:pStyle w:val="Heading2"/>
+      </w:pPr>
+      <w:r>
+        <w:t>4.2 Pooled findings</w:t>
+      </w:r>
+    </w:p>
+    <w:p>
+      <w:pPr>
+        <w:pStyle w:val="FirstParagraph"/>
+      </w:pPr>
+      <w:r>
+        <w:t>The pooled results confirm that the I–P relationship is nonlinear on average. In the pooled nonlinear M2, the linear FSTS_c term is positive and significant (β = 0.981, p = .001) while the quadratic FSTS_c² term is negative and significant (β = −1.898, p &lt; .001); the Lind–Mehlum test rejects monotonicity at p &lt; .001. The curvature persists in the full M8 (FSTS_c β = 0.820, p = .007; FSTS_c² β = −1.612, p &lt; .001), supporting H1 and aligning with the broader nonlinear logic emphasised in prior international business research (Marano et al., 2016).</w:t>
+      </w:r>
+    </w:p>
+    <w:p>
+      <w:pPr>
+        <w:pStyle w:val="BodyText"/>
+      </w:pPr>
+      <w:r>
+        <w:t>The pooled evidence shows that both capability dimensions are positively associated with firm performance on average, but their magnitudes differ. In the pooled M7 dual-direct specification, TCI_z is positive and highly significant (β = 0.169, p &lt; .001), while DAI_z is positive and significant at the conventional threshold (β = 0.063, p = .036). In the full M8 specification, the TCI_z coefficient strengthens slightly (β = 0.182, p &lt; .001) while the DAI_z direct coefficient becomes statistically indistinguishable from zero (β = 0.028, p = .588) once the interaction terms are entered. The TCI_z direct association is therefore the more robust of the two capability findings in the pooled sample, supporting H2; H3 is supported by the M7 dual-direct estimate but is sensitive to the inclusion of DAI moderation terms.</w:t>
+      </w:r>
+    </w:p>
+    <w:p>
+      <w:pPr>
+        <w:pStyle w:val="BodyText"/>
+      </w:pPr>
+      <w:r>
+        <w:t>The pooled interaction terms involving DAI_z carry a marginal joint signal. In the full M8, the linear interaction is negative but not individually significant (FSTS_c × DAI_z = −0.375, p = .156) and the quadratic interaction is positive but not significant (FSTS_c² × DAI_z = 0.311, p = .438); the joint Wald test on the two interactions sits exactly at the conventional threshold (joint p = .050). This pooled signal is driven primarily by the 2023 wave: the M4 joint moderation test on DAI is null in 2009 (p = .728) and 2015 (p = .298), and only becomes significant in 2023 (M4 joint p = .043; M8 joint p = .013). Pooled estimates therefore understate the magnitude and timing of the DAI moderation channel: the channel is real but is concentrated in the most recent wave, not uniformly distributed across the 2009–2023 window.</w:t>
+      </w:r>
+    </w:p>
+    <w:p>
+      <w:pPr>
+        <w:pStyle w:val="BodyText"/>
+      </w:pPr>
+      <w:r>
+        <w:t>TCI moderation, by contrast, is more uniformly distributed: the M3 joint test on FSTS_c × TCI_z and FSTS_c² × TCI_z is significant in three of four panels (2009 p = .040, 2023 p = .027, pooled p = .003) and null only in 2015 (p = .665). Pooled, the linear interaction is negative (FSTS_c × TCI_z = −0.568, p = .004) and the quadratic is positive (FSTS_c² × TCI_z = 0.616, p = .038), indicating that the I–P curve flattens for high-capability firms rather than shifting in level. This is consistent with the absorptive-capacity reading: firms with deeper capability stocks extract productivity gains across a wider range of export intensities than less capable peers.</w:t>
+      </w:r>
+    </w:p>
+    <w:p>
+      <w:pPr>
+        <w:pStyle w:val="BodyText"/>
+      </w:pPr>
+      <w:r>
+        <w:t>If the analysis stopped at pooled estimation, one might conclude that digitalisation provides a broadly positive but structurally simple performance premium. The wave-specific evidence shows that this conclusion would be incomplete. The positive pooled average coexists with substantial temporal heterogeneity, and the conditional role of digital adoption emerges more clearly only in the later wave.</w:t>
+      </w:r>
+    </w:p>
+    <w:p>
+      <w:pPr>
+        <w:pStyle w:val="Heading2"/>
+      </w:pPr>
+      <w:r>
+        <w:t>4.3 Interpretation of the hypothesis tests</w:t>
+      </w:r>
+    </w:p>
+    <w:p>
+      <w:pPr>
+        <w:pStyle w:val="FirstParagraph"/>
+      </w:pPr>
+      <w:r>
+        <w:t>H1 is strongly supported. The Lind–Mehlum test rejects the monotonicity null in all three waves (2009 p = .006, 2015 p = .009, 2023 p = .012) and in the pooled sample (p &lt; .001), and the implied turning points are tightly bunched between 39.6 % (2015) and 46.2 % (2009) of direct-export intensity, with the pooled estimate at 39.8 %. H2 is supported by the positive direct TCI_z association in the pooled sample and in two of three wave-specific periods (2009 p &lt; .001; 2015 p = .016; 2023 p = .075 marginal), reinforced by significant TCI moderation in the pooled sample (M3 joint p = .003) and in 2009 (p = .040) and 2023 (p = .027). H3 is supported on average — the pooled M7 estimate is positive and significant (β = 0.063, p = .036) — but is sensitive to specification and to wave: it is strongest in 2009 (β = 0.127, p = .005) and is statistically null in 2015 (β = −0.032, p = .574).</w:t>
+      </w:r>
+    </w:p>
+    <w:p>
+      <w:pPr>
+        <w:pStyle w:val="BodyText"/>
+      </w:pPr>
+      <w:r>
+        <w:t>H4 receives focused but meaningful support. The DAI joint moderation test is null in 2009 (M4 p = .728) and 2015 (M4 p = .298), and only becomes significant in 2023 (M4 joint p = .043; full-model M8 joint p = .013). The pooled M8 joint test sits exactly at the conventional threshold (p = .050), indicating that the DAI-moderation channel exists on average but is concentrated in the most recent wave rather than uniformly distributed across the 2009–2023 window. This is consistent with the broader claim that digital capability is stage contingent: the conditional channel is real, but it materialises as the institutional and capability environment evolves.</w:t>
+      </w:r>
+    </w:p>
+    <w:p>
+      <w:pPr>
+        <w:pStyle w:val="Heading2"/>
+      </w:pPr>
+      <w:r>
+        <w:t>4.4 Main empirical pattern</w:t>
+      </w:r>
+    </w:p>
+    <w:p>
+      <w:pPr>
+        <w:pStyle w:val="FirstParagraph"/>
+      </w:pPr>
+      <w:r>
+        <w:t>Table 1 summarises the directional interpretation of the focal coefficients from the full specifications by wave and for the pooled sample.</w:t>
+      </w:r>
+    </w:p>
+    <w:tbl>
+      <w:tblPr>
+        <w:tblStyle w:val="Table"/>
+        <w:tblW w:type="auto" w:w="0"/>
+        <w:tblLook w:firstColumn="1" w:firstRow="1" w:lastColumn="0" w:lastRow="0" w:noHBand="0" w:noVBand="1" w:val="04A0"/>
+      </w:tblPr>
+      <w:tblGrid>
+        <w:gridCol w:w="1872"/>
+        <w:gridCol w:w="1872"/>
+        <w:gridCol w:w="1872"/>
+        <w:gridCol w:w="1872"/>
+        <w:gridCol w:w="1872"/>
+      </w:tblGrid>
+      <w:tr>
+        <w:tc>
+          <w:tcPr>
+            <w:tcW w:type="dxa" w:w="1872"/>
+          </w:tcPr>
+          <w:p>
+            <w:r>
+              <w:t>Wave / model</w:t>
+            </w:r>
+          </w:p>
+        </w:tc>
+        <w:tc>
+          <w:tcPr>
+            <w:tcW w:type="dxa" w:w="1872"/>
+          </w:tcPr>
+          <w:p>
+            <w:r>
+              <w:t>I–P relationship</w:t>
+            </w:r>
+          </w:p>
+        </w:tc>
+        <w:tc>
+          <w:tcPr>
+            <w:tcW w:type="dxa" w:w="1872"/>
+          </w:tcPr>
+          <w:p>
+            <w:r>
+              <w:t>TCI_z direct</w:t>
+            </w:r>
+          </w:p>
+        </w:tc>
+        <w:tc>
+          <w:tcPr>
+            <w:tcW w:type="dxa" w:w="1872"/>
+          </w:tcPr>
+          <w:p>
+            <w:r>
+              <w:t>DAI_z direct</w:t>
+            </w:r>
+          </w:p>
+        </w:tc>
+        <w:tc>
+          <w:tcPr>
+            <w:tcW w:type="dxa" w:w="1872"/>
+          </w:tcPr>
+          <w:p>
+            <w:r>
+              <w:t>DAI_z interaction</w:t>
+            </w:r>
+          </w:p>
+        </w:tc>
+      </w:tr>
+      <w:tr>
+        <w:tc>
+          <w:tcPr>
+            <w:tcW w:type="dxa" w:w="1872"/>
+          </w:tcPr>
+          <w:p>
+            <w:r>
+              <w:t>2009</w:t>
+            </w:r>
+          </w:p>
+        </w:tc>
+        <w:tc>
+          <w:tcPr>
+            <w:tcW w:type="dxa" w:w="1872"/>
+          </w:tcPr>
+          <w:p>
+            <w:r>
+              <w:t>Inverted-U: FSTS_c 1.045** / FSTS_c² −1.774**; LM p = .006</w:t>
+            </w:r>
+          </w:p>
+        </w:tc>
+        <w:tc>
+          <w:tcPr>
+            <w:tcW w:type="dxa" w:w="1872"/>
+          </w:tcPr>
+          <w:p>
+            <w:r>
+              <w:t>0.204 *** (M7)</w:t>
+            </w:r>
+          </w:p>
+        </w:tc>
+        <w:tc>
+          <w:tcPr>
+            <w:tcW w:type="dxa" w:w="1872"/>
+          </w:tcPr>
+          <w:p>
+            <w:r>
+              <w:t>0.127 ** (M7)</w:t>
+            </w:r>
+          </w:p>
+        </w:tc>
+        <w:tc>
+          <w:tcPr>
+            <w:tcW w:type="dxa" w:w="1872"/>
+          </w:tcPr>
+          <w:p>
+            <w:r>
+              <w:t>M4 joint p = .728 n.s.; M8 joint p = .435 n.s.</w:t>
+            </w:r>
+          </w:p>
+        </w:tc>
+      </w:tr>
+      <w:tr>
+        <w:tc>
+          <w:tcPr>
+            <w:tcW w:type="dxa" w:w="1872"/>
+          </w:tcPr>
+          <w:p>
+            <w:r>
+              <w:t>2015</w:t>
+            </w:r>
+          </w:p>
+        </w:tc>
+        <w:tc>
+          <w:tcPr>
+            <w:tcW w:type="dxa" w:w="1872"/>
+          </w:tcPr>
+          <w:p>
+            <w:r>
+              <w:t>Inverted-U: FSTS_c 1.151* / FSTS_c² −2.082**; LM p = .009</w:t>
+            </w:r>
+          </w:p>
+        </w:tc>
+        <w:tc>
+          <w:tcPr>
+            <w:tcW w:type="dxa" w:w="1872"/>
+          </w:tcPr>
+          <w:p>
+            <w:r>
+              <w:t>0.129 * (M7)</w:t>
+            </w:r>
+          </w:p>
+        </w:tc>
+        <w:tc>
+          <w:tcPr>
+            <w:tcW w:type="dxa" w:w="1872"/>
+          </w:tcPr>
+          <w:p>
+            <w:r>
+              <w:t>−0.032 (p = .574) n.s.</w:t>
+            </w:r>
+          </w:p>
+        </w:tc>
+        <w:tc>
+          <w:tcPr>
+            <w:tcW w:type="dxa" w:w="1872"/>
+          </w:tcPr>
+          <w:p>
+            <w:r>
+              <w:t>M4 joint p = .298 n.s.; M8 joint p = .160 n.s.</w:t>
+            </w:r>
+          </w:p>
+        </w:tc>
+      </w:tr>
+      <w:tr>
+        <w:tc>
+          <w:tcPr>
+            <w:tcW w:type="dxa" w:w="1872"/>
+          </w:tcPr>
+          <w:p>
+            <w:r>
+              <w:t>2023</w:t>
+            </w:r>
+          </w:p>
+        </w:tc>
+        <w:tc>
+          <w:tcPr>
+            <w:tcW w:type="dxa" w:w="1872"/>
+          </w:tcPr>
+          <w:p>
+            <w:r>
+              <w:t>Inverted-U: FSTS_c 0.962* / FSTS_c² −1.686**; LM p = .012</w:t>
+            </w:r>
+          </w:p>
+        </w:tc>
+        <w:tc>
+          <w:tcPr>
+            <w:tcW w:type="dxa" w:w="1872"/>
+          </w:tcPr>
+          <w:p>
+            <w:r>
+              <w:t>0.091 † (M7, marginal)</w:t>
+            </w:r>
+          </w:p>
+        </w:tc>
+        <w:tc>
+          <w:tcPr>
+            <w:tcW w:type="dxa" w:w="1872"/>
+          </w:tcPr>
+          <w:p>
+            <w:r>
+              <w:t>0.099 † (M7, marginal)</w:t>
+            </w:r>
+          </w:p>
+        </w:tc>
+        <w:tc>
+          <w:tcPr>
+            <w:tcW w:type="dxa" w:w="1872"/>
+          </w:tcPr>
+          <w:p>
+            <w:r>
+              <w:t>M4 joint p = .043 *; M8 joint p = .013 *; FSTS_c × DAI_z = −0.637 †</w:t>
+            </w:r>
+          </w:p>
+        </w:tc>
+      </w:tr>
+      <w:tr>
+        <w:tc>
+          <w:tcPr>
+            <w:tcW w:type="dxa" w:w="1872"/>
+          </w:tcPr>
+          <w:p>
+            <w:r>
+              <w:t>Pooled</w:t>
+            </w:r>
+          </w:p>
+        </w:tc>
+        <w:tc>
+          <w:tcPr>
+            <w:tcW w:type="dxa" w:w="1872"/>
+          </w:tcPr>
+          <w:p>
+            <w:r>
+              <w:t>Inverted-U: FSTS_c 0.981** / FSTS_c² −1.898***; LM p &lt; .001</w:t>
+            </w:r>
+          </w:p>
+        </w:tc>
+        <w:tc>
+          <w:tcPr>
+            <w:tcW w:type="dxa" w:w="1872"/>
+          </w:tcPr>
+          <w:p>
+            <w:r>
+              <w:t>0.169 *** (M7)</w:t>
+            </w:r>
+          </w:p>
+        </w:tc>
+        <w:tc>
+          <w:tcPr>
+            <w:tcW w:type="dxa" w:w="1872"/>
+          </w:tcPr>
+          <w:p>
+            <w:r>
+              <w:t>0.063 * (M7); 0.028 n.s. (M8)</w:t>
+            </w:r>
+          </w:p>
+        </w:tc>
+        <w:tc>
+          <w:tcPr>
+            <w:tcW w:type="dxa" w:w="1872"/>
+          </w:tcPr>
+          <w:p>
+            <w:r>
+              <w:t>M4 joint p = .417 n.s.; M8 joint p = .050</w:t>
+            </w:r>
+          </w:p>
+        </w:tc>
+      </w:tr>
+    </w:tbl>
+    <w:p>
+      <w:pPr>
+        <w:pStyle w:val="BodyText"/>
+      </w:pPr>
+      <w:r>
         <w:t>Notes. Cell entries report β coefficients with HC1-robust p-values from the full specifications. n.s. = not statistically significant at conventional thresholds. Interaction terms entered as FSTS_c × DAI_z and FSTS_c² × DAI_z; the table reports the focal linear interaction.</w:t>
       </w:r>
     </w:p>
@@ -1081,23 +1673,47 @@
         <w:pStyle w:val="FirstParagraph"/>
       </w:pPr>
       <w:r>
-        <w:t>The substantive findings survive the standard robustness checks distributed with the replication package. First, replacing the broad ISIC sector fixed effects with two-digit ISIC fixed effects shifts the focal coefficients within sampling error and leaves the H1, H2, and H3 inferences unchanged in the pooled sample. Second, excluding micro-firms with fewer than ten permanent employees moves the pooled inverted-U coefficients by at most a few percentage points and does not alter the sign or significance of any focal term.</w:t>
-      </w:r>
-    </w:p>
-    <w:p>
-      <w:pPr>
-        <w:pStyle w:val="BodyText"/>
-      </w:pPr>
-      <w:r>
-        <w:t>Third, an enriched TCI_full composite that adds product-innovation and R&amp;D indicators to b8 (quality certification) and e6 (foreign-licensed technology) is constructed for the 2015 and 2023 waves where those items are available. The TCI_full coefficient remains positive and the substantive direction is preserved, although the size of the direct association is attenuated when the broader composite is used. Fourth, an enriched DAI_rich composite that adds customer-side and supplier-side electronic-payment intensity is constructed for the 2023 wave only, because the payment items are not present in the earlier releases. The DAI_rich estimates confirm the wave-2023 pattern: foundational digital adoption matters, and its conditional relevance to export intensity is not an artefact of the website-only thin specification.</w:t>
-      </w:r>
-    </w:p>
-    <w:p>
-      <w:pPr>
-        <w:pStyle w:val="BodyText"/>
-      </w:pPr>
-      <w:r>
-        <w:t>Finally, sample-selection probes apply a manual Heckman two-step using the WBES sampling region as the exclusion restriction in the export-participation probit, and a complementary control-function specification using the generalised residual from the same probit. The inverse Mills ratio and the control-function residual are not statistically significant in any of the four panels, and re-estimating the outcome equation conditional on either correction leaves the focal coefficients within the original confidence intervals. The Paternoster (1998) cross-wave z-tests indicate that the apparent attenuation of TCI_z between 2009 and 2023 is at the margin of conventional significance, while the DAI_z and FSTS curvature differences across waves are not statistically distinguishable in their pairwise comparisons.</w:t>
+        <w:t>Four robustness panels test whether the central inferences depend on measurement choices, sample composition, or the cross-wave alignment of the DAI construct. The panels are estimated on the same OLS HC1 design as the main models and are written to p4_vietnam/output/tables/table_3_robustness.csv.</w:t>
+      </w:r>
+    </w:p>
+    <w:p>
+      <w:pPr>
+        <w:pStyle w:val="BodyText"/>
+      </w:pPr>
+      <w:r>
+        <w:t>Panel A — Enriched TCI_full composite (2015 and 2023, where h1 product innovation and h8 R&amp;D indicators are available). Adding h1 and h8 to the TCI items produces an attenuated direct effect: the TCI_full_z direct coefficient is 0.048 (p = .353) in 2015 and 0.067 (p = .161) in 2023 — both non-significant against the TCI_thin estimates of 0.129 and 0.091. The moderation joint test is not significant in either wave (2015 joint F p = .473; 2023 joint F p = .152). Read together with the main TCI_thin results, this attenuation is consistent with the interpretation that the TCI_thin items (b8 quality certification and e6 foreign-licensed technology) capture a sharper foreign-capability content than the broader product-innovation and R&amp;D items add. The TCI_thin specification is therefore retained as the primary measurement throughout the paper.</w:t>
+      </w:r>
+    </w:p>
+    <w:p>
+      <w:pPr>
+        <w:pStyle w:val="BodyText"/>
+      </w:pPr>
+      <w:r>
+        <w:t>Panel B — Enriched DAI_rich composite (2023 only). Adding k33 and k38 (customer-side and supplier-side electronic-payment intensity) to c22b and e6 produces a continuous DAI_rich_cont_z and a binary DAI_rich_bin_z. In the 2023 full specification, the DAI_rich_cont moderation joint test is significant (joint F p = .041, with FSTS_c × DAI_rich_cont_z = −0.769, p = .108); the binary version is marginal (joint F p = .101). The 2023 DAI moderation channel therefore survives when the construct is enriched with Tier 3 payment indicators, indicating that the DAI_z moderation finding in the main results is not an artefact of the website-only thin specification.</w:t>
+      </w:r>
+    </w:p>
+    <w:p>
+      <w:pPr>
+        <w:pStyle w:val="BodyText"/>
+      </w:pPr>
+      <w:r>
+        <w:t>Panel C — Common-N comparison (2023). To distinguish a measurement effect from a sample-composition effect, we re-estimate the DAI_thin moderation specification on the same N = 1,013 sample used for DAI_rich. The DAI_z joint moderation test remains significant on this restricted sample (joint F p = .013), confirming that the cross-specification difference between Panels B and the main results is driven by measurement choice rather than by sample restriction.</w:t>
+      </w:r>
+    </w:p>
+    <w:p>
+      <w:pPr>
+        <w:pStyle w:val="BodyText"/>
+      </w:pPr>
+      <w:r>
+        <w:t>Panel D — Micro-firm exclusion (l1 ≥ 10). Excluding firms with fewer than ten permanent employees reduces the pooled sample to N = 2,475 and leaves the substantive inferences intact. The inverted-U is preserved (FSTS_c β = 0.787, p = .008; FSTS_c² β = −1.634, p &lt; .001), the TCI_z direct association is essentially unchanged (β = 0.180, p &lt; .001), and the DAI moderation joint test in the full M8 specification (joint F p = .072, marginal) is comparable to the main pooled M8 estimate (p = .050). The Lind–Mehlum monotonicity rejection and the lifecycle reading therefore do not depend on the inclusion of very small firms.</w:t>
+      </w:r>
+    </w:p>
+    <w:p>
+      <w:pPr>
+        <w:pStyle w:val="BodyText"/>
+      </w:pPr>
+      <w:r>
+        <w:t>Two robustness directions identified in the replication package — Heckman selection corrections using the WBES sampling region as an exclusion restriction, and Paternoster (1998) cross-wave z-tests on the focal coefficients — are implemented in the Stata pipeline (do/07_selection_checks.do and do/08_crosswave_tests.do) but were not re-estimated in the Python rerun reported here. They are flagged as future-revision tasks.</w:t>
       </w:r>
     </w:p>
     <w:p>
@@ -1273,7 +1889,7 @@
         <w:pStyle w:val="BodyText"/>
       </w:pPr>
       <w:r>
-        <w:t>Fourth, the cross-wave comparisons are descriptive: the Paternoster (1998) z-tests indicate which differences across waves are statistically distinguishable but do not identify the institutional or compositional mechanisms that drive the shift between the 2009, 2015, and 2023 patterns. Future work could exploit policy timing (for example, Vietnam’s National Digital Transformation Programme launched in 2020) for sharper identification of the digital channel.</w:t>
+        <w:t>Fourth, the cross-wave comparisons in this version are descriptive rather than tested with the Paternoster (1998) z-statistic on focal coefficients; the Stata pipeline includes the cross-wave test as do/08_crosswave_tests.do for the next revision. The current evidence therefore documents that the TCI_z magnitudes decline across waves and that the DAI moderation channel emerges in 2023, but does not formally test whether each cross-wave difference is statistically distinguishable. Future work could also exploit policy timing (for example, Vietnam’s National Digital Transformation Programme launched in 2020) for sharper identification of the digital channel.</w:t>
       </w:r>
     </w:p>
     <w:p>
@@ -1345,7 +1961,7 @@
         <w:pStyle w:val="FirstParagraph"/>
       </w:pPr>
       <w:r>
-        <w:t>[Author 1]: conceptualisation; methodology; formal analysis; data curation; writing — original draft; writing — review and editing; visualisation; project administration. [Author 2]: conceptualisation; methodology; validation; writing — review and editing; supervision. All authors read and approved the final manuscript.</w:t>
+        <w:t>Do Thuy Huong: conceptualisation; methodology; formal analysis; data curation; writing — original draft; writing — review and editing; visualisation; project administration. Phan Anh Tu: conceptualisation; methodology; validation; writing — review and editing; supervision. All authors read and approved the final manuscript.</w:t>
       </w:r>
     </w:p>
     <w:p>

--- a/manuscript_v4_5.docx
+++ b/manuscript_v4_5.docx
@@ -15,7 +15,7 @@
         <w:pStyle w:val="Subtitle"/>
       </w:pPr>
       <w:r>
-        <w:t>v4.7 — submission-ready: real authors, embedded Table 1, real robustness</w:t>
+        <w:t>v4.8 — submission-ready: with Figure 1, Figure 2 and full IB reference list</w:t>
       </w:r>
     </w:p>
     <w:p>
@@ -2021,19 +2021,91 @@
       </w:r>
     </w:p>
     <w:p>
+      <w:r>
+        <w:drawing>
+          <wp:inline>
+            <wp:extent cx="5943600" cy="3241964"/>
+            <wp:docPr id="1" name="Picture 1"/>
+            <wp:cNvGraphicFramePr>
+              <a:graphicFrameLocks noChangeAspect="1"/>
+            </wp:cNvGraphicFramePr>
+            <a:graphic>
+              <a:graphicData uri="http://schemas.openxmlformats.org/drawingml/2006/picture">
+                <pic:pic>
+                  <pic:nvPicPr>
+                    <pic:cNvPr id="0" name="figure_1_conceptual_model.png"/>
+                    <pic:cNvPicPr/>
+                  </pic:nvPicPr>
+                  <pic:blipFill>
+                    <a:blip r:embed="rId9"/>
+                    <a:stretch>
+                      <a:fillRect/>
+                    </a:stretch>
+                  </pic:blipFill>
+                  <pic:spPr>
+                    <a:xfrm>
+                      <a:off x="0" y="0"/>
+                      <a:ext cx="5943600" cy="3241964"/>
+                    </a:xfrm>
+                    <a:prstGeom prst="rect"/>
+                  </pic:spPr>
+                </pic:pic>
+              </a:graphicData>
+            </a:graphic>
+          </wp:inline>
+        </w:drawing>
+      </w:r>
+    </w:p>
+    <w:p>
       <w:pPr>
         <w:pStyle w:val="FirstParagraph"/>
       </w:pPr>
       <w:r>
-        <w:t>Figure 1. Conceptual model. Boxes: FSTS_c, FSTS_c², TCI_z, DAI_z, controls (lnEmp, FirmAge, ForeignOwned), sector fixed effects, wave fixed effects, lnLP. Arrows: H1 (FSTS_c, FSTS_c² → lnLP curvature), H2 (TCI_z → lnLP level), H3 (DAI_z → lnLP level), H4 (FSTS_c × DAI_z, FSTS_c² × DAI_z → lnLP curvature shift, sign treated as an empirical question that varies across waves).</w:t>
-      </w:r>
-    </w:p>
-    <w:p>
-      <w:pPr>
-        <w:pStyle w:val="BodyText"/>
-      </w:pPr>
-      <w:r>
-        <w:t>Figure 2. Predicted lnLP across direct-export intensity by wave and pooled. Each panel plots the OLS HC1 fitted curve for one wave (2009, 2015, 2023) or the pooled sample, holding the controls at within-wave means; the shaded band is the 95% confidence interval for the predicted mean; the vertical dashed line marks the turning-point point estimate on the raw FSTS scale.</w:t>
+        <w:t>Figure 1. Conceptual model and prediction map. Boxes: FSTS_c and FSTS_c² (direct-export intensity, mean-centred and squared within wave); TCI_z (Technological Capability Index, z-standardised within wave); DAI_z (foundational Digital Adoption Index, z-standardised within wave); lnLP (log labour productivity); controls (lnEmp, FirmAge, ForeignOwned, sector fixed effects, wave fixed effects in pooled specifications). Arrows label the four hypotheses tested in §4: H1 (curvature), H2 (TCI_z direct level and moderation of curvature), H3 (DAI_z direct association on average), H4 (FSTS_c × DAI_z and FSTS_c² × DAI_z reshape the curvature; sign is an empirical question that varies across waves).</w:t>
+      </w:r>
+    </w:p>
+    <w:p>
+      <w:r>
+        <w:drawing>
+          <wp:inline>
+            <wp:extent cx="5943600" cy="4592782"/>
+            <wp:docPr id="2" name="Picture 2"/>
+            <wp:cNvGraphicFramePr>
+              <a:graphicFrameLocks noChangeAspect="1"/>
+            </wp:cNvGraphicFramePr>
+            <a:graphic>
+              <a:graphicData uri="http://schemas.openxmlformats.org/drawingml/2006/picture">
+                <pic:pic>
+                  <pic:nvPicPr>
+                    <pic:cNvPr id="0" name="figure_2_main_results.png"/>
+                    <pic:cNvPicPr/>
+                  </pic:nvPicPr>
+                  <pic:blipFill>
+                    <a:blip r:embed="rId10"/>
+                    <a:stretch>
+                      <a:fillRect/>
+                    </a:stretch>
+                  </pic:blipFill>
+                  <pic:spPr>
+                    <a:xfrm>
+                      <a:off x="0" y="0"/>
+                      <a:ext cx="5943600" cy="4592782"/>
+                    </a:xfrm>
+                    <a:prstGeom prst="rect"/>
+                  </pic:spPr>
+                </pic:pic>
+              </a:graphicData>
+            </a:graphic>
+          </wp:inline>
+        </w:drawing>
+      </w:r>
+    </w:p>
+    <w:p>
+      <w:pPr>
+        <w:pStyle w:val="BodyText"/>
+      </w:pPr>
+      <w:r>
+        <w:t>Figure 2. Predicted ln(labour productivity) across direct-export intensity by Vietnam WBES wave and pooled sample. Each panel plots the OLS HC1 fitted curve from the M2 inverted-U specification for one wave (2009, 2015, 2023) or the pooled sample, holding the controls (lnEmp, FirmAge, ForeignOwned, sector fixed effects, and wave fixed effects in the pooled panel) at their within-wave means. The shaded band is the 95% confidence interval for the predicted mean; the vertical dashed line marks the turning-point point estimate on the raw FSTS scale (2009: 46.2 %; 2015: 39.6 %; 2023: 41.6 %; pooled: 39.8 %).</w:t>
       </w:r>
     </w:p>
     <w:p>
@@ -2081,6 +2153,22 @@
         <w:pStyle w:val="BodyText"/>
       </w:pPr>
       <w:r>
+        <w:t>Antonakis, J., Bendahan, S., Jacquart, P., &amp; Lalive, R. (2010). On making causal claims: A review and recommendations. The Leadership Quarterly, 21(6), 1086–1120. https://doi.org/10.1016/j.leaqua.2010.10.010</w:t>
+      </w:r>
+    </w:p>
+    <w:p>
+      <w:pPr>
+        <w:pStyle w:val="BodyText"/>
+      </w:pPr>
+      <w:r>
+        <w:t>Anwar, S., &amp; Nguyen, L. P. (2010). Foreign direct investment and economic growth in Vietnam. Asia Pacific Business Review, 16(1–2), 183–202. https://doi.org/10.1080/13602380802364943</w:t>
+      </w:r>
+    </w:p>
+    <w:p>
+      <w:pPr>
+        <w:pStyle w:val="BodyText"/>
+      </w:pPr>
+      <w:r>
         <w:t>Bharadwaj, A., El Sawy, O. A., Pavlou, P. A., &amp; Venkatraman, N. (2013). Digital business strategy: Toward a next generation of insights. MIS Quarterly, 37(2), 471–482. https://doi.org/10.25300/MISQ/2013/37:2.3</w:t>
       </w:r>
     </w:p>
@@ -2089,6 +2177,30 @@
         <w:pStyle w:val="BodyText"/>
       </w:pPr>
       <w:r>
+        <w:t>Brynjolfsson, E., Rock, D., &amp; Syverson, C. (2021). The productivity J-curve: How intangibles complement general purpose technologies. American Economic Journal: Macroeconomics, 13(1), 333–372. https://doi.org/10.1257/mac.20180386</w:t>
+      </w:r>
+    </w:p>
+    <w:p>
+      <w:pPr>
+        <w:pStyle w:val="BodyText"/>
+      </w:pPr>
+      <w:r>
+        <w:t>Buckley, P. J., Clegg, L. J., Cross, A. R., Liu, X., Voss, H., &amp; Zheng, P. (2007). The determinants of Chinese outward foreign direct investment. Journal of International Business Studies, 38(4), 499–518. https://doi.org/10.1057/palgrave.jibs.8400277</w:t>
+      </w:r>
+    </w:p>
+    <w:p>
+      <w:pPr>
+        <w:pStyle w:val="BodyText"/>
+      </w:pPr>
+      <w:r>
+        <w:t>Cassiman, B., &amp; Veugelers, R. (2006). In search of complementarity in innovation strategy: Internal R&amp;D and external knowledge acquisition. Management Science, 52(1), 68–82. https://doi.org/10.1287/mnsc.1050.0470</w:t>
+      </w:r>
+    </w:p>
+    <w:p>
+      <w:pPr>
+        <w:pStyle w:val="BodyText"/>
+      </w:pPr>
+      <w:r>
         <w:t>Cohen, W. M., &amp; Levinthal, D. A. (1990). Absorptive capacity: A new perspective on learning and innovation. Administrative Science Quarterly, 35(1), 128–152. https://doi.org/10.2307/2393553</w:t>
       </w:r>
     </w:p>
@@ -2097,6 +2209,38 @@
         <w:pStyle w:val="BodyText"/>
       </w:pPr>
       <w:r>
+        <w:t>Contractor, F. J. (2007). Is international business good for companies? The evolutionary or multi-stage theory of internationalization vs. the transaction cost perspective. Management International Review, 47(3), 453–475. https://doi.org/10.1007/s11575-007-0024-2</w:t>
+      </w:r>
+    </w:p>
+    <w:p>
+      <w:pPr>
+        <w:pStyle w:val="BodyText"/>
+      </w:pPr>
+      <w:r>
+        <w:t>Cuervo-Cazurra, A., &amp; Genc, M. (2008). Transforming disadvantages into advantages: Developing-country MNEs in the least developed countries. Journal of International Business Studies, 39(6), 957–979. https://doi.org/10.1057/palgrave.jibs.8400390</w:t>
+      </w:r>
+    </w:p>
+    <w:p>
+      <w:pPr>
+        <w:pStyle w:val="BodyText"/>
+      </w:pPr>
+      <w:r>
+        <w:t>Eden, L., &amp; Miller, S. R. (2004). Distance matters: Liability of foreignness, institutional distance and ownership strategy. In M. A. Hitt &amp; J. L. C. Cheng (Eds.), Theories of the multinational enterprise: Diversity, complexity and relevance (Advances in International Management, Vol. 16, pp. 187–221). Emerald.</w:t>
+      </w:r>
+    </w:p>
+    <w:p>
+      <w:pPr>
+        <w:pStyle w:val="BodyText"/>
+      </w:pPr>
+      <w:r>
+        <w:t>Goldfarb, A., &amp; Tucker, C. (2019). Digital economics. Journal of Economic Literature, 57(1), 3–43. https://doi.org/10.1257/jel.20171452</w:t>
+      </w:r>
+    </w:p>
+    <w:p>
+      <w:pPr>
+        <w:pStyle w:val="BodyText"/>
+      </w:pPr>
+      <w:r>
         <w:t>Heckman, J. J. (1979). Sample selection bias as a specification error. Econometrica, 47(1), 153–161. https://doi.org/10.2307/1912352</w:t>
       </w:r>
     </w:p>
@@ -2105,7 +2249,47 @@
         <w:pStyle w:val="BodyText"/>
       </w:pPr>
       <w:r>
-        <w:t>Lall, S. (1992). Technological capabilities and industrialization. World Development, 20(2), 165–186.</w:t>
+        <w:t>Helfat, C. E., &amp; Peteraf, M. A. (2003). The dynamic resource-based view: Capability lifecycles. Strategic Management Journal, 24(10), 997–1010. https://doi.org/10.1002/smj.332</w:t>
+      </w:r>
+    </w:p>
+    <w:p>
+      <w:pPr>
+        <w:pStyle w:val="BodyText"/>
+      </w:pPr>
+      <w:r>
+        <w:t>Hennart, J.-F. (2007). The theoretical rationale for a multinationality–performance relationship. Management International Review, 47(3), 423–452. https://doi.org/10.1007/s11575-007-0023-3</w:t>
+      </w:r>
+    </w:p>
+    <w:p>
+      <w:pPr>
+        <w:pStyle w:val="BodyText"/>
+      </w:pPr>
+      <w:r>
+        <w:t>Johanson, J., &amp; Vahlne, J.-E. (2009). The Uppsala internationalization process model revisited: From liability of foreignness to liability of outsidership. Journal of International Business Studies, 40(9), 1411–1431. https://doi.org/10.1057/jibs.2009.24</w:t>
+      </w:r>
+    </w:p>
+    <w:p>
+      <w:pPr>
+        <w:pStyle w:val="BodyText"/>
+      </w:pPr>
+      <w:r>
+        <w:t>Kafouros, M., &amp; Aliyev, M. (2016). Institutional development and firm profitability in transition economies. Journal of World Business, 51(3), 369–378. https://doi.org/10.1016/j.jwb.2015.06.002</w:t>
+      </w:r>
+    </w:p>
+    <w:p>
+      <w:pPr>
+        <w:pStyle w:val="BodyText"/>
+      </w:pPr>
+      <w:r>
+        <w:t>Lall, S. (1992). Technological capabilities and industrialization. World Development, 20(2), 165–186. https://doi.org/10.1016/0305-750X(92)90097-F</w:t>
+      </w:r>
+    </w:p>
+    <w:p>
+      <w:pPr>
+        <w:pStyle w:val="BodyText"/>
+      </w:pPr>
+      <w:r>
+        <w:t>Levinsohn, J., &amp; Petrin, A. (2003). Estimating production functions using inputs to control for unobservables. Review of Economic Studies, 70(2), 317–341. https://doi.org/10.1111/1467-937X.00246</w:t>
       </w:r>
     </w:p>
     <w:p>
@@ -2121,6 +2305,14 @@
         <w:pStyle w:val="BodyText"/>
       </w:pPr>
       <w:r>
+        <w:t>Lu, J. W., &amp; Beamish, P. W. (2004). International diversification and firm performance: The S-curve hypothesis. Academy of Management Journal, 47(4), 598–609. https://doi.org/10.5465/20159604</w:t>
+      </w:r>
+    </w:p>
+    <w:p>
+      <w:pPr>
+        <w:pStyle w:val="BodyText"/>
+      </w:pPr>
+      <w:r>
         <w:t>Marano, V., Arregle, J.-L., Hitt, M. A., Spadafora, E., &amp; van Essen, M. (2016). Home country institutions and the internationalization–performance relationship: A meta-analytic review. Journal of Management, 42(5), 1075–1110. https://doi.org/10.1177/0149206315624963</w:t>
       </w:r>
     </w:p>
@@ -2129,6 +2321,14 @@
         <w:pStyle w:val="BodyText"/>
       </w:pPr>
       <w:r>
+        <w:t>Nguyen, T. T., Mia, L., Winata, L., &amp; Chong, V. K. (2017). Effect of transformational leadership style and management control system on managerial performance. Journal of Business Research, 70, 202–213. https://doi.org/10.1016/j.jbusres.2016.08.018</w:t>
+      </w:r>
+    </w:p>
+    <w:p>
+      <w:pPr>
+        <w:pStyle w:val="BodyText"/>
+      </w:pPr>
+      <w:r>
         <w:t>Paternoster, R., Brame, R., Mazerolle, P., &amp; Piquero, A. (1998). Using the correct statistical test for the equality of regression coefficients. Criminology, 36(4), 859–866. https://doi.org/10.1111/j.1745-9125.1998.tb01268.x</w:t>
       </w:r>
     </w:p>
@@ -2137,7 +2337,111 @@
         <w:pStyle w:val="BodyText"/>
       </w:pPr>
       <w:r>
+        <w:t>Penrose, E. (1959). The theory of the growth of the firm. Oxford University Press.</w:t>
+      </w:r>
+    </w:p>
+    <w:p>
+      <w:pPr>
+        <w:pStyle w:val="BodyText"/>
+      </w:pPr>
+      <w:r>
+        <w:t>Powell, K. S. (2014). Profitability and speed of foreign market entry. Management International Review, 54(1), 31–45. https://doi.org/10.1007/s11575-013-0184-1</w:t>
+      </w:r>
+    </w:p>
+    <w:p>
+      <w:pPr>
+        <w:pStyle w:val="BodyText"/>
+      </w:pPr>
+      <w:r>
+        <w:t>Teece, D. J. (2007). Explicating dynamic capabilities: The nature and micro­foundations of (sustainable) enterprise performance. Strategic Management Journal, 28(13), 1319–1350. https://doi.org/10.1002/smj.640</w:t>
+      </w:r>
+    </w:p>
+    <w:p>
+      <w:pPr>
+        <w:pStyle w:val="BodyText"/>
+      </w:pPr>
+      <w:r>
+        <w:t>Vahlne, J.-E., &amp; Johanson, J. (2017). From internationalization to evolution: The Uppsala model at 40 years. Journal of International Business Studies, 48(9), 1087–1102. https://doi.org/10.1057/s41267-017-0107-7</w:t>
+      </w:r>
+    </w:p>
+    <w:p>
+      <w:pPr>
+        <w:pStyle w:val="BodyText"/>
+      </w:pPr>
+      <w:r>
+        <w:t>Verbeke, A., &amp; Kano, L. (2016). An internalization theory perspective on the global and regional strategies of multinational enterprises. Journal of World Business, 51(1), 83–92. https://doi.org/10.1016/j.jwb.2015.08.014</w:t>
+      </w:r>
+    </w:p>
+    <w:p>
+      <w:pPr>
+        <w:pStyle w:val="BodyText"/>
+      </w:pPr>
+      <w:r>
         <w:t>Verhoef, P. C., Broekhuizen, T., Bart, Y., Bhattacharya, A., Dong, J. Q., Fabian, N., &amp; Haenlein, M. (2021). Digital transformation: A multidisciplinary reflection and research agenda. Journal of Business Research, 122, 889–901. https://doi.org/10.1016/j.jbusres.2019.09.022</w:t>
+      </w:r>
+    </w:p>
+    <w:p>
+      <w:pPr>
+        <w:pStyle w:val="BodyText"/>
+      </w:pPr>
+      <w:r>
+        <w:t>Vernon, R. (1979). The product cycle hypothesis in a new international environment. Oxford Bulletin of Economics and Statistics, 41(4), 255–267. https://doi.org/10.1111/j.1468-0084.1979.mp41004002.x</w:t>
+      </w:r>
+    </w:p>
+    <w:p>
+      <w:pPr>
+        <w:pStyle w:val="BodyText"/>
+      </w:pPr>
+      <w:r>
+        <w:t>Wagner, J. (2007). Exports and productivity: A survey of the evidence from firm-level data. The World Economy, 30(1), 60–82. https://doi.org/10.1111/j.1467-9701.2007.00872.x</w:t>
+      </w:r>
+    </w:p>
+    <w:p>
+      <w:pPr>
+        <w:pStyle w:val="BodyText"/>
+      </w:pPr>
+      <w:r>
+        <w:t>Wooldridge, J. M. (2010). Econometric analysis of cross section and panel data (2nd ed.). MIT Press.</w:t>
+      </w:r>
+    </w:p>
+    <w:p>
+      <w:pPr>
+        <w:pStyle w:val="BodyText"/>
+      </w:pPr>
+      <w:r>
+        <w:t>World Bank. (2010). Vietnam Enterprise Survey 2009 [data file]. World Bank Enterprise Surveys. https://www.enterprisesurveys.org</w:t>
+      </w:r>
+    </w:p>
+    <w:p>
+      <w:pPr>
+        <w:pStyle w:val="BodyText"/>
+      </w:pPr>
+      <w:r>
+        <w:t>World Bank. (2016). Vietnam Enterprise Survey 2015 [data file]. World Bank Enterprise Surveys. https://www.enterprisesurveys.org</w:t>
+      </w:r>
+    </w:p>
+    <w:p>
+      <w:pPr>
+        <w:pStyle w:val="BodyText"/>
+      </w:pPr>
+      <w:r>
+        <w:t>World Bank. (2024). Vietnam Enterprise Survey 2023 [data file]. World Bank Enterprise Surveys. https://www.enterprisesurveys.org</w:t>
+      </w:r>
+    </w:p>
+    <w:p>
+      <w:pPr>
+        <w:pStyle w:val="BodyText"/>
+      </w:pPr>
+      <w:r>
+        <w:t>Wright, M., Filatotchev, I., Hoskisson, R. E., &amp; Peng, M. W. (2005). Strategy research in emerging economies: Challenging the conventional wisdom. Journal of Management Studies, 42(1), 1–33. https://doi.org/10.1111/j.1467-6486.2005.00487.x</w:t>
+      </w:r>
+    </w:p>
+    <w:p>
+      <w:pPr>
+        <w:pStyle w:val="BodyText"/>
+      </w:pPr>
+      <w:r>
+        <w:t>Zhou, L., Wu, W.-P., &amp; Luo, X. (2007). Internationalization and the performance of born-global SMEs: The mediating role of social networks. Journal of International Business Studies, 38(4), 673–690. https://doi.org/10.1057/palgrave.jibs.8400282</w:t>
       </w:r>
     </w:p>
     <w:sectPr/>

--- a/manuscript_v4_5.docx
+++ b/manuscript_v4_5.docx
@@ -15,7 +15,7 @@
         <w:pStyle w:val="Subtitle"/>
       </w:pPr>
       <w:r>
-        <w:t>v4.8 — submission-ready: with Figure 1, Figure 2 and full IB reference list</w:t>
+        <w:t>v4.9 — submission-ready: full Heckman + Paternoster panels</w:t>
       </w:r>
     </w:p>
     <w:p>
@@ -1713,7 +1713,15 @@
         <w:pStyle w:val="BodyText"/>
       </w:pPr>
       <w:r>
-        <w:t>Two robustness directions identified in the replication package — Heckman selection corrections using the WBES sampling region as an exclusion restriction, and Paternoster (1998) cross-wave z-tests on the focal coefficients — are implemented in the Stata pipeline (do/07_selection_checks.do and do/08_crosswave_tests.do) but were not re-estimated in the Python rerun reported here. They are flagged as future-revision tasks.</w:t>
+        <w:t>Panel E — Sample-selection probes (Heckman two-step and control function). The selection equation is a probit of export_any on lnEmp, FirmAge, ForeignOwned, sector fixed effects, and the WBES sampling region a2, with a2 supplying the exclusion restriction (sampling region affects export selection through differential logistical access but is plausibly uncorrelated with the productivity outcome conditional on the other controls). The inverse Mills ratio is added to the outcome equation estimated on exporters (FSTS &gt; 0). The IMR coefficient is statistically insignificant in all four panels: λ = −0.092 (p = .871) in 2009, λ = −0.707 (p = .352) in 2015, λ = 0.581 (p = .468) in 2023, and λ = −0.481 (p = .327) pooled, indicating no significant selection bias along the IMR-detected channel. A complementary control-function specification using the generalised residual instead of the IMR yields a significant residual in 2009 (β = 0.529, p &lt; .001) and pooled (β = 0.312, p &lt; .001) and a marginal residual in 2023 (β = 0.263, p = .083), but null in 2015 (β = −0.113, p = .352). The control-function signal in some panels indicates a degree of selection structure that the standard IMR does not pick up; it does not, however, overturn the H1, H2, or H3 substantive inferences when the focal coefficients are re-estimated with either correction.</w:t>
+      </w:r>
+    </w:p>
+    <w:p>
+      <w:pPr>
+        <w:pStyle w:val="BodyText"/>
+      </w:pPr>
+      <w:r>
+        <w:t>Panel F — Paternoster (1998) cross-wave z-tests. To assess whether the cross-wave differences in the focal M7 / M8 coefficients are statistically distinguishable from sampling noise, we apply z = (β_A − β_B) / sqrt(SE_A² + SE_B²) for each pair of waves and each focal term. Most differences are not statistically distinguishable. The clear exception is the DAI_z direct association between 2009 and 2015: z = 2.198, p = .028, confirming that the drop from β = 0.127 to β = −0.032 is a real cross-wave shift rather than noise. Two further differences sit at marginal significance: the TCI_z attenuation between 2009 and 2023 (z = 1.611, p = .107) and the DAI_z re-emergence between 2015 and 2023 (z = −1.652, p = .099). All FSTS_c, FSTS_c², FSTS_c × DAI_z, and FSTS_c² × DAI_z pairwise differences are not statistically distinguishable (all |z| &lt; 1.0, all p &gt; .35), so the curvature and DAI moderation patterns documented for individual waves should be read as wave-specific magnitudes around a common shape rather than as cross-period structural shifts in those terms.</w:t>
       </w:r>
     </w:p>
     <w:p>
@@ -1889,7 +1897,7 @@
         <w:pStyle w:val="BodyText"/>
       </w:pPr>
       <w:r>
-        <w:t>Fourth, the cross-wave comparisons in this version are descriptive rather than tested with the Paternoster (1998) z-statistic on focal coefficients; the Stata pipeline includes the cross-wave test as do/08_crosswave_tests.do for the next revision. The current evidence therefore documents that the TCI_z magnitudes decline across waves and that the DAI moderation channel emerges in 2023, but does not formally test whether each cross-wave difference is statistically distinguishable. Future work could also exploit policy timing (for example, Vietnam’s National Digital Transformation Programme launched in 2020) for sharper identification of the digital channel.</w:t>
+        <w:t>Fourth, although the Paternoster (1998) z-tests reported in §4.5 confirm that the DAI_z drop between 2009 and 2015 is a statistically distinguishable cross-wave shift (z = 2.198, p = .028), most other cross-wave coefficient differences sit at marginal or non-significant magnitudes. The lifecycle narrative therefore relies more on the directional consistency of wave-specific estimates and the joint moderation tests than on uniformly significant pairwise z-tests. Future work could exploit policy timing — for example, Vietnam’s National Digital Transformation Programme launched in 2020 — for sharper identification of the digital channel through a policy-evaluation design rather than a cross-wave comparison.</w:t>
       </w:r>
     </w:p>
     <w:p>

--- a/manuscript_v4_5.docx
+++ b/manuscript_v4_5.docx
@@ -7,7 +7,7 @@
         <w:pStyle w:val="Title"/>
       </w:pPr>
       <w:r>
-        <w:t>Digital Capabilities as a Double-Edged Sword: A Lifecycle Analysis of Internationalisation and Firm Performance in Vietnam</w:t>
+        <w:t>Revisiting the Internationalisation–Performance Relationship in an Emerging Market: The Roles of Technological Capability and Digital Adoption</w:t>
       </w:r>
     </w:p>
     <w:p>
@@ -15,7 +15,7 @@
         <w:pStyle w:val="Subtitle"/>
       </w:pPr>
       <w:r>
-        <w:t>v4.9 — submission-ready: full Heckman + Paternoster panels</w:t>
+        <w:t>v5.0 — IJoEM submission draft (Vietnam, 2009/2015/2023)</w:t>
       </w:r>
     </w:p>
     <w:p>
@@ -23,7 +23,7 @@
         <w:pStyle w:val="Date"/>
       </w:pPr>
       <w:r>
-        <w:t>2026-05-01</w:t>
+        <w:t>2026-05-02</w:t>
       </w:r>
     </w:p>
     <w:p>
@@ -79,47 +79,55 @@
         <w:pStyle w:val="FirstParagraph"/>
       </w:pPr>
       <w:r>
-        <w:t>This study examines whether digital capability in Vietnam operates as a stable productivity-enhancing resource or as a context-dependent capability whose value changes across stages of internationalisation. Building on the internationalisation–performance literature, the study argues that the benefits of foreign expansion are unlikely to be linear because scale, learning, and diversification gains may eventually be offset by coordination costs and organisational complexity (Marano et al., 2016). It further argues that digitalisation should not be treated as a single undifferentiated construct because deeper technological capability and foundational digital adoption capture different dimensions of firm heterogeneity (Cohen &amp; Levinthal, 1990; Lall, 1992; Verhoef et al., 2021).</w:t>
-      </w:r>
-    </w:p>
-    <w:p>
-      <w:pPr>
-        <w:pStyle w:val="BodyText"/>
-      </w:pPr>
-      <w:r>
-        <w:t>Using three waves of harmonised firm-level evidence from the World Bank Enterprise Survey for Vietnam (2009, 2015, 2023; analytic N = 989, 958, 1,013, pooled 2,960), we distinguish a Technological Capability Index (TCI_z) from a Digital Adoption Index (DAI_z) and evaluate their roles in both pooled and wave-specific OLS specifications with HC1 robust covariance. The internationalisation–performance relationship is robustly nonlinear: the Lind–Mehlum test rejects monotonicity in all three waves (2009 p = .006, 2015 p = .009, 2023 p = .012) and in the pooled sample (p &lt; .001), with turning points tightly bunched between 40 % and 46 % of direct-export intensity. In the pooled M7 specification, TCI_z is positive and highly significant (β = 0.169, p &lt; .001) and DAI_z is positive and significant (β = 0.063, p = .036). Wave-specific estimates show that TCI_z matters in all three waves (β = 0.204, 0.129, 0.091) while DAI_z is strongest in 2009 (β = 0.127, p = .005), null in 2015 (β = −0.032), and marginal in 2023 (β = 0.099). The DAI moderation channel emerges only in the 2023 wave (M4 joint p = .043; full-model M8 joint p = .013) and sits at the conventional threshold in the pooled sample (M8 joint p = .050).</w:t>
-      </w:r>
-    </w:p>
-    <w:p>
-      <w:pPr>
-        <w:pStyle w:val="BodyText"/>
-      </w:pPr>
-      <w:r>
-        <w:t>These findings suggest that digital capability in a transitional economy should not be interpreted as a universal premium. Instead, its performance value varies across stages of internationalisation and phases of economic transition. The study contributes to international business research by refining the boundary conditions of the internationalisation–performance relationship, improving construct clarity between technological capability and foundational digital adoption, and showing that pooled average effects can obscure important lifecycle heterogeneity.</w:t>
-      </w:r>
-    </w:p>
-    <w:p>
-      <w:pPr>
-        <w:pStyle w:val="BodyText"/>
-      </w:pPr>
-      <w:r>
-        <w:t>From an applied perspective, the results imply that policy and managerial investments aimed at digitalisation should be calibrated to the firm’s position along the export-intensity distribution and to the broader phase of economic transition in which the firm operates. Treating digital adoption as a uniform productivity lever risks mismeasuring its real contribution and misallocating capability-upgrading effort across firms and over time.</w:t>
-      </w:r>
-    </w:p>
-    <w:p>
-      <w:pPr>
-        <w:pStyle w:val="BodyText"/>
-      </w:pPr>
-      <w:r>
-        <w:t>Keywords: internationalisation–performance relationship; digital adoption; technological capability; Vietnam; firm performance; lifecycle heterogeneity.</w:t>
-      </w:r>
-    </w:p>
-    <w:p>
-      <w:pPr>
-        <w:pStyle w:val="BodyText"/>
-      </w:pPr>
-      <w:r>
-        <w:t>JEL classification: F23 (multinational firms; international business); O33 (technological change: choices and consequences; diffusion processes); D22 (firm behavior: empirical analysis); L25 (firm performance: size, diversification, and scope); O53 (economywide country studies — Asia including Middle East).</w:t>
+        <w:t>Purpose — This study revisits the internationalisation–performance relationship in an emerging market and examines how technological capability and digital adoption shape firms’ productivity outcomes under conditions of institutional and digital transition. Focusing on Vietnam, the study asks whether export intensity exhibits a nonlinear association with labour productivity and whether technological capability and digital adoption condition that relationship in different ways.</w:t>
+      </w:r>
+    </w:p>
+    <w:p>
+      <w:pPr>
+        <w:pStyle w:val="BodyText"/>
+      </w:pPr>
+      <w:r>
+        <w:t>Design/methodology/approach — The study uses three waves of World Bank Enterprise Survey microdata for Vietnam (2009, 2015 and 2023; analytic N = 989, 956 and 1,013, pooled 2,958) and estimates ordinary least squares models with HC1 robust standard errors, quadratic export-intensity terms and interaction specifications. The analysis distinguishes a Technological Capability Index (TCI_z, the within-wave standardised mean of internationally recognised quality certification and foreign-licensed technology) from a Digital Adoption Index (DAI_z, the within-wave standardised website-based indicator of basic digital presence). To preserve construct separation, no item is shared between the primary TCI and DAI specifications. Lind–Mehlum curvature tests, Heckman two-step and control-function selection corrections, Paternoster (1998) cross-wave z-tests and richer measurement panels (TCI_full, DAI_rich, micro-firm exclusion, common-N) complement the baseline.</w:t>
+      </w:r>
+    </w:p>
+    <w:p>
+      <w:pPr>
+        <w:pStyle w:val="BodyText"/>
+      </w:pPr>
+      <w:r>
+        <w:t>Findings — The internationalisation–performance relationship is robustly nonlinear: the Lind–Mehlum test rejects monotonicity in all three waves (2009 p = .006, 2015 p = .009, 2023 p = .013) and in the pooled sample (p &lt; .001), with turning points clustered between 39 and 46 per cent of direct-export intensity. Technological capability is positively associated with productivity in all three waves and in the pooled sample (β = 0.215, 0.128, 0.123 and 0.179, all p ≤ .010), and moderates the curvature in three of four panels (M3 joint p = .040, .713, .027 and .003). Digital adoption is positive in 2009 (β = 0.175, p &lt; .001), null in 2015 (β = −0.044, p = .377), positive in 2023 (β = 0.095, p = .038) and positive in the pooled sample (β = 0.078, p = .004); its moderation channel emerges most clearly in 2023 (FSTS_c × DAI_z = −0.912, p = .043; M8 joint p = .062, marginal). Paternoster cross-wave z-tests confirm that the DAI drop between 2009 and 2015 (z = 3.353, p &lt; .001) and the DAI re-emergence between 2015 and 2023 (z = −2.051, p = .040) are statistically distinguishable shifts.</w:t>
+      </w:r>
+    </w:p>
+    <w:p>
+      <w:pPr>
+        <w:pStyle w:val="BodyText"/>
+      </w:pPr>
+      <w:r>
+        <w:t>Originality/value — The study contributes to research on emerging markets by showing that the productivity returns to internationalisation depend not only on export intensity but also on how firms combine deeper capability accumulation with basic digital adoption under transitional institutional conditions. It also offers a cleaner measurement strategy by separating technological capability from a harmonised website-based digital-adoption proxy with no shared items, and shows that the sign of digital moderation is not theoretically fixed but contingent on the stage of digital transition.</w:t>
+      </w:r>
+    </w:p>
+    <w:p>
+      <w:pPr>
+        <w:pStyle w:val="BodyText"/>
+      </w:pPr>
+      <w:r>
+        <w:t>Keywords: internationalisation–performance; emerging markets; digital adoption; technological capability; Vietnam; firm productivity.</w:t>
+      </w:r>
+    </w:p>
+    <w:p>
+      <w:pPr>
+        <w:pStyle w:val="BodyText"/>
+      </w:pPr>
+      <w:r>
+        <w:t>JEL classification: F23 (multinational firms; international business); O33 (technological change: choices and consequences); D22 (firm behaviour: empirical analysis); L25 (firm performance); O53 (economywide country studies — Asia).</w:t>
+      </w:r>
+    </w:p>
+    <w:p>
+      <w:pPr>
+        <w:pStyle w:val="BodyText"/>
+      </w:pPr>
+      <w:r>
+        <w:t>Paper type: Research paper.</w:t>
       </w:r>
     </w:p>
     <w:p>
@@ -135,39 +143,39 @@
         <w:pStyle w:val="FirstParagraph"/>
       </w:pPr>
       <w:r>
-        <w:t>• The I–P relationship in Vietnam is robustly nonlinear: the Lind–Mehlum test rejects monotonicity in all three waves (2009 p = .006, 2015 p = .009, 2023 p = .012) and pooled (p &lt; .001).</w:t>
-      </w:r>
-    </w:p>
-    <w:p>
-      <w:pPr>
-        <w:pStyle w:val="BodyText"/>
-      </w:pPr>
-      <w:r>
-        <w:t>• Turning points cluster between 40 % and 46 % of direct-export intensity (2015: 39.6 %; pooled: 39.8 %; 2023: 41.6 %; 2009: 46.2 %).</w:t>
-      </w:r>
-    </w:p>
-    <w:p>
-      <w:pPr>
-        <w:pStyle w:val="BodyText"/>
-      </w:pPr>
-      <w:r>
-        <w:t>• TCI_z is positive in all three waves but its magnitude declines over time (2009: β = 0.204 ***; 2015: β = 0.129 *; 2023: β = 0.091, marginal); pooled TCI_z = 0.169, p &lt; .001.</w:t>
-      </w:r>
-    </w:p>
-    <w:p>
-      <w:pPr>
-        <w:pStyle w:val="BodyText"/>
-      </w:pPr>
-      <w:r>
-        <w:t>• DAI_z direct effect is positive in 2009 (β = 0.127, p = .005), null in 2015 (β = −0.032), marginal in 2023 (β = 0.099); pooled DAI_z = 0.063, p = .036 in M7 but indistinguishable from zero once interactions enter M8.</w:t>
-      </w:r>
-    </w:p>
-    <w:p>
-      <w:pPr>
-        <w:pStyle w:val="BodyText"/>
-      </w:pPr>
-      <w:r>
-        <w:t>• DAI moderation is concentrated in the 2023 wave (M4 joint p = .043; M8 joint p = .013; FSTS_c × DAI_z = −0.637, marginal); the pooled signal sits at the conventional threshold (M8 joint p = .050) and is driven entirely by 2023.</w:t>
+        <w:t>• The internationalisation–performance relationship in Vietnamese firms is robustly nonlinear: the Lind–Mehlum test rejects monotonicity in all three waves (2009 p = .006, 2015 p = .009, 2023 p = .013) and in the pooled sample (p &lt; .001), with turning points clustered between 39 and 46 % of direct-export intensity.</w:t>
+      </w:r>
+    </w:p>
+    <w:p>
+      <w:pPr>
+        <w:pStyle w:val="BodyText"/>
+      </w:pPr>
+      <w:r>
+        <w:t>• Technological capability and digital adoption are separated as non-overlapping primary measures: TCI_z is the within-wave standardised mean of quality certification and foreign-licensed technology, whereas DAI_z is the within-wave standardised website-based digital-presence indicator.</w:t>
+      </w:r>
+    </w:p>
+    <w:p>
+      <w:pPr>
+        <w:pStyle w:val="BodyText"/>
+      </w:pPr>
+      <w:r>
+        <w:t>• TCI_z is positively associated with productivity in all three waves (β = 0.215, 0.128, 0.123) and pooled (β = 0.179, p &lt; .001), and moderates the curvature in three of four panels (M3 joint p = .040, .713, .027 and .003).</w:t>
+      </w:r>
+    </w:p>
+    <w:p>
+      <w:pPr>
+        <w:pStyle w:val="BodyText"/>
+      </w:pPr>
+      <w:r>
+        <w:t>• DAI_z is strongest in 2009 (β = 0.175, p &lt; .001), null in 2015 (β = −0.044, p = .377), positive in 2023 (β = 0.095, p = .038) and pooled (β = 0.078, p = .004); the cross-wave shifts are statistically distinguishable (Paternoster z = 3.353 between 2009 and 2015; z = −2.051 between 2015 and 2023).</w:t>
+      </w:r>
+    </w:p>
+    <w:p>
+      <w:pPr>
+        <w:pStyle w:val="BodyText"/>
+      </w:pPr>
+      <w:r>
+        <w:t>• DAI moderation is concentrated in 2023, where FSTS_c × DAI_z = −0.912 (p = .043) and the M8 joint test is marginal (p = .062); the pooled M8 joint test is also marginal (p = .083), driven by 2023 rather than by a stable cross-period moderation.</w:t>
       </w:r>
     </w:p>
     <w:p>
@@ -207,7 +215,7 @@
         <w:pStyle w:val="BodyText"/>
       </w:pPr>
       <w:r>
-        <w:t>Digitalisation adds a further layer of complexity to this debate. Digital tools can reduce communication frictions, accelerate transactions, and support coordination across borders. Yet those benefits do not arise automatically. Their realised value depends on whether firms possess the organisational depth, absorptive capacity, and complementary routines needed to translate digital adoption into productivity gains (Cohen &amp; Levinthal, 1990; Verhoef et al., 2021). For this reason, digital capability should not be treated as a universally beneficial resource whose payoff is constant across firms and over time.</w:t>
+        <w:t>Digitalisation adds a further layer of complexity to this debate. Digital tools can reduce communication frictions, accelerate transactions, and support coordination across borders. Yet those benefits do not arise automatically. Their realised value depends on whether firms possess the organisational depth, absorptive capacity, and complementary routines needed to translate digital adoption into productivity gains (Cohen and Levinthal, 1990; Verhoef et al., 2021). For this reason, digital capability should not be treated as a universally beneficial resource whose payoff is constant across firms and over time.</w:t>
       </w:r>
     </w:p>
     <w:p>
@@ -383,7 +391,7 @@
         <w:pStyle w:val="FirstParagraph"/>
       </w:pPr>
       <w:r>
-        <w:t>Technological capability refers to deeper firm-internal stocks of learning, knowledge integration, process improvement, and problem-solving capacity. It is central to the firm’s ability to upgrade operations, adapt to changing market demands, and absorb external knowledge (Cohen &amp; Levinthal, 1990; Lall, 1992). In international settings, these functions are particularly important because firms must respond to unfamiliar markets, coordinate across boundaries, and integrate lessons from foreign activity into organisational routines.</w:t>
+        <w:t>Technological capability refers to deeper firm-internal stocks of learning, knowledge integration, process improvement, and problem-solving capacity. It is central to the firm’s ability to upgrade operations, adapt to changing market demands, and absorb external knowledge (Cohen and Levinthal, 1990; Lall, 1992). In international settings, these functions are particularly important because firms must respond to unfamiliar markets, coordinate across boundaries, and integrate lessons from foreign activity into organisational routines.</w:t>
       </w:r>
     </w:p>
     <w:p>
@@ -407,7 +415,7 @@
         <w:pStyle w:val="BodyText"/>
       </w:pPr>
       <w:r>
-        <w:t>Operationally, technological capability in the Lall (1992) tradition is built from items that capture the firm’s ability to absorb, deploy, and improve foreign technology: foreign-licensed technology indicates direct technology transfer; internationally recognised quality certification indicates the organisational ability to meet foreign quality standards; product-innovation and R&amp;D activity indicate the absorptive capacity (năng lực hấp thụ in the Cohen &amp; Levinthal sense) needed to convert external knowledge into productivity gains. The constructed TCI_z therefore captures stock rather than flow: it indexes the firm’s accumulated capability to engage with foreign technology and standards, not the volume of any one digital transaction.</w:t>
+        <w:t>Operationally, technological capability in the Lall (1992) tradition is built from items that capture the firm’s ability to absorb, deploy, and improve foreign technology: foreign-licensed technology indicates direct technology transfer; internationally recognised quality certification indicates the organisational ability to meet foreign quality standards; product-innovation and R&amp;D activity indicate the absorptive capacity (năng lực hấp thụ in the Cohen and Levinthal sense) needed to convert external knowledge into productivity gains. The constructed TCI_z therefore captures stock rather than flow: it indexes the firm’s accumulated capability to engage with foreign technology and standards, not the volume of any one digital transaction.</w:t>
       </w:r>
     </w:p>
     <w:p>
@@ -567,23 +575,23 @@
         <w:pStyle w:val="BodyText"/>
       </w:pPr>
       <w:r>
-        <w:t>The analysis uses two distinct capability constructs. The Technological Capability Index (TCI_z) captures deeper capability stocks related to learning, upgrading, and internal competence accumulation, anchored in Lall (1992) and Cohen &amp; Levinthal (1990). The Digital Adoption Index (DAI_z) captures a foundational layer of digital adoption — digital presence and basic digital transaction support — rather than higher-order digitally integrated organisational transformation (Bharadwaj et al., 2013; Verhoef et al., 2021). Each composite is z-standardised within wave so that the reported coefficients are comparable in magnitude. This separation is deliberate because the study is interested in whether the two domains exhibit different empirical roles.</w:t>
-      </w:r>
-    </w:p>
-    <w:p>
-      <w:pPr>
-        <w:pStyle w:val="BodyText"/>
-      </w:pPr>
-      <w:r>
-        <w:t>Item-level construction is as follows. Outcome lnLP = ln(d2 / l1) where d2 is total annual sales and l1 is permanent full-time employees. Internationalisation FSTS = d3c / 100, mean-centred within wave (FSTS_c) and squared (FSTS_c²). TCI_thin is the within-wave mean of b8 (internationally recognised quality certification) and e6 (foreign-licensed technology) recoded from WBES 1/2 to 1/0 binary indicators, then z-standardised within wave to give TCI_z. DAI_thin is the within-wave mean of c22b (own website) and e6, constructed identically to give DAI_z. The two composites share e6 by virtue of overlapping coverage in the WBES instrument; this overlap is documented in §4.5 and the substantive findings are robust to alternative composites that exclude the shared item.</w:t>
-      </w:r>
-    </w:p>
-    <w:p>
-      <w:pPr>
-        <w:pStyle w:val="BodyText"/>
-      </w:pPr>
-      <w:r>
-        <w:t>Two enriched composites are used in the §4.5 robustness panel where item availability allows. TCI_full adds h1 (introduced new or significantly improved product) and h8 (R&amp;D expenditure indicator) to the TCI_thin items; this richer composite is constructed for the 2015 and 2023 waves where h1 and h8 are present. DAI_rich adds k33 (sales received via electronic payment) and k38 (supplier payments via electronic payment) to the DAI_thin items, in both continuous (k33/100, k38/100) and binary (k33 &gt; 0, k38 &gt; 0) variants; this richer composite is constructed for the 2023 wave only because the payment items are not present in the earlier releases.</w:t>
+        <w:t>The analysis uses two distinct capability constructs. The Technological Capability Index (TCI_z) captures deeper capability stocks related to learning, upgrading, and internal competence accumulation, anchored in Lall (1992) and Cohen and Levinthal (1990). The Digital Adoption Index (DAI_z) captures a foundational layer of digital adoption — digital presence and basic digital transaction support — rather than higher-order digitally integrated organisational transformation (Bharadwaj et al., 2013; Verhoef et al., 2021). Each composite is z-standardised within wave so that the reported coefficients are comparable in magnitude. This separation is deliberate because the study is interested in whether the two domains exhibit different empirical roles.</w:t>
+      </w:r>
+    </w:p>
+    <w:p>
+      <w:pPr>
+        <w:pStyle w:val="BodyText"/>
+      </w:pPr>
+      <w:r>
+        <w:t>Item-level construction is as follows. The outcome is lnLP = ln(d2 / l1), where d2 is total annual sales and l1 is permanent full-time employees. Internationalisation is FSTS = d3c / 100, mean-centred within wave (FSTS_c) and squared (FSTS_c²). The primary Technological Capability Index (TCI_z) is the within-wave standardised mean of b8 (internationally recognised quality certification) and e6 (foreign-licensed technology), each recoded from WBES 1/2 to 1/0 binary form. The primary Digital Adoption Index (DAI_z) is the within-wave standardised website-presence indicator c22b, recoded from 1/2 to 1/0. Under this revised primary specification, no item is shared between the TCI and DAI composites — e6 belongs exclusively to the capability construct, while c22b alone serves as a harmonised cross-wave proxy for basic digital presence. Cross-wave-comparable transaction-level digital items are absent from the 2009 and 2015 instruments, so DAI_z should be interpreted as a Tier 1–2 digital-adoption measure rather than as a fully integrated digital-capability construct (Bharadwaj et al., 2013; Verhoef et al., 2021).</w:t>
+      </w:r>
+    </w:p>
+    <w:p>
+      <w:pPr>
+        <w:pStyle w:val="BodyText"/>
+      </w:pPr>
+      <w:r>
+        <w:t>Two enriched composites are used in the §4.5 robustness panel where item availability allows. TCI_full adds h1 (introduced new or significantly improved product) and h8 (R&amp;D expenditure indicator) to the TCI items in 2015 and 2023, where h1 and h8 are present. DAI_rich, constructed only for 2023, extends the website-presence indicator with k33 (share of sales received via electronic payment) and k38 (share of supplier payments made via electronic payment), in both continuous (k33 / 100, k38 / 100) and binary (k33 &gt; 0, k38 &gt; 0) variants. DAI_rich thus moves from basic digital presence toward a transaction-enabling digital-adoption construct, but it is treated as a measurement-depth robustness check rather than as the primary specification because k33 and k38 are unavailable in the 2009 and 2015 waves.</w:t>
       </w:r>
     </w:p>
     <w:p>
@@ -655,7 +663,7 @@
         <w:pStyle w:val="FirstParagraph"/>
       </w:pPr>
       <w:r>
-        <w:t>Table 1 reports analytic-sample summary statistics by wave. Three patterns are worth noting before the inferential analysis. The share of firms reporting any positive direct-export intensity declines from 28.4 % in 2009 to 20.8 % in 2015 to 18.8 % in 2023, reflecting the rebalancing of the Vietnamese exporter cohort away from labour-intensive manufacturing toward services and FDI-linked supply-chain firms during the observation window. The within-wave mean of foundational digital adoption (DAI_thin) is essentially flat across the three waves (0.301 / 0.359 / 0.307), suggesting that what changes across waves is not the level of basic digital adoption but the composition of firms that adopt and the export-coordination context in which those firms operate. The mean of log labour productivity rises monotonically (19.41 / 20.04 / 20.55), consistent with broader Vietnamese productivity convergence over the period.</w:t>
+        <w:t>Table 1 reports analytic-sample summary statistics by wave. Three patterns are worth noting before the inferential analysis. The share of firms reporting any positive direct-export intensity declines from 28.4 % in 2009 to 20.7 % in 2015 to 18.8 % in 2023, reflecting the rebalancing of the Vietnamese exporter cohort away from labour-intensive manufacturing toward services and FDI-linked supply-chain firms during the observation window. The within-wave mean of basic digital adoption (c22b website indicator) rises from 0.425 in 2009 to 0.483 in 2015 and 0.498 in 2023, indicating broad diffusion of basic digital presence across the Vietnamese firm population over the 14-year window. The mean of log labour productivity rises monotonically (19.41 / 20.04 / 20.55), consistent with broader Vietnamese productivity convergence over the period.</w:t>
       </w:r>
     </w:p>
     <w:tbl>
@@ -938,47 +946,47 @@
           </w:tcPr>
           <w:p>
             <w:r>
-              <w:t>DAI_thin (mean of c22b, e6 recoded)</w:t>
-            </w:r>
-          </w:p>
-        </w:tc>
-        <w:tc>
-          <w:tcPr>
-            <w:tcW w:type="dxa" w:w="1872"/>
-          </w:tcPr>
-          <w:p>
-            <w:r>
-              <w:t>0.301 (0.373)</w:t>
-            </w:r>
-          </w:p>
-        </w:tc>
-        <w:tc>
-          <w:tcPr>
-            <w:tcW w:type="dxa" w:w="1872"/>
-          </w:tcPr>
-          <w:p>
-            <w:r>
-              <w:t>0.359 (0.397)</w:t>
-            </w:r>
-          </w:p>
-        </w:tc>
-        <w:tc>
-          <w:tcPr>
-            <w:tcW w:type="dxa" w:w="1872"/>
-          </w:tcPr>
-          <w:p>
-            <w:r>
-              <w:t>0.307 (0.316)</w:t>
-            </w:r>
-          </w:p>
-        </w:tc>
-        <w:tc>
-          <w:tcPr>
-            <w:tcW w:type="dxa" w:w="1872"/>
-          </w:tcPr>
-          <w:p>
-            <w:r>
-              <w:t>0.322 (0.363)</w:t>
+              <w:t>DAI (c22b — own website, recoded)</w:t>
+            </w:r>
+          </w:p>
+        </w:tc>
+        <w:tc>
+          <w:tcPr>
+            <w:tcW w:type="dxa" w:w="1872"/>
+          </w:tcPr>
+          <w:p>
+            <w:r>
+              <w:t>0.425 (0.495)</w:t>
+            </w:r>
+          </w:p>
+        </w:tc>
+        <w:tc>
+          <w:tcPr>
+            <w:tcW w:type="dxa" w:w="1872"/>
+          </w:tcPr>
+          <w:p>
+            <w:r>
+              <w:t>0.483 (0.500)</w:t>
+            </w:r>
+          </w:p>
+        </w:tc>
+        <w:tc>
+          <w:tcPr>
+            <w:tcW w:type="dxa" w:w="1872"/>
+          </w:tcPr>
+          <w:p>
+            <w:r>
+              <w:t>0.498 (0.500)</w:t>
+            </w:r>
+          </w:p>
+        </w:tc>
+        <w:tc>
+          <w:tcPr>
+            <w:tcW w:type="dxa" w:w="1872"/>
+          </w:tcPr>
+          <w:p>
+            <w:r>
+              <w:t>0.469 (0.499)</w:t>
             </w:r>
           </w:p>
         </w:tc>
@@ -1255,31 +1263,31 @@
         <w:pStyle w:val="FirstParagraph"/>
       </w:pPr>
       <w:r>
-        <w:t>The 2009 wave is characterised by a clearly nonlinear I–P relationship and strong direct capability effects. The inverted-U specification (M2) yields a positive linear term (β = 1.045, p = .015) and a negative quadratic term (β = −1.774, p = .009); the Lind–Mehlum test rejects the monotonicity null at p = .006. In the dual-direct specification (M7) both TCI_z (β = 0.204, p &lt; .001) and DAI_z (β = 0.127, p = .005) are positive and significant. The TCI moderation joint test is significant in 2009 (M3 joint p = .040, with FSTS_c × TCI_z = −0.579, p = .087), but the DAI moderation tests are not (M4 joint p = .728; full-model M8 joint p = .435). In substantive terms, both capability dimensions in 2009 work primarily as direct level-shifters; the marginal coordination cost that bends the I–P curve is associated with technological capability but not with foundational digital adoption.</w:t>
-      </w:r>
-    </w:p>
-    <w:p>
-      <w:pPr>
-        <w:pStyle w:val="BodyText"/>
-      </w:pPr>
-      <w:r>
-        <w:t>The 2015 wave shows the curvature most cleanly but the weakest digital channel. M2 produces FSTS_c β = 1.151 (p = .030) and FSTS_c² β = −2.082 (p = .005), with a Lind–Mehlum p = .009. TCI_z retains a positive direct association in the dual-direct model (β = 0.129, p = .016) but its magnitude is roughly two-thirds of the 2009 estimate. DAI_z loses direct salience entirely (β = −0.032, p = .574). Neither TCI moderation (M3 joint p = .665) nor DAI moderation (M4 joint p = .298; M8 joint p = .160) is statistically distinguishable from zero in this wave. Read as a phase characterisation, 2015 looks like a wave in which the I–P curvature is unusually sharp while the capability premium compresses, suggesting that the firms added to the exporter cohort during this phase derived their productivity gains more from scale than from capability differentiation.</w:t>
-      </w:r>
-    </w:p>
-    <w:p>
-      <w:pPr>
-        <w:pStyle w:val="BodyText"/>
-      </w:pPr>
-      <w:r>
-        <w:t>The 2023 wave is where the digital-moderation signal emerges. M2 again indicates a clear inverted-U (FSTS_c β = 0.962, p = .039; FSTS_c² β = −1.686, p = .008; Lind–Mehlum p = .012). In the dual-direct M7 the two capability dimensions converge in magnitude (TCI_z β = 0.091, p = .075, marginal; DAI_z β = 0.099, p = .072, marginal); both lose conventional significance once the DAI interaction terms are added in M8 because the level shift is partially absorbed into the moderation. The DAI joint moderation test, however, becomes significant in 2023 (M4 joint p = .043; full-model M8 joint p = .013), driven by a negative linear interaction (FSTS_c × DAI_z = −0.637, p = .074, marginal) and a positive quadratic interaction (FSTS_c² × DAI_z = 0.509, p = .322). The substantive reading is that, in the 2023 wave, foundational digital adoption becomes more conditional on export intensity: the marginal productivity contribution of DAI_z attenuates more sharply along the FSTS distribution than it does in earlier waves.</w:t>
-      </w:r>
-    </w:p>
-    <w:p>
-      <w:pPr>
-        <w:pStyle w:val="BodyText"/>
-      </w:pPr>
-      <w:r>
-        <w:t>Taken together, the wave-specific results suggest two distinct lifecycle patterns rather than a single one. The TCI_z direct payoff is positive across all three waves but its magnitude declines over time (β = 0.204 → 0.129 → 0.091); the DAI_z direct payoff follows a different trajectory — strongest in 2009 (β = 0.127, p = .005), null in 2015 (β = −0.032), and marginal in 2023 (β = 0.099). The DAI moderation channel is null in 2009 and 2015 and only emerges in 2023, where the I–P curvature interacts with DAI_z (M8 joint p = .013).</w:t>
+        <w:t>The 2009 wave displays a clearly nonlinear internationalisation–performance relationship together with strong direct capability and digital-adoption effects. The inverted-U specification (M2) yields a positive linear term (β = 1.045, p = .015) and a negative quadratic term (β = −1.774, p = .009); the Lind–Mehlum test rejects monotonicity at p = .006. In the dual-direct specification (M7) both TCI_z (β = 0.215, p &lt; .001) and DAI_z (β = 0.175, p &lt; .001) are positive and highly significant. TCI moderation is statistically distinguishable from zero (M3 joint p = .040; FSTS_c × TCI_z = −0.579, p = .087), but DAI moderation is not (M4 joint p = .825; full-model M8 joint p = .700). In substantive terms, both capability dimensions in 2009 operate primarily as direct level-shifters; the marginal coordination cost that bends the I–P curve is associated with technological capability rather than with basic digital presence.</w:t>
+      </w:r>
+    </w:p>
+    <w:p>
+      <w:pPr>
+        <w:pStyle w:val="BodyText"/>
+      </w:pPr>
+      <w:r>
+        <w:t>The 2015 wave shows the curvature cleanly but the weakest digital channel. M2 produces FSTS_c β = 1.159 (p = .029) and FSTS_c² β = −2.115 (p = .004), with Lind–Mehlum p = .009. TCI_z retains a positive direct association (β = 0.128, p = .010) but at roughly 60 per cent of the 2009 magnitude. DAI_z loses direct salience entirely (β = −0.044, p = .377). TCI moderation is null in this wave (M3 joint p = .713), and DAI moderation is at best marginal (M4 joint p = .125; M8 joint p = .093). Read as a phase characterisation, 2015 looks like a wave in which the I–P curvature is unusually sharp while the digital channel compresses entirely — consistent with the productivity J-curve account in which firms invest in basic digital tools before complementary organisational adjustments produce measurable productivity gains (Brynjolfsson et al., 2021).</w:t>
+      </w:r>
+    </w:p>
+    <w:p>
+      <w:pPr>
+        <w:pStyle w:val="BodyText"/>
+      </w:pPr>
+      <w:r>
+        <w:t>The 2023 wave is where the digital-moderation signal emerges most sharply. M2 again indicates a clear inverted-U (FSTS_c β = 0.962, p = .039; FSTS_c² β = −1.686, p = .008; Lind–Mehlum p = .013). In the dual-direct M7, both capability dimensions are positive and significant (TCI_z β = 0.123, p = .006; DAI_z β = 0.095, p = .038). When the DAI interaction terms are added in M8, the linear interaction is negative and individually significant (FSTS_c × DAI_z = −0.912, p = .043), the quadratic interaction is positive and marginal (FSTS_c² × DAI_z = 1.043, p = .099), and the joint test sits at marginal significance (M4 joint p = .102; M8 joint p = .062). The substantive reading is that, by 2023, basic digital adoption becomes more conditional on export intensity: as exporters move beyond moderate FSTS levels, the productivity contribution of basic digital presence attenuates and may amplify rather than relieve coordination burdens, consistent with the view that website-level adoption alone is insufficient when deeper transaction-enabling and process-integrating digital capability is still maturing.</w:t>
+      </w:r>
+    </w:p>
+    <w:p>
+      <w:pPr>
+        <w:pStyle w:val="BodyText"/>
+      </w:pPr>
+      <w:r>
+        <w:t>Taken together, the wave-specific results trace two distinct lifecycle trajectories. Technological capability is positive across all three waves with a modestly attenuating magnitude (TCI_z = 0.215 → 0.128 → 0.123) but with moderation that survives in the 2009, 2023 and pooled panels. Digital adoption follows a non-monotonic trajectory — strong in 2009 (β = 0.175 ***), null in 2015 (β = −0.044 n.s.), and re-emerging in 2023 (β = 0.095 *) — and its moderation channel materialises only in 2023. The Paternoster cross-wave z-tests reported in §4.5 confirm that the 2009-to-2015 fall in DAI (z = 3.353, p &lt; .001) and the 2015-to-2023 recovery (z = −2.051, p = .040) are both statistically distinguishable shifts, supporting the lifecycle reading rather than treating the wave-specific pattern as sampling noise.</w:t>
       </w:r>
     </w:p>
     <w:p>
@@ -1303,31 +1311,31 @@
         <w:pStyle w:val="FirstParagraph"/>
       </w:pPr>
       <w:r>
-        <w:t>The pooled results confirm that the I–P relationship is nonlinear on average. In the pooled nonlinear M2, the linear FSTS_c term is positive and significant (β = 0.981, p = .001) while the quadratic FSTS_c² term is negative and significant (β = −1.898, p &lt; .001); the Lind–Mehlum test rejects monotonicity at p &lt; .001. The curvature persists in the full M8 (FSTS_c β = 0.820, p = .007; FSTS_c² β = −1.612, p &lt; .001), supporting H1 and aligning with the broader nonlinear logic emphasised in prior international business research (Marano et al., 2016).</w:t>
-      </w:r>
-    </w:p>
-    <w:p>
-      <w:pPr>
-        <w:pStyle w:val="BodyText"/>
-      </w:pPr>
-      <w:r>
-        <w:t>The pooled evidence shows that both capability dimensions are positively associated with firm performance on average, but their magnitudes differ. In the pooled M7 dual-direct specification, TCI_z is positive and highly significant (β = 0.169, p &lt; .001), while DAI_z is positive and significant at the conventional threshold (β = 0.063, p = .036). In the full M8 specification, the TCI_z coefficient strengthens slightly (β = 0.182, p &lt; .001) while the DAI_z direct coefficient becomes statistically indistinguishable from zero (β = 0.028, p = .588) once the interaction terms are entered. The TCI_z direct association is therefore the more robust of the two capability findings in the pooled sample, supporting H2; H3 is supported by the M7 dual-direct estimate but is sensitive to the inclusion of DAI moderation terms.</w:t>
-      </w:r>
-    </w:p>
-    <w:p>
-      <w:pPr>
-        <w:pStyle w:val="BodyText"/>
-      </w:pPr>
-      <w:r>
-        <w:t>The pooled interaction terms involving DAI_z carry a marginal joint signal. In the full M8, the linear interaction is negative but not individually significant (FSTS_c × DAI_z = −0.375, p = .156) and the quadratic interaction is positive but not significant (FSTS_c² × DAI_z = 0.311, p = .438); the joint Wald test on the two interactions sits exactly at the conventional threshold (joint p = .050). This pooled signal is driven primarily by the 2023 wave: the M4 joint moderation test on DAI is null in 2009 (p = .728) and 2015 (p = .298), and only becomes significant in 2023 (M4 joint p = .043; M8 joint p = .013). Pooled estimates therefore understate the magnitude and timing of the DAI moderation channel: the channel is real but is concentrated in the most recent wave, not uniformly distributed across the 2009–2023 window.</w:t>
-      </w:r>
-    </w:p>
-    <w:p>
-      <w:pPr>
-        <w:pStyle w:val="BodyText"/>
-      </w:pPr>
-      <w:r>
-        <w:t>TCI moderation, by contrast, is more uniformly distributed: the M3 joint test on FSTS_c × TCI_z and FSTS_c² × TCI_z is significant in three of four panels (2009 p = .040, 2023 p = .027, pooled p = .003) and null only in 2015 (p = .665). Pooled, the linear interaction is negative (FSTS_c × TCI_z = −0.568, p = .004) and the quadratic is positive (FSTS_c² × TCI_z = 0.616, p = .038), indicating that the I–P curve flattens for high-capability firms rather than shifting in level. This is consistent with the absorptive-capacity reading: firms with deeper capability stocks extract productivity gains across a wider range of export intensities than less capable peers.</w:t>
+        <w:t>The pooled estimates confirm that the internationalisation–performance relationship is nonlinear on average. In the pooled M2 specification, the linear FSTS_c term is positive (β = 0.984, p &lt; .001) and the quadratic FSTS_c² term is negative (β = −1.909, p &lt; .001); the Lind–Mehlum test rejects monotonicity at p &lt; .001 with an estimated turning point at 39.7 per cent of direct-export intensity. The curvature persists in the full M8 specification (FSTS_c β = 0.845, p = .006; FSTS_c² β = −1.650, p &lt; .001), supporting H1 and aligning with the meta-analytic evidence on the nonlinear shape of internationalisation returns in emerging-market firms (Marano et al., 2016).</w:t>
+      </w:r>
+    </w:p>
+    <w:p>
+      <w:pPr>
+        <w:pStyle w:val="BodyText"/>
+      </w:pPr>
+      <w:r>
+        <w:t>The pooled evidence shows that both technological capability and basic digital adoption are positively associated with firm performance on average. In the pooled M7 dual-direct specification, TCI_z is positive and highly significant (β = 0.179, p &lt; .001), and DAI_z is positive and significant (β = 0.078, p = .004). In the full M8 specification, the TCI_z coefficient is essentially unchanged (β = 0.184, p &lt; .001), while the DAI_z direct coefficient becomes statistically indistinguishable from zero (β = 0.032, p = .537) once the interaction terms are entered. This sensitivity is consistent with the interpretation that DAI_z combines a positive level effect with a negative interaction with FSTS_c at higher export intensities — precisely the pattern documented in §4.1 for the 2023 wave.</w:t>
+      </w:r>
+    </w:p>
+    <w:p>
+      <w:pPr>
+        <w:pStyle w:val="BodyText"/>
+      </w:pPr>
+      <w:r>
+        <w:t>The pooled interaction terms involving DAI_z carry a marginal joint signal. The linear interaction is negative but not individually significant (FSTS_c × DAI_z = −0.448, p = .116), and the quadratic interaction is positive but not significant (FSTS_c² × DAI_z = 0.460, p = .276). The joint Wald test sits at marginal significance (M8 joint p = .083). This pooled signal is driven primarily by the 2023 wave: the M4 joint moderation test on DAI is null in 2009 (p = .825) and 2015 (p = .125), and reaches marginal significance only in 2023 (M4 joint p = .102; M8 joint p = .062). Pooled estimates therefore understate the timing of the DAI moderation channel: the channel is concentrated in the most recent wave rather than uniformly distributed across the 2009–2023 window.</w:t>
+      </w:r>
+    </w:p>
+    <w:p>
+      <w:pPr>
+        <w:pStyle w:val="BodyText"/>
+      </w:pPr>
+      <w:r>
+        <w:t>Technological-capability moderation, by contrast, is more uniformly distributed. The M3 joint test on FSTS_c × TCI_z and FSTS_c² × TCI_z is statistically distinguishable from zero in three of four panels (2009 p = .040, 2023 p = .027, pooled p = .003) and null only in 2015 (p = .713). Pooled, the linear interaction is negative (FSTS_c × TCI_z = −0.587, p = .003) and the quadratic is positive (FSTS_c² × TCI_z = 0.640, p = .031), indicating that the inverted-U flattens for high-capability firms rather than shifting in level. This is consistent with the absorptive-capacity reading in which firms with deeper capability stocks extract productivity gains across a wider range of export intensities than less capable peers (Cohen and Levinthal, 1990; Lall, 1992).</w:t>
       </w:r>
     </w:p>
     <w:p>
@@ -1351,15 +1359,15 @@
         <w:pStyle w:val="FirstParagraph"/>
       </w:pPr>
       <w:r>
-        <w:t>H1 is strongly supported. The Lind–Mehlum test rejects the monotonicity null in all three waves (2009 p = .006, 2015 p = .009, 2023 p = .012) and in the pooled sample (p &lt; .001), and the implied turning points are tightly bunched between 39.6 % (2015) and 46.2 % (2009) of direct-export intensity, with the pooled estimate at 39.8 %. H2 is supported by the positive direct TCI_z association in the pooled sample and in two of three wave-specific periods (2009 p &lt; .001; 2015 p = .016; 2023 p = .075 marginal), reinforced by significant TCI moderation in the pooled sample (M3 joint p = .003) and in 2009 (p = .040) and 2023 (p = .027). H3 is supported on average — the pooled M7 estimate is positive and significant (β = 0.063, p = .036) — but is sensitive to specification and to wave: it is strongest in 2009 (β = 0.127, p = .005) and is statistically null in 2015 (β = −0.032, p = .574).</w:t>
-      </w:r>
-    </w:p>
-    <w:p>
-      <w:pPr>
-        <w:pStyle w:val="BodyText"/>
-      </w:pPr>
-      <w:r>
-        <w:t>H4 receives focused but meaningful support. The DAI joint moderation test is null in 2009 (M4 p = .728) and 2015 (M4 p = .298), and only becomes significant in 2023 (M4 joint p = .043; full-model M8 joint p = .013). The pooled M8 joint test sits exactly at the conventional threshold (p = .050), indicating that the DAI-moderation channel exists on average but is concentrated in the most recent wave rather than uniformly distributed across the 2009–2023 window. This is consistent with the broader claim that digital capability is stage contingent: the conditional channel is real, but it materialises as the institutional and capability environment evolves.</w:t>
+        <w:t>H1 is strongly supported. The Lind–Mehlum test rejects the monotonicity null in all three waves (2009 p = .006, 2015 p = .009, 2023 p = .013) and in the pooled sample (p &lt; .001), and the implied turning points are tightly clustered between 39.3 per cent (2015) and 46.2 per cent (2009) of direct-export intensity, with the pooled estimate at 39.7 per cent. H2 is supported by the positive TCI_z direct association in the pooled sample (β = 0.179, p &lt; .001) and in all three wave-specific periods (2009 p &lt; .001; 2015 p = .010; 2023 p = .006), reinforced by statistically distinguishable TCI moderation in three of four panels (M3 joint p = .040, .713, .027 and .003). H3 is supported on average: the pooled M7 estimate of DAI_z is positive and significant (β = 0.078, p = .004), but DAI_z varies sharply across waves — strong in 2009 (β = 0.175, p &lt; .001), null in 2015 (β = −0.044, p = .377) and positive in 2023 (β = 0.095, p = .038). The Paternoster cross-wave z-tests (§4.5, Panel F) confirm that the 2009-to-2015 fall (z = 3.353, p &lt; .001) and the 2015-to-2023 recovery (z = −2.051, p = .040) are both statistically distinguishable shifts.</w:t>
+      </w:r>
+    </w:p>
+    <w:p>
+      <w:pPr>
+        <w:pStyle w:val="BodyText"/>
+      </w:pPr>
+      <w:r>
+        <w:t>H4 receives focused but meaningful support. The DAI joint moderation test is null in 2009 (M4 p = .825) and only marginal in 2015 (M4 p = .125). It reaches its strongest expression in 2023, where the individual interaction FSTS_c × DAI_z = −0.912 (p = .043) is statistically distinguishable from zero and the joint test is at the edge of conventional significance (M4 p = .102; M8 p = .062). The pooled M8 joint test (p = .083) is also at marginal significance, driven by the 2023 wave rather than by a stable cross-period moderation. The substantive reading is that the conditional digital channel materialises only when the institutional and digital environment is sufficiently mature for basic adoption to interact with cross-border coordination demands.</w:t>
       </w:r>
     </w:p>
     <w:p>
@@ -1460,37 +1468,37 @@
           </w:tcPr>
           <w:p>
             <w:r>
-              <w:t>Inverted-U: FSTS_c 1.045** / FSTS_c² −1.774**; LM p = .006</w:t>
-            </w:r>
-          </w:p>
-        </w:tc>
-        <w:tc>
-          <w:tcPr>
-            <w:tcW w:type="dxa" w:w="1872"/>
-          </w:tcPr>
-          <w:p>
-            <w:r>
-              <w:t>0.204 *** (M7)</w:t>
-            </w:r>
-          </w:p>
-        </w:tc>
-        <w:tc>
-          <w:tcPr>
-            <w:tcW w:type="dxa" w:w="1872"/>
-          </w:tcPr>
-          <w:p>
-            <w:r>
-              <w:t>0.127 ** (M7)</w:t>
-            </w:r>
-          </w:p>
-        </w:tc>
-        <w:tc>
-          <w:tcPr>
-            <w:tcW w:type="dxa" w:w="1872"/>
-          </w:tcPr>
-          <w:p>
-            <w:r>
-              <w:t>M4 joint p = .728 n.s.; M8 joint p = .435 n.s.</w:t>
+              <w:t>Inverted-U: FSTS_c 1.045** / FSTS_c² −1.774**; LM p = .006; TP = 46.2 %</w:t>
+            </w:r>
+          </w:p>
+        </w:tc>
+        <w:tc>
+          <w:tcPr>
+            <w:tcW w:type="dxa" w:w="1872"/>
+          </w:tcPr>
+          <w:p>
+            <w:r>
+              <w:t>0.215 *** (M7)</w:t>
+            </w:r>
+          </w:p>
+        </w:tc>
+        <w:tc>
+          <w:tcPr>
+            <w:tcW w:type="dxa" w:w="1872"/>
+          </w:tcPr>
+          <w:p>
+            <w:r>
+              <w:t>0.175 *** (M7)</w:t>
+            </w:r>
+          </w:p>
+        </w:tc>
+        <w:tc>
+          <w:tcPr>
+            <w:tcW w:type="dxa" w:w="1872"/>
+          </w:tcPr>
+          <w:p>
+            <w:r>
+              <w:t>M4 joint p = .825 n.s.; M8 joint p = .700 n.s.</w:t>
             </w:r>
           </w:p>
         </w:tc>
@@ -1512,37 +1520,37 @@
           </w:tcPr>
           <w:p>
             <w:r>
-              <w:t>Inverted-U: FSTS_c 1.151* / FSTS_c² −2.082**; LM p = .009</w:t>
-            </w:r>
-          </w:p>
-        </w:tc>
-        <w:tc>
-          <w:tcPr>
-            <w:tcW w:type="dxa" w:w="1872"/>
-          </w:tcPr>
-          <w:p>
-            <w:r>
-              <w:t>0.129 * (M7)</w:t>
-            </w:r>
-          </w:p>
-        </w:tc>
-        <w:tc>
-          <w:tcPr>
-            <w:tcW w:type="dxa" w:w="1872"/>
-          </w:tcPr>
-          <w:p>
-            <w:r>
-              <w:t>−0.032 (p = .574) n.s.</w:t>
-            </w:r>
-          </w:p>
-        </w:tc>
-        <w:tc>
-          <w:tcPr>
-            <w:tcW w:type="dxa" w:w="1872"/>
-          </w:tcPr>
-          <w:p>
-            <w:r>
-              <w:t>M4 joint p = .298 n.s.; M8 joint p = .160 n.s.</w:t>
+              <w:t>Inverted-U: FSTS_c 1.159* / FSTS_c² −2.115**; LM p = .009; TP = 39.3 %</w:t>
+            </w:r>
+          </w:p>
+        </w:tc>
+        <w:tc>
+          <w:tcPr>
+            <w:tcW w:type="dxa" w:w="1872"/>
+          </w:tcPr>
+          <w:p>
+            <w:r>
+              <w:t>0.128 * (M7)</w:t>
+            </w:r>
+          </w:p>
+        </w:tc>
+        <w:tc>
+          <w:tcPr>
+            <w:tcW w:type="dxa" w:w="1872"/>
+          </w:tcPr>
+          <w:p>
+            <w:r>
+              <w:t>−0.044 (p = .377) n.s.</w:t>
+            </w:r>
+          </w:p>
+        </w:tc>
+        <w:tc>
+          <w:tcPr>
+            <w:tcW w:type="dxa" w:w="1872"/>
+          </w:tcPr>
+          <w:p>
+            <w:r>
+              <w:t>M4 joint p = .125 n.s.; M8 joint p = .093 †</w:t>
             </w:r>
           </w:p>
         </w:tc>
@@ -1564,37 +1572,37 @@
           </w:tcPr>
           <w:p>
             <w:r>
-              <w:t>Inverted-U: FSTS_c 0.962* / FSTS_c² −1.686**; LM p = .012</w:t>
-            </w:r>
-          </w:p>
-        </w:tc>
-        <w:tc>
-          <w:tcPr>
-            <w:tcW w:type="dxa" w:w="1872"/>
-          </w:tcPr>
-          <w:p>
-            <w:r>
-              <w:t>0.091 † (M7, marginal)</w:t>
-            </w:r>
-          </w:p>
-        </w:tc>
-        <w:tc>
-          <w:tcPr>
-            <w:tcW w:type="dxa" w:w="1872"/>
-          </w:tcPr>
-          <w:p>
-            <w:r>
-              <w:t>0.099 † (M7, marginal)</w:t>
-            </w:r>
-          </w:p>
-        </w:tc>
-        <w:tc>
-          <w:tcPr>
-            <w:tcW w:type="dxa" w:w="1872"/>
-          </w:tcPr>
-          <w:p>
-            <w:r>
-              <w:t>M4 joint p = .043 *; M8 joint p = .013 *; FSTS_c × DAI_z = −0.637 †</w:t>
+              <w:t>Inverted-U: FSTS_c 0.962* / FSTS_c² −1.686**; LM p = .013; TP = 41.6 %</w:t>
+            </w:r>
+          </w:p>
+        </w:tc>
+        <w:tc>
+          <w:tcPr>
+            <w:tcW w:type="dxa" w:w="1872"/>
+          </w:tcPr>
+          <w:p>
+            <w:r>
+              <w:t>0.123 ** (M7)</w:t>
+            </w:r>
+          </w:p>
+        </w:tc>
+        <w:tc>
+          <w:tcPr>
+            <w:tcW w:type="dxa" w:w="1872"/>
+          </w:tcPr>
+          <w:p>
+            <w:r>
+              <w:t>0.095 * (M7)</w:t>
+            </w:r>
+          </w:p>
+        </w:tc>
+        <w:tc>
+          <w:tcPr>
+            <w:tcW w:type="dxa" w:w="1872"/>
+          </w:tcPr>
+          <w:p>
+            <w:r>
+              <w:t>M4 joint p = .102 †; M8 joint p = .062 †; FSTS_c × DAI_z = −0.912 *</w:t>
             </w:r>
           </w:p>
         </w:tc>
@@ -1616,37 +1624,37 @@
           </w:tcPr>
           <w:p>
             <w:r>
-              <w:t>Inverted-U: FSTS_c 0.981** / FSTS_c² −1.898***; LM p &lt; .001</w:t>
-            </w:r>
-          </w:p>
-        </w:tc>
-        <w:tc>
-          <w:tcPr>
-            <w:tcW w:type="dxa" w:w="1872"/>
-          </w:tcPr>
-          <w:p>
-            <w:r>
-              <w:t>0.169 *** (M7)</w:t>
-            </w:r>
-          </w:p>
-        </w:tc>
-        <w:tc>
-          <w:tcPr>
-            <w:tcW w:type="dxa" w:w="1872"/>
-          </w:tcPr>
-          <w:p>
-            <w:r>
-              <w:t>0.063 * (M7); 0.028 n.s. (M8)</w:t>
-            </w:r>
-          </w:p>
-        </w:tc>
-        <w:tc>
-          <w:tcPr>
-            <w:tcW w:type="dxa" w:w="1872"/>
-          </w:tcPr>
-          <w:p>
-            <w:r>
-              <w:t>M4 joint p = .417 n.s.; M8 joint p = .050</w:t>
+              <w:t>Inverted-U: FSTS_c 0.984*** / FSTS_c² −1.909***; LM p &lt; .001; TP = 39.7 %</w:t>
+            </w:r>
+          </w:p>
+        </w:tc>
+        <w:tc>
+          <w:tcPr>
+            <w:tcW w:type="dxa" w:w="1872"/>
+          </w:tcPr>
+          <w:p>
+            <w:r>
+              <w:t>0.179 *** (M7)</w:t>
+            </w:r>
+          </w:p>
+        </w:tc>
+        <w:tc>
+          <w:tcPr>
+            <w:tcW w:type="dxa" w:w="1872"/>
+          </w:tcPr>
+          <w:p>
+            <w:r>
+              <w:t>0.078 ** (M7); 0.032 n.s. (M8)</w:t>
+            </w:r>
+          </w:p>
+        </w:tc>
+        <w:tc>
+          <w:tcPr>
+            <w:tcW w:type="dxa" w:w="1872"/>
+          </w:tcPr>
+          <w:p>
+            <w:r>
+              <w:t>M4 joint p = .213 n.s.; M8 joint p = .083 †</w:t>
             </w:r>
           </w:p>
         </w:tc>
@@ -1681,47 +1689,47 @@
         <w:pStyle w:val="BodyText"/>
       </w:pPr>
       <w:r>
-        <w:t>Panel A — Enriched TCI_full composite (2015 and 2023, where h1 product innovation and h8 R&amp;D indicators are available). Adding h1 and h8 to the TCI items produces an attenuated direct effect: the TCI_full_z direct coefficient is 0.048 (p = .353) in 2015 and 0.067 (p = .161) in 2023 — both non-significant against the TCI_thin estimates of 0.129 and 0.091. The moderation joint test is not significant in either wave (2015 joint F p = .473; 2023 joint F p = .152). Read together with the main TCI_thin results, this attenuation is consistent with the interpretation that the TCI_thin items (b8 quality certification and e6 foreign-licensed technology) capture a sharper foreign-capability content than the broader product-innovation and R&amp;D items add. The TCI_thin specification is therefore retained as the primary measurement throughout the paper.</w:t>
-      </w:r>
-    </w:p>
-    <w:p>
-      <w:pPr>
-        <w:pStyle w:val="BodyText"/>
-      </w:pPr>
-      <w:r>
-        <w:t>Panel B — Enriched DAI_rich composite (2023 only). Adding k33 and k38 (customer-side and supplier-side electronic-payment intensity) to c22b and e6 produces a continuous DAI_rich_cont_z and a binary DAI_rich_bin_z. In the 2023 full specification, the DAI_rich_cont moderation joint test is significant (joint F p = .041, with FSTS_c × DAI_rich_cont_z = −0.769, p = .108); the binary version is marginal (joint F p = .101). The 2023 DAI moderation channel therefore survives when the construct is enriched with Tier 3 payment indicators, indicating that the DAI_z moderation finding in the main results is not an artefact of the website-only thin specification.</w:t>
-      </w:r>
-    </w:p>
-    <w:p>
-      <w:pPr>
-        <w:pStyle w:val="BodyText"/>
-      </w:pPr>
-      <w:r>
-        <w:t>Panel C — Common-N comparison (2023). To distinguish a measurement effect from a sample-composition effect, we re-estimate the DAI_thin moderation specification on the same N = 1,013 sample used for DAI_rich. The DAI_z joint moderation test remains significant on this restricted sample (joint F p = .013), confirming that the cross-specification difference between Panels B and the main results is driven by measurement choice rather than by sample restriction.</w:t>
-      </w:r>
-    </w:p>
-    <w:p>
-      <w:pPr>
-        <w:pStyle w:val="BodyText"/>
-      </w:pPr>
-      <w:r>
-        <w:t>Panel D — Micro-firm exclusion (l1 ≥ 10). Excluding firms with fewer than ten permanent employees reduces the pooled sample to N = 2,475 and leaves the substantive inferences intact. The inverted-U is preserved (FSTS_c β = 0.787, p = .008; FSTS_c² β = −1.634, p &lt; .001), the TCI_z direct association is essentially unchanged (β = 0.180, p &lt; .001), and the DAI moderation joint test in the full M8 specification (joint F p = .072, marginal) is comparable to the main pooled M8 estimate (p = .050). The Lind–Mehlum monotonicity rejection and the lifecycle reading therefore do not depend on the inclusion of very small firms.</w:t>
-      </w:r>
-    </w:p>
-    <w:p>
-      <w:pPr>
-        <w:pStyle w:val="BodyText"/>
-      </w:pPr>
-      <w:r>
-        <w:t>Panel E — Sample-selection probes (Heckman two-step and control function). The selection equation is a probit of export_any on lnEmp, FirmAge, ForeignOwned, sector fixed effects, and the WBES sampling region a2, with a2 supplying the exclusion restriction (sampling region affects export selection through differential logistical access but is plausibly uncorrelated with the productivity outcome conditional on the other controls). The inverse Mills ratio is added to the outcome equation estimated on exporters (FSTS &gt; 0). The IMR coefficient is statistically insignificant in all four panels: λ = −0.092 (p = .871) in 2009, λ = −0.707 (p = .352) in 2015, λ = 0.581 (p = .468) in 2023, and λ = −0.481 (p = .327) pooled, indicating no significant selection bias along the IMR-detected channel. A complementary control-function specification using the generalised residual instead of the IMR yields a significant residual in 2009 (β = 0.529, p &lt; .001) and pooled (β = 0.312, p &lt; .001) and a marginal residual in 2023 (β = 0.263, p = .083), but null in 2015 (β = −0.113, p = .352). The control-function signal in some panels indicates a degree of selection structure that the standard IMR does not pick up; it does not, however, overturn the H1, H2, or H3 substantive inferences when the focal coefficients are re-estimated with either correction.</w:t>
-      </w:r>
-    </w:p>
-    <w:p>
-      <w:pPr>
-        <w:pStyle w:val="BodyText"/>
-      </w:pPr>
-      <w:r>
-        <w:t>Panel F — Paternoster (1998) cross-wave z-tests. To assess whether the cross-wave differences in the focal M7 / M8 coefficients are statistically distinguishable from sampling noise, we apply z = (β_A − β_B) / sqrt(SE_A² + SE_B²) for each pair of waves and each focal term. Most differences are not statistically distinguishable. The clear exception is the DAI_z direct association between 2009 and 2015: z = 2.198, p = .028, confirming that the drop from β = 0.127 to β = −0.032 is a real cross-wave shift rather than noise. Two further differences sit at marginal significance: the TCI_z attenuation between 2009 and 2023 (z = 1.611, p = .107) and the DAI_z re-emergence between 2015 and 2023 (z = −1.652, p = .099). All FSTS_c, FSTS_c², FSTS_c × DAI_z, and FSTS_c² × DAI_z pairwise differences are not statistically distinguishable (all |z| &lt; 1.0, all p &gt; .35), so the curvature and DAI moderation patterns documented for individual waves should be read as wave-specific magnitudes around a common shape rather than as cross-period structural shifts in those terms.</w:t>
+        <w:t>Panel A — Enriched TCI_full composite (2015 and 2023, where h1 product-innovation and h8 R&amp;D indicators are available). Adding h1 and h8 to the primary TCI items produces an attenuated direct effect: the TCI_full_z direct coefficient is 0.056 (p = .253) in 2015 and 0.096 (p = .024) in 2023 — both smaller than the corresponding TCI_thin estimates of 0.128 and 0.123. The moderation joint test is not statistically distinguishable from zero in either wave (2015 joint F p = .492; 2023 joint F p = .152). The attenuation is consistent with the interpretation that the TCI_thin items (b8 quality certification and e6 foreign-licensed technology) carry a sharper foreign-capability content than the broader product-innovation and R&amp;D items add. The TCI_thin specification is therefore retained as the primary measurement throughout the paper.</w:t>
+      </w:r>
+    </w:p>
+    <w:p>
+      <w:pPr>
+        <w:pStyle w:val="BodyText"/>
+      </w:pPr>
+      <w:r>
+        <w:t>Panel B — Enriched DAI_rich composite (2023 only). The richer specification extends the primary website-based DAI with k33 (customer e-payment intensity) and k38 (supplier e-payment intensity), in both continuous and binary forms. The 2023 DAI_rich_cont moderation joint test is marginal (joint F p = .099, with FSTS_c × DAI_rich_cont_z = −0.933, p = .076), and the binary specification is non-significant (joint F p = .243). The richer measure thus indicates a similar directional pattern to the primary DAI moderation finding but with weaker individual significance — consistent with the view that transaction-enabling digital adoption operates through a different productivity channel than basic digital presence and should not be treated as a one-for-one replacement for the harmonised primary specification.</w:t>
+      </w:r>
+    </w:p>
+    <w:p>
+      <w:pPr>
+        <w:pStyle w:val="BodyText"/>
+      </w:pPr>
+      <w:r>
+        <w:t>Panel C — Common-N comparison (2023). The primary DAI_z and DAI_rich specifications are estimated on the same N = 1,013 sample, so the differences in Panel B reflect measurement rather than sample. This rules out the alternative explanation that DAI_rich attenuates because of selective missingness on k33 / k38, and supports retaining the harmonised website-based DAI as the primary cross-wave specification.</w:t>
+      </w:r>
+    </w:p>
+    <w:p>
+      <w:pPr>
+        <w:pStyle w:val="BodyText"/>
+      </w:pPr>
+      <w:r>
+        <w:t>Panel D — Micro-firm exclusion (l1 ≥ 10). Excluding firms with fewer than ten permanent employees reduces the pooled sample to N = 2,473 and leaves the substantive inferences intact. The inverted-U is preserved (FSTS_c β = 0.794, p = .008; FSTS_c² β = −1.647, p &lt; .001), the TCI_z direct association is essentially unchanged (β = 0.188, p &lt; .001), DAI_z direct is positive but not individually significant (β = 0.054, p = .288), and the DAI moderation joint test in the full M8 specification (joint F p = .167) is somewhat weaker than in the main pooled M8 (p = .083). The Lind–Mehlum monotonicity rejection and the broader lifecycle reading do not depend on the inclusion of very small firms.</w:t>
+      </w:r>
+    </w:p>
+    <w:p>
+      <w:pPr>
+        <w:pStyle w:val="BodyText"/>
+      </w:pPr>
+      <w:r>
+        <w:t>Panel E — Sample-selection probes (Heckman two-step and control function). The selection equation is a probit of export_any on lnEmp, FirmAge, ForeignOwned, sector fixed effects and the WBES sampling region a2, with a2 supplying the exclusion restriction (sampling region affects export selection through differential logistical access but is plausibly uncorrelated with the productivity outcome conditional on the other controls). The inverse Mills ratio added to the outcome equation estimated on exporters (FSTS &gt; 0) is statistically insignificant in all four panels: λ = −0.111 (p = .846) in 2009, λ = −0.833 (p = .259) in 2015, λ = 0.665 (p = .399) in 2023, and λ = −0.462 (p = .347) pooled, indicating no significant selection bias along the IMR-detected channel. A complementary control-function specification using the generalised residual yields a significant residual in 2009 (β = 0.510, p &lt; .001) and pooled (β = 0.304, p &lt; .001), a marginal residual in 2023 (β = 0.259, p = .092) and a null residual in 2015 (β = −0.112, p = .357). The control-function signal indicates a degree of selection structure that the standard IMR does not pick up but does not overturn the H1, H2 or H3 substantive inferences when the focal coefficients are re-estimated with either correction.</w:t>
+      </w:r>
+    </w:p>
+    <w:p>
+      <w:pPr>
+        <w:pStyle w:val="BodyText"/>
+      </w:pPr>
+      <w:r>
+        <w:t>Panel F — Paternoster (1998) cross-wave z-tests. To assess whether the cross-wave differences in the focal M7 / M8 coefficients are statistically distinguishable from sampling noise, we apply z = (β_A − β_B) / sqrt(SE_A² + SE_B²) for each pair of waves and each focal term. The DAI_z direct association shifts significantly between 2009 and 2015 (z = 3.353, p &lt; .001) and between 2015 and 2023 (z = −2.051, p = .040), confirming that the lifecycle pattern of basic digital adoption is not an artefact of sampling noise. The TCI_z magnitude attenuates more modestly: the 2009-to-2015 difference (z = 1.288, p = .198) and 2009-to-2023 difference (z = 1.423, p = .155) are not statistically distinguishable. All FSTS_c, FSTS_c², FSTS_c × DAI_z and FSTS_c² × DAI_z pairwise differences are non-significant (all |z| &lt; 1.4, all p &gt; .17), so the inverted-U shape and the DAI moderation patterns are best read as a common curvature with wave-specific magnitudes rather than as cross-period structural shifts in the curvature parameters.</w:t>
       </w:r>
     </w:p>
     <w:p>
@@ -1897,7 +1905,7 @@
         <w:pStyle w:val="BodyText"/>
       </w:pPr>
       <w:r>
-        <w:t>Fourth, although the Paternoster (1998) z-tests reported in §4.5 confirm that the DAI_z drop between 2009 and 2015 is a statistically distinguishable cross-wave shift (z = 2.198, p = .028), most other cross-wave coefficient differences sit at marginal or non-significant magnitudes. The lifecycle narrative therefore relies more on the directional consistency of wave-specific estimates and the joint moderation tests than on uniformly significant pairwise z-tests. Future work could exploit policy timing — for example, Vietnam’s National Digital Transformation Programme launched in 2020 — for sharper identification of the digital channel through a policy-evaluation design rather than a cross-wave comparison.</w:t>
+        <w:t>Fourth, although the Paternoster (1998) z-tests reported in §4.5 confirm that the DAI_z drop between 2009 and 2015 is a statistically distinguishable cross-wave shift (z = 3.353, p &lt; .001) and the 2015-to-2023 recovery is also distinguishable (z = −2.051, p = .040). Most other cross-wave coefficient differences sit at marginal or non-significant magnitudes. The lifecycle narrative therefore relies more on the directional consistency of wave-specific estimates and the joint moderation tests than on uniformly significant pairwise z-tests. Future work could exploit policy timing — for example, Vietnam’s National Digital Transformation Programme launched in 2020 — for sharper identification of the digital channel through a policy-evaluation design rather than a cross-wave comparison.</w:t>
       </w:r>
     </w:p>
     <w:p>
@@ -2032,7 +2040,7 @@
       <w:r>
         <w:drawing>
           <wp:inline>
-            <wp:extent cx="5943600" cy="3241964"/>
+            <wp:extent cx="5943600" cy="3566160"/>
             <wp:docPr id="1" name="Picture 1"/>
             <wp:cNvGraphicFramePr>
               <a:graphicFrameLocks noChangeAspect="1"/>
@@ -2053,7 +2061,7 @@
                   <pic:spPr>
                     <a:xfrm>
                       <a:off x="0" y="0"/>
-                      <a:ext cx="5943600" cy="3241964"/>
+                      <a:ext cx="5943600" cy="3566160"/>
                     </a:xfrm>
                     <a:prstGeom prst="rect"/>
                   </pic:spPr>
@@ -2161,55 +2169,55 @@
         <w:pStyle w:val="BodyText"/>
       </w:pPr>
       <w:r>
-        <w:t>Antonakis, J., Bendahan, S., Jacquart, P., &amp; Lalive, R. (2010). On making causal claims: A review and recommendations. The Leadership Quarterly, 21(6), 1086–1120. https://doi.org/10.1016/j.leaqua.2010.10.010</w:t>
-      </w:r>
-    </w:p>
-    <w:p>
-      <w:pPr>
-        <w:pStyle w:val="BodyText"/>
-      </w:pPr>
-      <w:r>
-        <w:t>Anwar, S., &amp; Nguyen, L. P. (2010). Foreign direct investment and economic growth in Vietnam. Asia Pacific Business Review, 16(1–2), 183–202. https://doi.org/10.1080/13602380802364943</w:t>
-      </w:r>
-    </w:p>
-    <w:p>
-      <w:pPr>
-        <w:pStyle w:val="BodyText"/>
-      </w:pPr>
-      <w:r>
-        <w:t>Bharadwaj, A., El Sawy, O. A., Pavlou, P. A., &amp; Venkatraman, N. (2013). Digital business strategy: Toward a next generation of insights. MIS Quarterly, 37(2), 471–482. https://doi.org/10.25300/MISQ/2013/37:2.3</w:t>
-      </w:r>
-    </w:p>
-    <w:p>
-      <w:pPr>
-        <w:pStyle w:val="BodyText"/>
-      </w:pPr>
-      <w:r>
-        <w:t>Brynjolfsson, E., Rock, D., &amp; Syverson, C. (2021). The productivity J-curve: How intangibles complement general purpose technologies. American Economic Journal: Macroeconomics, 13(1), 333–372. https://doi.org/10.1257/mac.20180386</w:t>
-      </w:r>
-    </w:p>
-    <w:p>
-      <w:pPr>
-        <w:pStyle w:val="BodyText"/>
-      </w:pPr>
-      <w:r>
-        <w:t>Buckley, P. J., Clegg, L. J., Cross, A. R., Liu, X., Voss, H., &amp; Zheng, P. (2007). The determinants of Chinese outward foreign direct investment. Journal of International Business Studies, 38(4), 499–518. https://doi.org/10.1057/palgrave.jibs.8400277</w:t>
-      </w:r>
-    </w:p>
-    <w:p>
-      <w:pPr>
-        <w:pStyle w:val="BodyText"/>
-      </w:pPr>
-      <w:r>
-        <w:t>Cassiman, B., &amp; Veugelers, R. (2006). In search of complementarity in innovation strategy: Internal R&amp;D and external knowledge acquisition. Management Science, 52(1), 68–82. https://doi.org/10.1287/mnsc.1050.0470</w:t>
-      </w:r>
-    </w:p>
-    <w:p>
-      <w:pPr>
-        <w:pStyle w:val="BodyText"/>
-      </w:pPr>
-      <w:r>
-        <w:t>Cohen, W. M., &amp; Levinthal, D. A. (1990). Absorptive capacity: A new perspective on learning and innovation. Administrative Science Quarterly, 35(1), 128–152. https://doi.org/10.2307/2393553</w:t>
+        <w:t>Antonakis, J., Bendahan, S., Jacquart, P. and Lalive, R. (2010). On making causal claims: A review and recommendations. The Leadership Quarterly, 21(6), 1086–1120. https://doi.org/10.1016/j.leaqua.2010.10.010</w:t>
+      </w:r>
+    </w:p>
+    <w:p>
+      <w:pPr>
+        <w:pStyle w:val="BodyText"/>
+      </w:pPr>
+      <w:r>
+        <w:t>Anwar, S. and Nguyen, L. P. (2010). Foreign direct investment and economic growth in Vietnam. Asia Pacific Business Review, 16(1–2), 183–202. https://doi.org/10.1080/13602380802364943</w:t>
+      </w:r>
+    </w:p>
+    <w:p>
+      <w:pPr>
+        <w:pStyle w:val="BodyText"/>
+      </w:pPr>
+      <w:r>
+        <w:t>Bharadwaj, A., El Sawy, O. A., Pavlou, P. A. and Venkatraman, N. (2013). Digital business strategy: Toward a next generation of insights. MIS Quarterly, 37(2), 471–482. https://doi.org/10.25300/MISQ/2013/37:2.3</w:t>
+      </w:r>
+    </w:p>
+    <w:p>
+      <w:pPr>
+        <w:pStyle w:val="BodyText"/>
+      </w:pPr>
+      <w:r>
+        <w:t>Brynjolfsson, E., Rock, D. and Syverson, C. (2021). The productivity J-curve: How intangibles complement general purpose technologies. American Economic Journal: Macroeconomics, 13(1), 333–372. https://doi.org/10.1257/mac.20180386</w:t>
+      </w:r>
+    </w:p>
+    <w:p>
+      <w:pPr>
+        <w:pStyle w:val="BodyText"/>
+      </w:pPr>
+      <w:r>
+        <w:t>Buckley, P. J., Clegg, L. J., Cross, A. R., Liu, X., Voss, H. and Zheng, P. (2007). The determinants of Chinese outward foreign direct investment. Journal of International Business Studies, 38(4), 499–518. https://doi.org/10.1057/palgrave.jibs.8400277</w:t>
+      </w:r>
+    </w:p>
+    <w:p>
+      <w:pPr>
+        <w:pStyle w:val="BodyText"/>
+      </w:pPr>
+      <w:r>
+        <w:t>Cassiman, B. and Veugelers, R. (2006). In search of complementarity in innovation strategy: Internal R&amp;D and external knowledge acquisition. Management Science, 52(1), 68–82. https://doi.org/10.1287/mnsc.1050.0470</w:t>
+      </w:r>
+    </w:p>
+    <w:p>
+      <w:pPr>
+        <w:pStyle w:val="BodyText"/>
+      </w:pPr>
+      <w:r>
+        <w:t>Cohen, W. M. and Levinthal, D. A. (1990). Absorptive capacity: A new perspective on learning and innovation. Administrative Science Quarterly, 35(1), 128–152. https://doi.org/10.2307/2393553</w:t>
       </w:r>
     </w:p>
     <w:p>
@@ -2225,23 +2233,23 @@
         <w:pStyle w:val="BodyText"/>
       </w:pPr>
       <w:r>
-        <w:t>Cuervo-Cazurra, A., &amp; Genc, M. (2008). Transforming disadvantages into advantages: Developing-country MNEs in the least developed countries. Journal of International Business Studies, 39(6), 957–979. https://doi.org/10.1057/palgrave.jibs.8400390</w:t>
-      </w:r>
-    </w:p>
-    <w:p>
-      <w:pPr>
-        <w:pStyle w:val="BodyText"/>
-      </w:pPr>
-      <w:r>
-        <w:t>Eden, L., &amp; Miller, S. R. (2004). Distance matters: Liability of foreignness, institutional distance and ownership strategy. In M. A. Hitt &amp; J. L. C. Cheng (Eds.), Theories of the multinational enterprise: Diversity, complexity and relevance (Advances in International Management, Vol. 16, pp. 187–221). Emerald.</w:t>
-      </w:r>
-    </w:p>
-    <w:p>
-      <w:pPr>
-        <w:pStyle w:val="BodyText"/>
-      </w:pPr>
-      <w:r>
-        <w:t>Goldfarb, A., &amp; Tucker, C. (2019). Digital economics. Journal of Economic Literature, 57(1), 3–43. https://doi.org/10.1257/jel.20171452</w:t>
+        <w:t>Cuervo-Cazurra, A. and Genc, M. (2008). Transforming disadvantages into advantages: Developing-country MNEs in the least developed countries. Journal of International Business Studies, 39(6), 957–979. https://doi.org/10.1057/palgrave.jibs.8400390</w:t>
+      </w:r>
+    </w:p>
+    <w:p>
+      <w:pPr>
+        <w:pStyle w:val="BodyText"/>
+      </w:pPr>
+      <w:r>
+        <w:t>Eden, L. and Miller, S. R. (2004). Distance matters: Liability of foreignness, institutional distance and ownership strategy. In M. A. Hitt and J. L. C. Cheng (Eds.), Theories of the multinational enterprise: Diversity, complexity and relevance (Advances in International Management, Vol. 16, pp. 187–221). Emerald.</w:t>
+      </w:r>
+    </w:p>
+    <w:p>
+      <w:pPr>
+        <w:pStyle w:val="BodyText"/>
+      </w:pPr>
+      <w:r>
+        <w:t>Goldfarb, A. and Tucker, C. (2019). Digital economics. Journal of Economic Literature, 57(1), 3–43. https://doi.org/10.1257/jel.20171452</w:t>
       </w:r>
     </w:p>
     <w:p>
@@ -2257,7 +2265,7 @@
         <w:pStyle w:val="BodyText"/>
       </w:pPr>
       <w:r>
-        <w:t>Helfat, C. E., &amp; Peteraf, M. A. (2003). The dynamic resource-based view: Capability lifecycles. Strategic Management Journal, 24(10), 997–1010. https://doi.org/10.1002/smj.332</w:t>
+        <w:t>Helfat, C. E. and Peteraf, M. A. (2003). The dynamic resource-based view: Capability lifecycles. Strategic Management Journal, 24(10), 997–1010. https://doi.org/10.1002/smj.332</w:t>
       </w:r>
     </w:p>
     <w:p>
@@ -2273,15 +2281,15 @@
         <w:pStyle w:val="BodyText"/>
       </w:pPr>
       <w:r>
-        <w:t>Johanson, J., &amp; Vahlne, J.-E. (2009). The Uppsala internationalization process model revisited: From liability of foreignness to liability of outsidership. Journal of International Business Studies, 40(9), 1411–1431. https://doi.org/10.1057/jibs.2009.24</w:t>
-      </w:r>
-    </w:p>
-    <w:p>
-      <w:pPr>
-        <w:pStyle w:val="BodyText"/>
-      </w:pPr>
-      <w:r>
-        <w:t>Kafouros, M., &amp; Aliyev, M. (2016). Institutional development and firm profitability in transition economies. Journal of World Business, 51(3), 369–378. https://doi.org/10.1016/j.jwb.2015.06.002</w:t>
+        <w:t>Johanson, J. and Vahlne, J.-E. (2009). The Uppsala internationalization process model revisited: From liability of foreignness to liability of outsidership. Journal of International Business Studies, 40(9), 1411–1431. https://doi.org/10.1057/jibs.2009.24</w:t>
+      </w:r>
+    </w:p>
+    <w:p>
+      <w:pPr>
+        <w:pStyle w:val="BodyText"/>
+      </w:pPr>
+      <w:r>
+        <w:t>Kafouros, M. and Aliyev, M. (2016). Institutional development and firm profitability in transition economies. Journal of World Business, 51(3), 369–378. https://doi.org/10.1016/j.jwb.2015.06.002</w:t>
       </w:r>
     </w:p>
     <w:p>
@@ -2297,47 +2305,47 @@
         <w:pStyle w:val="BodyText"/>
       </w:pPr>
       <w:r>
-        <w:t>Levinsohn, J., &amp; Petrin, A. (2003). Estimating production functions using inputs to control for unobservables. Review of Economic Studies, 70(2), 317–341. https://doi.org/10.1111/1467-937X.00246</w:t>
-      </w:r>
-    </w:p>
-    <w:p>
-      <w:pPr>
-        <w:pStyle w:val="BodyText"/>
-      </w:pPr>
-      <w:r>
-        <w:t>Lind, J. T., &amp; Mehlum, H. (2010). With or without U? The appropriate test for a U-shaped relationship. Oxford Bulletin of Economics and Statistics, 72(1), 109–118. https://doi.org/10.1111/j.1468-0084.2009.00569.x</w:t>
-      </w:r>
-    </w:p>
-    <w:p>
-      <w:pPr>
-        <w:pStyle w:val="BodyText"/>
-      </w:pPr>
-      <w:r>
-        <w:t>Lu, J. W., &amp; Beamish, P. W. (2004). International diversification and firm performance: The S-curve hypothesis. Academy of Management Journal, 47(4), 598–609. https://doi.org/10.5465/20159604</w:t>
-      </w:r>
-    </w:p>
-    <w:p>
-      <w:pPr>
-        <w:pStyle w:val="BodyText"/>
-      </w:pPr>
-      <w:r>
-        <w:t>Marano, V., Arregle, J.-L., Hitt, M. A., Spadafora, E., &amp; van Essen, M. (2016). Home country institutions and the internationalization–performance relationship: A meta-analytic review. Journal of Management, 42(5), 1075–1110. https://doi.org/10.1177/0149206315624963</w:t>
-      </w:r>
-    </w:p>
-    <w:p>
-      <w:pPr>
-        <w:pStyle w:val="BodyText"/>
-      </w:pPr>
-      <w:r>
-        <w:t>Nguyen, T. T., Mia, L., Winata, L., &amp; Chong, V. K. (2017). Effect of transformational leadership style and management control system on managerial performance. Journal of Business Research, 70, 202–213. https://doi.org/10.1016/j.jbusres.2016.08.018</w:t>
-      </w:r>
-    </w:p>
-    <w:p>
-      <w:pPr>
-        <w:pStyle w:val="BodyText"/>
-      </w:pPr>
-      <w:r>
-        <w:t>Paternoster, R., Brame, R., Mazerolle, P., &amp; Piquero, A. (1998). Using the correct statistical test for the equality of regression coefficients. Criminology, 36(4), 859–866. https://doi.org/10.1111/j.1745-9125.1998.tb01268.x</w:t>
+        <w:t>Levinsohn, J. and Petrin, A. (2003). Estimating production functions using inputs to control for unobservables. Review of Economic Studies, 70(2), 317–341. https://doi.org/10.1111/1467-937X.00246</w:t>
+      </w:r>
+    </w:p>
+    <w:p>
+      <w:pPr>
+        <w:pStyle w:val="BodyText"/>
+      </w:pPr>
+      <w:r>
+        <w:t>Lind, J. T. and Mehlum, H. (2010). With or without U? The appropriate test for a U-shaped relationship. Oxford Bulletin of Economics and Statistics, 72(1), 109–118. https://doi.org/10.1111/j.1468-0084.2009.00569.x</w:t>
+      </w:r>
+    </w:p>
+    <w:p>
+      <w:pPr>
+        <w:pStyle w:val="BodyText"/>
+      </w:pPr>
+      <w:r>
+        <w:t>Lu, J. W. and Beamish, P. W. (2004). International diversification and firm performance: The S-curve hypothesis. Academy of Management Journal, 47(4), 598–609. https://doi.org/10.5465/20159604</w:t>
+      </w:r>
+    </w:p>
+    <w:p>
+      <w:pPr>
+        <w:pStyle w:val="BodyText"/>
+      </w:pPr>
+      <w:r>
+        <w:t>Marano, V., Arregle, J.-L., Hitt, M. A., Spadafora, E. and van Essen, M. (2016). Home country institutions and the internationalization–performance relationship: A meta-analytic review. Journal of Management, 42(5), 1075–1110. https://doi.org/10.1177/0149206315624963</w:t>
+      </w:r>
+    </w:p>
+    <w:p>
+      <w:pPr>
+        <w:pStyle w:val="BodyText"/>
+      </w:pPr>
+      <w:r>
+        <w:t>Nguyen, T. T., Mia, L., Winata, L. and Chong, V. K. (2017). Effect of transformational leadership style and management control system on managerial performance. Journal of Business Research, 70, 202–213. https://doi.org/10.1016/j.jbusres.2016.08.018</w:t>
+      </w:r>
+    </w:p>
+    <w:p>
+      <w:pPr>
+        <w:pStyle w:val="BodyText"/>
+      </w:pPr>
+      <w:r>
+        <w:t>Paternoster, R., Brame, R., Mazerolle, P. and Piquero, A. (1998). Using the correct statistical test for the equality of regression coefficients. Criminology, 36(4), 859–866. https://doi.org/10.1111/j.1745-9125.1998.tb01268.x</w:t>
       </w:r>
     </w:p>
     <w:p>
@@ -2369,23 +2377,23 @@
         <w:pStyle w:val="BodyText"/>
       </w:pPr>
       <w:r>
-        <w:t>Vahlne, J.-E., &amp; Johanson, J. (2017). From internationalization to evolution: The Uppsala model at 40 years. Journal of International Business Studies, 48(9), 1087–1102. https://doi.org/10.1057/s41267-017-0107-7</w:t>
-      </w:r>
-    </w:p>
-    <w:p>
-      <w:pPr>
-        <w:pStyle w:val="BodyText"/>
-      </w:pPr>
-      <w:r>
-        <w:t>Verbeke, A., &amp; Kano, L. (2016). An internalization theory perspective on the global and regional strategies of multinational enterprises. Journal of World Business, 51(1), 83–92. https://doi.org/10.1016/j.jwb.2015.08.014</w:t>
-      </w:r>
-    </w:p>
-    <w:p>
-      <w:pPr>
-        <w:pStyle w:val="BodyText"/>
-      </w:pPr>
-      <w:r>
-        <w:t>Verhoef, P. C., Broekhuizen, T., Bart, Y., Bhattacharya, A., Dong, J. Q., Fabian, N., &amp; Haenlein, M. (2021). Digital transformation: A multidisciplinary reflection and research agenda. Journal of Business Research, 122, 889–901. https://doi.org/10.1016/j.jbusres.2019.09.022</w:t>
+        <w:t>Vahlne, J.-E. and Johanson, J. (2017). From internationalization to evolution: The Uppsala model at 40 years. Journal of International Business Studies, 48(9), 1087–1102. https://doi.org/10.1057/s41267-017-0107-7</w:t>
+      </w:r>
+    </w:p>
+    <w:p>
+      <w:pPr>
+        <w:pStyle w:val="BodyText"/>
+      </w:pPr>
+      <w:r>
+        <w:t>Verbeke, A. and Kano, L. (2016). An internalization theory perspective on the global and regional strategies of multinational enterprises. Journal of World Business, 51(1), 83–92. https://doi.org/10.1016/j.jwb.2015.08.014</w:t>
+      </w:r>
+    </w:p>
+    <w:p>
+      <w:pPr>
+        <w:pStyle w:val="BodyText"/>
+      </w:pPr>
+      <w:r>
+        <w:t>Verhoef, P. C., Broekhuizen, T., Bart, Y., Bhattacharya, A., Dong, J. Q., Fabian, N. and Haenlein, M. (2021). Digital transformation: A multidisciplinary reflection and research agenda. Journal of Business Research, 122, 889–901. https://doi.org/10.1016/j.jbusres.2019.09.022</w:t>
       </w:r>
     </w:p>
     <w:p>
@@ -2441,15 +2449,15 @@
         <w:pStyle w:val="BodyText"/>
       </w:pPr>
       <w:r>
-        <w:t>Wright, M., Filatotchev, I., Hoskisson, R. E., &amp; Peng, M. W. (2005). Strategy research in emerging economies: Challenging the conventional wisdom. Journal of Management Studies, 42(1), 1–33. https://doi.org/10.1111/j.1467-6486.2005.00487.x</w:t>
-      </w:r>
-    </w:p>
-    <w:p>
-      <w:pPr>
-        <w:pStyle w:val="BodyText"/>
-      </w:pPr>
-      <w:r>
-        <w:t>Zhou, L., Wu, W.-P., &amp; Luo, X. (2007). Internationalization and the performance of born-global SMEs: The mediating role of social networks. Journal of International Business Studies, 38(4), 673–690. https://doi.org/10.1057/palgrave.jibs.8400282</w:t>
+        <w:t>Wright, M., Filatotchev, I., Hoskisson, R. E. and Peng, M. W. (2005). Strategy research in emerging economies: Challenging the conventional wisdom. Journal of Management Studies, 42(1), 1–33. https://doi.org/10.1111/j.1467-6486.2005.00487.x</w:t>
+      </w:r>
+    </w:p>
+    <w:p>
+      <w:pPr>
+        <w:pStyle w:val="BodyText"/>
+      </w:pPr>
+      <w:r>
+        <w:t>Zhou, L., Wu, W.-P. and Luo, X. (2007). Internationalization and the performance of born-global SMEs: The mediating role of social networks. Journal of International Business Studies, 38(4), 673–690. https://doi.org/10.1057/palgrave.jibs.8400282</w:t>
       </w:r>
     </w:p>
     <w:sectPr/>

--- a/manuscript_v4_5.docx
+++ b/manuscript_v4_5.docx
@@ -15,7 +15,7 @@
         <w:pStyle w:val="Subtitle"/>
       </w:pPr>
       <w:r>
-        <w:t>v5.0 — IJoEM submission draft (Vietnam, 2009/2015/2023)</w:t>
+        <w:t>v5.1 — IJoEM submission draft, Emerald Harvard refs (Vietnam 2009/2015/2023)</w:t>
       </w:r>
     </w:p>
     <w:p>
@@ -87,7 +87,7 @@
         <w:pStyle w:val="BodyText"/>
       </w:pPr>
       <w:r>
-        <w:t>Design/methodology/approach — The study uses three waves of World Bank Enterprise Survey microdata for Vietnam (2009, 2015 and 2023; analytic N = 989, 956 and 1,013, pooled 2,958) and estimates ordinary least squares models with HC1 robust standard errors, quadratic export-intensity terms and interaction specifications. The analysis distinguishes a Technological Capability Index (TCI_z, the within-wave standardised mean of internationally recognised quality certification and foreign-licensed technology) from a Digital Adoption Index (DAI_z, the within-wave standardised website-based indicator of basic digital presence). To preserve construct separation, no item is shared between the primary TCI and DAI specifications. Lind–Mehlum curvature tests, Heckman two-step and control-function selection corrections, Paternoster (1998) cross-wave z-tests and richer measurement panels (TCI_full, DAI_rich, micro-firm exclusion, common-N) complement the baseline.</w:t>
+        <w:t>Design/methodology/approach — The study uses three waves of World Bank Enterprise Survey microdata for Vietnam (2009, 2015 and 2023; analytic N = 989, 956 and 1,013, pooled 2,958) and estimates ordinary least squares models with HC1 robust standard errors, quadratic export-intensity terms and interaction specifications. The analysis distinguishes a Technological Capability Index (TCI_z, the within-wave standardised mean of internationally recognised quality certification and foreign-licensed technology) from a Digital Adoption Index (DAI_z, the within-wave standardised website-based indicator of basic digital presence). To preserve construct separation, no item is shared between the primary TCI and DAI specifications. Lind–Mehlum (Lind and Mehlum, 2010) curvature tests, Heckman two-step and control-function selection corrections, Paternoster (1998) cross-wave z-tests and richer measurement panels (TCI_full, DAI_rich, micro-firm exclusion, common-N) complement the baseline.</w:t>
       </w:r>
     </w:p>
     <w:p>
@@ -199,15 +199,15 @@
         <w:pStyle w:val="FirstParagraph"/>
       </w:pPr>
       <w:r>
-        <w:t>Vietnam offers an analytically valuable setting for revisiting the internationalisation–performance (I–P) relationship because firms expand abroad under conditions of institutional transition, uneven capability accumulation, and rapidly changing digital infrastructure. In such settings, internationalisation should not be assumed to generate a simple linear performance premium. Firms may gain access to larger markets, benefit from learning, and diversify revenue streams, but they may also face rising coordination costs, information-processing burdens, and organisational strain as their foreign involvement deepens.</w:t>
-      </w:r>
-    </w:p>
-    <w:p>
-      <w:pPr>
-        <w:pStyle w:val="BodyText"/>
-      </w:pPr>
-      <w:r>
-        <w:t>This tension lies at the heart of the I–P literature. A long tradition of research has argued that internationalisation can improve performance at lower and intermediate levels through scale, learning, and diversification, while also generating diminishing or negative returns at higher levels because of complexity and coordination burdens. Meta-analytic evidence strongly supports the view that nonlinearity is a central feature of this relationship rather than an empirical anomaly (Marano et al., 2016).</w:t>
+        <w:t>Vietnam offers an analytically valuable setting for revisiting the internationalisation–performance (I–P) relationship because firms expand abroad under conditions of institutional transition, uneven capability accumulation, and rapidly changing digital infrastructure. In such settings, internationalisation should not be assumed to generate a simple linear performance premium. Firms may gain access to larger markets, benefit from learning, and diversify revenue streams, but they may also face rising coordination costs, information-processing burdens, and organisational strain as their foreign involvement deepens (Cuervo-Cazurra and Genc, 2008; Wright et al., 2005).</w:t>
+      </w:r>
+    </w:p>
+    <w:p>
+      <w:pPr>
+        <w:pStyle w:val="BodyText"/>
+      </w:pPr>
+      <w:r>
+        <w:t>This tension lies at the heart of the I–P literature. A long tradition of research has argued that internationalisation can improve performance at lower and intermediate levels through scale, learning, and diversification, while also generating diminishing or negative returns at higher levels because of complexity and coordination burdens. Meta-analytic evidence strongly supports the view that nonlinearity is a central feature of this relationship rather than an empirical anomaly (Vernon, 1979; Lu and Beamish, 2004; Hennart, 2007; Marano et al., 2016).</w:t>
       </w:r>
     </w:p>
     <w:p>
@@ -367,7 +367,7 @@
         <w:pStyle w:val="BodyText"/>
       </w:pPr>
       <w:r>
-        <w:t>Two opposing forces underpin the curvature. On the upside, increasing direct-export intensity creates scale economies, knowledge spillovers from foreign customers, and learning-by-exporting effects that lift productivity. On the downside, coordinating production for institutionally distant markets imposes information-processing costs that grow non-linearly: each additional foreign market adds compliance demands, customer-relationship overhead, and supply-chain dependencies whose marginal coordination cost rises faster than the marginal scale benefit beyond a threshold. In a transitional setting where ports, trade-finance institutions, digital marketplaces, and dispute-resolution mechanisms are still maturing, this threshold may bind at a lower level of export intensity than in mature economies, sharpening the curvature relative to the meta-analytic baseline (Marano et al., 2016).</w:t>
+        <w:t>Two opposing forces underpin the curvature. On the upside, increasing direct-export intensity creates scale economies, knowledge spillovers from foreign customers, and learning-by-exporting effects that lift productivity. On the downside, coordinating production for institutionally distant markets imposes information-processing costs that grow non-linearly: each additional foreign market adds compliance demands, customer-relationship overhead, and supply-chain dependencies whose marginal coordination cost rises faster than the marginal scale benefit beyond a threshold. In a transitional setting where ports, trade-finance institutions, digital marketplaces, and dispute-resolution mechanisms are still maturing, this threshold may bind at a lower level of export intensity than in mature economies, sharpening the curvature relative to the meta-analytic baseline (Hennart, 2007; Wagner, 2007; Marano et al., 2016).</w:t>
       </w:r>
     </w:p>
     <w:p>
@@ -391,7 +391,7 @@
         <w:pStyle w:val="FirstParagraph"/>
       </w:pPr>
       <w:r>
-        <w:t>Technological capability refers to deeper firm-internal stocks of learning, knowledge integration, process improvement, and problem-solving capacity. It is central to the firm’s ability to upgrade operations, adapt to changing market demands, and absorb external knowledge (Cohen and Levinthal, 1990; Lall, 1992). In international settings, these functions are particularly important because firms must respond to unfamiliar markets, coordinate across boundaries, and integrate lessons from foreign activity into organisational routines.</w:t>
+        <w:t>Technological capability refers to deeper firm-internal stocks of learning, knowledge integration, process improvement, and problem-solving capacity. It is central to the firm’s ability to upgrade operations, adapt to changing market demands, and absorb external knowledge and adapt routines under changing conditions (Cohen and Levinthal, 1990; Lall, 1992; Helfat and Peteraf, 2003; Teece, 2007). In international settings, these functions are particularly important because firms must respond to unfamiliar markets, coordinate across boundaries, and integrate lessons from foreign activity into organisational routines.</w:t>
       </w:r>
     </w:p>
     <w:p>
@@ -543,7 +543,7 @@
         <w:pStyle w:val="FirstParagraph"/>
       </w:pPr>
       <w:r>
-        <w:t>The empirical analysis uses harmonised firm-level evidence for Vietnam across three waves of the World Bank Enterprise Survey: 2009, 2015, and 2023. Estimating the models separately by wave makes it possible to observe whether relationships are stable or time specific, while pooled estimation identifies average effects across the broader period.</w:t>
+        <w:t>The empirical analysis uses harmonised firm-level evidence for Vietnam across three waves of the World Bank Enterprise Survey: 2009, 2015 and 2023 (World Bank, 2010, 2016, 2024). Estimating the models separately by wave makes it possible to observe whether relationships are stable or time specific, while pooled estimation identifies average effects across the broader period.</w:t>
       </w:r>
     </w:p>
     <w:p>
@@ -631,7 +631,7 @@
         <w:pStyle w:val="BodyText"/>
       </w:pPr>
       <w:r>
-        <w:t>This design separates three analytical questions. First, is the I–P relationship nonlinear? Second, are TCI_z and DAI_z directly associated with performance? Third, does the role of digital adoption become more conditional as export intensity rises? Throughout, results are described as associations rather than effects, consistent with the inferential limits of repeated-cross-section data.</w:t>
+        <w:t>This design separates three analytical questions. First, is the I–P relationship nonlinear? Second, are TCI_z and DAI_z directly associated with performance? Third, does the role of digital adoption become more conditional as export intensity rises? Throughout, results are described as associations rather than effects, consistent with the inferential limits of repeated-cross-section data (Antonakis et al., 2010; Wooldridge, 2010).</w:t>
       </w:r>
     </w:p>
     <w:p>
@@ -1721,7 +1721,7 @@
         <w:pStyle w:val="BodyText"/>
       </w:pPr>
       <w:r>
-        <w:t>Panel E — Sample-selection probes (Heckman two-step and control function). The selection equation is a probit of export_any on lnEmp, FirmAge, ForeignOwned, sector fixed effects and the WBES sampling region a2, with a2 supplying the exclusion restriction (sampling region affects export selection through differential logistical access but is plausibly uncorrelated with the productivity outcome conditional on the other controls). The inverse Mills ratio added to the outcome equation estimated on exporters (FSTS &gt; 0) is statistically insignificant in all four panels: λ = −0.111 (p = .846) in 2009, λ = −0.833 (p = .259) in 2015, λ = 0.665 (p = .399) in 2023, and λ = −0.462 (p = .347) pooled, indicating no significant selection bias along the IMR-detected channel. A complementary control-function specification using the generalised residual yields a significant residual in 2009 (β = 0.510, p &lt; .001) and pooled (β = 0.304, p &lt; .001), a marginal residual in 2023 (β = 0.259, p = .092) and a null residual in 2015 (β = −0.112, p = .357). The control-function signal indicates a degree of selection structure that the standard IMR does not pick up but does not overturn the H1, H2 or H3 substantive inferences when the focal coefficients are re-estimated with either correction.</w:t>
+        <w:t>Panel E — Sample-selection probes (Heckman, 1979; Wooldridge, 2010). The selection equation is a probit of export_any on lnEmp, FirmAge, ForeignOwned, sector fixed effects and the WBES sampling region a2, with a2 supplying the exclusion restriction (sampling region affects export selection through differential logistical access but is plausibly uncorrelated with the productivity outcome conditional on the other controls). The inverse Mills ratio added to the outcome equation estimated on exporters (FSTS &gt; 0) is statistically insignificant in all four panels: λ = −0.111 (p = .846) in 2009, λ = −0.833 (p = .259) in 2015, λ = 0.665 (p = .399) in 2023, and λ = −0.462 (p = .347) pooled, indicating no significant selection bias along the IMR-detected channel. A complementary control-function specification using the generalised residual yields a significant residual in 2009 (β = 0.510, p &lt; .001) and pooled (β = 0.304, p &lt; .001), a marginal residual in 2023 (β = 0.259, p = .092) and a null residual in 2015 (β = −0.112, p = .357). The control-function signal indicates a degree of selection structure that the standard IMR does not pick up but does not overturn the H1, H2 or H3 substantive inferences when the focal coefficients are re-estimated with either correction.</w:t>
       </w:r>
     </w:p>
     <w:p>
@@ -2169,295 +2169,175 @@
         <w:pStyle w:val="BodyText"/>
       </w:pPr>
       <w:r>
-        <w:t>Antonakis, J., Bendahan, S., Jacquart, P. and Lalive, R. (2010). On making causal claims: A review and recommendations. The Leadership Quarterly, 21(6), 1086–1120. https://doi.org/10.1016/j.leaqua.2010.10.010</w:t>
-      </w:r>
-    </w:p>
-    <w:p>
-      <w:pPr>
-        <w:pStyle w:val="BodyText"/>
-      </w:pPr>
-      <w:r>
-        <w:t>Anwar, S. and Nguyen, L. P. (2010). Foreign direct investment and economic growth in Vietnam. Asia Pacific Business Review, 16(1–2), 183–202. https://doi.org/10.1080/13602380802364943</w:t>
-      </w:r>
-    </w:p>
-    <w:p>
-      <w:pPr>
-        <w:pStyle w:val="BodyText"/>
-      </w:pPr>
-      <w:r>
-        <w:t>Bharadwaj, A., El Sawy, O. A., Pavlou, P. A. and Venkatraman, N. (2013). Digital business strategy: Toward a next generation of insights. MIS Quarterly, 37(2), 471–482. https://doi.org/10.25300/MISQ/2013/37:2.3</w:t>
-      </w:r>
-    </w:p>
-    <w:p>
-      <w:pPr>
-        <w:pStyle w:val="BodyText"/>
-      </w:pPr>
-      <w:r>
-        <w:t>Brynjolfsson, E., Rock, D. and Syverson, C. (2021). The productivity J-curve: How intangibles complement general purpose technologies. American Economic Journal: Macroeconomics, 13(1), 333–372. https://doi.org/10.1257/mac.20180386</w:t>
-      </w:r>
-    </w:p>
-    <w:p>
-      <w:pPr>
-        <w:pStyle w:val="BodyText"/>
-      </w:pPr>
-      <w:r>
-        <w:t>Buckley, P. J., Clegg, L. J., Cross, A. R., Liu, X., Voss, H. and Zheng, P. (2007). The determinants of Chinese outward foreign direct investment. Journal of International Business Studies, 38(4), 499–518. https://doi.org/10.1057/palgrave.jibs.8400277</w:t>
-      </w:r>
-    </w:p>
-    <w:p>
-      <w:pPr>
-        <w:pStyle w:val="BodyText"/>
-      </w:pPr>
-      <w:r>
-        <w:t>Cassiman, B. and Veugelers, R. (2006). In search of complementarity in innovation strategy: Internal R&amp;D and external knowledge acquisition. Management Science, 52(1), 68–82. https://doi.org/10.1287/mnsc.1050.0470</w:t>
-      </w:r>
-    </w:p>
-    <w:p>
-      <w:pPr>
-        <w:pStyle w:val="BodyText"/>
-      </w:pPr>
-      <w:r>
-        <w:t>Cohen, W. M. and Levinthal, D. A. (1990). Absorptive capacity: A new perspective on learning and innovation. Administrative Science Quarterly, 35(1), 128–152. https://doi.org/10.2307/2393553</w:t>
-      </w:r>
-    </w:p>
-    <w:p>
-      <w:pPr>
-        <w:pStyle w:val="BodyText"/>
-      </w:pPr>
-      <w:r>
-        <w:t>Contractor, F. J. (2007). Is international business good for companies? The evolutionary or multi-stage theory of internationalization vs. the transaction cost perspective. Management International Review, 47(3), 453–475. https://doi.org/10.1007/s11575-007-0024-2</w:t>
-      </w:r>
-    </w:p>
-    <w:p>
-      <w:pPr>
-        <w:pStyle w:val="BodyText"/>
-      </w:pPr>
-      <w:r>
-        <w:t>Cuervo-Cazurra, A. and Genc, M. (2008). Transforming disadvantages into advantages: Developing-country MNEs in the least developed countries. Journal of International Business Studies, 39(6), 957–979. https://doi.org/10.1057/palgrave.jibs.8400390</w:t>
-      </w:r>
-    </w:p>
-    <w:p>
-      <w:pPr>
-        <w:pStyle w:val="BodyText"/>
-      </w:pPr>
-      <w:r>
-        <w:t>Eden, L. and Miller, S. R. (2004). Distance matters: Liability of foreignness, institutional distance and ownership strategy. In M. A. Hitt and J. L. C. Cheng (Eds.), Theories of the multinational enterprise: Diversity, complexity and relevance (Advances in International Management, Vol. 16, pp. 187–221). Emerald.</w:t>
-      </w:r>
-    </w:p>
-    <w:p>
-      <w:pPr>
-        <w:pStyle w:val="BodyText"/>
-      </w:pPr>
-      <w:r>
-        <w:t>Goldfarb, A. and Tucker, C. (2019). Digital economics. Journal of Economic Literature, 57(1), 3–43. https://doi.org/10.1257/jel.20171452</w:t>
-      </w:r>
-    </w:p>
-    <w:p>
-      <w:pPr>
-        <w:pStyle w:val="BodyText"/>
-      </w:pPr>
-      <w:r>
-        <w:t>Heckman, J. J. (1979). Sample selection bias as a specification error. Econometrica, 47(1), 153–161. https://doi.org/10.2307/1912352</w:t>
-      </w:r>
-    </w:p>
-    <w:p>
-      <w:pPr>
-        <w:pStyle w:val="BodyText"/>
-      </w:pPr>
-      <w:r>
-        <w:t>Helfat, C. E. and Peteraf, M. A. (2003). The dynamic resource-based view: Capability lifecycles. Strategic Management Journal, 24(10), 997–1010. https://doi.org/10.1002/smj.332</w:t>
-      </w:r>
-    </w:p>
-    <w:p>
-      <w:pPr>
-        <w:pStyle w:val="BodyText"/>
-      </w:pPr>
-      <w:r>
-        <w:t>Hennart, J.-F. (2007). The theoretical rationale for a multinationality–performance relationship. Management International Review, 47(3), 423–452. https://doi.org/10.1007/s11575-007-0023-3</w:t>
-      </w:r>
-    </w:p>
-    <w:p>
-      <w:pPr>
-        <w:pStyle w:val="BodyText"/>
-      </w:pPr>
-      <w:r>
-        <w:t>Johanson, J. and Vahlne, J.-E. (2009). The Uppsala internationalization process model revisited: From liability of foreignness to liability of outsidership. Journal of International Business Studies, 40(9), 1411–1431. https://doi.org/10.1057/jibs.2009.24</w:t>
-      </w:r>
-    </w:p>
-    <w:p>
-      <w:pPr>
-        <w:pStyle w:val="BodyText"/>
-      </w:pPr>
-      <w:r>
-        <w:t>Kafouros, M. and Aliyev, M. (2016). Institutional development and firm profitability in transition economies. Journal of World Business, 51(3), 369–378. https://doi.org/10.1016/j.jwb.2015.06.002</w:t>
-      </w:r>
-    </w:p>
-    <w:p>
-      <w:pPr>
-        <w:pStyle w:val="BodyText"/>
-      </w:pPr>
-      <w:r>
-        <w:t>Lall, S. (1992). Technological capabilities and industrialization. World Development, 20(2), 165–186. https://doi.org/10.1016/0305-750X(92)90097-F</w:t>
-      </w:r>
-    </w:p>
-    <w:p>
-      <w:pPr>
-        <w:pStyle w:val="BodyText"/>
-      </w:pPr>
-      <w:r>
-        <w:t>Levinsohn, J. and Petrin, A. (2003). Estimating production functions using inputs to control for unobservables. Review of Economic Studies, 70(2), 317–341. https://doi.org/10.1111/1467-937X.00246</w:t>
-      </w:r>
-    </w:p>
-    <w:p>
-      <w:pPr>
-        <w:pStyle w:val="BodyText"/>
-      </w:pPr>
-      <w:r>
-        <w:t>Lind, J. T. and Mehlum, H. (2010). With or without U? The appropriate test for a U-shaped relationship. Oxford Bulletin of Economics and Statistics, 72(1), 109–118. https://doi.org/10.1111/j.1468-0084.2009.00569.x</w:t>
-      </w:r>
-    </w:p>
-    <w:p>
-      <w:pPr>
-        <w:pStyle w:val="BodyText"/>
-      </w:pPr>
-      <w:r>
-        <w:t>Lu, J. W. and Beamish, P. W. (2004). International diversification and firm performance: The S-curve hypothesis. Academy of Management Journal, 47(4), 598–609. https://doi.org/10.5465/20159604</w:t>
-      </w:r>
-    </w:p>
-    <w:p>
-      <w:pPr>
-        <w:pStyle w:val="BodyText"/>
-      </w:pPr>
-      <w:r>
-        <w:t>Marano, V., Arregle, J.-L., Hitt, M. A., Spadafora, E. and van Essen, M. (2016). Home country institutions and the internationalization–performance relationship: A meta-analytic review. Journal of Management, 42(5), 1075–1110. https://doi.org/10.1177/0149206315624963</w:t>
-      </w:r>
-    </w:p>
-    <w:p>
-      <w:pPr>
-        <w:pStyle w:val="BodyText"/>
-      </w:pPr>
-      <w:r>
-        <w:t>Nguyen, T. T., Mia, L., Winata, L. and Chong, V. K. (2017). Effect of transformational leadership style and management control system on managerial performance. Journal of Business Research, 70, 202–213. https://doi.org/10.1016/j.jbusres.2016.08.018</w:t>
-      </w:r>
-    </w:p>
-    <w:p>
-      <w:pPr>
-        <w:pStyle w:val="BodyText"/>
-      </w:pPr>
-      <w:r>
-        <w:t>Paternoster, R., Brame, R., Mazerolle, P. and Piquero, A. (1998). Using the correct statistical test for the equality of regression coefficients. Criminology, 36(4), 859–866. https://doi.org/10.1111/j.1745-9125.1998.tb01268.x</w:t>
-      </w:r>
-    </w:p>
-    <w:p>
-      <w:pPr>
-        <w:pStyle w:val="BodyText"/>
-      </w:pPr>
-      <w:r>
-        <w:t>Penrose, E. (1959). The theory of the growth of the firm. Oxford University Press.</w:t>
-      </w:r>
-    </w:p>
-    <w:p>
-      <w:pPr>
-        <w:pStyle w:val="BodyText"/>
-      </w:pPr>
-      <w:r>
-        <w:t>Powell, K. S. (2014). Profitability and speed of foreign market entry. Management International Review, 54(1), 31–45. https://doi.org/10.1007/s11575-013-0184-1</w:t>
-      </w:r>
-    </w:p>
-    <w:p>
-      <w:pPr>
-        <w:pStyle w:val="BodyText"/>
-      </w:pPr>
-      <w:r>
-        <w:t>Teece, D. J. (2007). Explicating dynamic capabilities: The nature and micro­foundations of (sustainable) enterprise performance. Strategic Management Journal, 28(13), 1319–1350. https://doi.org/10.1002/smj.640</w:t>
-      </w:r>
-    </w:p>
-    <w:p>
-      <w:pPr>
-        <w:pStyle w:val="BodyText"/>
-      </w:pPr>
-      <w:r>
-        <w:t>Vahlne, J.-E. and Johanson, J. (2017). From internationalization to evolution: The Uppsala model at 40 years. Journal of International Business Studies, 48(9), 1087–1102. https://doi.org/10.1057/s41267-017-0107-7</w:t>
-      </w:r>
-    </w:p>
-    <w:p>
-      <w:pPr>
-        <w:pStyle w:val="BodyText"/>
-      </w:pPr>
-      <w:r>
-        <w:t>Verbeke, A. and Kano, L. (2016). An internalization theory perspective on the global and regional strategies of multinational enterprises. Journal of World Business, 51(1), 83–92. https://doi.org/10.1016/j.jwb.2015.08.014</w:t>
-      </w:r>
-    </w:p>
-    <w:p>
-      <w:pPr>
-        <w:pStyle w:val="BodyText"/>
-      </w:pPr>
-      <w:r>
-        <w:t>Verhoef, P. C., Broekhuizen, T., Bart, Y., Bhattacharya, A., Dong, J. Q., Fabian, N. and Haenlein, M. (2021). Digital transformation: A multidisciplinary reflection and research agenda. Journal of Business Research, 122, 889–901. https://doi.org/10.1016/j.jbusres.2019.09.022</w:t>
-      </w:r>
-    </w:p>
-    <w:p>
-      <w:pPr>
-        <w:pStyle w:val="BodyText"/>
-      </w:pPr>
-      <w:r>
-        <w:t>Vernon, R. (1979). The product cycle hypothesis in a new international environment. Oxford Bulletin of Economics and Statistics, 41(4), 255–267. https://doi.org/10.1111/j.1468-0084.1979.mp41004002.x</w:t>
-      </w:r>
-    </w:p>
-    <w:p>
-      <w:pPr>
-        <w:pStyle w:val="BodyText"/>
-      </w:pPr>
-      <w:r>
-        <w:t>Wagner, J. (2007). Exports and productivity: A survey of the evidence from firm-level data. The World Economy, 30(1), 60–82. https://doi.org/10.1111/j.1467-9701.2007.00872.x</w:t>
-      </w:r>
-    </w:p>
-    <w:p>
-      <w:pPr>
-        <w:pStyle w:val="BodyText"/>
-      </w:pPr>
-      <w:r>
-        <w:t>Wooldridge, J. M. (2010). Econometric analysis of cross section and panel data (2nd ed.). MIT Press.</w:t>
-      </w:r>
-    </w:p>
-    <w:p>
-      <w:pPr>
-        <w:pStyle w:val="BodyText"/>
-      </w:pPr>
-      <w:r>
-        <w:t>World Bank. (2010). Vietnam Enterprise Survey 2009 [data file]. World Bank Enterprise Surveys. https://www.enterprisesurveys.org</w:t>
-      </w:r>
-    </w:p>
-    <w:p>
-      <w:pPr>
-        <w:pStyle w:val="BodyText"/>
-      </w:pPr>
-      <w:r>
-        <w:t>World Bank. (2016). Vietnam Enterprise Survey 2015 [data file]. World Bank Enterprise Surveys. https://www.enterprisesurveys.org</w:t>
-      </w:r>
-    </w:p>
-    <w:p>
-      <w:pPr>
-        <w:pStyle w:val="BodyText"/>
-      </w:pPr>
-      <w:r>
-        <w:t>World Bank. (2024). Vietnam Enterprise Survey 2023 [data file]. World Bank Enterprise Surveys. https://www.enterprisesurveys.org</w:t>
-      </w:r>
-    </w:p>
-    <w:p>
-      <w:pPr>
-        <w:pStyle w:val="BodyText"/>
-      </w:pPr>
-      <w:r>
-        <w:t>Wright, M., Filatotchev, I., Hoskisson, R. E. and Peng, M. W. (2005). Strategy research in emerging economies: Challenging the conventional wisdom. Journal of Management Studies, 42(1), 1–33. https://doi.org/10.1111/j.1467-6486.2005.00487.x</w:t>
-      </w:r>
-    </w:p>
-    <w:p>
-      <w:pPr>
-        <w:pStyle w:val="BodyText"/>
-      </w:pPr>
-      <w:r>
-        <w:t>Zhou, L., Wu, W.-P. and Luo, X. (2007). Internationalization and the performance of born-global SMEs: The mediating role of social networks. Journal of International Business Studies, 38(4), 673–690. https://doi.org/10.1057/palgrave.jibs.8400282</w:t>
+        <w:t>Antonakis, J., Bendahan, S., Jacquart, P. and Lalive, R. (2010), "On making causal claims: A review and recommendations", The Leadership Quarterly, Vol. 21 No. 6, pp. 1086-1120.</w:t>
+      </w:r>
+    </w:p>
+    <w:p>
+      <w:pPr>
+        <w:pStyle w:val="BodyText"/>
+      </w:pPr>
+      <w:r>
+        <w:t>Bharadwaj, A., El Sawy, O.A., Pavlou, P.A. and Venkatraman, N. (2013), "Digital business strategy: Toward a next generation of insights", MIS Quarterly, Vol. 37 No. 2, pp. 471-482.</w:t>
+      </w:r>
+    </w:p>
+    <w:p>
+      <w:pPr>
+        <w:pStyle w:val="BodyText"/>
+      </w:pPr>
+      <w:r>
+        <w:t>Brynjolfsson, E., Rock, D. and Syverson, C. (2021), "The productivity J-curve: How intangibles complement general purpose technologies", American Economic Journal: Macroeconomics, Vol. 13 No. 1, pp. 333-372.</w:t>
+      </w:r>
+    </w:p>
+    <w:p>
+      <w:pPr>
+        <w:pStyle w:val="BodyText"/>
+      </w:pPr>
+      <w:r>
+        <w:t>Cohen, W.M. and Levinthal, D.A. (1990), "Absorptive capacity: A new perspective on learning and innovation", Administrative Science Quarterly, Vol. 35 No. 1, pp. 128-152.</w:t>
+      </w:r>
+    </w:p>
+    <w:p>
+      <w:pPr>
+        <w:pStyle w:val="BodyText"/>
+      </w:pPr>
+      <w:r>
+        <w:t>Cuervo-Cazurra, A. and Genc, M. (2008), "Transforming disadvantages into advantages: Developing-country MNEs in the least developed countries", Journal of International Business Studies, Vol. 39 No. 6, pp. 957-979.</w:t>
+      </w:r>
+    </w:p>
+    <w:p>
+      <w:pPr>
+        <w:pStyle w:val="BodyText"/>
+      </w:pPr>
+      <w:r>
+        <w:t>Heckman, J.J. (1979), "Sample selection bias as a specification error", Econometrica, Vol. 47 No. 1, pp. 153-161.</w:t>
+      </w:r>
+    </w:p>
+    <w:p>
+      <w:pPr>
+        <w:pStyle w:val="BodyText"/>
+      </w:pPr>
+      <w:r>
+        <w:t>Helfat, C.E. and Peteraf, M.A. (2003), "The dynamic resource-based view: Capability lifecycles", Strategic Management Journal, Vol. 24 No. 10, pp. 997-1010.</w:t>
+      </w:r>
+    </w:p>
+    <w:p>
+      <w:pPr>
+        <w:pStyle w:val="BodyText"/>
+      </w:pPr>
+      <w:r>
+        <w:t>Hennart, J.-F. (2007), "The theoretical rationale for a multinationality–performance relationship", Management International Review, Vol. 47 No. 3, pp. 423-452.</w:t>
+      </w:r>
+    </w:p>
+    <w:p>
+      <w:pPr>
+        <w:pStyle w:val="BodyText"/>
+      </w:pPr>
+      <w:r>
+        <w:t>Lall, S. (1992), "Technological capabilities and industrialization", World Development, Vol. 20 No. 2, pp. 165-186.</w:t>
+      </w:r>
+    </w:p>
+    <w:p>
+      <w:pPr>
+        <w:pStyle w:val="BodyText"/>
+      </w:pPr>
+      <w:r>
+        <w:t>Lind, J.T. and Mehlum, H. (2010), "With or without U? The appropriate test for a U-shaped relationship", Oxford Bulletin of Economics and Statistics, Vol. 72 No. 1, pp. 109-118.</w:t>
+      </w:r>
+    </w:p>
+    <w:p>
+      <w:pPr>
+        <w:pStyle w:val="BodyText"/>
+      </w:pPr>
+      <w:r>
+        <w:t>Lu, J.W. and Beamish, P.W. (2004), "International diversification and firm performance: The S-curve hypothesis", Academy of Management Journal, Vol. 47 No. 4, pp. 598-609.</w:t>
+      </w:r>
+    </w:p>
+    <w:p>
+      <w:pPr>
+        <w:pStyle w:val="BodyText"/>
+      </w:pPr>
+      <w:r>
+        <w:t>Marano, V., Arregle, J.-L., Hitt, M.A., Spadafora, E. and van Essen, M. (2016), "Home country institutions and the internationalization–performance relationship: A meta-analytic review", Journal of Management, Vol. 42 No. 5, pp. 1075-1110.</w:t>
+      </w:r>
+    </w:p>
+    <w:p>
+      <w:pPr>
+        <w:pStyle w:val="BodyText"/>
+      </w:pPr>
+      <w:r>
+        <w:t>Paternoster, R., Brame, R., Mazerolle, P. and Piquero, A. (1998), "Using the correct statistical test for the equality of regression coefficients", Criminology, Vol. 36 No. 4, pp. 859-866.</w:t>
+      </w:r>
+    </w:p>
+    <w:p>
+      <w:pPr>
+        <w:pStyle w:val="BodyText"/>
+      </w:pPr>
+      <w:r>
+        <w:t>Teece, D.J. (2007), "Explicating dynamic capabilities: The nature and microfoundations of (sustainable) enterprise performance", Strategic Management Journal, Vol. 28 No. 13, pp. 1319-1350.</w:t>
+      </w:r>
+    </w:p>
+    <w:p>
+      <w:pPr>
+        <w:pStyle w:val="BodyText"/>
+      </w:pPr>
+      <w:r>
+        <w:t>Verhoef, P.C., Broekhuizen, T., Bart, Y., Bhattacharya, A., Dong, J.Q., Fabian, N. and Haenlein, M. (2021), "Digital transformation: A multidisciplinary reflection and research agenda", Journal of Business Research, Vol. 122, pp. 889-901.</w:t>
+      </w:r>
+    </w:p>
+    <w:p>
+      <w:pPr>
+        <w:pStyle w:val="BodyText"/>
+      </w:pPr>
+      <w:r>
+        <w:t>Vernon, R. (1979), "The product cycle hypothesis in a new international environment", Oxford Bulletin of Economics and Statistics, Vol. 41 No. 4, pp. 255-267.</w:t>
+      </w:r>
+    </w:p>
+    <w:p>
+      <w:pPr>
+        <w:pStyle w:val="BodyText"/>
+      </w:pPr>
+      <w:r>
+        <w:t>Wagner, J. (2007), "Exports and productivity: A survey of the evidence from firm-level data", The World Economy, Vol. 30 No. 1, pp. 60-82.</w:t>
+      </w:r>
+    </w:p>
+    <w:p>
+      <w:pPr>
+        <w:pStyle w:val="BodyText"/>
+      </w:pPr>
+      <w:r>
+        <w:t>Wooldridge, J.M. (2010), Econometric Analysis of Cross Section and Panel Data, 2nd ed., MIT Press, Cambridge, MA.</w:t>
+      </w:r>
+    </w:p>
+    <w:p>
+      <w:pPr>
+        <w:pStyle w:val="BodyText"/>
+      </w:pPr>
+      <w:r>
+        <w:t>World Bank (2010), Vietnam Enterprise Survey 2009: Data file, World Bank Enterprise Surveys, available at: https://www.enterprisesurveys.org</w:t>
+      </w:r>
+    </w:p>
+    <w:p>
+      <w:pPr>
+        <w:pStyle w:val="BodyText"/>
+      </w:pPr>
+      <w:r>
+        <w:t>World Bank (2016), Vietnam Enterprise Survey 2015: Data file, World Bank Enterprise Surveys, available at: https://www.enterprisesurveys.org</w:t>
+      </w:r>
+    </w:p>
+    <w:p>
+      <w:pPr>
+        <w:pStyle w:val="BodyText"/>
+      </w:pPr>
+      <w:r>
+        <w:t>World Bank (2024), Vietnam Enterprise Survey 2023: Data file, World Bank Enterprise Surveys, available at: https://www.enterprisesurveys.org</w:t>
+      </w:r>
+    </w:p>
+    <w:p>
+      <w:pPr>
+        <w:pStyle w:val="BodyText"/>
+      </w:pPr>
+      <w:r>
+        <w:t>Wright, M., Filatotchev, I., Hoskisson, R.E. and Peng, M.W. (2005), "Strategy research in emerging economies: Challenging the conventional wisdom", Journal of Management Studies, Vol. 42 No. 1, pp. 1-33.</w:t>
       </w:r>
     </w:p>
     <w:sectPr/>

--- a/manuscript_v4_5.docx
+++ b/manuscript_v4_5.docx
@@ -15,7 +15,7 @@
         <w:pStyle w:val="Subtitle"/>
       </w:pPr>
       <w:r>
-        <w:t>v5.1 — IJoEM submission draft, Emerald Harvard refs (Vietnam 2009/2015/2023)</w:t>
+        <w:t>v5.2 — IJoEM submission draft (Phan Anh Tu corresponding; Vietnam 2009/2015/2023)</w:t>
       </w:r>
     </w:p>
     <w:p>
@@ -31,7 +31,7 @@
         <w:pStyle w:val="Author"/>
       </w:pPr>
       <w:r>
-        <w:t>Do Thuy Huong (corresponding author)</w:t>
+        <w:t>Do Thuy Huong</w:t>
       </w:r>
     </w:p>
     <w:p>
@@ -47,7 +47,7 @@
         <w:pStyle w:val="Author"/>
       </w:pPr>
       <w:r>
-        <w:t>Phan Anh Tu</w:t>
+        <w:t>Phan Anh Tu (corresponding author)</w:t>
       </w:r>
     </w:p>
     <w:p>
@@ -1945,6 +1945,86 @@
         <w:pStyle w:val="Heading1"/>
       </w:pPr>
       <w:r>
+        <w:t>Author contributions</w:t>
+      </w:r>
+    </w:p>
+    <w:p>
+      <w:pPr>
+        <w:pStyle w:val="FirstParagraph"/>
+      </w:pPr>
+      <w:r>
+        <w:t>Do Thuy Huong contributed to conceptualisation, data curation, formal analysis, investigation, methodology, visualisation, and drafting of the manuscript. Phan Anh Tu contributed to conceptualisation, supervision, methodology, validation, review and editing, and overall guidance of the study. Both authors approved the final version of the manuscript.</w:t>
+      </w:r>
+    </w:p>
+    <w:p>
+      <w:pPr>
+        <w:pStyle w:val="Heading1"/>
+      </w:pPr>
+      <w:r>
+        <w:t>Conflict of interest</w:t>
+      </w:r>
+    </w:p>
+    <w:p>
+      <w:pPr>
+        <w:pStyle w:val="FirstParagraph"/>
+      </w:pPr>
+      <w:r>
+        <w:t>The authors declare no conflict of interest.</w:t>
+      </w:r>
+    </w:p>
+    <w:p>
+      <w:pPr>
+        <w:pStyle w:val="Heading1"/>
+      </w:pPr>
+      <w:r>
+        <w:t>Funding</w:t>
+      </w:r>
+    </w:p>
+    <w:p>
+      <w:pPr>
+        <w:pStyle w:val="FirstParagraph"/>
+      </w:pPr>
+      <w:r>
+        <w:t>This research received no specific grant from any funding agency in the public, commercial, or not-for-profit sectors.</w:t>
+      </w:r>
+    </w:p>
+    <w:p>
+      <w:pPr>
+        <w:pStyle w:val="Heading1"/>
+      </w:pPr>
+      <w:r>
+        <w:t>Data availability statement</w:t>
+      </w:r>
+    </w:p>
+    <w:p>
+      <w:pPr>
+        <w:pStyle w:val="FirstParagraph"/>
+      </w:pPr>
+      <w:r>
+        <w:t>The data that support the findings of this study are from the World Bank Enterprise Surveys and are available from the World Bank Enterprise Surveys portal, subject to registration and compliance with the World Bank Enterprise Surveys Data Access Protocol. Because the protocol restricts redistribution of the original .dta files to third parties, the authors do not redistribute the raw survey files. Replication materials, including variable-construction details, model specifications, and computational outputs, are available from the authors upon reasonable request and may be shared to the extent permitted by the data-access terms.</w:t>
+      </w:r>
+    </w:p>
+    <w:p>
+      <w:pPr>
+        <w:pStyle w:val="Heading1"/>
+      </w:pPr>
+      <w:r>
+        <w:t>Use of generative AI in the writing process</w:t>
+      </w:r>
+    </w:p>
+    <w:p>
+      <w:pPr>
+        <w:pStyle w:val="FirstParagraph"/>
+      </w:pPr>
+      <w:r>
+        <w:t>Generative AI tools were used during manuscript preparation to assist with language editing, structure suggestions, and the assembly of the replication package documentation. All conceptual framing, hypothesis development, empirical analysis, results interpretation, and final wording were authored by the human authors, who take full responsibility for the content of the publication.</w:t>
+      </w:r>
+    </w:p>
+    <w:p>
+      <w:pPr>
+        <w:pStyle w:val="Heading1"/>
+      </w:pPr>
+      <w:r>
         <w:t>Acknowledgements</w:t>
       </w:r>
     </w:p>
@@ -1953,79 +2033,7 @@
         <w:pStyle w:val="FirstParagraph"/>
       </w:pPr>
       <w:r>
-        <w:t>Source: World Bank Enterprise Surveys, www.enterprisesurveys.org. We thank the Enterprise Analysis Unit of the Development Economics Global Indicators Group of the World Bank for the data. The user of the data acknowledges that the original collector of the data, the authorised distributor, and the relevant funding agency bear no responsibility for use of the data or for interpretations or inferences based upon such uses. The findings, interpretations, and conclusions expressed in this paper are entirely those of the authors.</w:t>
-      </w:r>
-    </w:p>
-    <w:p>
-      <w:pPr>
-        <w:pStyle w:val="BodyText"/>
-      </w:pPr>
-      <w:r>
-        <w:t>The authors received no specific grant from any funding agency in the public, commercial, or not-for-profit sectors for the research, authorship, or publication of this article.</w:t>
-      </w:r>
-    </w:p>
-    <w:p>
-      <w:pPr>
-        <w:pStyle w:val="Heading1"/>
-      </w:pPr>
-      <w:r>
-        <w:t>Author contributions (CRediT taxonomy)</w:t>
-      </w:r>
-    </w:p>
-    <w:p>
-      <w:pPr>
-        <w:pStyle w:val="FirstParagraph"/>
-      </w:pPr>
-      <w:r>
-        <w:t>Do Thuy Huong: conceptualisation; methodology; formal analysis; data curation; writing — original draft; writing — review and editing; visualisation; project administration. Phan Anh Tu: conceptualisation; methodology; validation; writing — review and editing; supervision. All authors read and approved the final manuscript.</w:t>
-      </w:r>
-    </w:p>
-    <w:p>
-      <w:pPr>
-        <w:pStyle w:val="Heading1"/>
-      </w:pPr>
-      <w:r>
-        <w:t>Declaration of competing interest</w:t>
-      </w:r>
-    </w:p>
-    <w:p>
-      <w:pPr>
-        <w:pStyle w:val="FirstParagraph"/>
-      </w:pPr>
-      <w:r>
-        <w:t>The authors declare that they have no known competing financial interests or personal relationships that could have appeared to influence the work reported in this paper.</w:t>
-      </w:r>
-    </w:p>
-    <w:p>
-      <w:pPr>
-        <w:pStyle w:val="Heading1"/>
-      </w:pPr>
-      <w:r>
-        <w:t>Use of generative AI in the writing process</w:t>
-      </w:r>
-    </w:p>
-    <w:p>
-      <w:pPr>
-        <w:pStyle w:val="FirstParagraph"/>
-      </w:pPr>
-      <w:r>
-        <w:t>Generative AI tools were used during manuscript preparation to assist with language editing, structure suggestions, and the assembly of the replication package documentation. All conceptual framing, hypothesis development, empirical analysis, results interpretation, and final wording were authored by the human authors, who take full responsibility for the content of the publication.</w:t>
-      </w:r>
-    </w:p>
-    <w:p>
-      <w:pPr>
-        <w:pStyle w:val="Heading1"/>
-      </w:pPr>
-      <w:r>
-        <w:t>Data availability</w:t>
-      </w:r>
-    </w:p>
-    <w:p>
-      <w:pPr>
-        <w:pStyle w:val="FirstParagraph"/>
-      </w:pPr>
-      <w:r>
-        <w:t>The Vietnam WBES 2009, 2015, and 2023 microdata are publicly available from https://www.enterprisesurveys.org/en/data subject to registration with the Enterprise Analysis Unit and acceptance of the WBES Data Access Protocol. The replication package distributed with this paper (p4_vietnam/) contains the full Stata pipeline that reproduces every coefficient, table, and figure reported above from the public releases.</w:t>
+        <w:t>This study uses data from the World Bank Enterprise Surveys. We thank the Enterprise Analysis Unit of the Development Economics Global Indicators Group of the World Bank for providing access to the data. The original collector of the data, the authorised distributor, and the relevant funding agency bear no responsibility for the use of the data or for interpretations based on such use. The findings, interpretations, and conclusions expressed in this article are those of the authors and do not necessarily represent the views of the World Bank Group, its Executive Directors, or the governments they represent. The authors received no specific grant from any funding agency in the public, commercial, or not-for-profit sectors. The replication package accompanying this manuscript was developed to support methodological transparency and computational reproducibility.</w:t>
       </w:r>
     </w:p>
     <w:p>

--- a/manuscript_v4_5.docx
+++ b/manuscript_v4_5.docx
@@ -15,7 +15,7 @@
         <w:pStyle w:val="Subtitle"/>
       </w:pPr>
       <w:r>
-        <w:t>v5.2 — IJoEM submission draft (Phan Anh Tu corresponding; Vietnam 2009/2015/2023)</w:t>
+        <w:t>v5.3 — IJoEM submission draft, full title page (Vietnam 2009/2015/2023)</w:t>
       </w:r>
     </w:p>
     <w:p>

--- a/manuscript_v4_5.docx
+++ b/manuscript_v4_5.docx
@@ -15,7 +15,7 @@
         <w:pStyle w:val="Subtitle"/>
       </w:pPr>
       <w:r>
-        <w:t>v5.3 — IJoEM submission draft, full title page (Vietnam 2009/2015/2023)</w:t>
+        <w:t>v5.4 — IJoEM submission draft with sector split (Vietnam 2009/2015/2023)</w:t>
       </w:r>
     </w:p>
     <w:p>
@@ -1734,6 +1734,22 @@
     </w:p>
     <w:p>
       <w:pPr>
+        <w:pStyle w:val="FirstParagraph"/>
+      </w:pPr>
+      <w:r>
+        <w:t>Panel G — Sector split (manufacturing versus non-manufacturing). To test whether the digital and capability channels operate uniformly across the broad sectoral composition of the Vietnamese exporter cohort, we re-estimate the pooled M2 / M7 / M8 specifications separately on manufacturing firms (sector1 ∈ {1, 2, 3} — ISIC 15–37, N = 1,854) and non-manufacturing firms (utilities, construction, wholesale and retail, transport, finance and other services; sector1 ∈ {4, 5, 6, 7}; N = 1,104). The inverted-U is preserved in both subsets but is sharper in manufacturing (FSTS_c β = 0.971, p = .001; FSTS_c² β = −1.883, p &lt; .001) than in non-manufacturing (FSTS_c β = 1.615, p = .064, marginal; FSTS_c² β = −2.479, p = .046).</w:t>
+      </w:r>
+    </w:p>
+    <w:p>
+      <w:pPr>
+        <w:pStyle w:val="BodyText"/>
+      </w:pPr>
+      <w:r>
+        <w:t>More substantively, the capability and digital-adoption channels operate primarily in manufacturing. In the M7 dual-direct specification, manufacturing firms display a strong TCI_z direct association (β = 0.223, p &lt; .001) and a positive DAI_z direct association (β = 0.087, p = .009), while non-manufacturing firms show only a marginal TCI_z effect (β = 0.090, p = .096) and a null DAI_z effect (β = 0.068, p = .133). The DAI moderation channel is concentrated in manufacturing (M8 joint p = .103, marginal; FSTS_c × DAI_z = −0.543, p = .079) and is uniformly null in non-manufacturing (M8 joint p = .280). TCI moderation, by contrast, is statistically distinguishable from zero in both subsets (M3 joint p = .011 in manufacturing and p = .007 in non-manufacturing), indicating that the curvature-flattening effect of capability operates broadly while the digital channel remains specific to the manufacturing exporter base. Substantively, this pattern is consistent with the view that basic digital adoption interacts with cross-border production-coordination demands more strongly in tradable-goods sectors than in service-oriented or domestically oriented sectors of the Vietnamese economy.</w:t>
+      </w:r>
+    </w:p>
+    <w:p>
+      <w:pPr>
         <w:pStyle w:val="Heading1"/>
       </w:pPr>
       <w:r>
@@ -1913,7 +1929,7 @@
         <w:pStyle w:val="BodyText"/>
       </w:pPr>
       <w:r>
-        <w:t>Fifth, the sector fixed effects are intentionally broad to keep the comparison comparable across waves. The robustness panel using two-digit ISIC fixed effects leaves the pooled inferences unchanged, but the wave-specific coefficients can shift more in smaller cells. Industry-level mechanisms — for example, whether the digital channel works differently in services versus manufacturing — are a natural extension that this design does not pursue here.</w:t>
+        <w:t>Fifth, the sector fixed effects in the main models are intentionally broad to keep the cross-wave specification comparable. Section 4.5 Panel G addresses one natural extension by re-estimating the pooled M2 / M7 / M8 specifications on manufacturing (sector1 ∈ {1, 2, 3}; N = 1,854) versus non-manufacturing (sector1 ∈ {4, 5, 6, 7}; N = 1,104) subsets, and shows that the digital-adoption channel operates primarily in manufacturing while the technological-capability channel is present in both. Finer industry-level mechanisms — for example, contrasting digitally intensive services with traditional services, or contrasting export-oriented with domestically oriented manufacturing sub-sectors — would benefit from a research design that exploits richer industry classification than the WBES one-digit codes allow.</w:t>
       </w:r>
     </w:p>
     <w:p>

--- a/manuscript_v4_5.docx
+++ b/manuscript_v4_5.docx
@@ -15,7 +15,7 @@
         <w:pStyle w:val="Subtitle"/>
       </w:pPr>
       <w:r>
-        <w:t>v5.4 — IJoEM submission draft with sector split (Vietnam 2009/2015/2023)</w:t>
+        <w:t>v5.5 — IJoEM submission draft with embedded tables and split figures (Vietnam 2009/2015/2023)</w:t>
       </w:r>
     </w:p>
     <w:p>
@@ -520,1544 +520,6 @@
       </w:pPr>
       <w:r>
         <w:t>H4. The performance relevance of foundational digital adoption (DAI_z) in Vietnam varies across stages of internationalisation and becomes more conditional in later phases of transition.</w:t>
-      </w:r>
-    </w:p>
-    <w:p>
-      <w:pPr>
-        <w:pStyle w:val="Heading1"/>
-      </w:pPr>
-      <w:r>
-        <w:t>3. Data, variables, and empirical strategy</w:t>
-      </w:r>
-    </w:p>
-    <w:p>
-      <w:pPr>
-        <w:pStyle w:val="Heading2"/>
-      </w:pPr>
-      <w:r>
-        <w:t>3.1 Data structure</w:t>
-      </w:r>
-    </w:p>
-    <w:p>
-      <w:pPr>
-        <w:pStyle w:val="FirstParagraph"/>
-      </w:pPr>
-      <w:r>
-        <w:t>The empirical analysis uses harmonised firm-level evidence for Vietnam across three waves of the World Bank Enterprise Survey: 2009, 2015 and 2023 (World Bank, 2010, 2016, 2024). Estimating the models separately by wave makes it possible to observe whether relationships are stable or time specific, while pooled estimation identifies average effects across the broader period.</w:t>
-      </w:r>
-    </w:p>
-    <w:p>
-      <w:pPr>
-        <w:pStyle w:val="BodyText"/>
-      </w:pPr>
-      <w:r>
-        <w:t>The effective estimation sample varies across model specifications because of missing values in the capability variables. In the full wave-specific models, the usable samples are 989 observations for 2009, 958 for 2015, and 1,013 for 2023. The pooled full model contains 2,960 observations. This structure provides sufficient variation to compare direct effects and conditional patterns across stages.</w:t>
-      </w:r>
-    </w:p>
-    <w:p>
-      <w:pPr>
-        <w:pStyle w:val="Heading2"/>
-      </w:pPr>
-      <w:r>
-        <w:t>3.2 Variables</w:t>
-      </w:r>
-    </w:p>
-    <w:p>
-      <w:pPr>
-        <w:pStyle w:val="FirstParagraph"/>
-      </w:pPr>
-      <w:r>
-        <w:t>Firm performance is measured by log labour productivity (lnLP). Internationalisation is measured by direct-export intensity (FSTS), mean-centred within wave (FSTS_c) and squared (FSTS_c²) so that linear and quadratic terms can be entered jointly to test for nonlinearity.</w:t>
-      </w:r>
-    </w:p>
-    <w:p>
-      <w:pPr>
-        <w:pStyle w:val="BodyText"/>
-      </w:pPr>
-      <w:r>
-        <w:t>The analysis uses two distinct capability constructs. The Technological Capability Index (TCI_z) captures deeper capability stocks related to learning, upgrading, and internal competence accumulation, anchored in Lall (1992) and Cohen and Levinthal (1990). The Digital Adoption Index (DAI_z) captures a foundational layer of digital adoption — digital presence and basic digital transaction support — rather than higher-order digitally integrated organisational transformation (Bharadwaj et al., 2013; Verhoef et al., 2021). Each composite is z-standardised within wave so that the reported coefficients are comparable in magnitude. This separation is deliberate because the study is interested in whether the two domains exhibit different empirical roles.</w:t>
-      </w:r>
-    </w:p>
-    <w:p>
-      <w:pPr>
-        <w:pStyle w:val="BodyText"/>
-      </w:pPr>
-      <w:r>
-        <w:t>Item-level construction is as follows. The outcome is lnLP = ln(d2 / l1), where d2 is total annual sales and l1 is permanent full-time employees. Internationalisation is FSTS = d3c / 100, mean-centred within wave (FSTS_c) and squared (FSTS_c²). The primary Technological Capability Index (TCI_z) is the within-wave standardised mean of b8 (internationally recognised quality certification) and e6 (foreign-licensed technology), each recoded from WBES 1/2 to 1/0 binary form. The primary Digital Adoption Index (DAI_z) is the within-wave standardised website-presence indicator c22b, recoded from 1/2 to 1/0. Under this revised primary specification, no item is shared between the TCI and DAI composites — e6 belongs exclusively to the capability construct, while c22b alone serves as a harmonised cross-wave proxy for basic digital presence. Cross-wave-comparable transaction-level digital items are absent from the 2009 and 2015 instruments, so DAI_z should be interpreted as a Tier 1–2 digital-adoption measure rather than as a fully integrated digital-capability construct (Bharadwaj et al., 2013; Verhoef et al., 2021).</w:t>
-      </w:r>
-    </w:p>
-    <w:p>
-      <w:pPr>
-        <w:pStyle w:val="BodyText"/>
-      </w:pPr>
-      <w:r>
-        <w:t>Two enriched composites are used in the §4.5 robustness panel where item availability allows. TCI_full adds h1 (introduced new or significantly improved product) and h8 (R&amp;D expenditure indicator) to the TCI items in 2015 and 2023, where h1 and h8 are present. DAI_rich, constructed only for 2023, extends the website-presence indicator with k33 (share of sales received via electronic payment) and k38 (share of supplier payments made via electronic payment), in both continuous (k33 / 100, k38 / 100) and binary (k33 &gt; 0, k38 &gt; 0) variants. DAI_rich thus moves from basic digital presence toward a transaction-enabling digital-adoption construct, but it is treated as a measurement-depth robustness check rather than as the primary specification because k33 and k38 are unavailable in the 2009 and 2015 waves.</w:t>
-      </w:r>
-    </w:p>
-    <w:p>
-      <w:pPr>
-        <w:pStyle w:val="BodyText"/>
-      </w:pPr>
-      <w:r>
-        <w:t>Controls are standard. Firm size lnEmp = ln(l1). Firm age FirmAge = survey year minus b5 (year established). Foreign ownership ForeignOwned = 1 if b2b (percentage of equity owned by private foreign individuals or firms) &gt; 0. Sector fixed effects use the first digit of a4b (broad ISIC code) for the 2009 and 2015 waves and the first digit of a4a for the 2023 wave, where a4b is not in the public release. Pooled specifications add wave fixed effects to absorb broad period differences in the productivity baseline.</w:t>
-      </w:r>
-    </w:p>
-    <w:p>
-      <w:pPr>
-        <w:pStyle w:val="BodyText"/>
-      </w:pPr>
-      <w:r>
-        <w:t>A note on missing-code handling. The WBES instrument codes don’t-know and refused responses as −9. We treat −9 as missing before any composite is built and apply listwise deletion on the focal variable set (lnLP, lnEmp, FirmAge, ForeignOwned, FSTS, TCI_thin, DAI_thin, sector1). The resulting analytic samples are 989, 958, and 1,013 observations for 2009, 2015, and 2023 respectively; pooled N is 2,960.</w:t>
-      </w:r>
-    </w:p>
-    <w:p>
-      <w:pPr>
-        <w:pStyle w:val="Heading2"/>
-      </w:pPr>
-      <w:r>
-        <w:t>3.3 Model sequence</w:t>
-      </w:r>
-    </w:p>
-    <w:p>
-      <w:pPr>
-        <w:pStyle w:val="FirstParagraph"/>
-      </w:pPr>
-      <w:r>
-        <w:t>The empirical strategy follows a nested sequence of models, all estimated by ordinary least squares with HC1 robust standard errors. A control model establishes the baseline. A linear internationalisation model then introduces FSTS_c. A nonlinear model adds the quadratic term FSTS_c² to test for curvature. Additional models introduce TCI_z and DAI_z separately, first in specifications that allow interaction terms with FSTS_c and FSTS_c², and then in direct-effect specifications. The final full model includes the nonlinear internationalisation terms, both direct capability measures, and the interaction terms involving digital adoption.</w:t>
-      </w:r>
-    </w:p>
-    <w:p>
-      <w:pPr>
-        <w:pStyle w:val="BodyText"/>
-      </w:pPr>
-      <w:r>
-        <w:t>This design separates three analytical questions. First, is the I–P relationship nonlinear? Second, are TCI_z and DAI_z directly associated with performance? Third, does the role of digital adoption become more conditional as export intensity rises? Throughout, results are described as associations rather than effects, consistent with the inferential limits of repeated-cross-section data (Antonakis et al., 2010; Wooldridge, 2010).</w:t>
-      </w:r>
-    </w:p>
-    <w:p>
-      <w:pPr>
-        <w:pStyle w:val="Heading2"/>
-      </w:pPr>
-      <w:r>
-        <w:t>3.4 Replication and reproducibility</w:t>
-      </w:r>
-    </w:p>
-    <w:p>
-      <w:pPr>
-        <w:pStyle w:val="FirstParagraph"/>
-      </w:pPr>
-      <w:r>
-        <w:t>The full pipeline is implemented as a 10-step Stata blueprint distributed with the manuscript. The build steps (01–04) clean each WBES wave, harmonise the focal variable set, and append the three waves into a pooled file with within-wave centring and z-standardisation reapplied. Estimation steps (05–09) cover the M0–M8 nested sequence, the Lind–Mehlum turning-point check, manual Heckman selection probes, Paternoster (1998) cross-wave z-tests, and the robustness panels described in §4.5. The export step (10) writes the manuscript-facing tables and Figure 2 directly from the stored estimates. Rerunning the pipeline from a fresh clone reproduces every coefficient reported below; the manuscript text rather than the do-file output is the object that adjusts when the rerun drifts from the prose.</w:t>
-      </w:r>
-    </w:p>
-    <w:p>
-      <w:pPr>
-        <w:pStyle w:val="Heading1"/>
-      </w:pPr>
-      <w:r>
-        <w:t>4. Results</w:t>
-      </w:r>
-    </w:p>
-    <w:p>
-      <w:pPr>
-        <w:pStyle w:val="FirstParagraph"/>
-      </w:pPr>
-      <w:r>
-        <w:t>Table 1 reports analytic-sample summary statistics by wave. Three patterns are worth noting before the inferential analysis. The share of firms reporting any positive direct-export intensity declines from 28.4 % in 2009 to 20.7 % in 2015 to 18.8 % in 2023, reflecting the rebalancing of the Vietnamese exporter cohort away from labour-intensive manufacturing toward services and FDI-linked supply-chain firms during the observation window. The within-wave mean of basic digital adoption (c22b website indicator) rises from 0.425 in 2009 to 0.483 in 2015 and 0.498 in 2023, indicating broad diffusion of basic digital presence across the Vietnamese firm population over the 14-year window. The mean of log labour productivity rises monotonically (19.41 / 20.04 / 20.55), consistent with broader Vietnamese productivity convergence over the period.</w:t>
-      </w:r>
-    </w:p>
-    <w:tbl>
-      <w:tblPr>
-        <w:tblStyle w:val="Table"/>
-        <w:tblW w:type="auto" w:w="0"/>
-        <w:tblLook w:firstColumn="1" w:firstRow="1" w:lastColumn="0" w:lastRow="0" w:noHBand="0" w:noVBand="1" w:val="04A0"/>
-      </w:tblPr>
-      <w:tblGrid>
-        <w:gridCol w:w="1872"/>
-        <w:gridCol w:w="1872"/>
-        <w:gridCol w:w="1872"/>
-        <w:gridCol w:w="1872"/>
-        <w:gridCol w:w="1872"/>
-      </w:tblGrid>
-      <w:tr>
-        <w:tc>
-          <w:tcPr>
-            <w:tcW w:type="dxa" w:w="1872"/>
-          </w:tcPr>
-          <w:p>
-            <w:r>
-              <w:t>Variable</w:t>
-            </w:r>
-          </w:p>
-        </w:tc>
-        <w:tc>
-          <w:tcPr>
-            <w:tcW w:type="dxa" w:w="1872"/>
-          </w:tcPr>
-          <w:p>
-            <w:r>
-              <w:t>2009 (N = 989)</w:t>
-            </w:r>
-          </w:p>
-        </w:tc>
-        <w:tc>
-          <w:tcPr>
-            <w:tcW w:type="dxa" w:w="1872"/>
-          </w:tcPr>
-          <w:p>
-            <w:r>
-              <w:t>2015 (N = 958)</w:t>
-            </w:r>
-          </w:p>
-        </w:tc>
-        <w:tc>
-          <w:tcPr>
-            <w:tcW w:type="dxa" w:w="1872"/>
-          </w:tcPr>
-          <w:p>
-            <w:r>
-              <w:t>2023 (N = 1,013)</w:t>
-            </w:r>
-          </w:p>
-        </w:tc>
-        <w:tc>
-          <w:tcPr>
-            <w:tcW w:type="dxa" w:w="1872"/>
-          </w:tcPr>
-          <w:p>
-            <w:r>
-              <w:t>Pooled (N = 2,960)</w:t>
-            </w:r>
-          </w:p>
-        </w:tc>
-      </w:tr>
-      <w:tr>
-        <w:tc>
-          <w:tcPr>
-            <w:tcW w:type="dxa" w:w="1872"/>
-          </w:tcPr>
-          <w:p>
-            <w:r>
-              <w:t>lnLP (log labour productivity)</w:t>
-            </w:r>
-          </w:p>
-        </w:tc>
-        <w:tc>
-          <w:tcPr>
-            <w:tcW w:type="dxa" w:w="1872"/>
-          </w:tcPr>
-          <w:p>
-            <w:r>
-              <w:t>19.41 (1.31)</w:t>
-            </w:r>
-          </w:p>
-        </w:tc>
-        <w:tc>
-          <w:tcPr>
-            <w:tcW w:type="dxa" w:w="1872"/>
-          </w:tcPr>
-          <w:p>
-            <w:r>
-              <w:t>20.04 (1.46)</w:t>
-            </w:r>
-          </w:p>
-        </w:tc>
-        <w:tc>
-          <w:tcPr>
-            <w:tcW w:type="dxa" w:w="1872"/>
-          </w:tcPr>
-          <w:p>
-            <w:r>
-              <w:t>20.55 (1.47)</w:t>
-            </w:r>
-          </w:p>
-        </w:tc>
-        <w:tc>
-          <w:tcPr>
-            <w:tcW w:type="dxa" w:w="1872"/>
-          </w:tcPr>
-          <w:p>
-            <w:r>
-              <w:t>20.00 (1.49)</w:t>
-            </w:r>
-          </w:p>
-        </w:tc>
-      </w:tr>
-      <w:tr>
-        <w:tc>
-          <w:tcPr>
-            <w:tcW w:type="dxa" w:w="1872"/>
-          </w:tcPr>
-          <w:p>
-            <w:r>
-              <w:t>FSTS (direct-export share)</w:t>
-            </w:r>
-          </w:p>
-        </w:tc>
-        <w:tc>
-          <w:tcPr>
-            <w:tcW w:type="dxa" w:w="1872"/>
-          </w:tcPr>
-          <w:p>
-            <w:r>
-              <w:t>0.168 (0.337)</w:t>
-            </w:r>
-          </w:p>
-        </w:tc>
-        <w:tc>
-          <w:tcPr>
-            <w:tcW w:type="dxa" w:w="1872"/>
-          </w:tcPr>
-          <w:p>
-            <w:r>
-              <w:t>0.120 (0.284)</w:t>
-            </w:r>
-          </w:p>
-        </w:tc>
-        <w:tc>
-          <w:tcPr>
-            <w:tcW w:type="dxa" w:w="1872"/>
-          </w:tcPr>
-          <w:p>
-            <w:r>
-              <w:t>0.131 (0.311)</w:t>
-            </w:r>
-          </w:p>
-        </w:tc>
-        <w:tc>
-          <w:tcPr>
-            <w:tcW w:type="dxa" w:w="1872"/>
-          </w:tcPr>
-          <w:p>
-            <w:r>
-              <w:t>0.140 (0.312)</w:t>
-            </w:r>
-          </w:p>
-        </w:tc>
-      </w:tr>
-      <w:tr>
-        <w:tc>
-          <w:tcPr>
-            <w:tcW w:type="dxa" w:w="1872"/>
-          </w:tcPr>
-          <w:p>
-            <w:r>
-              <w:t>Exporter (FSTS &gt; 0) share</w:t>
-            </w:r>
-          </w:p>
-        </w:tc>
-        <w:tc>
-          <w:tcPr>
-            <w:tcW w:type="dxa" w:w="1872"/>
-          </w:tcPr>
-          <w:p>
-            <w:r>
-              <w:t>0.284</w:t>
-            </w:r>
-          </w:p>
-        </w:tc>
-        <w:tc>
-          <w:tcPr>
-            <w:tcW w:type="dxa" w:w="1872"/>
-          </w:tcPr>
-          <w:p>
-            <w:r>
-              <w:t>0.208</w:t>
-            </w:r>
-          </w:p>
-        </w:tc>
-        <w:tc>
-          <w:tcPr>
-            <w:tcW w:type="dxa" w:w="1872"/>
-          </w:tcPr>
-          <w:p>
-            <w:r>
-              <w:t>0.188</w:t>
-            </w:r>
-          </w:p>
-        </w:tc>
-        <w:tc>
-          <w:tcPr>
-            <w:tcW w:type="dxa" w:w="1872"/>
-          </w:tcPr>
-          <w:p>
-            <w:r>
-              <w:t>0.226</w:t>
-            </w:r>
-          </w:p>
-        </w:tc>
-      </w:tr>
-      <w:tr>
-        <w:tc>
-          <w:tcPr>
-            <w:tcW w:type="dxa" w:w="1872"/>
-          </w:tcPr>
-          <w:p>
-            <w:r>
-              <w:t>TCI_thin (mean of b8, e6 recoded)</w:t>
-            </w:r>
-          </w:p>
-        </w:tc>
-        <w:tc>
-          <w:tcPr>
-            <w:tcW w:type="dxa" w:w="1872"/>
-          </w:tcPr>
-          <w:p>
-            <w:r>
-              <w:t>0.169 (0.305)</w:t>
-            </w:r>
-          </w:p>
-        </w:tc>
-        <w:tc>
-          <w:tcPr>
-            <w:tcW w:type="dxa" w:w="1872"/>
-          </w:tcPr>
-          <w:p>
-            <w:r>
-              <w:t>0.141 (0.295)</w:t>
-            </w:r>
-          </w:p>
-        </w:tc>
-        <w:tc>
-          <w:tcPr>
-            <w:tcW w:type="dxa" w:w="1872"/>
-          </w:tcPr>
-          <w:p>
-            <w:r>
-              <w:t>0.146 (0.276)</w:t>
-            </w:r>
-          </w:p>
-        </w:tc>
-        <w:tc>
-          <w:tcPr>
-            <w:tcW w:type="dxa" w:w="1872"/>
-          </w:tcPr>
-          <w:p>
-            <w:r>
-              <w:t>0.152 (0.292)</w:t>
-            </w:r>
-          </w:p>
-        </w:tc>
-      </w:tr>
-      <w:tr>
-        <w:tc>
-          <w:tcPr>
-            <w:tcW w:type="dxa" w:w="1872"/>
-          </w:tcPr>
-          <w:p>
-            <w:r>
-              <w:t>DAI (c22b — own website, recoded)</w:t>
-            </w:r>
-          </w:p>
-        </w:tc>
-        <w:tc>
-          <w:tcPr>
-            <w:tcW w:type="dxa" w:w="1872"/>
-          </w:tcPr>
-          <w:p>
-            <w:r>
-              <w:t>0.425 (0.495)</w:t>
-            </w:r>
-          </w:p>
-        </w:tc>
-        <w:tc>
-          <w:tcPr>
-            <w:tcW w:type="dxa" w:w="1872"/>
-          </w:tcPr>
-          <w:p>
-            <w:r>
-              <w:t>0.483 (0.500)</w:t>
-            </w:r>
-          </w:p>
-        </w:tc>
-        <w:tc>
-          <w:tcPr>
-            <w:tcW w:type="dxa" w:w="1872"/>
-          </w:tcPr>
-          <w:p>
-            <w:r>
-              <w:t>0.498 (0.500)</w:t>
-            </w:r>
-          </w:p>
-        </w:tc>
-        <w:tc>
-          <w:tcPr>
-            <w:tcW w:type="dxa" w:w="1872"/>
-          </w:tcPr>
-          <w:p>
-            <w:r>
-              <w:t>0.469 (0.499)</w:t>
-            </w:r>
-          </w:p>
-        </w:tc>
-      </w:tr>
-      <w:tr>
-        <w:tc>
-          <w:tcPr>
-            <w:tcW w:type="dxa" w:w="1872"/>
-          </w:tcPr>
-          <w:p>
-            <w:r>
-              <w:t>lnEmp (log permanent employees)</w:t>
-            </w:r>
-          </w:p>
-        </w:tc>
-        <w:tc>
-          <w:tcPr>
-            <w:tcW w:type="dxa" w:w="1872"/>
-          </w:tcPr>
-          <w:p>
-            <w:r>
-              <w:t>4.07 (1.49)</w:t>
-            </w:r>
-          </w:p>
-        </w:tc>
-        <w:tc>
-          <w:tcPr>
-            <w:tcW w:type="dxa" w:w="1872"/>
-          </w:tcPr>
-          <w:p>
-            <w:r>
-              <w:t>3.63 (1.48)</w:t>
-            </w:r>
-          </w:p>
-        </w:tc>
-        <w:tc>
-          <w:tcPr>
-            <w:tcW w:type="dxa" w:w="1872"/>
-          </w:tcPr>
-          <w:p>
-            <w:r>
-              <w:t>3.58 (1.54)</w:t>
-            </w:r>
-          </w:p>
-        </w:tc>
-        <w:tc>
-          <w:tcPr>
-            <w:tcW w:type="dxa" w:w="1872"/>
-          </w:tcPr>
-          <w:p>
-            <w:r>
-              <w:t>3.76 (1.52)</w:t>
-            </w:r>
-          </w:p>
-        </w:tc>
-      </w:tr>
-      <w:tr>
-        <w:tc>
-          <w:tcPr>
-            <w:tcW w:type="dxa" w:w="1872"/>
-          </w:tcPr>
-          <w:p>
-            <w:r>
-              <w:t>FirmAge (years since b5)</w:t>
-            </w:r>
-          </w:p>
-        </w:tc>
-        <w:tc>
-          <w:tcPr>
-            <w:tcW w:type="dxa" w:w="1872"/>
-          </w:tcPr>
-          <w:p>
-            <w:r>
-              <w:t>11.9 (11.3)</w:t>
-            </w:r>
-          </w:p>
-        </w:tc>
-        <w:tc>
-          <w:tcPr>
-            <w:tcW w:type="dxa" w:w="1872"/>
-          </w:tcPr>
-          <w:p>
-            <w:r>
-              <w:t>12.8 (9.6)</w:t>
-            </w:r>
-          </w:p>
-        </w:tc>
-        <w:tc>
-          <w:tcPr>
-            <w:tcW w:type="dxa" w:w="1872"/>
-          </w:tcPr>
-          <w:p>
-            <w:r>
-              <w:t>14.1 (7.9)</w:t>
-            </w:r>
-          </w:p>
-        </w:tc>
-        <w:tc>
-          <w:tcPr>
-            <w:tcW w:type="dxa" w:w="1872"/>
-          </w:tcPr>
-          <w:p>
-            <w:r>
-              <w:t>12.9 (9.7)</w:t>
-            </w:r>
-          </w:p>
-        </w:tc>
-      </w:tr>
-      <w:tr>
-        <w:tc>
-          <w:tcPr>
-            <w:tcW w:type="dxa" w:w="1872"/>
-          </w:tcPr>
-          <w:p>
-            <w:r>
-              <w:t>ForeignOwned (b2b &gt; 0) share</w:t>
-            </w:r>
-          </w:p>
-        </w:tc>
-        <w:tc>
-          <w:tcPr>
-            <w:tcW w:type="dxa" w:w="1872"/>
-          </w:tcPr>
-          <w:p>
-            <w:r>
-              <w:t>0.142</w:t>
-            </w:r>
-          </w:p>
-        </w:tc>
-        <w:tc>
-          <w:tcPr>
-            <w:tcW w:type="dxa" w:w="1872"/>
-          </w:tcPr>
-          <w:p>
-            <w:r>
-              <w:t>0.090</w:t>
-            </w:r>
-          </w:p>
-        </w:tc>
-        <w:tc>
-          <w:tcPr>
-            <w:tcW w:type="dxa" w:w="1872"/>
-          </w:tcPr>
-          <w:p>
-            <w:r>
-              <w:t>0.125</w:t>
-            </w:r>
-          </w:p>
-        </w:tc>
-        <w:tc>
-          <w:tcPr>
-            <w:tcW w:type="dxa" w:w="1872"/>
-          </w:tcPr>
-          <w:p>
-            <w:r>
-              <w:t>0.119</w:t>
-            </w:r>
-          </w:p>
-        </w:tc>
-      </w:tr>
-      <w:tr>
-        <w:tc>
-          <w:tcPr>
-            <w:tcW w:type="dxa" w:w="1872"/>
-          </w:tcPr>
-          <w:p>
-            <w:r/>
-          </w:p>
-        </w:tc>
-        <w:tc>
-          <w:tcPr>
-            <w:tcW w:type="dxa" w:w="1872"/>
-          </w:tcPr>
-          <w:p>
-            <w:r/>
-          </w:p>
-        </w:tc>
-        <w:tc>
-          <w:tcPr>
-            <w:tcW w:type="dxa" w:w="1872"/>
-          </w:tcPr>
-          <w:p>
-            <w:r/>
-          </w:p>
-        </w:tc>
-        <w:tc>
-          <w:tcPr>
-            <w:tcW w:type="dxa" w:w="1872"/>
-          </w:tcPr>
-          <w:p>
-            <w:r/>
-          </w:p>
-        </w:tc>
-        <w:tc>
-          <w:tcPr>
-            <w:tcW w:type="dxa" w:w="1872"/>
-          </w:tcPr>
-          <w:p>
-            <w:r/>
-          </w:p>
-        </w:tc>
-      </w:tr>
-      <w:tr>
-        <w:tc>
-          <w:tcPr>
-            <w:tcW w:type="dxa" w:w="1872"/>
-          </w:tcPr>
-          <w:p>
-            <w:r>
-              <w:t>ISIC sector FE</w:t>
-            </w:r>
-          </w:p>
-        </w:tc>
-        <w:tc>
-          <w:tcPr>
-            <w:tcW w:type="dxa" w:w="1872"/>
-          </w:tcPr>
-          <w:p>
-            <w:r>
-              <w:t>a4b 1-digit</w:t>
-            </w:r>
-          </w:p>
-        </w:tc>
-        <w:tc>
-          <w:tcPr>
-            <w:tcW w:type="dxa" w:w="1872"/>
-          </w:tcPr>
-          <w:p>
-            <w:r>
-              <w:t>a4b 1-digit</w:t>
-            </w:r>
-          </w:p>
-        </w:tc>
-        <w:tc>
-          <w:tcPr>
-            <w:tcW w:type="dxa" w:w="1872"/>
-          </w:tcPr>
-          <w:p>
-            <w:r>
-              <w:t>a4a 1-digit</w:t>
-            </w:r>
-          </w:p>
-        </w:tc>
-        <w:tc>
-          <w:tcPr>
-            <w:tcW w:type="dxa" w:w="1872"/>
-          </w:tcPr>
-          <w:p>
-            <w:r>
-              <w:t>wave + a4b/a4a 1-digit</w:t>
-            </w:r>
-          </w:p>
-        </w:tc>
-      </w:tr>
-    </w:tbl>
-    <w:p>
-      <w:pPr>
-        <w:pStyle w:val="BodyText"/>
-      </w:pPr>
-      <w:r>
-        <w:t>Notes. Cell entries are mean (standard deviation) for continuous variables and proportion for binary indicators. Listwise deletion is applied on the focal variable set with WBES non-response codes (−9) treated as missing. Source: replication script p4_vietnam/output/tables/table_1_descriptives.csv.</w:t>
-      </w:r>
-    </w:p>
-    <w:p>
-      <w:pPr>
-        <w:pStyle w:val="Heading2"/>
-      </w:pPr>
-      <w:r>
-        <w:t>4.1 Wave-specific findings</w:t>
-      </w:r>
-    </w:p>
-    <w:p>
-      <w:pPr>
-        <w:pStyle w:val="FirstParagraph"/>
-      </w:pPr>
-      <w:r>
-        <w:t>The 2009 wave displays a clearly nonlinear internationalisation–performance relationship together with strong direct capability and digital-adoption effects. The inverted-U specification (M2) yields a positive linear term (β = 1.045, p = .015) and a negative quadratic term (β = −1.774, p = .009); the Lind–Mehlum test rejects monotonicity at p = .006. In the dual-direct specification (M7) both TCI_z (β = 0.215, p &lt; .001) and DAI_z (β = 0.175, p &lt; .001) are positive and highly significant. TCI moderation is statistically distinguishable from zero (M3 joint p = .040; FSTS_c × TCI_z = −0.579, p = .087), but DAI moderation is not (M4 joint p = .825; full-model M8 joint p = .700). In substantive terms, both capability dimensions in 2009 operate primarily as direct level-shifters; the marginal coordination cost that bends the I–P curve is associated with technological capability rather than with basic digital presence.</w:t>
-      </w:r>
-    </w:p>
-    <w:p>
-      <w:pPr>
-        <w:pStyle w:val="BodyText"/>
-      </w:pPr>
-      <w:r>
-        <w:t>The 2015 wave shows the curvature cleanly but the weakest digital channel. M2 produces FSTS_c β = 1.159 (p = .029) and FSTS_c² β = −2.115 (p = .004), with Lind–Mehlum p = .009. TCI_z retains a positive direct association (β = 0.128, p = .010) but at roughly 60 per cent of the 2009 magnitude. DAI_z loses direct salience entirely (β = −0.044, p = .377). TCI moderation is null in this wave (M3 joint p = .713), and DAI moderation is at best marginal (M4 joint p = .125; M8 joint p = .093). Read as a phase characterisation, 2015 looks like a wave in which the I–P curvature is unusually sharp while the digital channel compresses entirely — consistent with the productivity J-curve account in which firms invest in basic digital tools before complementary organisational adjustments produce measurable productivity gains (Brynjolfsson et al., 2021).</w:t>
-      </w:r>
-    </w:p>
-    <w:p>
-      <w:pPr>
-        <w:pStyle w:val="BodyText"/>
-      </w:pPr>
-      <w:r>
-        <w:t>The 2023 wave is where the digital-moderation signal emerges most sharply. M2 again indicates a clear inverted-U (FSTS_c β = 0.962, p = .039; FSTS_c² β = −1.686, p = .008; Lind–Mehlum p = .013). In the dual-direct M7, both capability dimensions are positive and significant (TCI_z β = 0.123, p = .006; DAI_z β = 0.095, p = .038). When the DAI interaction terms are added in M8, the linear interaction is negative and individually significant (FSTS_c × DAI_z = −0.912, p = .043), the quadratic interaction is positive and marginal (FSTS_c² × DAI_z = 1.043, p = .099), and the joint test sits at marginal significance (M4 joint p = .102; M8 joint p = .062). The substantive reading is that, by 2023, basic digital adoption becomes more conditional on export intensity: as exporters move beyond moderate FSTS levels, the productivity contribution of basic digital presence attenuates and may amplify rather than relieve coordination burdens, consistent with the view that website-level adoption alone is insufficient when deeper transaction-enabling and process-integrating digital capability is still maturing.</w:t>
-      </w:r>
-    </w:p>
-    <w:p>
-      <w:pPr>
-        <w:pStyle w:val="BodyText"/>
-      </w:pPr>
-      <w:r>
-        <w:t>Taken together, the wave-specific results trace two distinct lifecycle trajectories. Technological capability is positive across all three waves with a modestly attenuating magnitude (TCI_z = 0.215 → 0.128 → 0.123) but with moderation that survives in the 2009, 2023 and pooled panels. Digital adoption follows a non-monotonic trajectory — strong in 2009 (β = 0.175 ***), null in 2015 (β = −0.044 n.s.), and re-emerging in 2023 (β = 0.095 *) — and its moderation channel materialises only in 2023. The Paternoster cross-wave z-tests reported in §4.5 confirm that the 2009-to-2015 fall in DAI (z = 3.353, p &lt; .001) and the 2015-to-2023 recovery (z = −2.051, p = .040) are both statistically distinguishable shifts, supporting the lifecycle reading rather than treating the wave-specific pattern as sampling noise.</w:t>
-      </w:r>
-    </w:p>
-    <w:p>
-      <w:pPr>
-        <w:pStyle w:val="BodyText"/>
-      </w:pPr>
-      <w:r>
-        <w:t>The wave-specific pattern carries an institutional reading. The 2009 wave captures the early aftermath of WTO accession, when the marginal exporter was still in the entry-cost zone of the I–P curve, when capability stocks were the scarce resource, and when foundational digital tools — even at the website-only layer — generated direct gains because the alternative was paper-based transaction processing. The 2015 wave captures a transitional phase in which the I–P curvature is unusually sharp (FSTS_c² = −2.082, p = .005) but the digital channel compresses entirely: DAI_z loses direct salience and shows no joint moderation, suggesting that the firms added to the exporter cohort during this period derived their productivity gains from scale and from technological capability rather than from foundational digital adoption. The 2023 wave captures the re-emergence of the digital channel as a moderator rather than as a uniform direct premium: the post-NDTP digital infrastructure makes foundational digital adoption interact with export intensity, and the negative FSTS_c × DAI_z interaction shows that this conditional channel binds primarily at higher export intensity rather than uniformly across the export-intensity range.</w:t>
-      </w:r>
-    </w:p>
-    <w:p>
-      <w:pPr>
-        <w:pStyle w:val="Heading2"/>
-      </w:pPr>
-      <w:r>
-        <w:t>4.2 Pooled findings</w:t>
-      </w:r>
-    </w:p>
-    <w:p>
-      <w:pPr>
-        <w:pStyle w:val="FirstParagraph"/>
-      </w:pPr>
-      <w:r>
-        <w:t>The pooled estimates confirm that the internationalisation–performance relationship is nonlinear on average. In the pooled M2 specification, the linear FSTS_c term is positive (β = 0.984, p &lt; .001) and the quadratic FSTS_c² term is negative (β = −1.909, p &lt; .001); the Lind–Mehlum test rejects monotonicity at p &lt; .001 with an estimated turning point at 39.7 per cent of direct-export intensity. The curvature persists in the full M8 specification (FSTS_c β = 0.845, p = .006; FSTS_c² β = −1.650, p &lt; .001), supporting H1 and aligning with the meta-analytic evidence on the nonlinear shape of internationalisation returns in emerging-market firms (Marano et al., 2016).</w:t>
-      </w:r>
-    </w:p>
-    <w:p>
-      <w:pPr>
-        <w:pStyle w:val="BodyText"/>
-      </w:pPr>
-      <w:r>
-        <w:t>The pooled evidence shows that both technological capability and basic digital adoption are positively associated with firm performance on average. In the pooled M7 dual-direct specification, TCI_z is positive and highly significant (β = 0.179, p &lt; .001), and DAI_z is positive and significant (β = 0.078, p = .004). In the full M8 specification, the TCI_z coefficient is essentially unchanged (β = 0.184, p &lt; .001), while the DAI_z direct coefficient becomes statistically indistinguishable from zero (β = 0.032, p = .537) once the interaction terms are entered. This sensitivity is consistent with the interpretation that DAI_z combines a positive level effect with a negative interaction with FSTS_c at higher export intensities — precisely the pattern documented in §4.1 for the 2023 wave.</w:t>
-      </w:r>
-    </w:p>
-    <w:p>
-      <w:pPr>
-        <w:pStyle w:val="BodyText"/>
-      </w:pPr>
-      <w:r>
-        <w:t>The pooled interaction terms involving DAI_z carry a marginal joint signal. The linear interaction is negative but not individually significant (FSTS_c × DAI_z = −0.448, p = .116), and the quadratic interaction is positive but not significant (FSTS_c² × DAI_z = 0.460, p = .276). The joint Wald test sits at marginal significance (M8 joint p = .083). This pooled signal is driven primarily by the 2023 wave: the M4 joint moderation test on DAI is null in 2009 (p = .825) and 2015 (p = .125), and reaches marginal significance only in 2023 (M4 joint p = .102; M8 joint p = .062). Pooled estimates therefore understate the timing of the DAI moderation channel: the channel is concentrated in the most recent wave rather than uniformly distributed across the 2009–2023 window.</w:t>
-      </w:r>
-    </w:p>
-    <w:p>
-      <w:pPr>
-        <w:pStyle w:val="BodyText"/>
-      </w:pPr>
-      <w:r>
-        <w:t>Technological-capability moderation, by contrast, is more uniformly distributed. The M3 joint test on FSTS_c × TCI_z and FSTS_c² × TCI_z is statistically distinguishable from zero in three of four panels (2009 p = .040, 2023 p = .027, pooled p = .003) and null only in 2015 (p = .713). Pooled, the linear interaction is negative (FSTS_c × TCI_z = −0.587, p = .003) and the quadratic is positive (FSTS_c² × TCI_z = 0.640, p = .031), indicating that the inverted-U flattens for high-capability firms rather than shifting in level. This is consistent with the absorptive-capacity reading in which firms with deeper capability stocks extract productivity gains across a wider range of export intensities than less capable peers (Cohen and Levinthal, 1990; Lall, 1992).</w:t>
-      </w:r>
-    </w:p>
-    <w:p>
-      <w:pPr>
-        <w:pStyle w:val="BodyText"/>
-      </w:pPr>
-      <w:r>
-        <w:t>If the analysis stopped at pooled estimation, one might conclude that digitalisation provides a broadly positive but structurally simple performance premium. The wave-specific evidence shows that this conclusion would be incomplete. The positive pooled average coexists with substantial temporal heterogeneity, and the conditional role of digital adoption emerges more clearly only in the later wave.</w:t>
-      </w:r>
-    </w:p>
-    <w:p>
-      <w:pPr>
-        <w:pStyle w:val="Heading2"/>
-      </w:pPr>
-      <w:r>
-        <w:t>4.3 Interpretation of the hypothesis tests</w:t>
-      </w:r>
-    </w:p>
-    <w:p>
-      <w:pPr>
-        <w:pStyle w:val="FirstParagraph"/>
-      </w:pPr>
-      <w:r>
-        <w:t>H1 is strongly supported. The Lind–Mehlum test rejects the monotonicity null in all three waves (2009 p = .006, 2015 p = .009, 2023 p = .013) and in the pooled sample (p &lt; .001), and the implied turning points are tightly clustered between 39.3 per cent (2015) and 46.2 per cent (2009) of direct-export intensity, with the pooled estimate at 39.7 per cent. H2 is supported by the positive TCI_z direct association in the pooled sample (β = 0.179, p &lt; .001) and in all three wave-specific periods (2009 p &lt; .001; 2015 p = .010; 2023 p = .006), reinforced by statistically distinguishable TCI moderation in three of four panels (M3 joint p = .040, .713, .027 and .003). H3 is supported on average: the pooled M7 estimate of DAI_z is positive and significant (β = 0.078, p = .004), but DAI_z varies sharply across waves — strong in 2009 (β = 0.175, p &lt; .001), null in 2015 (β = −0.044, p = .377) and positive in 2023 (β = 0.095, p = .038). The Paternoster cross-wave z-tests (§4.5, Panel F) confirm that the 2009-to-2015 fall (z = 3.353, p &lt; .001) and the 2015-to-2023 recovery (z = −2.051, p = .040) are both statistically distinguishable shifts.</w:t>
-      </w:r>
-    </w:p>
-    <w:p>
-      <w:pPr>
-        <w:pStyle w:val="BodyText"/>
-      </w:pPr>
-      <w:r>
-        <w:t>H4 receives focused but meaningful support. The DAI joint moderation test is null in 2009 (M4 p = .825) and only marginal in 2015 (M4 p = .125). It reaches its strongest expression in 2023, where the individual interaction FSTS_c × DAI_z = −0.912 (p = .043) is statistically distinguishable from zero and the joint test is at the edge of conventional significance (M4 p = .102; M8 p = .062). The pooled M8 joint test (p = .083) is also at marginal significance, driven by the 2023 wave rather than by a stable cross-period moderation. The substantive reading is that the conditional digital channel materialises only when the institutional and digital environment is sufficiently mature for basic adoption to interact with cross-border coordination demands.</w:t>
-      </w:r>
-    </w:p>
-    <w:p>
-      <w:pPr>
-        <w:pStyle w:val="Heading2"/>
-      </w:pPr>
-      <w:r>
-        <w:t>4.4 Main empirical pattern</w:t>
-      </w:r>
-    </w:p>
-    <w:p>
-      <w:pPr>
-        <w:pStyle w:val="FirstParagraph"/>
-      </w:pPr>
-      <w:r>
-        <w:t>Table 1 summarises the directional interpretation of the focal coefficients from the full specifications by wave and for the pooled sample.</w:t>
-      </w:r>
-    </w:p>
-    <w:tbl>
-      <w:tblPr>
-        <w:tblStyle w:val="Table"/>
-        <w:tblW w:type="auto" w:w="0"/>
-        <w:tblLook w:firstColumn="1" w:firstRow="1" w:lastColumn="0" w:lastRow="0" w:noHBand="0" w:noVBand="1" w:val="04A0"/>
-      </w:tblPr>
-      <w:tblGrid>
-        <w:gridCol w:w="1872"/>
-        <w:gridCol w:w="1872"/>
-        <w:gridCol w:w="1872"/>
-        <w:gridCol w:w="1872"/>
-        <w:gridCol w:w="1872"/>
-      </w:tblGrid>
-      <w:tr>
-        <w:tc>
-          <w:tcPr>
-            <w:tcW w:type="dxa" w:w="1872"/>
-          </w:tcPr>
-          <w:p>
-            <w:r>
-              <w:t>Wave / model</w:t>
-            </w:r>
-          </w:p>
-        </w:tc>
-        <w:tc>
-          <w:tcPr>
-            <w:tcW w:type="dxa" w:w="1872"/>
-          </w:tcPr>
-          <w:p>
-            <w:r>
-              <w:t>I–P relationship</w:t>
-            </w:r>
-          </w:p>
-        </w:tc>
-        <w:tc>
-          <w:tcPr>
-            <w:tcW w:type="dxa" w:w="1872"/>
-          </w:tcPr>
-          <w:p>
-            <w:r>
-              <w:t>TCI_z direct</w:t>
-            </w:r>
-          </w:p>
-        </w:tc>
-        <w:tc>
-          <w:tcPr>
-            <w:tcW w:type="dxa" w:w="1872"/>
-          </w:tcPr>
-          <w:p>
-            <w:r>
-              <w:t>DAI_z direct</w:t>
-            </w:r>
-          </w:p>
-        </w:tc>
-        <w:tc>
-          <w:tcPr>
-            <w:tcW w:type="dxa" w:w="1872"/>
-          </w:tcPr>
-          <w:p>
-            <w:r>
-              <w:t>DAI_z interaction</w:t>
-            </w:r>
-          </w:p>
-        </w:tc>
-      </w:tr>
-      <w:tr>
-        <w:tc>
-          <w:tcPr>
-            <w:tcW w:type="dxa" w:w="1872"/>
-          </w:tcPr>
-          <w:p>
-            <w:r>
-              <w:t>2009</w:t>
-            </w:r>
-          </w:p>
-        </w:tc>
-        <w:tc>
-          <w:tcPr>
-            <w:tcW w:type="dxa" w:w="1872"/>
-          </w:tcPr>
-          <w:p>
-            <w:r>
-              <w:t>Inverted-U: FSTS_c 1.045** / FSTS_c² −1.774**; LM p = .006; TP = 46.2 %</w:t>
-            </w:r>
-          </w:p>
-        </w:tc>
-        <w:tc>
-          <w:tcPr>
-            <w:tcW w:type="dxa" w:w="1872"/>
-          </w:tcPr>
-          <w:p>
-            <w:r>
-              <w:t>0.215 *** (M7)</w:t>
-            </w:r>
-          </w:p>
-        </w:tc>
-        <w:tc>
-          <w:tcPr>
-            <w:tcW w:type="dxa" w:w="1872"/>
-          </w:tcPr>
-          <w:p>
-            <w:r>
-              <w:t>0.175 *** (M7)</w:t>
-            </w:r>
-          </w:p>
-        </w:tc>
-        <w:tc>
-          <w:tcPr>
-            <w:tcW w:type="dxa" w:w="1872"/>
-          </w:tcPr>
-          <w:p>
-            <w:r>
-              <w:t>M4 joint p = .825 n.s.; M8 joint p = .700 n.s.</w:t>
-            </w:r>
-          </w:p>
-        </w:tc>
-      </w:tr>
-      <w:tr>
-        <w:tc>
-          <w:tcPr>
-            <w:tcW w:type="dxa" w:w="1872"/>
-          </w:tcPr>
-          <w:p>
-            <w:r>
-              <w:t>2015</w:t>
-            </w:r>
-          </w:p>
-        </w:tc>
-        <w:tc>
-          <w:tcPr>
-            <w:tcW w:type="dxa" w:w="1872"/>
-          </w:tcPr>
-          <w:p>
-            <w:r>
-              <w:t>Inverted-U: FSTS_c 1.159* / FSTS_c² −2.115**; LM p = .009; TP = 39.3 %</w:t>
-            </w:r>
-          </w:p>
-        </w:tc>
-        <w:tc>
-          <w:tcPr>
-            <w:tcW w:type="dxa" w:w="1872"/>
-          </w:tcPr>
-          <w:p>
-            <w:r>
-              <w:t>0.128 * (M7)</w:t>
-            </w:r>
-          </w:p>
-        </w:tc>
-        <w:tc>
-          <w:tcPr>
-            <w:tcW w:type="dxa" w:w="1872"/>
-          </w:tcPr>
-          <w:p>
-            <w:r>
-              <w:t>−0.044 (p = .377) n.s.</w:t>
-            </w:r>
-          </w:p>
-        </w:tc>
-        <w:tc>
-          <w:tcPr>
-            <w:tcW w:type="dxa" w:w="1872"/>
-          </w:tcPr>
-          <w:p>
-            <w:r>
-              <w:t>M4 joint p = .125 n.s.; M8 joint p = .093 †</w:t>
-            </w:r>
-          </w:p>
-        </w:tc>
-      </w:tr>
-      <w:tr>
-        <w:tc>
-          <w:tcPr>
-            <w:tcW w:type="dxa" w:w="1872"/>
-          </w:tcPr>
-          <w:p>
-            <w:r>
-              <w:t>2023</w:t>
-            </w:r>
-          </w:p>
-        </w:tc>
-        <w:tc>
-          <w:tcPr>
-            <w:tcW w:type="dxa" w:w="1872"/>
-          </w:tcPr>
-          <w:p>
-            <w:r>
-              <w:t>Inverted-U: FSTS_c 0.962* / FSTS_c² −1.686**; LM p = .013; TP = 41.6 %</w:t>
-            </w:r>
-          </w:p>
-        </w:tc>
-        <w:tc>
-          <w:tcPr>
-            <w:tcW w:type="dxa" w:w="1872"/>
-          </w:tcPr>
-          <w:p>
-            <w:r>
-              <w:t>0.123 ** (M7)</w:t>
-            </w:r>
-          </w:p>
-        </w:tc>
-        <w:tc>
-          <w:tcPr>
-            <w:tcW w:type="dxa" w:w="1872"/>
-          </w:tcPr>
-          <w:p>
-            <w:r>
-              <w:t>0.095 * (M7)</w:t>
-            </w:r>
-          </w:p>
-        </w:tc>
-        <w:tc>
-          <w:tcPr>
-            <w:tcW w:type="dxa" w:w="1872"/>
-          </w:tcPr>
-          <w:p>
-            <w:r>
-              <w:t>M4 joint p = .102 †; M8 joint p = .062 †; FSTS_c × DAI_z = −0.912 *</w:t>
-            </w:r>
-          </w:p>
-        </w:tc>
-      </w:tr>
-      <w:tr>
-        <w:tc>
-          <w:tcPr>
-            <w:tcW w:type="dxa" w:w="1872"/>
-          </w:tcPr>
-          <w:p>
-            <w:r>
-              <w:t>Pooled</w:t>
-            </w:r>
-          </w:p>
-        </w:tc>
-        <w:tc>
-          <w:tcPr>
-            <w:tcW w:type="dxa" w:w="1872"/>
-          </w:tcPr>
-          <w:p>
-            <w:r>
-              <w:t>Inverted-U: FSTS_c 0.984*** / FSTS_c² −1.909***; LM p &lt; .001; TP = 39.7 %</w:t>
-            </w:r>
-          </w:p>
-        </w:tc>
-        <w:tc>
-          <w:tcPr>
-            <w:tcW w:type="dxa" w:w="1872"/>
-          </w:tcPr>
-          <w:p>
-            <w:r>
-              <w:t>0.179 *** (M7)</w:t>
-            </w:r>
-          </w:p>
-        </w:tc>
-        <w:tc>
-          <w:tcPr>
-            <w:tcW w:type="dxa" w:w="1872"/>
-          </w:tcPr>
-          <w:p>
-            <w:r>
-              <w:t>0.078 ** (M7); 0.032 n.s. (M8)</w:t>
-            </w:r>
-          </w:p>
-        </w:tc>
-        <w:tc>
-          <w:tcPr>
-            <w:tcW w:type="dxa" w:w="1872"/>
-          </w:tcPr>
-          <w:p>
-            <w:r>
-              <w:t>M4 joint p = .213 n.s.; M8 joint p = .083 †</w:t>
-            </w:r>
-          </w:p>
-        </w:tc>
-      </w:tr>
-    </w:tbl>
-    <w:p>
-      <w:pPr>
-        <w:pStyle w:val="BodyText"/>
-      </w:pPr>
-      <w:r>
-        <w:t>Notes. Cell entries report β coefficients with HC1-robust p-values from the full specifications. n.s. = not statistically significant at conventional thresholds. Interaction terms entered as FSTS_c × DAI_z and FSTS_c² × DAI_z; the table reports the focal linear interaction.</w:t>
-      </w:r>
-    </w:p>
-    <w:p>
-      <w:pPr>
-        <w:pStyle w:val="Heading2"/>
-      </w:pPr>
-      <w:r>
-        <w:t>4.5 Robustness</w:t>
-      </w:r>
-    </w:p>
-    <w:p>
-      <w:pPr>
-        <w:pStyle w:val="FirstParagraph"/>
-      </w:pPr>
-      <w:r>
-        <w:t>Four robustness panels test whether the central inferences depend on measurement choices, sample composition, or the cross-wave alignment of the DAI construct. The panels are estimated on the same OLS HC1 design as the main models and are written to p4_vietnam/output/tables/table_3_robustness.csv.</w:t>
-      </w:r>
-    </w:p>
-    <w:p>
-      <w:pPr>
-        <w:pStyle w:val="BodyText"/>
-      </w:pPr>
-      <w:r>
-        <w:t>Panel A — Enriched TCI_full composite (2015 and 2023, where h1 product-innovation and h8 R&amp;D indicators are available). Adding h1 and h8 to the primary TCI items produces an attenuated direct effect: the TCI_full_z direct coefficient is 0.056 (p = .253) in 2015 and 0.096 (p = .024) in 2023 — both smaller than the corresponding TCI_thin estimates of 0.128 and 0.123. The moderation joint test is not statistically distinguishable from zero in either wave (2015 joint F p = .492; 2023 joint F p = .152). The attenuation is consistent with the interpretation that the TCI_thin items (b8 quality certification and e6 foreign-licensed technology) carry a sharper foreign-capability content than the broader product-innovation and R&amp;D items add. The TCI_thin specification is therefore retained as the primary measurement throughout the paper.</w:t>
-      </w:r>
-    </w:p>
-    <w:p>
-      <w:pPr>
-        <w:pStyle w:val="BodyText"/>
-      </w:pPr>
-      <w:r>
-        <w:t>Panel B — Enriched DAI_rich composite (2023 only). The richer specification extends the primary website-based DAI with k33 (customer e-payment intensity) and k38 (supplier e-payment intensity), in both continuous and binary forms. The 2023 DAI_rich_cont moderation joint test is marginal (joint F p = .099, with FSTS_c × DAI_rich_cont_z = −0.933, p = .076), and the binary specification is non-significant (joint F p = .243). The richer measure thus indicates a similar directional pattern to the primary DAI moderation finding but with weaker individual significance — consistent with the view that transaction-enabling digital adoption operates through a different productivity channel than basic digital presence and should not be treated as a one-for-one replacement for the harmonised primary specification.</w:t>
-      </w:r>
-    </w:p>
-    <w:p>
-      <w:pPr>
-        <w:pStyle w:val="BodyText"/>
-      </w:pPr>
-      <w:r>
-        <w:t>Panel C — Common-N comparison (2023). The primary DAI_z and DAI_rich specifications are estimated on the same N = 1,013 sample, so the differences in Panel B reflect measurement rather than sample. This rules out the alternative explanation that DAI_rich attenuates because of selective missingness on k33 / k38, and supports retaining the harmonised website-based DAI as the primary cross-wave specification.</w:t>
-      </w:r>
-    </w:p>
-    <w:p>
-      <w:pPr>
-        <w:pStyle w:val="BodyText"/>
-      </w:pPr>
-      <w:r>
-        <w:t>Panel D — Micro-firm exclusion (l1 ≥ 10). Excluding firms with fewer than ten permanent employees reduces the pooled sample to N = 2,473 and leaves the substantive inferences intact. The inverted-U is preserved (FSTS_c β = 0.794, p = .008; FSTS_c² β = −1.647, p &lt; .001), the TCI_z direct association is essentially unchanged (β = 0.188, p &lt; .001), DAI_z direct is positive but not individually significant (β = 0.054, p = .288), and the DAI moderation joint test in the full M8 specification (joint F p = .167) is somewhat weaker than in the main pooled M8 (p = .083). The Lind–Mehlum monotonicity rejection and the broader lifecycle reading do not depend on the inclusion of very small firms.</w:t>
-      </w:r>
-    </w:p>
-    <w:p>
-      <w:pPr>
-        <w:pStyle w:val="BodyText"/>
-      </w:pPr>
-      <w:r>
-        <w:t>Panel E — Sample-selection probes (Heckman, 1979; Wooldridge, 2010). The selection equation is a probit of export_any on lnEmp, FirmAge, ForeignOwned, sector fixed effects and the WBES sampling region a2, with a2 supplying the exclusion restriction (sampling region affects export selection through differential logistical access but is plausibly uncorrelated with the productivity outcome conditional on the other controls). The inverse Mills ratio added to the outcome equation estimated on exporters (FSTS &gt; 0) is statistically insignificant in all four panels: λ = −0.111 (p = .846) in 2009, λ = −0.833 (p = .259) in 2015, λ = 0.665 (p = .399) in 2023, and λ = −0.462 (p = .347) pooled, indicating no significant selection bias along the IMR-detected channel. A complementary control-function specification using the generalised residual yields a significant residual in 2009 (β = 0.510, p &lt; .001) and pooled (β = 0.304, p &lt; .001), a marginal residual in 2023 (β = 0.259, p = .092) and a null residual in 2015 (β = −0.112, p = .357). The control-function signal indicates a degree of selection structure that the standard IMR does not pick up but does not overturn the H1, H2 or H3 substantive inferences when the focal coefficients are re-estimated with either correction.</w:t>
-      </w:r>
-    </w:p>
-    <w:p>
-      <w:pPr>
-        <w:pStyle w:val="BodyText"/>
-      </w:pPr>
-      <w:r>
-        <w:t>Panel F — Paternoster (1998) cross-wave z-tests. To assess whether the cross-wave differences in the focal M7 / M8 coefficients are statistically distinguishable from sampling noise, we apply z = (β_A − β_B) / sqrt(SE_A² + SE_B²) for each pair of waves and each focal term. The DAI_z direct association shifts significantly between 2009 and 2015 (z = 3.353, p &lt; .001) and between 2015 and 2023 (z = −2.051, p = .040), confirming that the lifecycle pattern of basic digital adoption is not an artefact of sampling noise. The TCI_z magnitude attenuates more modestly: the 2009-to-2015 difference (z = 1.288, p = .198) and 2009-to-2023 difference (z = 1.423, p = .155) are not statistically distinguishable. All FSTS_c, FSTS_c², FSTS_c × DAI_z and FSTS_c² × DAI_z pairwise differences are non-significant (all |z| &lt; 1.4, all p &gt; .17), so the inverted-U shape and the DAI moderation patterns are best read as a common curvature with wave-specific magnitudes rather than as cross-period structural shifts in the curvature parameters.</w:t>
-      </w:r>
-    </w:p>
-    <w:p>
-      <w:pPr>
-        <w:pStyle w:val="FirstParagraph"/>
-      </w:pPr>
-      <w:r>
-        <w:t>Panel G — Sector split (manufacturing versus non-manufacturing). To test whether the digital and capability channels operate uniformly across the broad sectoral composition of the Vietnamese exporter cohort, we re-estimate the pooled M2 / M7 / M8 specifications separately on manufacturing firms (sector1 ∈ {1, 2, 3} — ISIC 15–37, N = 1,854) and non-manufacturing firms (utilities, construction, wholesale and retail, transport, finance and other services; sector1 ∈ {4, 5, 6, 7}; N = 1,104). The inverted-U is preserved in both subsets but is sharper in manufacturing (FSTS_c β = 0.971, p = .001; FSTS_c² β = −1.883, p &lt; .001) than in non-manufacturing (FSTS_c β = 1.615, p = .064, marginal; FSTS_c² β = −2.479, p = .046).</w:t>
-      </w:r>
-    </w:p>
-    <w:p>
-      <w:pPr>
-        <w:pStyle w:val="BodyText"/>
-      </w:pPr>
-      <w:r>
-        <w:t>More substantively, the capability and digital-adoption channels operate primarily in manufacturing. In the M7 dual-direct specification, manufacturing firms display a strong TCI_z direct association (β = 0.223, p &lt; .001) and a positive DAI_z direct association (β = 0.087, p = .009), while non-manufacturing firms show only a marginal TCI_z effect (β = 0.090, p = .096) and a null DAI_z effect (β = 0.068, p = .133). The DAI moderation channel is concentrated in manufacturing (M8 joint p = .103, marginal; FSTS_c × DAI_z = −0.543, p = .079) and is uniformly null in non-manufacturing (M8 joint p = .280). TCI moderation, by contrast, is statistically distinguishable from zero in both subsets (M3 joint p = .011 in manufacturing and p = .007 in non-manufacturing), indicating that the curvature-flattening effect of capability operates broadly while the digital channel remains specific to the manufacturing exporter base. Substantively, this pattern is consistent with the view that basic digital adoption interacts with cross-border production-coordination demands more strongly in tradable-goods sectors than in service-oriented or domestically oriented sectors of the Vietnamese economy.</w:t>
-      </w:r>
-    </w:p>
-    <w:p>
-      <w:pPr>
-        <w:pStyle w:val="Heading1"/>
-      </w:pPr>
-      <w:r>
-        <w:t>5. Discussion</w:t>
-      </w:r>
-    </w:p>
-    <w:p>
-      <w:pPr>
-        <w:pStyle w:val="Heading2"/>
-      </w:pPr>
-      <w:r>
-        <w:t>5.1 Reinterpreting digital capability in Vietnam</w:t>
-      </w:r>
-    </w:p>
-    <w:p>
-      <w:pPr>
-        <w:pStyle w:val="FirstParagraph"/>
-      </w:pPr>
-      <w:r>
-        <w:t>The central implication of the findings is that digital capability in Vietnam should not be interpreted as a universal and temporally stable premium. Both TCI_z and DAI_z are beneficial on average, but their empirical salience changes across waves. This means that digitalisation is not simply a constant background advantage. It is a context-sensitive and stage-dependent source of performance heterogeneity.</w:t>
-      </w:r>
-    </w:p>
-    <w:p>
-      <w:pPr>
-        <w:pStyle w:val="BodyText"/>
-      </w:pPr>
-      <w:r>
-        <w:t>This interpretation helps reconcile the coexistence of positive pooled effects and uneven wave-specific results. The pooled model captures the average tendency for stronger capability to be associated with better performance. The wave-specific models show that this tendency is not equally strong in every phase. The value of digital capability therefore depends on where firms stand in the broader lifecycle of internationalisation and transition.</w:t>
-      </w:r>
-    </w:p>
-    <w:p>
-      <w:pPr>
-        <w:pStyle w:val="Heading2"/>
-      </w:pPr>
-      <w:r>
-        <w:t>5.2 Why the distinction between TCI and DAI matters</w:t>
-      </w:r>
-    </w:p>
-    <w:p>
-      <w:pPr>
-        <w:pStyle w:val="FirstParagraph"/>
-      </w:pPr>
-      <w:r>
-        <w:t>The results also strengthen the theoretical case for separating technological capability from foundational digital adoption. TCI_z captures deeper internal stocks of learning and operational upgrading. DAI_z captures a more practical digital layer that enables transactions and coordination. These are not interchangeable resources.</w:t>
-      </w:r>
-    </w:p>
-    <w:p>
-      <w:pPr>
-        <w:pStyle w:val="BodyText"/>
-      </w:pPr>
-      <w:r>
-        <w:t>The difference matters because the two constructs do not behave identically across periods. TCI_z appears to function more like a deeper competence base, while DAI_z appears more context sensitive. This supports a more careful approach to digitalisation in international business research, one that distinguishes between digital enablement and broader technological depth rather than collapsing them into a single label.</w:t>
-      </w:r>
-    </w:p>
-    <w:p>
-      <w:pPr>
-        <w:pStyle w:val="Heading2"/>
-      </w:pPr>
-      <w:r>
-        <w:t>5.3 The significance of the 2015 dip</w:t>
-      </w:r>
-    </w:p>
-    <w:p>
-      <w:pPr>
-        <w:pStyle w:val="FirstParagraph"/>
-      </w:pPr>
-      <w:r>
-        <w:t>The 2015 pattern is especially revealing. It shows that even when the nonlinear I–P structure becomes clearer, the direct payoff from capability variables can weaken. This suggests that firms may pass through a transitional stage in which export expansion remains important but the productivity contribution of capability resources becomes more difficult to realise or detect.</w:t>
-      </w:r>
-    </w:p>
-    <w:p>
-      <w:pPr>
-        <w:pStyle w:val="BodyText"/>
-      </w:pPr>
-      <w:r>
-        <w:t>Rather than treating this wave as an anomaly, it is more useful to interpret it as evidence of lifecycle heterogeneity. The dip demonstrates why pooled averages alone are insufficient. Without the wave-specific analysis, one would miss the possibility that capability payoffs compress or fade temporarily before re-emerging in a later phase.</w:t>
-      </w:r>
-    </w:p>
-    <w:p>
-      <w:pPr>
-        <w:pStyle w:val="Heading2"/>
-      </w:pPr>
-      <w:r>
-        <w:t>5.4 Managerial implications</w:t>
-      </w:r>
-    </w:p>
-    <w:p>
-      <w:pPr>
-        <w:pStyle w:val="FirstParagraph"/>
-      </w:pPr>
-      <w:r>
-        <w:t>The managerial implication is not that firms should invest less in digitalisation. Rather, it is that digitalisation should be aligned with organisational readiness and international scale. Foundational digital tools may create value, but the payoff depends on whether those tools are embedded in routines that support export coordination and performance.</w:t>
-      </w:r>
-    </w:p>
-    <w:p>
-      <w:pPr>
-        <w:pStyle w:val="BodyText"/>
-      </w:pPr>
-      <w:r>
-        <w:t>Managers should also avoid conflating basic digital adoption with deeper technological capability. A firm may adopt digital tools without having the learning and upgrading capacity needed to sustain performance gains over time. Conversely, stronger internal capability may allow the firm to convert relatively basic digital adoption into more meaningful outcomes. This distinction is especially important in transitional economies, where firms move through uneven stages of capability development.</w:t>
-      </w:r>
-    </w:p>
-    <w:p>
-      <w:pPr>
-        <w:pStyle w:val="Heading2"/>
-      </w:pPr>
-      <w:r>
-        <w:t>5.5 Policy implications</w:t>
-      </w:r>
-    </w:p>
-    <w:p>
-      <w:pPr>
-        <w:pStyle w:val="FirstParagraph"/>
-      </w:pPr>
-      <w:r>
-        <w:t>We frame the policy reading as tentative considerations rather than directive prescriptions. The associational nature of the evidence, the breadth of the wave-specific heterogeneity, and the single-economy scope all weigh against converting the findings into firm policy targets. With those caveats kept explicit, three considerations follow for Vietnam’s trade and digital-economy policy design.</w:t>
-      </w:r>
-    </w:p>
-    <w:p>
-      <w:pPr>
-        <w:pStyle w:val="BodyText"/>
-      </w:pPr>
-      <w:r>
-        <w:t>First, export-promotion instruments designed around a uniformly positive internationalisation premium will overshoot in transitional periods such as the 2015 wave, when capability payoffs were compressed even as export intensity remained productivity-relevant. Targeting export support at firms positioned in the entry-cost zone, rather than at firms already operating at high export intensity, is consistent with the curvature documented in the pooled and later-wave samples. Second, digital-economy programmes that treat foundational adoption (websites, basic e-payment) as a sufficient policy lever are likely to be attenuated by the implementation lag and by the conditional nature of the digital channel at higher export intensity. Programmes that bundle Tier 1–2 digital adoption with deeper capability upgrading — quality certification, absorptive-capacity investment, organisational routines for cross-border coordination — will be more consistent with the pattern that emerges in 2023.</w:t>
-      </w:r>
-    </w:p>
-    <w:p>
-      <w:pPr>
-        <w:pStyle w:val="BodyText"/>
-      </w:pPr>
-      <w:r>
-        <w:t>Third, the lifecycle reading suggests that policy evaluation windows matter. A digital-transformation programme assessed only against a 2015-style transitional baseline would understate its long-run productivity contribution; a programme assessed against a 2009-style or 2023-style baseline would overstate it relative to the in-between phase. Policy evaluation that takes the lifecycle structure seriously will couple short-window outcome measurement with sustained measurement of the capability and infrastructure environment in which firms operate.</w:t>
-      </w:r>
-    </w:p>
-    <w:p>
-      <w:pPr>
-        <w:pStyle w:val="Heading1"/>
-      </w:pPr>
-      <w:r>
-        <w:t>6. Limitations and future research</w:t>
-      </w:r>
-    </w:p>
-    <w:p>
-      <w:pPr>
-        <w:pStyle w:val="FirstParagraph"/>
-      </w:pPr>
-      <w:r>
-        <w:t>The findings should be read against five limitations. First and most fundamentally, the WBES microdata are repeated cross-sections rather than a true firm panel. Within-firm change over time cannot be identified, and time-invariant unobserved heterogeneity cannot be netted out at the firm level. The associational language used throughout the paper reflects this constraint and should not be relaxed in any reader’s interpretation of the results.</w:t>
-      </w:r>
-    </w:p>
-    <w:p>
-      <w:pPr>
-        <w:pStyle w:val="BodyText"/>
-      </w:pPr>
-      <w:r>
-        <w:t>Second, the DAI_z composite captures a foundational layer of digital adoption (digital presence and basic digital transaction support) rather than the full depth of digitally integrated organisational capability. The DAI_rich extension for the 2023 wave shows that the conditional pattern survives when richer items are available, but a panel of digitally integrated firms with deeper measurement would tighten the construct further.</w:t>
-      </w:r>
-    </w:p>
-    <w:p>
-      <w:pPr>
-        <w:pStyle w:val="BodyText"/>
-      </w:pPr>
-      <w:r>
-        <w:t>Third, the analysis is conducted on a single transitional economy. Vietnam is informative precisely because its institutional and digital environment shifted noticeably across the 2009–2023 observation window, but the lifecycle pattern documented here may not generalise without modification to economies whose digital infrastructure or export composition follows a different trajectory.</w:t>
-      </w:r>
-    </w:p>
-    <w:p>
-      <w:pPr>
-        <w:pStyle w:val="BodyText"/>
-      </w:pPr>
-      <w:r>
-        <w:t>Fourth, although the Paternoster (1998) z-tests reported in §4.5 confirm that the DAI_z drop between 2009 and 2015 is a statistically distinguishable cross-wave shift (z = 3.353, p &lt; .001) and the 2015-to-2023 recovery is also distinguishable (z = −2.051, p = .040). Most other cross-wave coefficient differences sit at marginal or non-significant magnitudes. The lifecycle narrative therefore relies more on the directional consistency of wave-specific estimates and the joint moderation tests than on uniformly significant pairwise z-tests. Future work could exploit policy timing — for example, Vietnam’s National Digital Transformation Programme launched in 2020 — for sharper identification of the digital channel through a policy-evaluation design rather than a cross-wave comparison.</w:t>
-      </w:r>
-    </w:p>
-    <w:p>
-      <w:pPr>
-        <w:pStyle w:val="BodyText"/>
-      </w:pPr>
-      <w:r>
-        <w:t>Fifth, the sector fixed effects in the main models are intentionally broad to keep the cross-wave specification comparable. Section 4.5 Panel G addresses one natural extension by re-estimating the pooled M2 / M7 / M8 specifications on manufacturing (sector1 ∈ {1, 2, 3}; N = 1,854) versus non-manufacturing (sector1 ∈ {4, 5, 6, 7}; N = 1,104) subsets, and shows that the digital-adoption channel operates primarily in manufacturing while the technological-capability channel is present in both. Finer industry-level mechanisms — for example, contrasting digitally intensive services with traditional services, or contrasting export-oriented with domestically oriented manufacturing sub-sectors — would benefit from a research design that exploits richer industry classification than the WBES one-digit codes allow.</w:t>
-      </w:r>
-    </w:p>
-    <w:p>
-      <w:pPr>
-        <w:pStyle w:val="Heading1"/>
-      </w:pPr>
-      <w:r>
-        <w:t>7. Conclusion</w:t>
-      </w:r>
-    </w:p>
-    <w:p>
-      <w:pPr>
-        <w:pStyle w:val="FirstParagraph"/>
-      </w:pPr>
-      <w:r>
-        <w:t>This study revisits the I–P relationship in Vietnam by distinguishing technological capability from foundational digital adoption and by comparing pooled and wave-specific evidence. The findings show that the I–P relationship is nonlinear on average, that both TCI_z and DAI_z are positively associated with performance in pooled models, and that the temporal pattern behind those average effects is highly uneven.</w:t>
-      </w:r>
-    </w:p>
-    <w:p>
-      <w:pPr>
-        <w:pStyle w:val="BodyText"/>
-      </w:pPr>
-      <w:r>
-        <w:t>The central theoretical implication is that digital capability in a transitional economy is best understood as a stage-contingent resource. Its value is real, but it is not uniformly distributed across time or across stages of internationalisation. This lifecycle perspective helps explain why average estimates can be informative while still concealing important differences in the timing and form of digital payoff.</w:t>
-      </w:r>
-    </w:p>
-    <w:p>
-      <w:pPr>
-        <w:pStyle w:val="Heading1"/>
-      </w:pPr>
-      <w:r>
-        <w:t>Author contributions</w:t>
-      </w:r>
-    </w:p>
-    <w:p>
-      <w:pPr>
-        <w:pStyle w:val="FirstParagraph"/>
-      </w:pPr>
-      <w:r>
-        <w:t>Do Thuy Huong contributed to conceptualisation, data curation, formal analysis, investigation, methodology, visualisation, and drafting of the manuscript. Phan Anh Tu contributed to conceptualisation, supervision, methodology, validation, review and editing, and overall guidance of the study. Both authors approved the final version of the manuscript.</w:t>
-      </w:r>
-    </w:p>
-    <w:p>
-      <w:pPr>
-        <w:pStyle w:val="Heading1"/>
-      </w:pPr>
-      <w:r>
-        <w:t>Conflict of interest</w:t>
-      </w:r>
-    </w:p>
-    <w:p>
-      <w:pPr>
-        <w:pStyle w:val="FirstParagraph"/>
-      </w:pPr>
-      <w:r>
-        <w:t>The authors declare no conflict of interest.</w:t>
-      </w:r>
-    </w:p>
-    <w:p>
-      <w:pPr>
-        <w:pStyle w:val="Heading1"/>
-      </w:pPr>
-      <w:r>
-        <w:t>Funding</w:t>
-      </w:r>
-    </w:p>
-    <w:p>
-      <w:pPr>
-        <w:pStyle w:val="FirstParagraph"/>
-      </w:pPr>
-      <w:r>
-        <w:t>This research received no specific grant from any funding agency in the public, commercial, or not-for-profit sectors.</w:t>
-      </w:r>
-    </w:p>
-    <w:p>
-      <w:pPr>
-        <w:pStyle w:val="Heading1"/>
-      </w:pPr>
-      <w:r>
-        <w:t>Data availability statement</w:t>
-      </w:r>
-    </w:p>
-    <w:p>
-      <w:pPr>
-        <w:pStyle w:val="FirstParagraph"/>
-      </w:pPr>
-      <w:r>
-        <w:t>The data that support the findings of this study are from the World Bank Enterprise Surveys and are available from the World Bank Enterprise Surveys portal, subject to registration and compliance with the World Bank Enterprise Surveys Data Access Protocol. Because the protocol restricts redistribution of the original .dta files to third parties, the authors do not redistribute the raw survey files. Replication materials, including variable-construction details, model specifications, and computational outputs, are available from the authors upon reasonable request and may be shared to the extent permitted by the data-access terms.</w:t>
-      </w:r>
-    </w:p>
-    <w:p>
-      <w:pPr>
-        <w:pStyle w:val="Heading1"/>
-      </w:pPr>
-      <w:r>
-        <w:t>Use of generative AI in the writing process</w:t>
-      </w:r>
-    </w:p>
-    <w:p>
-      <w:pPr>
-        <w:pStyle w:val="FirstParagraph"/>
-      </w:pPr>
-      <w:r>
-        <w:t>Generative AI tools were used during manuscript preparation to assist with language editing, structure suggestions, and the assembly of the replication package documentation. All conceptual framing, hypothesis development, empirical analysis, results interpretation, and final wording were authored by the human authors, who take full responsibility for the content of the publication.</w:t>
-      </w:r>
-    </w:p>
-    <w:p>
-      <w:pPr>
-        <w:pStyle w:val="Heading1"/>
-      </w:pPr>
-      <w:r>
-        <w:t>Acknowledgements</w:t>
-      </w:r>
-    </w:p>
-    <w:p>
-      <w:pPr>
-        <w:pStyle w:val="FirstParagraph"/>
-      </w:pPr>
-      <w:r>
-        <w:t>This study uses data from the World Bank Enterprise Surveys. We thank the Enterprise Analysis Unit of the Development Economics Global Indicators Group of the World Bank for providing access to the data. The original collector of the data, the authorised distributor, and the relevant funding agency bear no responsibility for the use of the data or for interpretations based on such use. The findings, interpretations, and conclusions expressed in this article are those of the authors and do not necessarily represent the views of the World Bank Group, its Executive Directors, or the governments they represent. The authors received no specific grant from any funding agency in the public, commercial, or not-for-profit sectors. The replication package accompanying this manuscript was developed to support methodological transparency and computational reproducibility.</w:t>
-      </w:r>
-    </w:p>
-    <w:p>
-      <w:pPr>
-        <w:pStyle w:val="Heading1"/>
-      </w:pPr>
-      <w:r>
-        <w:t>Figures</w:t>
       </w:r>
     </w:p>
     <w:p>
@@ -2098,17 +560,1163 @@
     </w:p>
     <w:p>
       <w:pPr>
+        <w:pStyle w:val="BodyText"/>
+      </w:pPr>
+      <w:r>
+        <w:t>Figure 1. Conceptual model. The independent variable (internationalisation, FSTS_c and FSTS_c²) and the dependent variable (firm performance, ln labour productivity) anchor the IV–DV spine. Technological capability (TCI_z) and digital adoption (DAI_z) operate as moderators of the curvature; controls are firm size (lnEmp), firm age (FirmAge), foreign ownership (ForeignOwned), broad sector fixed effects, and wave fixed effects in the pooled specification. Source: World Bank Enterprise Surveys (https://www.enterprisesurveys.org); authors’ calculations on the 2009, 2015 and 2023 Vietnam waves.</w:t>
+      </w:r>
+    </w:p>
+    <w:p>
+      <w:pPr>
+        <w:pStyle w:val="Heading1"/>
+      </w:pPr>
+      <w:r>
+        <w:t>3. Data, variables, and empirical strategy</w:t>
+      </w:r>
+    </w:p>
+    <w:p>
+      <w:pPr>
+        <w:pStyle w:val="Heading2"/>
+      </w:pPr>
+      <w:r>
+        <w:t>3.1 Data structure</w:t>
+      </w:r>
+    </w:p>
+    <w:p>
+      <w:pPr>
         <w:pStyle w:val="FirstParagraph"/>
       </w:pPr>
       <w:r>
-        <w:t>Figure 1. Conceptual model and prediction map. Boxes: FSTS_c and FSTS_c² (direct-export intensity, mean-centred and squared within wave); TCI_z (Technological Capability Index, z-standardised within wave); DAI_z (foundational Digital Adoption Index, z-standardised within wave); lnLP (log labour productivity); controls (lnEmp, FirmAge, ForeignOwned, sector fixed effects, wave fixed effects in pooled specifications). Arrows label the four hypotheses tested in §4: H1 (curvature), H2 (TCI_z direct level and moderation of curvature), H3 (DAI_z direct association on average), H4 (FSTS_c × DAI_z and FSTS_c² × DAI_z reshape the curvature; sign is an empirical question that varies across waves).</w:t>
+        <w:t>The empirical analysis uses harmonised firm-level evidence for Vietnam across three waves of the World Bank Enterprise Survey: 2009, 2015 and 2023 (World Bank, 2010, 2016, 2024). Estimating the models separately by wave makes it possible to observe whether relationships are stable or time specific, while pooled estimation identifies average effects across the broader period.</w:t>
+      </w:r>
+    </w:p>
+    <w:p>
+      <w:pPr>
+        <w:pStyle w:val="BodyText"/>
+      </w:pPr>
+      <w:r>
+        <w:t>The effective estimation sample varies across model specifications because of missing values in the capability variables. In the full wave-specific models, the usable samples are 989 observations for 2009, 958 for 2015, and 1,013 for 2023. The pooled full model contains 2,960 observations. This structure provides sufficient variation to compare direct effects and conditional patterns across stages.</w:t>
+      </w:r>
+    </w:p>
+    <w:p>
+      <w:pPr>
+        <w:pStyle w:val="Heading2"/>
+      </w:pPr>
+      <w:r>
+        <w:t>3.2 Variables</w:t>
+      </w:r>
+    </w:p>
+    <w:p>
+      <w:pPr>
+        <w:pStyle w:val="FirstParagraph"/>
+      </w:pPr>
+      <w:r>
+        <w:t>Firm performance is measured by log labour productivity (lnLP). Internationalisation is measured by direct-export intensity (FSTS), mean-centred within wave (FSTS_c) and squared (FSTS_c²) so that linear and quadratic terms can be entered jointly to test for nonlinearity.</w:t>
+      </w:r>
+    </w:p>
+    <w:p>
+      <w:pPr>
+        <w:pStyle w:val="BodyText"/>
+      </w:pPr>
+      <w:r>
+        <w:t>The analysis uses two distinct capability constructs. The Technological Capability Index (TCI_z) captures deeper capability stocks related to learning, upgrading, and internal competence accumulation, anchored in Lall (1992) and Cohen and Levinthal (1990). The Digital Adoption Index (DAI_z) captures a foundational layer of digital adoption — digital presence and basic digital transaction support — rather than higher-order digitally integrated organisational transformation (Bharadwaj et al., 2013; Verhoef et al., 2021). Each composite is z-standardised within wave so that the reported coefficients are comparable in magnitude. This separation is deliberate because the study is interested in whether the two domains exhibit different empirical roles.</w:t>
+      </w:r>
+    </w:p>
+    <w:p>
+      <w:pPr>
+        <w:pStyle w:val="BodyText"/>
+      </w:pPr>
+      <w:r>
+        <w:t>Item-level construction is as follows. The outcome is lnLP = ln(d2 / l1), where d2 is total annual sales and l1 is permanent full-time employees. Internationalisation is FSTS = d3c / 100, mean-centred within wave (FSTS_c) and squared (FSTS_c²). The primary Technological Capability Index (TCI_z) is the within-wave standardised mean of b8 (internationally recognised quality certification) and e6 (foreign-licensed technology), each recoded from WBES 1/2 to 1/0 binary form. The primary Digital Adoption Index (DAI_z) is the within-wave standardised website-presence indicator c22b, recoded from 1/2 to 1/0. Under this revised primary specification, no item is shared between the TCI and DAI composites — e6 belongs exclusively to the capability construct, while c22b alone serves as a harmonised cross-wave proxy for basic digital presence. Cross-wave-comparable transaction-level digital items are absent from the 2009 and 2015 instruments, so DAI_z should be interpreted as a Tier 1–2 digital-adoption measure rather than as a fully integrated digital-capability construct (Bharadwaj et al., 2013; Verhoef et al., 2021).</w:t>
+      </w:r>
+    </w:p>
+    <w:p>
+      <w:pPr>
+        <w:pStyle w:val="BodyText"/>
+      </w:pPr>
+      <w:r>
+        <w:t>Two enriched composites are used in the §4.5 robustness panel where item availability allows. TCI_full adds h1 (introduced new or significantly improved product) and h8 (R&amp;D expenditure indicator) to the TCI items in 2015 and 2023, where h1 and h8 are present. DAI_rich, constructed only for 2023, extends the website-presence indicator with k33 (share of sales received via electronic payment) and k38 (share of supplier payments made via electronic payment), in both continuous (k33 / 100, k38 / 100) and binary (k33 &gt; 0, k38 &gt; 0) variants. DAI_rich thus moves from basic digital presence toward a transaction-enabling digital-adoption construct, but it is treated as a measurement-depth robustness check rather than as the primary specification because k33 and k38 are unavailable in the 2009 and 2015 waves.</w:t>
+      </w:r>
+    </w:p>
+    <w:p>
+      <w:pPr>
+        <w:pStyle w:val="BodyText"/>
+      </w:pPr>
+      <w:r>
+        <w:t>Controls are standard. Firm size lnEmp = ln(l1). Firm age FirmAge = survey year minus b5 (year established). Foreign ownership ForeignOwned = 1 if b2b (percentage of equity owned by private foreign individuals or firms) &gt; 0. Sector fixed effects use the first digit of a4b (broad ISIC code) for the 2009 and 2015 waves and the first digit of a4a for the 2023 wave, where a4b is not in the public release. Pooled specifications add wave fixed effects to absorb broad period differences in the productivity baseline.</w:t>
+      </w:r>
+    </w:p>
+    <w:p>
+      <w:pPr>
+        <w:pStyle w:val="BodyText"/>
+      </w:pPr>
+      <w:r>
+        <w:t>A note on missing-code handling. The WBES instrument codes don’t-know and refused responses as −9. We treat −9 as missing before any composite is built and apply listwise deletion on the focal variable set (lnLP, lnEmp, FirmAge, ForeignOwned, FSTS, TCI_thin, DAI_thin, sector1). The resulting analytic samples are 989, 958, and 1,013 observations for 2009, 2015, and 2023 respectively; pooled N is 2,960.</w:t>
+      </w:r>
+    </w:p>
+    <w:p>
+      <w:pPr>
+        <w:pStyle w:val="Heading2"/>
+      </w:pPr>
+      <w:r>
+        <w:t>3.3 Model sequence</w:t>
+      </w:r>
+    </w:p>
+    <w:p>
+      <w:pPr>
+        <w:pStyle w:val="FirstParagraph"/>
+      </w:pPr>
+      <w:r>
+        <w:t>The empirical strategy follows a nested sequence of models, all estimated by ordinary least squares with HC1 robust standard errors. A control model establishes the baseline. A linear internationalisation model then introduces FSTS_c. A nonlinear model adds the quadratic term FSTS_c² to test for curvature. Additional models introduce TCI_z and DAI_z separately, first in specifications that allow interaction terms with FSTS_c and FSTS_c², and then in direct-effect specifications. The final full model includes the nonlinear internationalisation terms, both direct capability measures, and the interaction terms involving digital adoption.</w:t>
+      </w:r>
+    </w:p>
+    <w:p>
+      <w:pPr>
+        <w:pStyle w:val="BodyText"/>
+      </w:pPr>
+      <w:r>
+        <w:t>This design separates three analytical questions. First, is the I–P relationship nonlinear? Second, are TCI_z and DAI_z directly associated with performance? Third, does the role of digital adoption become more conditional as export intensity rises? Throughout, results are described as associations rather than effects, consistent with the inferential limits of repeated-cross-section data (Antonakis et al., 2010; Wooldridge, 2010).</w:t>
+      </w:r>
+    </w:p>
+    <w:p>
+      <w:pPr>
+        <w:pStyle w:val="Heading2"/>
+      </w:pPr>
+      <w:r>
+        <w:t>3.4 Replication and reproducibility</w:t>
+      </w:r>
+    </w:p>
+    <w:p>
+      <w:pPr>
+        <w:pStyle w:val="FirstParagraph"/>
+      </w:pPr>
+      <w:r>
+        <w:t>The full pipeline is implemented as a 10-step Stata blueprint distributed with the manuscript. The build steps (01–04) clean each WBES wave, harmonise the focal variable set, and append the three waves into a pooled file with within-wave centring and z-standardisation reapplied. Estimation steps (05–09) cover the M0–M8 nested sequence, the Lind–Mehlum turning-point check, manual Heckman selection probes, Paternoster (1998) cross-wave z-tests, and the robustness panels described in §4.5. The export step (10) writes the manuscript-facing tables and Figure 2 directly from the stored estimates. Rerunning the pipeline from a fresh clone reproduces every coefficient reported below; the manuscript text rather than the do-file output is the object that adjusts when the rerun drifts from the prose.</w:t>
+      </w:r>
+    </w:p>
+    <w:p>
+      <w:pPr>
+        <w:pStyle w:val="Heading1"/>
+      </w:pPr>
+      <w:r>
+        <w:t>4. Results</w:t>
+      </w:r>
+    </w:p>
+    <w:p>
+      <w:pPr>
+        <w:pStyle w:val="FirstParagraph"/>
+      </w:pPr>
+      <w:r>
+        <w:t>Table 1 reports analytic-sample summary statistics by wave. Three patterns are worth noting before the inferential analysis. The share of firms reporting any positive direct-export intensity declines from 28.4 % in 2009 to 20.7 % in 2015 to 18.8 % in 2023, reflecting the rebalancing of the Vietnamese exporter cohort away from labour-intensive manufacturing toward services and FDI-linked supply-chain firms during the observation window. The within-wave mean of basic digital adoption (c22b website indicator) rises from 0.425 in 2009 to 0.483 in 2015 and 0.498 in 2023, indicating broad diffusion of basic digital presence across the Vietnamese firm population over the 14-year window. The mean of log labour productivity rises monotonically (19.41 / 20.04 / 20.55), consistent with broader Vietnamese productivity convergence over the period.</w:t>
+      </w:r>
+    </w:p>
+    <w:tbl>
+      <w:tblPr>
+        <w:tblStyle w:val="Table"/>
+        <w:tblW w:type="auto" w:w="0"/>
+        <w:tblLook w:firstColumn="1" w:firstRow="1" w:lastColumn="0" w:lastRow="0" w:noHBand="0" w:noVBand="1" w:val="04A0"/>
+      </w:tblPr>
+      <w:tblGrid>
+        <w:gridCol w:w="1872"/>
+        <w:gridCol w:w="1872"/>
+        <w:gridCol w:w="1872"/>
+        <w:gridCol w:w="1872"/>
+        <w:gridCol w:w="1872"/>
+      </w:tblGrid>
+      <w:tr>
+        <w:tc>
+          <w:tcPr>
+            <w:tcW w:type="dxa" w:w="1872"/>
+          </w:tcPr>
+          <w:p>
+            <w:r>
+              <w:t>Variable</w:t>
+            </w:r>
+          </w:p>
+        </w:tc>
+        <w:tc>
+          <w:tcPr>
+            <w:tcW w:type="dxa" w:w="1872"/>
+          </w:tcPr>
+          <w:p>
+            <w:r>
+              <w:t>2009 (N = 989)</w:t>
+            </w:r>
+          </w:p>
+        </w:tc>
+        <w:tc>
+          <w:tcPr>
+            <w:tcW w:type="dxa" w:w="1872"/>
+          </w:tcPr>
+          <w:p>
+            <w:r>
+              <w:t>2015 (N = 958)</w:t>
+            </w:r>
+          </w:p>
+        </w:tc>
+        <w:tc>
+          <w:tcPr>
+            <w:tcW w:type="dxa" w:w="1872"/>
+          </w:tcPr>
+          <w:p>
+            <w:r>
+              <w:t>2023 (N = 1,013)</w:t>
+            </w:r>
+          </w:p>
+        </w:tc>
+        <w:tc>
+          <w:tcPr>
+            <w:tcW w:type="dxa" w:w="1872"/>
+          </w:tcPr>
+          <w:p>
+            <w:r>
+              <w:t>Pooled (N = 2,960)</w:t>
+            </w:r>
+          </w:p>
+        </w:tc>
+      </w:tr>
+      <w:tr>
+        <w:tc>
+          <w:tcPr>
+            <w:tcW w:type="dxa" w:w="1872"/>
+          </w:tcPr>
+          <w:p>
+            <w:r>
+              <w:t>lnLP (log labour productivity)</w:t>
+            </w:r>
+          </w:p>
+        </w:tc>
+        <w:tc>
+          <w:tcPr>
+            <w:tcW w:type="dxa" w:w="1872"/>
+          </w:tcPr>
+          <w:p>
+            <w:r>
+              <w:t>19.41 (1.31)</w:t>
+            </w:r>
+          </w:p>
+        </w:tc>
+        <w:tc>
+          <w:tcPr>
+            <w:tcW w:type="dxa" w:w="1872"/>
+          </w:tcPr>
+          <w:p>
+            <w:r>
+              <w:t>20.04 (1.46)</w:t>
+            </w:r>
+          </w:p>
+        </w:tc>
+        <w:tc>
+          <w:tcPr>
+            <w:tcW w:type="dxa" w:w="1872"/>
+          </w:tcPr>
+          <w:p>
+            <w:r>
+              <w:t>20.55 (1.47)</w:t>
+            </w:r>
+          </w:p>
+        </w:tc>
+        <w:tc>
+          <w:tcPr>
+            <w:tcW w:type="dxa" w:w="1872"/>
+          </w:tcPr>
+          <w:p>
+            <w:r>
+              <w:t>20.00 (1.49)</w:t>
+            </w:r>
+          </w:p>
+        </w:tc>
+      </w:tr>
+      <w:tr>
+        <w:tc>
+          <w:tcPr>
+            <w:tcW w:type="dxa" w:w="1872"/>
+          </w:tcPr>
+          <w:p>
+            <w:r>
+              <w:t>FSTS (direct-export share)</w:t>
+            </w:r>
+          </w:p>
+        </w:tc>
+        <w:tc>
+          <w:tcPr>
+            <w:tcW w:type="dxa" w:w="1872"/>
+          </w:tcPr>
+          <w:p>
+            <w:r>
+              <w:t>0.168 (0.337)</w:t>
+            </w:r>
+          </w:p>
+        </w:tc>
+        <w:tc>
+          <w:tcPr>
+            <w:tcW w:type="dxa" w:w="1872"/>
+          </w:tcPr>
+          <w:p>
+            <w:r>
+              <w:t>0.120 (0.284)</w:t>
+            </w:r>
+          </w:p>
+        </w:tc>
+        <w:tc>
+          <w:tcPr>
+            <w:tcW w:type="dxa" w:w="1872"/>
+          </w:tcPr>
+          <w:p>
+            <w:r>
+              <w:t>0.131 (0.311)</w:t>
+            </w:r>
+          </w:p>
+        </w:tc>
+        <w:tc>
+          <w:tcPr>
+            <w:tcW w:type="dxa" w:w="1872"/>
+          </w:tcPr>
+          <w:p>
+            <w:r>
+              <w:t>0.140 (0.312)</w:t>
+            </w:r>
+          </w:p>
+        </w:tc>
+      </w:tr>
+      <w:tr>
+        <w:tc>
+          <w:tcPr>
+            <w:tcW w:type="dxa" w:w="1872"/>
+          </w:tcPr>
+          <w:p>
+            <w:r>
+              <w:t>Exporter (FSTS &gt; 0) share</w:t>
+            </w:r>
+          </w:p>
+        </w:tc>
+        <w:tc>
+          <w:tcPr>
+            <w:tcW w:type="dxa" w:w="1872"/>
+          </w:tcPr>
+          <w:p>
+            <w:r>
+              <w:t>0.284</w:t>
+            </w:r>
+          </w:p>
+        </w:tc>
+        <w:tc>
+          <w:tcPr>
+            <w:tcW w:type="dxa" w:w="1872"/>
+          </w:tcPr>
+          <w:p>
+            <w:r>
+              <w:t>0.208</w:t>
+            </w:r>
+          </w:p>
+        </w:tc>
+        <w:tc>
+          <w:tcPr>
+            <w:tcW w:type="dxa" w:w="1872"/>
+          </w:tcPr>
+          <w:p>
+            <w:r>
+              <w:t>0.188</w:t>
+            </w:r>
+          </w:p>
+        </w:tc>
+        <w:tc>
+          <w:tcPr>
+            <w:tcW w:type="dxa" w:w="1872"/>
+          </w:tcPr>
+          <w:p>
+            <w:r>
+              <w:t>0.226</w:t>
+            </w:r>
+          </w:p>
+        </w:tc>
+      </w:tr>
+      <w:tr>
+        <w:tc>
+          <w:tcPr>
+            <w:tcW w:type="dxa" w:w="1872"/>
+          </w:tcPr>
+          <w:p>
+            <w:r>
+              <w:t>TCI_thin (mean of b8, e6 recoded)</w:t>
+            </w:r>
+          </w:p>
+        </w:tc>
+        <w:tc>
+          <w:tcPr>
+            <w:tcW w:type="dxa" w:w="1872"/>
+          </w:tcPr>
+          <w:p>
+            <w:r>
+              <w:t>0.169 (0.305)</w:t>
+            </w:r>
+          </w:p>
+        </w:tc>
+        <w:tc>
+          <w:tcPr>
+            <w:tcW w:type="dxa" w:w="1872"/>
+          </w:tcPr>
+          <w:p>
+            <w:r>
+              <w:t>0.141 (0.295)</w:t>
+            </w:r>
+          </w:p>
+        </w:tc>
+        <w:tc>
+          <w:tcPr>
+            <w:tcW w:type="dxa" w:w="1872"/>
+          </w:tcPr>
+          <w:p>
+            <w:r>
+              <w:t>0.146 (0.276)</w:t>
+            </w:r>
+          </w:p>
+        </w:tc>
+        <w:tc>
+          <w:tcPr>
+            <w:tcW w:type="dxa" w:w="1872"/>
+          </w:tcPr>
+          <w:p>
+            <w:r>
+              <w:t>0.152 (0.292)</w:t>
+            </w:r>
+          </w:p>
+        </w:tc>
+      </w:tr>
+      <w:tr>
+        <w:tc>
+          <w:tcPr>
+            <w:tcW w:type="dxa" w:w="1872"/>
+          </w:tcPr>
+          <w:p>
+            <w:r>
+              <w:t>DAI (c22b — own website, recoded)</w:t>
+            </w:r>
+          </w:p>
+        </w:tc>
+        <w:tc>
+          <w:tcPr>
+            <w:tcW w:type="dxa" w:w="1872"/>
+          </w:tcPr>
+          <w:p>
+            <w:r>
+              <w:t>0.425 (0.495)</w:t>
+            </w:r>
+          </w:p>
+        </w:tc>
+        <w:tc>
+          <w:tcPr>
+            <w:tcW w:type="dxa" w:w="1872"/>
+          </w:tcPr>
+          <w:p>
+            <w:r>
+              <w:t>0.483 (0.500)</w:t>
+            </w:r>
+          </w:p>
+        </w:tc>
+        <w:tc>
+          <w:tcPr>
+            <w:tcW w:type="dxa" w:w="1872"/>
+          </w:tcPr>
+          <w:p>
+            <w:r>
+              <w:t>0.498 (0.500)</w:t>
+            </w:r>
+          </w:p>
+        </w:tc>
+        <w:tc>
+          <w:tcPr>
+            <w:tcW w:type="dxa" w:w="1872"/>
+          </w:tcPr>
+          <w:p>
+            <w:r>
+              <w:t>0.469 (0.499)</w:t>
+            </w:r>
+          </w:p>
+        </w:tc>
+      </w:tr>
+      <w:tr>
+        <w:tc>
+          <w:tcPr>
+            <w:tcW w:type="dxa" w:w="1872"/>
+          </w:tcPr>
+          <w:p>
+            <w:r>
+              <w:t>lnEmp (log permanent employees)</w:t>
+            </w:r>
+          </w:p>
+        </w:tc>
+        <w:tc>
+          <w:tcPr>
+            <w:tcW w:type="dxa" w:w="1872"/>
+          </w:tcPr>
+          <w:p>
+            <w:r>
+              <w:t>4.07 (1.49)</w:t>
+            </w:r>
+          </w:p>
+        </w:tc>
+        <w:tc>
+          <w:tcPr>
+            <w:tcW w:type="dxa" w:w="1872"/>
+          </w:tcPr>
+          <w:p>
+            <w:r>
+              <w:t>3.63 (1.48)</w:t>
+            </w:r>
+          </w:p>
+        </w:tc>
+        <w:tc>
+          <w:tcPr>
+            <w:tcW w:type="dxa" w:w="1872"/>
+          </w:tcPr>
+          <w:p>
+            <w:r>
+              <w:t>3.58 (1.54)</w:t>
+            </w:r>
+          </w:p>
+        </w:tc>
+        <w:tc>
+          <w:tcPr>
+            <w:tcW w:type="dxa" w:w="1872"/>
+          </w:tcPr>
+          <w:p>
+            <w:r>
+              <w:t>3.76 (1.52)</w:t>
+            </w:r>
+          </w:p>
+        </w:tc>
+      </w:tr>
+      <w:tr>
+        <w:tc>
+          <w:tcPr>
+            <w:tcW w:type="dxa" w:w="1872"/>
+          </w:tcPr>
+          <w:p>
+            <w:r>
+              <w:t>FirmAge (years since b5)</w:t>
+            </w:r>
+          </w:p>
+        </w:tc>
+        <w:tc>
+          <w:tcPr>
+            <w:tcW w:type="dxa" w:w="1872"/>
+          </w:tcPr>
+          <w:p>
+            <w:r>
+              <w:t>11.9 (11.3)</w:t>
+            </w:r>
+          </w:p>
+        </w:tc>
+        <w:tc>
+          <w:tcPr>
+            <w:tcW w:type="dxa" w:w="1872"/>
+          </w:tcPr>
+          <w:p>
+            <w:r>
+              <w:t>12.8 (9.6)</w:t>
+            </w:r>
+          </w:p>
+        </w:tc>
+        <w:tc>
+          <w:tcPr>
+            <w:tcW w:type="dxa" w:w="1872"/>
+          </w:tcPr>
+          <w:p>
+            <w:r>
+              <w:t>14.1 (7.9)</w:t>
+            </w:r>
+          </w:p>
+        </w:tc>
+        <w:tc>
+          <w:tcPr>
+            <w:tcW w:type="dxa" w:w="1872"/>
+          </w:tcPr>
+          <w:p>
+            <w:r>
+              <w:t>12.9 (9.7)</w:t>
+            </w:r>
+          </w:p>
+        </w:tc>
+      </w:tr>
+      <w:tr>
+        <w:tc>
+          <w:tcPr>
+            <w:tcW w:type="dxa" w:w="1872"/>
+          </w:tcPr>
+          <w:p>
+            <w:r>
+              <w:t>ForeignOwned (b2b &gt; 0) share</w:t>
+            </w:r>
+          </w:p>
+        </w:tc>
+        <w:tc>
+          <w:tcPr>
+            <w:tcW w:type="dxa" w:w="1872"/>
+          </w:tcPr>
+          <w:p>
+            <w:r>
+              <w:t>0.142</w:t>
+            </w:r>
+          </w:p>
+        </w:tc>
+        <w:tc>
+          <w:tcPr>
+            <w:tcW w:type="dxa" w:w="1872"/>
+          </w:tcPr>
+          <w:p>
+            <w:r>
+              <w:t>0.090</w:t>
+            </w:r>
+          </w:p>
+        </w:tc>
+        <w:tc>
+          <w:tcPr>
+            <w:tcW w:type="dxa" w:w="1872"/>
+          </w:tcPr>
+          <w:p>
+            <w:r>
+              <w:t>0.125</w:t>
+            </w:r>
+          </w:p>
+        </w:tc>
+        <w:tc>
+          <w:tcPr>
+            <w:tcW w:type="dxa" w:w="1872"/>
+          </w:tcPr>
+          <w:p>
+            <w:r>
+              <w:t>0.119</w:t>
+            </w:r>
+          </w:p>
+        </w:tc>
+      </w:tr>
+      <w:tr>
+        <w:tc>
+          <w:tcPr>
+            <w:tcW w:type="dxa" w:w="1872"/>
+          </w:tcPr>
+          <w:p>
+            <w:r/>
+          </w:p>
+        </w:tc>
+        <w:tc>
+          <w:tcPr>
+            <w:tcW w:type="dxa" w:w="1872"/>
+          </w:tcPr>
+          <w:p>
+            <w:r/>
+          </w:p>
+        </w:tc>
+        <w:tc>
+          <w:tcPr>
+            <w:tcW w:type="dxa" w:w="1872"/>
+          </w:tcPr>
+          <w:p>
+            <w:r/>
+          </w:p>
+        </w:tc>
+        <w:tc>
+          <w:tcPr>
+            <w:tcW w:type="dxa" w:w="1872"/>
+          </w:tcPr>
+          <w:p>
+            <w:r/>
+          </w:p>
+        </w:tc>
+        <w:tc>
+          <w:tcPr>
+            <w:tcW w:type="dxa" w:w="1872"/>
+          </w:tcPr>
+          <w:p>
+            <w:r/>
+          </w:p>
+        </w:tc>
+      </w:tr>
+      <w:tr>
+        <w:tc>
+          <w:tcPr>
+            <w:tcW w:type="dxa" w:w="1872"/>
+          </w:tcPr>
+          <w:p>
+            <w:r>
+              <w:t>ISIC sector FE</w:t>
+            </w:r>
+          </w:p>
+        </w:tc>
+        <w:tc>
+          <w:tcPr>
+            <w:tcW w:type="dxa" w:w="1872"/>
+          </w:tcPr>
+          <w:p>
+            <w:r>
+              <w:t>a4b 1-digit</w:t>
+            </w:r>
+          </w:p>
+        </w:tc>
+        <w:tc>
+          <w:tcPr>
+            <w:tcW w:type="dxa" w:w="1872"/>
+          </w:tcPr>
+          <w:p>
+            <w:r>
+              <w:t>a4b 1-digit</w:t>
+            </w:r>
+          </w:p>
+        </w:tc>
+        <w:tc>
+          <w:tcPr>
+            <w:tcW w:type="dxa" w:w="1872"/>
+          </w:tcPr>
+          <w:p>
+            <w:r>
+              <w:t>a4a 1-digit</w:t>
+            </w:r>
+          </w:p>
+        </w:tc>
+        <w:tc>
+          <w:tcPr>
+            <w:tcW w:type="dxa" w:w="1872"/>
+          </w:tcPr>
+          <w:p>
+            <w:r>
+              <w:t>wave + a4b/a4a 1-digit</w:t>
+            </w:r>
+          </w:p>
+        </w:tc>
+      </w:tr>
+    </w:tbl>
+    <w:p>
+      <w:pPr>
+        <w:pStyle w:val="BodyText"/>
+      </w:pPr>
+      <w:r>
+        <w:t>Notes. Cell entries are mean (standard deviation) for continuous variables and proportion for binary indicators. Listwise deletion is applied on the focal variable set with WBES non-response codes (−9) treated as missing. Source: World Bank Enterprise Surveys (https://www.enterprisesurveys.org); authors’ calculations on the Vietnam 2009, 2015 and 2023 waves. Replication output: p4_vietnam/output/tables/table_1_descriptives.csv.</w:t>
+      </w:r>
+    </w:p>
+    <w:p>
+      <w:pPr>
+        <w:pStyle w:val="Heading2"/>
+      </w:pPr>
+      <w:r>
+        <w:t>4.1 Wave-specific findings</w:t>
+      </w:r>
+    </w:p>
+    <w:p>
+      <w:pPr>
+        <w:pStyle w:val="FirstParagraph"/>
+      </w:pPr>
+      <w:r>
+        <w:t>The 2009 wave displays a clearly nonlinear internationalisation–performance relationship together with strong direct capability and digital-adoption effects. The inverted-U specification (M2) yields a positive linear term (β = 1.045, p = .015) and a negative quadratic term (β = −1.774, p = .009); the Lind–Mehlum test rejects monotonicity at p = .006. In the dual-direct specification (M7) both TCI_z (β = 0.215, p &lt; .001) and DAI_z (β = 0.175, p &lt; .001) are positive and highly significant. TCI moderation is statistically distinguishable from zero (M3 joint p = .040; FSTS_c × TCI_z = −0.579, p = .087), but DAI moderation is not (M4 joint p = .825; full-model M8 joint p = .700). In substantive terms, both capability dimensions in 2009 operate primarily as direct level-shifters; the marginal coordination cost that bends the I–P curve is associated with technological capability rather than with basic digital presence.</w:t>
+      </w:r>
+    </w:p>
+    <w:p>
+      <w:pPr>
+        <w:pStyle w:val="BodyText"/>
+      </w:pPr>
+      <w:r>
+        <w:t>The 2015 wave shows the curvature cleanly but the weakest digital channel. M2 produces FSTS_c β = 1.159 (p = .029) and FSTS_c² β = −2.115 (p = .004), with Lind–Mehlum p = .009. TCI_z retains a positive direct association (β = 0.128, p = .010) but at roughly 60 per cent of the 2009 magnitude. DAI_z loses direct salience entirely (β = −0.044, p = .377). TCI moderation is null in this wave (M3 joint p = .713), and DAI moderation is at best marginal (M4 joint p = .125; M8 joint p = .093). Read as a phase characterisation, 2015 looks like a wave in which the I–P curvature is unusually sharp while the digital channel compresses entirely — consistent with the productivity J-curve account in which firms invest in basic digital tools before complementary organisational adjustments produce measurable productivity gains (Brynjolfsson et al., 2021).</w:t>
+      </w:r>
+    </w:p>
+    <w:p>
+      <w:pPr>
+        <w:pStyle w:val="BodyText"/>
+      </w:pPr>
+      <w:r>
+        <w:t>The 2023 wave is where the digital-moderation signal emerges most sharply. M2 again indicates a clear inverted-U (FSTS_c β = 0.962, p = .039; FSTS_c² β = −1.686, p = .008; Lind–Mehlum p = .013). In the dual-direct M7, both capability dimensions are positive and significant (TCI_z β = 0.123, p = .006; DAI_z β = 0.095, p = .038). When the DAI interaction terms are added in M8, the linear interaction is negative and individually significant (FSTS_c × DAI_z = −0.912, p = .043), the quadratic interaction is positive and marginal (FSTS_c² × DAI_z = 1.043, p = .099), and the joint test sits at marginal significance (M4 joint p = .102; M8 joint p = .062). The substantive reading is that, by 2023, basic digital adoption becomes more conditional on export intensity: as exporters move beyond moderate FSTS levels, the productivity contribution of basic digital presence attenuates and may amplify rather than relieve coordination burdens, consistent with the view that website-level adoption alone is insufficient when deeper transaction-enabling and process-integrating digital capability is still maturing.</w:t>
+      </w:r>
+    </w:p>
+    <w:p>
+      <w:pPr>
+        <w:pStyle w:val="BodyText"/>
+      </w:pPr>
+      <w:r>
+        <w:t>Taken together, the wave-specific results trace two distinct lifecycle trajectories. Technological capability is positive across all three waves with a modestly attenuating magnitude (TCI_z = 0.215 → 0.128 → 0.123) but with moderation that survives in the 2009, 2023 and pooled panels. Digital adoption follows a non-monotonic trajectory — strong in 2009 (β = 0.175 ***), null in 2015 (β = −0.044 n.s.), and re-emerging in 2023 (β = 0.095 *) — and its moderation channel materialises only in 2023. The Paternoster cross-wave z-tests reported in §4.5 confirm that the 2009-to-2015 fall in DAI (z = 3.353, p &lt; .001) and the 2015-to-2023 recovery (z = −2.051, p = .040) are both statistically distinguishable shifts, supporting the lifecycle reading rather than treating the wave-specific pattern as sampling noise.</w:t>
+      </w:r>
+    </w:p>
+    <w:p>
+      <w:pPr>
+        <w:pStyle w:val="BodyText"/>
+      </w:pPr>
+      <w:r>
+        <w:t>The wave-specific pattern carries an institutional reading. The 2009 wave captures the early aftermath of WTO accession, when the marginal exporter was still in the entry-cost zone of the I–P curve, when capability stocks were the scarce resource, and when foundational digital tools — even at the website-only layer — generated direct gains because the alternative was paper-based transaction processing. The 2015 wave captures a transitional phase in which the I–P curvature is unusually sharp (FSTS_c² = −2.082, p = .005) but the digital channel compresses entirely: DAI_z loses direct salience and shows no joint moderation, suggesting that the firms added to the exporter cohort during this period derived their productivity gains from scale and from technological capability rather than from foundational digital adoption. The 2023 wave captures the re-emergence of the digital channel as a moderator rather than as a uniform direct premium: the post-NDTP digital infrastructure makes foundational digital adoption interact with export intensity, and the negative FSTS_c × DAI_z interaction shows that this conditional channel binds primarily at higher export intensity rather than uniformly across the export-intensity range.</w:t>
+      </w:r>
+    </w:p>
+    <w:p>
+      <w:pPr>
+        <w:pStyle w:val="Heading2"/>
+      </w:pPr>
+      <w:r>
+        <w:t>4.2 Pooled findings</w:t>
+      </w:r>
+    </w:p>
+    <w:p>
+      <w:pPr>
+        <w:pStyle w:val="FirstParagraph"/>
+      </w:pPr>
+      <w:r>
+        <w:t>The pooled estimates confirm that the internationalisation–performance relationship is nonlinear on average. In the pooled M2 specification, the linear FSTS_c term is positive (β = 0.984, p &lt; .001) and the quadratic FSTS_c² term is negative (β = −1.909, p &lt; .001); the Lind–Mehlum test rejects monotonicity at p &lt; .001 with an estimated turning point at 39.7 per cent of direct-export intensity. The curvature persists in the full M8 specification (FSTS_c β = 0.845, p = .006; FSTS_c² β = −1.650, p &lt; .001), supporting H1 and aligning with the meta-analytic evidence on the nonlinear shape of internationalisation returns in emerging-market firms (Marano et al., 2016).</w:t>
+      </w:r>
+    </w:p>
+    <w:p>
+      <w:pPr>
+        <w:pStyle w:val="BodyText"/>
+      </w:pPr>
+      <w:r>
+        <w:t>The pooled evidence shows that both technological capability and basic digital adoption are positively associated with firm performance on average. In the pooled M7 dual-direct specification, TCI_z is positive and highly significant (β = 0.179, p &lt; .001), and DAI_z is positive and significant (β = 0.078, p = .004). In the full M8 specification, the TCI_z coefficient is essentially unchanged (β = 0.184, p &lt; .001), while the DAI_z direct coefficient becomes statistically indistinguishable from zero (β = 0.032, p = .537) once the interaction terms are entered. This sensitivity is consistent with the interpretation that DAI_z combines a positive level effect with a negative interaction with FSTS_c at higher export intensities — precisely the pattern documented in §4.1 for the 2023 wave.</w:t>
+      </w:r>
+    </w:p>
+    <w:p>
+      <w:pPr>
+        <w:pStyle w:val="BodyText"/>
+      </w:pPr>
+      <w:r>
+        <w:t>The pooled interaction terms involving DAI_z carry a marginal joint signal. The linear interaction is negative but not individually significant (FSTS_c × DAI_z = −0.448, p = .116), and the quadratic interaction is positive but not significant (FSTS_c² × DAI_z = 0.460, p = .276). The joint Wald test sits at marginal significance (M8 joint p = .083). This pooled signal is driven primarily by the 2023 wave: the M4 joint moderation test on DAI is null in 2009 (p = .825) and 2015 (p = .125), and reaches marginal significance only in 2023 (M4 joint p = .102; M8 joint p = .062). Pooled estimates therefore understate the timing of the DAI moderation channel: the channel is concentrated in the most recent wave rather than uniformly distributed across the 2009–2023 window.</w:t>
+      </w:r>
+    </w:p>
+    <w:p>
+      <w:pPr>
+        <w:pStyle w:val="BodyText"/>
+      </w:pPr>
+      <w:r>
+        <w:t>Technological-capability moderation, by contrast, is more uniformly distributed. The M3 joint test on FSTS_c × TCI_z and FSTS_c² × TCI_z is statistically distinguishable from zero in three of four panels (2009 p = .040, 2023 p = .027, pooled p = .003) and null only in 2015 (p = .713). Pooled, the linear interaction is negative (FSTS_c × TCI_z = −0.587, p = .003) and the quadratic is positive (FSTS_c² × TCI_z = 0.640, p = .031), indicating that the inverted-U flattens for high-capability firms rather than shifting in level. This is consistent with the absorptive-capacity reading in which firms with deeper capability stocks extract productivity gains across a wider range of export intensities than less capable peers (Cohen and Levinthal, 1990; Lall, 1992).</w:t>
+      </w:r>
+    </w:p>
+    <w:p>
+      <w:pPr>
+        <w:pStyle w:val="BodyText"/>
+      </w:pPr>
+      <w:r>
+        <w:t>If the analysis stopped at pooled estimation, one might conclude that digitalisation provides a broadly positive but structurally simple performance premium. The wave-specific evidence shows that this conclusion would be incomplete. The positive pooled average coexists with substantial temporal heterogeneity, and the conditional role of digital adoption emerges more clearly only in the later wave.</w:t>
+      </w:r>
+    </w:p>
+    <w:p>
+      <w:pPr>
+        <w:pStyle w:val="Heading2"/>
+      </w:pPr>
+      <w:r>
+        <w:t>4.3 Interpretation of the hypothesis tests</w:t>
+      </w:r>
+    </w:p>
+    <w:p>
+      <w:pPr>
+        <w:pStyle w:val="FirstParagraph"/>
+      </w:pPr>
+      <w:r>
+        <w:t>H1 is strongly supported. The Lind–Mehlum test rejects the monotonicity null in all three waves (2009 p = .006, 2015 p = .009, 2023 p = .013) and in the pooled sample (p &lt; .001), and the implied turning points are tightly clustered between 39.3 per cent (2015) and 46.2 per cent (2009) of direct-export intensity, with the pooled estimate at 39.7 per cent. H2 is supported by the positive TCI_z direct association in the pooled sample (β = 0.179, p &lt; .001) and in all three wave-specific periods (2009 p &lt; .001; 2015 p = .010; 2023 p = .006), reinforced by statistically distinguishable TCI moderation in three of four panels (M3 joint p = .040, .713, .027 and .003). H3 is supported on average: the pooled M7 estimate of DAI_z is positive and significant (β = 0.078, p = .004), but DAI_z varies sharply across waves — strong in 2009 (β = 0.175, p &lt; .001), null in 2015 (β = −0.044, p = .377) and positive in 2023 (β = 0.095, p = .038). The Paternoster cross-wave z-tests (§4.5, Panel F) confirm that the 2009-to-2015 fall (z = 3.353, p &lt; .001) and the 2015-to-2023 recovery (z = −2.051, p = .040) are both statistically distinguishable shifts.</w:t>
+      </w:r>
+    </w:p>
+    <w:p>
+      <w:pPr>
+        <w:pStyle w:val="BodyText"/>
+      </w:pPr>
+      <w:r>
+        <w:t>H4 receives focused but meaningful support. The DAI joint moderation test is null in 2009 (M4 p = .825) and only marginal in 2015 (M4 p = .125). It reaches its strongest expression in 2023, where the individual interaction FSTS_c × DAI_z = −0.912 (p = .043) is statistically distinguishable from zero and the joint test is at the edge of conventional significance (M4 p = .102; M8 p = .062). The pooled M8 joint test (p = .083) is also at marginal significance, driven by the 2023 wave rather than by a stable cross-period moderation. The substantive reading is that the conditional digital channel materialises only when the institutional and digital environment is sufficiently mature for basic adoption to interact with cross-border coordination demands.</w:t>
+      </w:r>
+    </w:p>
+    <w:p>
+      <w:pPr>
+        <w:pStyle w:val="Heading2"/>
+      </w:pPr>
+      <w:r>
+        <w:t>4.4 Main empirical pattern</w:t>
+      </w:r>
+    </w:p>
+    <w:p>
+      <w:pPr>
+        <w:pStyle w:val="FirstParagraph"/>
+      </w:pPr>
+      <w:r>
+        <w:t>Table 1 summarises the directional interpretation of the focal coefficients from the full specifications by wave and for the pooled sample.</w:t>
+      </w:r>
+    </w:p>
+    <w:tbl>
+      <w:tblPr>
+        <w:tblStyle w:val="Table"/>
+        <w:tblW w:type="auto" w:w="0"/>
+        <w:tblLook w:firstColumn="1" w:firstRow="1" w:lastColumn="0" w:lastRow="0" w:noHBand="0" w:noVBand="1" w:val="04A0"/>
+      </w:tblPr>
+      <w:tblGrid>
+        <w:gridCol w:w="1872"/>
+        <w:gridCol w:w="1872"/>
+        <w:gridCol w:w="1872"/>
+        <w:gridCol w:w="1872"/>
+        <w:gridCol w:w="1872"/>
+      </w:tblGrid>
+      <w:tr>
+        <w:tc>
+          <w:tcPr>
+            <w:tcW w:type="dxa" w:w="1872"/>
+          </w:tcPr>
+          <w:p>
+            <w:r>
+              <w:t>Wave / model</w:t>
+            </w:r>
+          </w:p>
+        </w:tc>
+        <w:tc>
+          <w:tcPr>
+            <w:tcW w:type="dxa" w:w="1872"/>
+          </w:tcPr>
+          <w:p>
+            <w:r>
+              <w:t>I–P relationship</w:t>
+            </w:r>
+          </w:p>
+        </w:tc>
+        <w:tc>
+          <w:tcPr>
+            <w:tcW w:type="dxa" w:w="1872"/>
+          </w:tcPr>
+          <w:p>
+            <w:r>
+              <w:t>TCI_z direct</w:t>
+            </w:r>
+          </w:p>
+        </w:tc>
+        <w:tc>
+          <w:tcPr>
+            <w:tcW w:type="dxa" w:w="1872"/>
+          </w:tcPr>
+          <w:p>
+            <w:r>
+              <w:t>DAI_z direct</w:t>
+            </w:r>
+          </w:p>
+        </w:tc>
+        <w:tc>
+          <w:tcPr>
+            <w:tcW w:type="dxa" w:w="1872"/>
+          </w:tcPr>
+          <w:p>
+            <w:r>
+              <w:t>DAI_z interaction</w:t>
+            </w:r>
+          </w:p>
+        </w:tc>
+      </w:tr>
+      <w:tr>
+        <w:tc>
+          <w:tcPr>
+            <w:tcW w:type="dxa" w:w="1872"/>
+          </w:tcPr>
+          <w:p>
+            <w:r>
+              <w:t>2009</w:t>
+            </w:r>
+          </w:p>
+        </w:tc>
+        <w:tc>
+          <w:tcPr>
+            <w:tcW w:type="dxa" w:w="1872"/>
+          </w:tcPr>
+          <w:p>
+            <w:r>
+              <w:t>Inverted-U: FSTS_c 1.045** / FSTS_c² −1.774**; LM p = .006; TP = 46.2 %</w:t>
+            </w:r>
+          </w:p>
+        </w:tc>
+        <w:tc>
+          <w:tcPr>
+            <w:tcW w:type="dxa" w:w="1872"/>
+          </w:tcPr>
+          <w:p>
+            <w:r>
+              <w:t>0.215 *** (M7)</w:t>
+            </w:r>
+          </w:p>
+        </w:tc>
+        <w:tc>
+          <w:tcPr>
+            <w:tcW w:type="dxa" w:w="1872"/>
+          </w:tcPr>
+          <w:p>
+            <w:r>
+              <w:t>0.175 *** (M7)</w:t>
+            </w:r>
+          </w:p>
+        </w:tc>
+        <w:tc>
+          <w:tcPr>
+            <w:tcW w:type="dxa" w:w="1872"/>
+          </w:tcPr>
+          <w:p>
+            <w:r>
+              <w:t>M4 joint p = .825 n.s.; M8 joint p = .700 n.s.</w:t>
+            </w:r>
+          </w:p>
+        </w:tc>
+      </w:tr>
+      <w:tr>
+        <w:tc>
+          <w:tcPr>
+            <w:tcW w:type="dxa" w:w="1872"/>
+          </w:tcPr>
+          <w:p>
+            <w:r>
+              <w:t>2015</w:t>
+            </w:r>
+          </w:p>
+        </w:tc>
+        <w:tc>
+          <w:tcPr>
+            <w:tcW w:type="dxa" w:w="1872"/>
+          </w:tcPr>
+          <w:p>
+            <w:r>
+              <w:t>Inverted-U: FSTS_c 1.159* / FSTS_c² −2.115**; LM p = .009; TP = 39.3 %</w:t>
+            </w:r>
+          </w:p>
+        </w:tc>
+        <w:tc>
+          <w:tcPr>
+            <w:tcW w:type="dxa" w:w="1872"/>
+          </w:tcPr>
+          <w:p>
+            <w:r>
+              <w:t>0.128 * (M7)</w:t>
+            </w:r>
+          </w:p>
+        </w:tc>
+        <w:tc>
+          <w:tcPr>
+            <w:tcW w:type="dxa" w:w="1872"/>
+          </w:tcPr>
+          <w:p>
+            <w:r>
+              <w:t>−0.044 (p = .377) n.s.</w:t>
+            </w:r>
+          </w:p>
+        </w:tc>
+        <w:tc>
+          <w:tcPr>
+            <w:tcW w:type="dxa" w:w="1872"/>
+          </w:tcPr>
+          <w:p>
+            <w:r>
+              <w:t>M4 joint p = .125 n.s.; M8 joint p = .093 †</w:t>
+            </w:r>
+          </w:p>
+        </w:tc>
+      </w:tr>
+      <w:tr>
+        <w:tc>
+          <w:tcPr>
+            <w:tcW w:type="dxa" w:w="1872"/>
+          </w:tcPr>
+          <w:p>
+            <w:r>
+              <w:t>2023</w:t>
+            </w:r>
+          </w:p>
+        </w:tc>
+        <w:tc>
+          <w:tcPr>
+            <w:tcW w:type="dxa" w:w="1872"/>
+          </w:tcPr>
+          <w:p>
+            <w:r>
+              <w:t>Inverted-U: FSTS_c 0.962* / FSTS_c² −1.686**; LM p = .013; TP = 41.6 %</w:t>
+            </w:r>
+          </w:p>
+        </w:tc>
+        <w:tc>
+          <w:tcPr>
+            <w:tcW w:type="dxa" w:w="1872"/>
+          </w:tcPr>
+          <w:p>
+            <w:r>
+              <w:t>0.123 ** (M7)</w:t>
+            </w:r>
+          </w:p>
+        </w:tc>
+        <w:tc>
+          <w:tcPr>
+            <w:tcW w:type="dxa" w:w="1872"/>
+          </w:tcPr>
+          <w:p>
+            <w:r>
+              <w:t>0.095 * (M7)</w:t>
+            </w:r>
+          </w:p>
+        </w:tc>
+        <w:tc>
+          <w:tcPr>
+            <w:tcW w:type="dxa" w:w="1872"/>
+          </w:tcPr>
+          <w:p>
+            <w:r>
+              <w:t>M4 joint p = .102 †; M8 joint p = .062 †; FSTS_c × DAI_z = −0.912 *</w:t>
+            </w:r>
+          </w:p>
+        </w:tc>
+      </w:tr>
+      <w:tr>
+        <w:tc>
+          <w:tcPr>
+            <w:tcW w:type="dxa" w:w="1872"/>
+          </w:tcPr>
+          <w:p>
+            <w:r>
+              <w:t>Pooled</w:t>
+            </w:r>
+          </w:p>
+        </w:tc>
+        <w:tc>
+          <w:tcPr>
+            <w:tcW w:type="dxa" w:w="1872"/>
+          </w:tcPr>
+          <w:p>
+            <w:r>
+              <w:t>Inverted-U: FSTS_c 0.984*** / FSTS_c² −1.909***; LM p &lt; .001; TP = 39.7 %</w:t>
+            </w:r>
+          </w:p>
+        </w:tc>
+        <w:tc>
+          <w:tcPr>
+            <w:tcW w:type="dxa" w:w="1872"/>
+          </w:tcPr>
+          <w:p>
+            <w:r>
+              <w:t>0.179 *** (M7)</w:t>
+            </w:r>
+          </w:p>
+        </w:tc>
+        <w:tc>
+          <w:tcPr>
+            <w:tcW w:type="dxa" w:w="1872"/>
+          </w:tcPr>
+          <w:p>
+            <w:r>
+              <w:t>0.078 ** (M7); 0.032 n.s. (M8)</w:t>
+            </w:r>
+          </w:p>
+        </w:tc>
+        <w:tc>
+          <w:tcPr>
+            <w:tcW w:type="dxa" w:w="1872"/>
+          </w:tcPr>
+          <w:p>
+            <w:r>
+              <w:t>M4 joint p = .213 n.s.; M8 joint p = .083 †</w:t>
+            </w:r>
+          </w:p>
+        </w:tc>
+      </w:tr>
+    </w:tbl>
+    <w:p>
+      <w:pPr>
+        <w:pStyle w:val="BodyText"/>
+      </w:pPr>
+      <w:r>
+        <w:t>Notes. Cell entries report β coefficients with HC1-robust p-values from the full specifications. n.s. = not statistically significant at conventional thresholds. Interaction terms entered as FSTS_c × DAI_z and FSTS_c² × DAI_z; the table reports the focal linear interaction. Source: World Bank Enterprise Surveys (https://www.enterprisesurveys.org); authors’ calculations.</w:t>
       </w:r>
     </w:p>
     <w:p>
       <w:r>
         <w:drawing>
           <wp:inline>
-            <wp:extent cx="5943600" cy="4592782"/>
+            <wp:extent cx="5486400" cy="3657600"/>
             <wp:docPr id="2" name="Picture 2"/>
             <wp:cNvGraphicFramePr>
               <a:graphicFrameLocks noChangeAspect="1"/>
@@ -2117,7 +1725,7 @@
               <a:graphicData uri="http://schemas.openxmlformats.org/drawingml/2006/picture">
                 <pic:pic>
                   <pic:nvPicPr>
-                    <pic:cNvPr id="0" name="figure_2_main_results.png"/>
+                    <pic:cNvPr id="0" name="figure_2a.png"/>
                     <pic:cNvPicPr/>
                   </pic:nvPicPr>
                   <pic:blipFill>
@@ -2129,7 +1737,7 @@
                   <pic:spPr>
                     <a:xfrm>
                       <a:off x="0" y="0"/>
-                      <a:ext cx="5943600" cy="4592782"/>
+                      <a:ext cx="5486400" cy="3657600"/>
                     </a:xfrm>
                     <a:prstGeom prst="rect"/>
                   </pic:spPr>
@@ -2145,7 +1753,874 @@
         <w:pStyle w:val="BodyText"/>
       </w:pPr>
       <w:r>
-        <w:t>Figure 2. Predicted ln(labour productivity) across direct-export intensity by Vietnam WBES wave and pooled sample. Each panel plots the OLS HC1 fitted curve from the M2 inverted-U specification for one wave (2009, 2015, 2023) or the pooled sample, holding the controls (lnEmp, FirmAge, ForeignOwned, sector fixed effects, and wave fixed effects in the pooled panel) at their within-wave means. The shaded band is the 95% confidence interval for the predicted mean; the vertical dashed line marks the turning-point point estimate on the raw FSTS scale (2009: 46.2 %; 2015: 39.6 %; 2023: 41.6 %; pooled: 39.8 %).</w:t>
+        <w:t>Figure 2a. Predicted ln(labour productivity) across direct-export intensity, Vietnam 2009 (N = 989). The fitted curve comes from the M2 inverted-U OLS specification with HC1 robust standard errors, holding controls (lnEmp, FirmAge, ForeignOwned, sector fixed effects, and wave fixed effects in the pooled panel) at within-wave means. The shaded band is the 95 % confidence interval for the predicted mean; the vertical dashed line marks the turning-point point estimate on the raw FSTS scale. Source: World Bank Enterprise Surveys (https://www.enterprisesurveys.org); authors’ calculations.</w:t>
+      </w:r>
+    </w:p>
+    <w:p>
+      <w:r>
+        <w:drawing>
+          <wp:inline>
+            <wp:extent cx="5486400" cy="3657600"/>
+            <wp:docPr id="3" name="Picture 3"/>
+            <wp:cNvGraphicFramePr>
+              <a:graphicFrameLocks noChangeAspect="1"/>
+            </wp:cNvGraphicFramePr>
+            <a:graphic>
+              <a:graphicData uri="http://schemas.openxmlformats.org/drawingml/2006/picture">
+                <pic:pic>
+                  <pic:nvPicPr>
+                    <pic:cNvPr id="0" name="figure_2b.png"/>
+                    <pic:cNvPicPr/>
+                  </pic:nvPicPr>
+                  <pic:blipFill>
+                    <a:blip r:embed="rId11"/>
+                    <a:stretch>
+                      <a:fillRect/>
+                    </a:stretch>
+                  </pic:blipFill>
+                  <pic:spPr>
+                    <a:xfrm>
+                      <a:off x="0" y="0"/>
+                      <a:ext cx="5486400" cy="3657600"/>
+                    </a:xfrm>
+                    <a:prstGeom prst="rect"/>
+                  </pic:spPr>
+                </pic:pic>
+              </a:graphicData>
+            </a:graphic>
+          </wp:inline>
+        </w:drawing>
+      </w:r>
+    </w:p>
+    <w:p>
+      <w:pPr>
+        <w:pStyle w:val="BodyText"/>
+      </w:pPr>
+      <w:r>
+        <w:t>Figure 2b. Predicted ln(labour productivity) across direct-export intensity, Vietnam 2015 (N = 956). The fitted curve comes from the M2 inverted-U OLS specification with HC1 robust standard errors, holding controls (lnEmp, FirmAge, ForeignOwned, sector fixed effects, and wave fixed effects in the pooled panel) at within-wave means. The shaded band is the 95 % confidence interval for the predicted mean; the vertical dashed line marks the turning-point point estimate on the raw FSTS scale. Source: World Bank Enterprise Surveys (https://www.enterprisesurveys.org); authors’ calculations.</w:t>
+      </w:r>
+    </w:p>
+    <w:p>
+      <w:r>
+        <w:drawing>
+          <wp:inline>
+            <wp:extent cx="5486400" cy="3657600"/>
+            <wp:docPr id="4" name="Picture 4"/>
+            <wp:cNvGraphicFramePr>
+              <a:graphicFrameLocks noChangeAspect="1"/>
+            </wp:cNvGraphicFramePr>
+            <a:graphic>
+              <a:graphicData uri="http://schemas.openxmlformats.org/drawingml/2006/picture">
+                <pic:pic>
+                  <pic:nvPicPr>
+                    <pic:cNvPr id="0" name="figure_2c.png"/>
+                    <pic:cNvPicPr/>
+                  </pic:nvPicPr>
+                  <pic:blipFill>
+                    <a:blip r:embed="rId12"/>
+                    <a:stretch>
+                      <a:fillRect/>
+                    </a:stretch>
+                  </pic:blipFill>
+                  <pic:spPr>
+                    <a:xfrm>
+                      <a:off x="0" y="0"/>
+                      <a:ext cx="5486400" cy="3657600"/>
+                    </a:xfrm>
+                    <a:prstGeom prst="rect"/>
+                  </pic:spPr>
+                </pic:pic>
+              </a:graphicData>
+            </a:graphic>
+          </wp:inline>
+        </w:drawing>
+      </w:r>
+    </w:p>
+    <w:p>
+      <w:pPr>
+        <w:pStyle w:val="BodyText"/>
+      </w:pPr>
+      <w:r>
+        <w:t>Figure 2c. Predicted ln(labour productivity) across direct-export intensity, Vietnam 2023 (N = 1,013). The fitted curve comes from the M2 inverted-U OLS specification with HC1 robust standard errors, holding controls (lnEmp, FirmAge, ForeignOwned, sector fixed effects, and wave fixed effects in the pooled panel) at within-wave means. The shaded band is the 95 % confidence interval for the predicted mean; the vertical dashed line marks the turning-point point estimate on the raw FSTS scale. Source: World Bank Enterprise Surveys (https://www.enterprisesurveys.org); authors’ calculations.</w:t>
+      </w:r>
+    </w:p>
+    <w:p>
+      <w:r>
+        <w:drawing>
+          <wp:inline>
+            <wp:extent cx="5486400" cy="3657600"/>
+            <wp:docPr id="5" name="Picture 5"/>
+            <wp:cNvGraphicFramePr>
+              <a:graphicFrameLocks noChangeAspect="1"/>
+            </wp:cNvGraphicFramePr>
+            <a:graphic>
+              <a:graphicData uri="http://schemas.openxmlformats.org/drawingml/2006/picture">
+                <pic:pic>
+                  <pic:nvPicPr>
+                    <pic:cNvPr id="0" name="figure_2d.png"/>
+                    <pic:cNvPicPr/>
+                  </pic:nvPicPr>
+                  <pic:blipFill>
+                    <a:blip r:embed="rId13"/>
+                    <a:stretch>
+                      <a:fillRect/>
+                    </a:stretch>
+                  </pic:blipFill>
+                  <pic:spPr>
+                    <a:xfrm>
+                      <a:off x="0" y="0"/>
+                      <a:ext cx="5486400" cy="3657600"/>
+                    </a:xfrm>
+                    <a:prstGeom prst="rect"/>
+                  </pic:spPr>
+                </pic:pic>
+              </a:graphicData>
+            </a:graphic>
+          </wp:inline>
+        </w:drawing>
+      </w:r>
+    </w:p>
+    <w:p>
+      <w:pPr>
+        <w:pStyle w:val="BodyText"/>
+      </w:pPr>
+      <w:r>
+        <w:t>Figure 2d. Predicted ln(labour productivity) across direct-export intensity, Pooled Vietnam 2009/2015/2023 (N = 2,958). The fitted curve comes from the M2 inverted-U OLS specification with HC1 robust standard errors, holding controls (lnEmp, FirmAge, ForeignOwned, sector fixed effects, and wave fixed effects in the pooled panel) at within-wave means. The shaded band is the 95 % confidence interval for the predicted mean; the vertical dashed line marks the turning-point point estimate on the raw FSTS scale. Source: World Bank Enterprise Surveys (https://www.enterprisesurveys.org); authors’ calculations.</w:t>
+      </w:r>
+    </w:p>
+    <w:p>
+      <w:pPr>
+        <w:pStyle w:val="Heading2"/>
+      </w:pPr>
+      <w:r>
+        <w:t>4.5 Robustness</w:t>
+      </w:r>
+    </w:p>
+    <w:p>
+      <w:pPr>
+        <w:pStyle w:val="FirstParagraph"/>
+      </w:pPr>
+      <w:r>
+        <w:t>Four robustness panels test whether the central inferences depend on measurement choices, sample composition, or the cross-wave alignment of the DAI construct. The panels are estimated on the same OLS HC1 design as the main models and are written to p4_vietnam/output/tables/table_3_robustness.csv.</w:t>
+      </w:r>
+    </w:p>
+    <w:p>
+      <w:pPr>
+        <w:pStyle w:val="BodyText"/>
+      </w:pPr>
+      <w:r>
+        <w:t>Panel A — Enriched TCI_full composite (2015 and 2023, where h1 product-innovation and h8 R&amp;D indicators are available). Adding h1 and h8 to the primary TCI items produces an attenuated direct effect: the TCI_full_z direct coefficient is 0.056 (p = .253) in 2015 and 0.096 (p = .024) in 2023 — both smaller than the corresponding TCI_thin estimates of 0.128 and 0.123. The moderation joint test is not statistically distinguishable from zero in either wave (2015 joint F p = .492; 2023 joint F p = .152). The attenuation is consistent with the interpretation that the TCI_thin items (b8 quality certification and e6 foreign-licensed technology) carry a sharper foreign-capability content than the broader product-innovation and R&amp;D items add. The TCI_thin specification is therefore retained as the primary measurement throughout the paper.</w:t>
+      </w:r>
+    </w:p>
+    <w:p>
+      <w:pPr>
+        <w:pStyle w:val="BodyText"/>
+      </w:pPr>
+      <w:r>
+        <w:t>Panel B — Enriched DAI_rich composite (2023 only). The richer specification extends the primary website-based DAI with k33 (customer e-payment intensity) and k38 (supplier e-payment intensity), in both continuous and binary forms. The 2023 DAI_rich_cont moderation joint test is marginal (joint F p = .099, with FSTS_c × DAI_rich_cont_z = −0.933, p = .076), and the binary specification is non-significant (joint F p = .243). The richer measure thus indicates a similar directional pattern to the primary DAI moderation finding but with weaker individual significance — consistent with the view that transaction-enabling digital adoption operates through a different productivity channel than basic digital presence and should not be treated as a one-for-one replacement for the harmonised primary specification.</w:t>
+      </w:r>
+    </w:p>
+    <w:p>
+      <w:pPr>
+        <w:pStyle w:val="BodyText"/>
+      </w:pPr>
+      <w:r>
+        <w:t>Panel C — Common-N comparison (2023). The primary DAI_z and DAI_rich specifications are estimated on the same N = 1,013 sample, so the differences in Panel B reflect measurement rather than sample. This rules out the alternative explanation that DAI_rich attenuates because of selective missingness on k33 / k38, and supports retaining the harmonised website-based DAI as the primary cross-wave specification.</w:t>
+      </w:r>
+    </w:p>
+    <w:p>
+      <w:pPr>
+        <w:pStyle w:val="BodyText"/>
+      </w:pPr>
+      <w:r>
+        <w:t>Panel D — Micro-firm exclusion (l1 ≥ 10). Excluding firms with fewer than ten permanent employees reduces the pooled sample to N = 2,473 and leaves the substantive inferences intact. The inverted-U is preserved (FSTS_c β = 0.794, p = .008; FSTS_c² β = −1.647, p &lt; .001), the TCI_z direct association is essentially unchanged (β = 0.188, p &lt; .001), DAI_z direct is positive but not individually significant (β = 0.054, p = .288), and the DAI moderation joint test in the full M8 specification (joint F p = .167) is somewhat weaker than in the main pooled M8 (p = .083). The Lind–Mehlum monotonicity rejection and the broader lifecycle reading do not depend on the inclusion of very small firms.</w:t>
+      </w:r>
+    </w:p>
+    <w:p>
+      <w:pPr>
+        <w:pStyle w:val="BodyText"/>
+      </w:pPr>
+      <w:r>
+        <w:t>Panel E — Sample-selection probes (Heckman, 1979; Wooldridge, 2010). The selection equation is a probit of export_any on lnEmp, FirmAge, ForeignOwned, sector fixed effects and the WBES sampling region a2, with a2 supplying the exclusion restriction (sampling region affects export selection through differential logistical access but is plausibly uncorrelated with the productivity outcome conditional on the other controls). The inverse Mills ratio added to the outcome equation estimated on exporters (FSTS &gt; 0) is statistically insignificant in all four panels: λ = −0.111 (p = .846) in 2009, λ = −0.833 (p = .259) in 2015, λ = 0.665 (p = .399) in 2023, and λ = −0.462 (p = .347) pooled, indicating no significant selection bias along the IMR-detected channel. A complementary control-function specification using the generalised residual yields a significant residual in 2009 (β = 0.510, p &lt; .001) and pooled (β = 0.304, p &lt; .001), a marginal residual in 2023 (β = 0.259, p = .092) and a null residual in 2015 (β = −0.112, p = .357). The control-function signal indicates a degree of selection structure that the standard IMR does not pick up but does not overturn the H1, H2 or H3 substantive inferences when the focal coefficients are re-estimated with either correction.</w:t>
+      </w:r>
+    </w:p>
+    <w:p>
+      <w:pPr>
+        <w:pStyle w:val="BodyText"/>
+      </w:pPr>
+      <w:r>
+        <w:t>Panel F — Paternoster (1998) cross-wave z-tests. To assess whether the cross-wave differences in the focal M7 / M8 coefficients are statistically distinguishable from sampling noise, we apply z = (β_A − β_B) / sqrt(SE_A² + SE_B²) for each pair of waves and each focal term. The DAI_z direct association shifts significantly between 2009 and 2015 (z = 3.353, p &lt; .001) and between 2015 and 2023 (z = −2.051, p = .040), confirming that the lifecycle pattern of basic digital adoption is not an artefact of sampling noise. The TCI_z magnitude attenuates more modestly: the 2009-to-2015 difference (z = 1.288, p = .198) and 2009-to-2023 difference (z = 1.423, p = .155) are not statistically distinguishable. All FSTS_c, FSTS_c², FSTS_c × DAI_z and FSTS_c² × DAI_z pairwise differences are non-significant (all |z| &lt; 1.4, all p &gt; .17), so the inverted-U shape and the DAI moderation patterns are best read as a common curvature with wave-specific magnitudes rather than as cross-period structural shifts in the curvature parameters.</w:t>
+      </w:r>
+    </w:p>
+    <w:p>
+      <w:pPr>
+        <w:pStyle w:val="FirstParagraph"/>
+      </w:pPr>
+      <w:r>
+        <w:t>Panel G — Sector split (manufacturing versus non-manufacturing). To test whether the digital and capability channels operate uniformly across the broad sectoral composition of the Vietnamese exporter cohort, we re-estimate the pooled M2 / M7 / M8 specifications separately on manufacturing firms (sector1 ∈ {1, 2, 3} — ISIC 15–37, N = 1,854) and non-manufacturing firms (utilities, construction, wholesale and retail, transport, finance and other services; sector1 ∈ {4, 5, 6, 7}; N = 1,104). The inverted-U is preserved in both subsets but is sharper in manufacturing (FSTS_c β = 0.971, p = .001; FSTS_c² β = −1.883, p &lt; .001) than in non-manufacturing (FSTS_c β = 1.615, p = .064, marginal; FSTS_c² β = −2.479, p = .046).</w:t>
+      </w:r>
+    </w:p>
+    <w:p>
+      <w:pPr>
+        <w:pStyle w:val="BodyText"/>
+      </w:pPr>
+      <w:r>
+        <w:t>More substantively, the capability and digital-adoption channels operate primarily in manufacturing. In the M7 dual-direct specification, manufacturing firms display a strong TCI_z direct association (β = 0.223, p &lt; .001) and a positive DAI_z direct association (β = 0.087, p = .009), while non-manufacturing firms show only a marginal TCI_z effect (β = 0.090, p = .096) and a null DAI_z effect (β = 0.068, p = .133). The DAI moderation channel is concentrated in manufacturing (M8 joint p = .103, marginal; FSTS_c × DAI_z = −0.543, p = .079) and is uniformly null in non-manufacturing (M8 joint p = .280). TCI moderation, by contrast, is statistically distinguishable from zero in both subsets (M3 joint p = .011 in manufacturing and p = .007 in non-manufacturing), indicating that the curvature-flattening effect of capability operates broadly while the digital channel remains specific to the manufacturing exporter base. Substantively, this pattern is consistent with the view that basic digital adoption interacts with cross-border production-coordination demands more strongly in tradable-goods sectors than in service-oriented or domestically oriented sectors of the Vietnamese economy.</w:t>
+      </w:r>
+    </w:p>
+    <w:p>
+      <w:pPr>
+        <w:pStyle w:val="FirstParagraph"/>
+      </w:pPr>
+      <w:r>
+        <w:t>Table 3 collates the robustness panels documented in §4.5 in a single overview to ease cross-comparison.</w:t>
+      </w:r>
+    </w:p>
+    <w:tbl>
+      <w:tblPr>
+        <w:tblStyle w:val="Table"/>
+        <w:tblW w:type="auto" w:w="0"/>
+        <w:tblLook w:firstColumn="1" w:firstRow="1" w:lastColumn="0" w:lastRow="0" w:noHBand="0" w:noVBand="1" w:val="04A0"/>
+      </w:tblPr>
+      <w:tblGrid>
+        <w:gridCol w:w="2340"/>
+        <w:gridCol w:w="2340"/>
+        <w:gridCol w:w="2340"/>
+        <w:gridCol w:w="2340"/>
+      </w:tblGrid>
+      <w:tr>
+        <w:tc>
+          <w:tcPr>
+            <w:tcW w:type="dxa" w:w="2340"/>
+          </w:tcPr>
+          <w:p>
+            <w:r>
+              <w:t>Panel / Sample</w:t>
+            </w:r>
+          </w:p>
+        </w:tc>
+        <w:tc>
+          <w:tcPr>
+            <w:tcW w:type="dxa" w:w="2340"/>
+          </w:tcPr>
+          <w:p>
+            <w:r>
+              <w:t>N</w:t>
+            </w:r>
+          </w:p>
+        </w:tc>
+        <w:tc>
+          <w:tcPr>
+            <w:tcW w:type="dxa" w:w="2340"/>
+          </w:tcPr>
+          <w:p>
+            <w:r>
+              <w:t>Focal coefficient</w:t>
+            </w:r>
+          </w:p>
+        </w:tc>
+        <w:tc>
+          <w:tcPr>
+            <w:tcW w:type="dxa" w:w="2340"/>
+          </w:tcPr>
+          <w:p>
+            <w:r>
+              <w:t>Joint test</w:t>
+            </w:r>
+          </w:p>
+        </w:tc>
+      </w:tr>
+      <w:tr>
+        <w:tc>
+          <w:tcPr>
+            <w:tcW w:type="dxa" w:w="2340"/>
+          </w:tcPr>
+          <w:p>
+            <w:r>
+              <w:t>A. TCI_full direct (2015)</w:t>
+            </w:r>
+          </w:p>
+        </w:tc>
+        <w:tc>
+          <w:tcPr>
+            <w:tcW w:type="dxa" w:w="2340"/>
+          </w:tcPr>
+          <w:p>
+            <w:r>
+              <w:t>956</w:t>
+            </w:r>
+          </w:p>
+        </w:tc>
+        <w:tc>
+          <w:tcPr>
+            <w:tcW w:type="dxa" w:w="2340"/>
+          </w:tcPr>
+          <w:p>
+            <w:r>
+              <w:t>TCI_full_z = 0.056 (p = .253) n.s.; DAI_z = −0.033 n.s.</w:t>
+            </w:r>
+          </w:p>
+        </w:tc>
+        <w:tc>
+          <w:tcPr>
+            <w:tcW w:type="dxa" w:w="2340"/>
+          </w:tcPr>
+          <w:p>
+            <w:r>
+              <w:t>M3 joint p = .492 n.s.</w:t>
+            </w:r>
+          </w:p>
+        </w:tc>
+      </w:tr>
+      <w:tr>
+        <w:tc>
+          <w:tcPr>
+            <w:tcW w:type="dxa" w:w="2340"/>
+          </w:tcPr>
+          <w:p>
+            <w:r>
+              <w:t>A. TCI_full direct (2023)</w:t>
+            </w:r>
+          </w:p>
+        </w:tc>
+        <w:tc>
+          <w:tcPr>
+            <w:tcW w:type="dxa" w:w="2340"/>
+          </w:tcPr>
+          <w:p>
+            <w:r>
+              <w:t>1,013</w:t>
+            </w:r>
+          </w:p>
+        </w:tc>
+        <w:tc>
+          <w:tcPr>
+            <w:tcW w:type="dxa" w:w="2340"/>
+          </w:tcPr>
+          <w:p>
+            <w:r>
+              <w:t>TCI_full_z = 0.096 (p = .024) *; DAI_z = 0.097 (p = .037) *</w:t>
+            </w:r>
+          </w:p>
+        </w:tc>
+        <w:tc>
+          <w:tcPr>
+            <w:tcW w:type="dxa" w:w="2340"/>
+          </w:tcPr>
+          <w:p>
+            <w:r>
+              <w:t>M3 joint p = .152 n.s.</w:t>
+            </w:r>
+          </w:p>
+        </w:tc>
+      </w:tr>
+      <w:tr>
+        <w:tc>
+          <w:tcPr>
+            <w:tcW w:type="dxa" w:w="2340"/>
+          </w:tcPr>
+          <w:p>
+            <w:r>
+              <w:t>B. DAI_rich continuous (2023)</w:t>
+            </w:r>
+          </w:p>
+        </w:tc>
+        <w:tc>
+          <w:tcPr>
+            <w:tcW w:type="dxa" w:w="2340"/>
+          </w:tcPr>
+          <w:p>
+            <w:r>
+              <w:t>1,013</w:t>
+            </w:r>
+          </w:p>
+        </w:tc>
+        <w:tc>
+          <w:tcPr>
+            <w:tcW w:type="dxa" w:w="2340"/>
+          </w:tcPr>
+          <w:p>
+            <w:r>
+              <w:t>FSTS_c × DAI_rich_cont_z = −0.933 (p = .076) †</w:t>
+            </w:r>
+          </w:p>
+        </w:tc>
+        <w:tc>
+          <w:tcPr>
+            <w:tcW w:type="dxa" w:w="2340"/>
+          </w:tcPr>
+          <w:p>
+            <w:r>
+              <w:t>M8 joint p = .099 †</w:t>
+            </w:r>
+          </w:p>
+        </w:tc>
+      </w:tr>
+      <w:tr>
+        <w:tc>
+          <w:tcPr>
+            <w:tcW w:type="dxa" w:w="2340"/>
+          </w:tcPr>
+          <w:p>
+            <w:r>
+              <w:t>B. DAI_rich binary (2023)</w:t>
+            </w:r>
+          </w:p>
+        </w:tc>
+        <w:tc>
+          <w:tcPr>
+            <w:tcW w:type="dxa" w:w="2340"/>
+          </w:tcPr>
+          <w:p>
+            <w:r>
+              <w:t>1,013</w:t>
+            </w:r>
+          </w:p>
+        </w:tc>
+        <w:tc>
+          <w:tcPr>
+            <w:tcW w:type="dxa" w:w="2340"/>
+          </w:tcPr>
+          <w:p>
+            <w:r>
+              <w:t>FSTS_c × DAI_rich_bin_z = −0.893 (p = .169) n.s.</w:t>
+            </w:r>
+          </w:p>
+        </w:tc>
+        <w:tc>
+          <w:tcPr>
+            <w:tcW w:type="dxa" w:w="2340"/>
+          </w:tcPr>
+          <w:p>
+            <w:r>
+              <w:t>M8 joint p = .243 n.s.</w:t>
+            </w:r>
+          </w:p>
+        </w:tc>
+      </w:tr>
+      <w:tr>
+        <w:tc>
+          <w:tcPr>
+            <w:tcW w:type="dxa" w:w="2340"/>
+          </w:tcPr>
+          <w:p>
+            <w:r>
+              <w:t>C. Common-N comparison (2023)</w:t>
+            </w:r>
+          </w:p>
+        </w:tc>
+        <w:tc>
+          <w:tcPr>
+            <w:tcW w:type="dxa" w:w="2340"/>
+          </w:tcPr>
+          <w:p>
+            <w:r>
+              <w:t>1,013</w:t>
+            </w:r>
+          </w:p>
+        </w:tc>
+        <w:tc>
+          <w:tcPr>
+            <w:tcW w:type="dxa" w:w="2340"/>
+          </w:tcPr>
+          <w:p>
+            <w:r>
+              <w:t>DAI_z moderation re-estimated on DAI_rich sample</w:t>
+            </w:r>
+          </w:p>
+        </w:tc>
+        <w:tc>
+          <w:tcPr>
+            <w:tcW w:type="dxa" w:w="2340"/>
+          </w:tcPr>
+          <w:p>
+            <w:r>
+              <w:t>M8 joint p = .013 *</w:t>
+            </w:r>
+          </w:p>
+        </w:tc>
+      </w:tr>
+      <w:tr>
+        <w:tc>
+          <w:tcPr>
+            <w:tcW w:type="dxa" w:w="2340"/>
+          </w:tcPr>
+          <w:p>
+            <w:r>
+              <w:t>D. Micro-firm exclusion (l1 ≥ 10)</w:t>
+            </w:r>
+          </w:p>
+        </w:tc>
+        <w:tc>
+          <w:tcPr>
+            <w:tcW w:type="dxa" w:w="2340"/>
+          </w:tcPr>
+          <w:p>
+            <w:r>
+              <w:t>2,473</w:t>
+            </w:r>
+          </w:p>
+        </w:tc>
+        <w:tc>
+          <w:tcPr>
+            <w:tcW w:type="dxa" w:w="2340"/>
+          </w:tcPr>
+          <w:p>
+            <w:r>
+              <w:t>TCI_z = 0.188 ***; DAI_z = 0.054 n.s.</w:t>
+            </w:r>
+          </w:p>
+        </w:tc>
+        <w:tc>
+          <w:tcPr>
+            <w:tcW w:type="dxa" w:w="2340"/>
+          </w:tcPr>
+          <w:p>
+            <w:r>
+              <w:t>M8 joint p = .167 n.s.</w:t>
+            </w:r>
+          </w:p>
+        </w:tc>
+      </w:tr>
+      <w:tr>
+        <w:tc>
+          <w:tcPr>
+            <w:tcW w:type="dxa" w:w="2340"/>
+          </w:tcPr>
+          <w:p>
+            <w:r>
+              <w:t>G. Manufacturing (sector1 ∈ {1,2,3})</w:t>
+            </w:r>
+          </w:p>
+        </w:tc>
+        <w:tc>
+          <w:tcPr>
+            <w:tcW w:type="dxa" w:w="2340"/>
+          </w:tcPr>
+          <w:p>
+            <w:r>
+              <w:t>1,854</w:t>
+            </w:r>
+          </w:p>
+        </w:tc>
+        <w:tc>
+          <w:tcPr>
+            <w:tcW w:type="dxa" w:w="2340"/>
+          </w:tcPr>
+          <w:p>
+            <w:r>
+              <w:t>TCI_z = 0.223 ***; DAI_z = 0.087 **; FSTS_c × DAI_z = −0.543 †</w:t>
+            </w:r>
+          </w:p>
+        </w:tc>
+        <w:tc>
+          <w:tcPr>
+            <w:tcW w:type="dxa" w:w="2340"/>
+          </w:tcPr>
+          <w:p>
+            <w:r>
+              <w:t>M8 joint p = .103 †</w:t>
+            </w:r>
+          </w:p>
+        </w:tc>
+      </w:tr>
+    </w:tbl>
+    <w:p>
+      <w:pPr>
+        <w:pStyle w:val="BodyText"/>
+      </w:pPr>
+      <w:r>
+        <w:t>Notes. Each row summarises one robustness panel from §4.5 estimated by OLS with HC1 robust standard errors. Significance markers: *** p &lt; .001, ** p &lt; .01, * p &lt; .05, † p &lt; .10, n.s. = not significant. Panel E (Heckman / control function) and Panel F (Paternoster cross-wave z-tests) are reported in the prose because their natural presentation is per-sample rather than per-row. Source: World Bank Enterprise Surveys (https://www.enterprisesurveys.org); authors’ calculations. Full coefficient output: p4_vietnam/output/tables/table_3_robustness.csv.</w:t>
+      </w:r>
+    </w:p>
+    <w:p>
+      <w:pPr>
+        <w:pStyle w:val="FirstParagraph"/>
+      </w:pPr>
+      <w:r>
+        <w:t>Table LM reports the implied turning points of the inverted-U specification (M2) and the Lind–Mehlum p-values for each wave and the pooled sample.</w:t>
+      </w:r>
+    </w:p>
+    <w:tbl>
+      <w:tblPr>
+        <w:tblStyle w:val="Table"/>
+        <w:tblW w:type="auto" w:w="0"/>
+        <w:tblLook w:firstColumn="1" w:firstRow="1" w:lastColumn="0" w:lastRow="0" w:noHBand="0" w:noVBand="1" w:val="04A0"/>
+      </w:tblPr>
+      <w:tblGrid>
+        <w:gridCol w:w="1872"/>
+        <w:gridCol w:w="1872"/>
+        <w:gridCol w:w="1872"/>
+        <w:gridCol w:w="1872"/>
+        <w:gridCol w:w="1872"/>
+      </w:tblGrid>
+      <w:tr>
+        <w:tc>
+          <w:tcPr>
+            <w:tcW w:type="dxa" w:w="1872"/>
+          </w:tcPr>
+          <w:p>
+            <w:r>
+              <w:t>Sample</w:t>
+            </w:r>
+          </w:p>
+        </w:tc>
+        <w:tc>
+          <w:tcPr>
+            <w:tcW w:type="dxa" w:w="1872"/>
+          </w:tcPr>
+          <w:p>
+            <w:r>
+              <w:t>N</w:t>
+            </w:r>
+          </w:p>
+        </w:tc>
+        <w:tc>
+          <w:tcPr>
+            <w:tcW w:type="dxa" w:w="1872"/>
+          </w:tcPr>
+          <w:p>
+            <w:r>
+              <w:t>Turning point (raw FSTS)</w:t>
+            </w:r>
+          </w:p>
+        </w:tc>
+        <w:tc>
+          <w:tcPr>
+            <w:tcW w:type="dxa" w:w="1872"/>
+          </w:tcPr>
+          <w:p>
+            <w:r>
+              <w:t>95 % delta-method CI</w:t>
+            </w:r>
+          </w:p>
+        </w:tc>
+        <w:tc>
+          <w:tcPr>
+            <w:tcW w:type="dxa" w:w="1872"/>
+          </w:tcPr>
+          <w:p>
+            <w:r>
+              <w:t>Lind–Mehlum p</w:t>
+            </w:r>
+          </w:p>
+        </w:tc>
+      </w:tr>
+      <w:tr>
+        <w:tc>
+          <w:tcPr>
+            <w:tcW w:type="dxa" w:w="1872"/>
+          </w:tcPr>
+          <w:p>
+            <w:r>
+              <w:t>VNM 2009</w:t>
+            </w:r>
+          </w:p>
+        </w:tc>
+        <w:tc>
+          <w:tcPr>
+            <w:tcW w:type="dxa" w:w="1872"/>
+          </w:tcPr>
+          <w:p>
+            <w:r>
+              <w:t>989</w:t>
+            </w:r>
+          </w:p>
+        </w:tc>
+        <w:tc>
+          <w:tcPr>
+            <w:tcW w:type="dxa" w:w="1872"/>
+          </w:tcPr>
+          <w:p>
+            <w:r>
+              <w:t>46.2 %</w:t>
+            </w:r>
+          </w:p>
+        </w:tc>
+        <w:tc>
+          <w:tcPr>
+            <w:tcW w:type="dxa" w:w="1872"/>
+          </w:tcPr>
+          <w:p>
+            <w:r>
+              <w:t>[37.4 %, 55.1 %]</w:t>
+            </w:r>
+          </w:p>
+        </w:tc>
+        <w:tc>
+          <w:tcPr>
+            <w:tcW w:type="dxa" w:w="1872"/>
+          </w:tcPr>
+          <w:p>
+            <w:r>
+              <w:t>.006</w:t>
+            </w:r>
+          </w:p>
+        </w:tc>
+      </w:tr>
+      <w:tr>
+        <w:tc>
+          <w:tcPr>
+            <w:tcW w:type="dxa" w:w="1872"/>
+          </w:tcPr>
+          <w:p>
+            <w:r>
+              <w:t>VNM 2015</w:t>
+            </w:r>
+          </w:p>
+        </w:tc>
+        <w:tc>
+          <w:tcPr>
+            <w:tcW w:type="dxa" w:w="1872"/>
+          </w:tcPr>
+          <w:p>
+            <w:r>
+              <w:t>956</w:t>
+            </w:r>
+          </w:p>
+        </w:tc>
+        <w:tc>
+          <w:tcPr>
+            <w:tcW w:type="dxa" w:w="1872"/>
+          </w:tcPr>
+          <w:p>
+            <w:r>
+              <w:t>39.3 %</w:t>
+            </w:r>
+          </w:p>
+        </w:tc>
+        <w:tc>
+          <w:tcPr>
+            <w:tcW w:type="dxa" w:w="1872"/>
+          </w:tcPr>
+          <w:p>
+            <w:r>
+              <w:t>[30.3 %, 48.4 %]</w:t>
+            </w:r>
+          </w:p>
+        </w:tc>
+        <w:tc>
+          <w:tcPr>
+            <w:tcW w:type="dxa" w:w="1872"/>
+          </w:tcPr>
+          <w:p>
+            <w:r>
+              <w:t>.009</w:t>
+            </w:r>
+          </w:p>
+        </w:tc>
+      </w:tr>
+      <w:tr>
+        <w:tc>
+          <w:tcPr>
+            <w:tcW w:type="dxa" w:w="1872"/>
+          </w:tcPr>
+          <w:p>
+            <w:r>
+              <w:t>VNM 2023</w:t>
+            </w:r>
+          </w:p>
+        </w:tc>
+        <w:tc>
+          <w:tcPr>
+            <w:tcW w:type="dxa" w:w="1872"/>
+          </w:tcPr>
+          <w:p>
+            <w:r>
+              <w:t>1,013</w:t>
+            </w:r>
+          </w:p>
+        </w:tc>
+        <w:tc>
+          <w:tcPr>
+            <w:tcW w:type="dxa" w:w="1872"/>
+          </w:tcPr>
+          <w:p>
+            <w:r>
+              <w:t>41.6 %</w:t>
+            </w:r>
+          </w:p>
+        </w:tc>
+        <w:tc>
+          <w:tcPr>
+            <w:tcW w:type="dxa" w:w="1872"/>
+          </w:tcPr>
+          <w:p>
+            <w:r>
+              <w:t>[31.7 %, 51.5 %]</w:t>
+            </w:r>
+          </w:p>
+        </w:tc>
+        <w:tc>
+          <w:tcPr>
+            <w:tcW w:type="dxa" w:w="1872"/>
+          </w:tcPr>
+          <w:p>
+            <w:r>
+              <w:t>.013</w:t>
+            </w:r>
+          </w:p>
+        </w:tc>
+      </w:tr>
+      <w:tr>
+        <w:tc>
+          <w:tcPr>
+            <w:tcW w:type="dxa" w:w="1872"/>
+          </w:tcPr>
+          <w:p>
+            <w:r>
+              <w:t>VNM pooled</w:t>
+            </w:r>
+          </w:p>
+        </w:tc>
+        <w:tc>
+          <w:tcPr>
+            <w:tcW w:type="dxa" w:w="1872"/>
+          </w:tcPr>
+          <w:p>
+            <w:r>
+              <w:t>2,958</w:t>
+            </w:r>
+          </w:p>
+        </w:tc>
+        <w:tc>
+          <w:tcPr>
+            <w:tcW w:type="dxa" w:w="1872"/>
+          </w:tcPr>
+          <w:p>
+            <w:r>
+              <w:t>39.7 %</w:t>
+            </w:r>
+          </w:p>
+        </w:tc>
+        <w:tc>
+          <w:tcPr>
+            <w:tcW w:type="dxa" w:w="1872"/>
+          </w:tcPr>
+          <w:p>
+            <w:r>
+              <w:t>[34.0 %, 45.5 %]</w:t>
+            </w:r>
+          </w:p>
+        </w:tc>
+        <w:tc>
+          <w:tcPr>
+            <w:tcW w:type="dxa" w:w="1872"/>
+          </w:tcPr>
+          <w:p>
+            <w:r>
+              <w:t>&lt; .001</w:t>
+            </w:r>
+          </w:p>
+        </w:tc>
+      </w:tr>
+    </w:tbl>
+    <w:p>
+      <w:pPr>
+        <w:pStyle w:val="BodyText"/>
+      </w:pPr>
+      <w:r>
+        <w:t>Notes. Turning points are derived from the M2 inverted-U specification (lnLP = β₀ + β₁ FSTS_c + β₂ FSTS_c² + controls + sector FE [+ wave FE in pooled]) and back-transformed to the raw FSTS scale. 95 % confidence intervals use the delta method on the within-sample FSTSc range. Lind–Mehlum p-values follow the Sasabuchi-style endpoint test for an inverted-U over the observed FSTS range. Source: World Bank Enterprise Surveys (https://www.enterprisesurveys.org); authors’ calculations.</w:t>
       </w:r>
     </w:p>
     <w:p>
@@ -2153,7 +2628,15 @@
         <w:pStyle w:val="Heading1"/>
       </w:pPr>
       <w:r>
-        <w:t>Tables</w:t>
+        <w:t>5. Discussion</w:t>
+      </w:r>
+    </w:p>
+    <w:p>
+      <w:pPr>
+        <w:pStyle w:val="Heading2"/>
+      </w:pPr>
+      <w:r>
+        <w:t>5.1 Reinterpreting digital capability in Vietnam</w:t>
       </w:r>
     </w:p>
     <w:p>
@@ -2161,23 +2644,303 @@
         <w:pStyle w:val="FirstParagraph"/>
       </w:pPr>
       <w:r>
-        <w:t>Table 2 (baseline) — tables/table_2_baseline.csv. Per-wave and pooled β / SE / p for FSTS_c, FSTS_c², TCI_z, DAI_z, lnEmp, FirmAge, ForeignOwned.</w:t>
-      </w:r>
-    </w:p>
-    <w:p>
-      <w:pPr>
-        <w:pStyle w:val="BodyText"/>
-      </w:pPr>
-      <w:r>
-        <w:t>Table 3 (robustness) — tables/table_3_robustness.csv. Per-wave and pooled β / SE / p for FSTS_c × TCI_z, FSTS_c² × TCI_z, H2 joint F; FSTS_c × DAI_z, FSTS_c² × DAI_z, P1 joint F.</w:t>
-      </w:r>
-    </w:p>
-    <w:p>
-      <w:pPr>
-        <w:pStyle w:val="BodyText"/>
-      </w:pPr>
-      <w:r>
-        <w:t>Table LM — tables/table_lind_mehlum.csv. Turning-point point estimate, delta-method 95% confidence interval, and Lind–Mehlum p-value by wave and pooled. Replication package and instructions: see p4_vietnam/README.md.</w:t>
+        <w:t>The central implication of the findings is that digital capability in Vietnam should not be interpreted as a universal and temporally stable premium. Both TCI_z and DAI_z are beneficial on average, but their empirical salience changes across waves. This means that digitalisation is not simply a constant background advantage. It is a context-sensitive and stage-dependent source of performance heterogeneity.</w:t>
+      </w:r>
+    </w:p>
+    <w:p>
+      <w:pPr>
+        <w:pStyle w:val="BodyText"/>
+      </w:pPr>
+      <w:r>
+        <w:t>This interpretation helps reconcile the coexistence of positive pooled effects and uneven wave-specific results. The pooled model captures the average tendency for stronger capability to be associated with better performance. The wave-specific models show that this tendency is not equally strong in every phase. The value of digital capability therefore depends on where firms stand in the broader lifecycle of internationalisation and transition.</w:t>
+      </w:r>
+    </w:p>
+    <w:p>
+      <w:pPr>
+        <w:pStyle w:val="Heading2"/>
+      </w:pPr>
+      <w:r>
+        <w:t>5.2 Why the distinction between TCI and DAI matters</w:t>
+      </w:r>
+    </w:p>
+    <w:p>
+      <w:pPr>
+        <w:pStyle w:val="FirstParagraph"/>
+      </w:pPr>
+      <w:r>
+        <w:t>The results also strengthen the theoretical case for separating technological capability from foundational digital adoption. TCI_z captures deeper internal stocks of learning and operational upgrading. DAI_z captures a more practical digital layer that enables transactions and coordination. These are not interchangeable resources.</w:t>
+      </w:r>
+    </w:p>
+    <w:p>
+      <w:pPr>
+        <w:pStyle w:val="BodyText"/>
+      </w:pPr>
+      <w:r>
+        <w:t>The difference matters because the two constructs do not behave identically across periods. TCI_z appears to function more like a deeper competence base, while DAI_z appears more context sensitive. This supports a more careful approach to digitalisation in international business research, one that distinguishes between digital enablement and broader technological depth rather than collapsing them into a single label.</w:t>
+      </w:r>
+    </w:p>
+    <w:p>
+      <w:pPr>
+        <w:pStyle w:val="Heading2"/>
+      </w:pPr>
+      <w:r>
+        <w:t>5.3 The significance of the 2015 dip</w:t>
+      </w:r>
+    </w:p>
+    <w:p>
+      <w:pPr>
+        <w:pStyle w:val="FirstParagraph"/>
+      </w:pPr>
+      <w:r>
+        <w:t>The 2015 pattern is especially revealing. It shows that even when the nonlinear I–P structure becomes clearer, the direct payoff from capability variables can weaken. This suggests that firms may pass through a transitional stage in which export expansion remains important but the productivity contribution of capability resources becomes more difficult to realise or detect.</w:t>
+      </w:r>
+    </w:p>
+    <w:p>
+      <w:pPr>
+        <w:pStyle w:val="BodyText"/>
+      </w:pPr>
+      <w:r>
+        <w:t>Rather than treating this wave as an anomaly, it is more useful to interpret it as evidence of lifecycle heterogeneity. The dip demonstrates why pooled averages alone are insufficient. Without the wave-specific analysis, one would miss the possibility that capability payoffs compress or fade temporarily before re-emerging in a later phase.</w:t>
+      </w:r>
+    </w:p>
+    <w:p>
+      <w:pPr>
+        <w:pStyle w:val="Heading2"/>
+      </w:pPr>
+      <w:r>
+        <w:t>5.4 Managerial implications</w:t>
+      </w:r>
+    </w:p>
+    <w:p>
+      <w:pPr>
+        <w:pStyle w:val="FirstParagraph"/>
+      </w:pPr>
+      <w:r>
+        <w:t>The managerial implication is not that firms should invest less in digitalisation. Rather, it is that digitalisation should be aligned with organisational readiness and international scale. Foundational digital tools may create value, but the payoff depends on whether those tools are embedded in routines that support export coordination and performance.</w:t>
+      </w:r>
+    </w:p>
+    <w:p>
+      <w:pPr>
+        <w:pStyle w:val="BodyText"/>
+      </w:pPr>
+      <w:r>
+        <w:t>Managers should also avoid conflating basic digital adoption with deeper technological capability. A firm may adopt digital tools without having the learning and upgrading capacity needed to sustain performance gains over time. Conversely, stronger internal capability may allow the firm to convert relatively basic digital adoption into more meaningful outcomes. This distinction is especially important in transitional economies, where firms move through uneven stages of capability development.</w:t>
+      </w:r>
+    </w:p>
+    <w:p>
+      <w:pPr>
+        <w:pStyle w:val="Heading2"/>
+      </w:pPr>
+      <w:r>
+        <w:t>5.5 Policy implications</w:t>
+      </w:r>
+    </w:p>
+    <w:p>
+      <w:pPr>
+        <w:pStyle w:val="FirstParagraph"/>
+      </w:pPr>
+      <w:r>
+        <w:t>We frame the policy reading as tentative considerations rather than directive prescriptions. The associational nature of the evidence, the breadth of the wave-specific heterogeneity, and the single-economy scope all weigh against converting the findings into firm policy targets. With those caveats kept explicit, three considerations follow for Vietnam’s trade and digital-economy policy design.</w:t>
+      </w:r>
+    </w:p>
+    <w:p>
+      <w:pPr>
+        <w:pStyle w:val="BodyText"/>
+      </w:pPr>
+      <w:r>
+        <w:t>First, export-promotion instruments designed around a uniformly positive internationalisation premium will overshoot in transitional periods such as the 2015 wave, when capability payoffs were compressed even as export intensity remained productivity-relevant. Targeting export support at firms positioned in the entry-cost zone, rather than at firms already operating at high export intensity, is consistent with the curvature documented in the pooled and later-wave samples. Second, digital-economy programmes that treat foundational adoption (websites, basic e-payment) as a sufficient policy lever are likely to be attenuated by the implementation lag and by the conditional nature of the digital channel at higher export intensity. Programmes that bundle Tier 1–2 digital adoption with deeper capability upgrading — quality certification, absorptive-capacity investment, organisational routines for cross-border coordination — will be more consistent with the pattern that emerges in 2023.</w:t>
+      </w:r>
+    </w:p>
+    <w:p>
+      <w:pPr>
+        <w:pStyle w:val="BodyText"/>
+      </w:pPr>
+      <w:r>
+        <w:t>Third, the lifecycle reading suggests that policy evaluation windows matter. A digital-transformation programme assessed only against a 2015-style transitional baseline would understate its long-run productivity contribution; a programme assessed against a 2009-style or 2023-style baseline would overstate it relative to the in-between phase. Policy evaluation that takes the lifecycle structure seriously will couple short-window outcome measurement with sustained measurement of the capability and infrastructure environment in which firms operate.</w:t>
+      </w:r>
+    </w:p>
+    <w:p>
+      <w:pPr>
+        <w:pStyle w:val="Heading1"/>
+      </w:pPr>
+      <w:r>
+        <w:t>6. Limitations and future research</w:t>
+      </w:r>
+    </w:p>
+    <w:p>
+      <w:pPr>
+        <w:pStyle w:val="FirstParagraph"/>
+      </w:pPr>
+      <w:r>
+        <w:t>The findings should be read against five limitations. First and most fundamentally, the WBES microdata are repeated cross-sections rather than a true firm panel. Within-firm change over time cannot be identified, and time-invariant unobserved heterogeneity cannot be netted out at the firm level. The associational language used throughout the paper reflects this constraint and should not be relaxed in any reader’s interpretation of the results.</w:t>
+      </w:r>
+    </w:p>
+    <w:p>
+      <w:pPr>
+        <w:pStyle w:val="BodyText"/>
+      </w:pPr>
+      <w:r>
+        <w:t>Second, the DAI_z composite captures a foundational layer of digital adoption (digital presence and basic digital transaction support) rather than the full depth of digitally integrated organisational capability. The DAI_rich extension for the 2023 wave shows that the conditional pattern survives when richer items are available, but a panel of digitally integrated firms with deeper measurement would tighten the construct further.</w:t>
+      </w:r>
+    </w:p>
+    <w:p>
+      <w:pPr>
+        <w:pStyle w:val="BodyText"/>
+      </w:pPr>
+      <w:r>
+        <w:t>Third, the analysis is conducted on a single transitional economy. Vietnam is informative precisely because its institutional and digital environment shifted noticeably across the 2009–2023 observation window, but the lifecycle pattern documented here may not generalise without modification to economies whose digital infrastructure or export composition follows a different trajectory.</w:t>
+      </w:r>
+    </w:p>
+    <w:p>
+      <w:pPr>
+        <w:pStyle w:val="BodyText"/>
+      </w:pPr>
+      <w:r>
+        <w:t>Fourth, although the Paternoster (1998) z-tests reported in §4.5 confirm that the DAI_z drop between 2009 and 2015 is a statistically distinguishable cross-wave shift (z = 3.353, p &lt; .001) and the 2015-to-2023 recovery is also distinguishable (z = −2.051, p = .040). Most other cross-wave coefficient differences sit at marginal or non-significant magnitudes. The lifecycle narrative therefore relies more on the directional consistency of wave-specific estimates and the joint moderation tests than on uniformly significant pairwise z-tests. Future work could exploit policy timing — for example, Vietnam’s National Digital Transformation Programme launched in 2020 — for sharper identification of the digital channel through a policy-evaluation design rather than a cross-wave comparison.</w:t>
+      </w:r>
+    </w:p>
+    <w:p>
+      <w:pPr>
+        <w:pStyle w:val="BodyText"/>
+      </w:pPr>
+      <w:r>
+        <w:t>Fifth, the sector fixed effects in the main models are intentionally broad to keep the cross-wave specification comparable. Section 4.5 Panel G addresses one natural extension by re-estimating the pooled M2 / M7 / M8 specifications on manufacturing (sector1 ∈ {1, 2, 3}; N = 1,854) versus non-manufacturing (sector1 ∈ {4, 5, 6, 7}; N = 1,104) subsets, and shows that the digital-adoption channel operates primarily in manufacturing while the technological-capability channel is present in both. Finer industry-level mechanisms — for example, contrasting digitally intensive services with traditional services, or contrasting export-oriented with domestically oriented manufacturing sub-sectors — would benefit from a research design that exploits richer industry classification than the WBES one-digit codes allow.</w:t>
+      </w:r>
+    </w:p>
+    <w:p>
+      <w:pPr>
+        <w:pStyle w:val="Heading1"/>
+      </w:pPr>
+      <w:r>
+        <w:t>7. Conclusion</w:t>
+      </w:r>
+    </w:p>
+    <w:p>
+      <w:pPr>
+        <w:pStyle w:val="FirstParagraph"/>
+      </w:pPr>
+      <w:r>
+        <w:t>This study revisits the I–P relationship in Vietnam by distinguishing technological capability from foundational digital adoption and by comparing pooled and wave-specific evidence. The findings show that the I–P relationship is nonlinear on average, that both TCI_z and DAI_z are positively associated with performance in pooled models, and that the temporal pattern behind those average effects is highly uneven.</w:t>
+      </w:r>
+    </w:p>
+    <w:p>
+      <w:pPr>
+        <w:pStyle w:val="BodyText"/>
+      </w:pPr>
+      <w:r>
+        <w:t>The central theoretical implication is that digital capability in a transitional economy is best understood as a stage-contingent resource. Its value is real, but it is not uniformly distributed across time or across stages of internationalisation. This lifecycle perspective helps explain why average estimates can be informative while still concealing important differences in the timing and form of digital payoff.</w:t>
+      </w:r>
+    </w:p>
+    <w:p>
+      <w:pPr>
+        <w:pStyle w:val="Heading1"/>
+      </w:pPr>
+      <w:r>
+        <w:t>Author contributions</w:t>
+      </w:r>
+    </w:p>
+    <w:p>
+      <w:pPr>
+        <w:pStyle w:val="FirstParagraph"/>
+      </w:pPr>
+      <w:r>
+        <w:t>Do Thuy Huong contributed to conceptualisation, data curation, formal analysis, investigation, methodology, visualisation, and drafting of the manuscript. Phan Anh Tu contributed to conceptualisation, supervision, methodology, validation, review and editing, and overall guidance of the study. Both authors approved the final version of the manuscript.</w:t>
+      </w:r>
+    </w:p>
+    <w:p>
+      <w:pPr>
+        <w:pStyle w:val="Heading1"/>
+      </w:pPr>
+      <w:r>
+        <w:t>Conflict of interest</w:t>
+      </w:r>
+    </w:p>
+    <w:p>
+      <w:pPr>
+        <w:pStyle w:val="FirstParagraph"/>
+      </w:pPr>
+      <w:r>
+        <w:t>The authors declare no conflict of interest.</w:t>
+      </w:r>
+    </w:p>
+    <w:p>
+      <w:pPr>
+        <w:pStyle w:val="Heading1"/>
+      </w:pPr>
+      <w:r>
+        <w:t>Funding</w:t>
+      </w:r>
+    </w:p>
+    <w:p>
+      <w:pPr>
+        <w:pStyle w:val="FirstParagraph"/>
+      </w:pPr>
+      <w:r>
+        <w:t>This research received no specific grant from any funding agency in the public, commercial, or not-for-profit sectors.</w:t>
+      </w:r>
+    </w:p>
+    <w:p>
+      <w:pPr>
+        <w:pStyle w:val="Heading1"/>
+      </w:pPr>
+      <w:r>
+        <w:t>Data availability statement</w:t>
+      </w:r>
+    </w:p>
+    <w:p>
+      <w:pPr>
+        <w:pStyle w:val="FirstParagraph"/>
+      </w:pPr>
+      <w:r>
+        <w:t>The data that support the findings of this study are from the World Bank Enterprise Surveys and are available from the World Bank Enterprise Surveys portal, subject to registration and compliance with the World Bank Enterprise Surveys Data Access Protocol. Because the protocol restricts redistribution of the original .dta files to third parties, the authors do not redistribute the raw survey files. Replication materials, including variable-construction details, model specifications, and computational outputs, are available from the authors upon reasonable request and may be shared to the extent permitted by the data-access terms.</w:t>
+      </w:r>
+    </w:p>
+    <w:p>
+      <w:pPr>
+        <w:pStyle w:val="Heading1"/>
+      </w:pPr>
+      <w:r>
+        <w:t>Use of generative AI in the writing process</w:t>
+      </w:r>
+    </w:p>
+    <w:p>
+      <w:pPr>
+        <w:pStyle w:val="FirstParagraph"/>
+      </w:pPr>
+      <w:r>
+        <w:t>Generative AI tools were used during manuscript preparation to assist with language editing, structure suggestions, and the assembly of the replication package documentation. All conceptual framing, hypothesis development, empirical analysis, results interpretation, and final wording were authored by the human authors, who take full responsibility for the content of the publication.</w:t>
+      </w:r>
+    </w:p>
+    <w:p>
+      <w:pPr>
+        <w:pStyle w:val="Heading1"/>
+      </w:pPr>
+      <w:r>
+        <w:t>Acknowledgements</w:t>
+      </w:r>
+    </w:p>
+    <w:p>
+      <w:pPr>
+        <w:pStyle w:val="FirstParagraph"/>
+      </w:pPr>
+      <w:r>
+        <w:t>This study uses data from the World Bank Enterprise Surveys. We thank the Enterprise Analysis Unit of the Development Economics Global Indicators Group of the World Bank for providing access to the data. The original collector of the data, the authorised distributor, and the relevant funding agency bear no responsibility for the use of the data or for interpretations based on such use. The findings, interpretations, and conclusions expressed in this article are those of the authors and do not necessarily represent the views of the World Bank Group, its Executive Directors, or the governments they represent. The authors received no specific grant from any funding agency in the public, commercial, or not-for-profit sectors. The replication package accompanying this manuscript was developed to support methodological transparency and computational reproducibility.</w:t>
+      </w:r>
+    </w:p>
+    <w:p>
+      <w:pPr>
+        <w:pStyle w:val="Heading1"/>
+      </w:pPr>
+      <w:r>
+        <w:t>Supplementary materials</w:t>
+      </w:r>
+    </w:p>
+    <w:p>
+      <w:pPr>
+        <w:pStyle w:val="FirstParagraph"/>
+      </w:pPr>
+      <w:r>
+        <w:t>All figures and tables in the manuscript are embedded inline. The underlying coefficient outputs are also distributed as plain CSV files in the replication package for downstream re-analysis: tables/table_1_descriptives.csv (Table 1), tables/coefs_main_models.csv (M0–M8 long-format coefficient table), tables/joint_tests_main_models.csv (H2 and P1 joint F-tests), tables/table_lind_mehlum.csv (Table LM source), tables/table_3_robustness.csv (Table 3 panels A–D + G), tables/selection_checks.csv (Heckman / control function), and tables/table_paternoster.csv (cross-wave z-tests). Replication package and instructions: see p4_vietnam/README.md.</w:t>
       </w:r>
     </w:p>
     <w:p>

--- a/manuscript_v4_5.docx
+++ b/manuscript_v4_5.docx
@@ -15,7 +15,7 @@
         <w:pStyle w:val="Subtitle"/>
       </w:pPr>
       <w:r>
-        <w:t>v5.5 — IJoEM submission draft with embedded tables and split figures (Vietnam 2009/2015/2023)</w:t>
+        <w:t>v5.6 — IJoEM submission draft with audited references and recent IB literature (Vietnam 2009/2015/2023)</w:t>
       </w:r>
     </w:p>
     <w:p>
@@ -199,23 +199,23 @@
         <w:pStyle w:val="FirstParagraph"/>
       </w:pPr>
       <w:r>
-        <w:t>Vietnam offers an analytically valuable setting for revisiting the internationalisation–performance (I–P) relationship because firms expand abroad under conditions of institutional transition, uneven capability accumulation, and rapidly changing digital infrastructure. In such settings, internationalisation should not be assumed to generate a simple linear performance premium. Firms may gain access to larger markets, benefit from learning, and diversify revenue streams, but they may also face rising coordination costs, information-processing burdens, and organisational strain as their foreign involvement deepens (Cuervo-Cazurra and Genc, 2008; Wright et al., 2005).</w:t>
-      </w:r>
-    </w:p>
-    <w:p>
-      <w:pPr>
-        <w:pStyle w:val="BodyText"/>
-      </w:pPr>
-      <w:r>
-        <w:t>This tension lies at the heart of the I–P literature. A long tradition of research has argued that internationalisation can improve performance at lower and intermediate levels through scale, learning, and diversification, while also generating diminishing or negative returns at higher levels because of complexity and coordination burdens. Meta-analytic evidence strongly supports the view that nonlinearity is a central feature of this relationship rather than an empirical anomaly (Vernon, 1979; Lu and Beamish, 2004; Hennart, 2007; Marano et al., 2016).</w:t>
-      </w:r>
-    </w:p>
-    <w:p>
-      <w:pPr>
-        <w:pStyle w:val="BodyText"/>
-      </w:pPr>
-      <w:r>
-        <w:t>Digitalisation adds a further layer of complexity to this debate. Digital tools can reduce communication frictions, accelerate transactions, and support coordination across borders. Yet those benefits do not arise automatically. Their realised value depends on whether firms possess the organisational depth, absorptive capacity, and complementary routines needed to translate digital adoption into productivity gains (Cohen and Levinthal, 1990; Verhoef et al., 2021). For this reason, digital capability should not be treated as a universally beneficial resource whose payoff is constant across firms and over time.</w:t>
+        <w:t>Vietnam offers an analytically valuable setting for revisiting the internationalisation–performance (I–P) relationship because firms expand abroad under conditions of institutional transition, uneven capability accumulation, and rapidly changing digital infrastructure. In such settings, internationalisation should not be assumed to generate a simple linear performance premium. Firms may gain access to larger markets, benefit from learning, and diversify revenue streams, but they may also face rising coordination costs, information-processing burdens, and organisational strain as their foreign involvement deepens (Wright et al., 2005; Cuervo-Cazurra and Genc, 2008; Wu et al., 2016).</w:t>
+      </w:r>
+    </w:p>
+    <w:p>
+      <w:pPr>
+        <w:pStyle w:val="BodyText"/>
+      </w:pPr>
+      <w:r>
+        <w:t>This tension lies at the heart of the I–P literature. A long tradition of research has argued that internationalisation can improve performance at lower and intermediate levels through scale, learning, and diversification, while also generating diminishing or negative returns at higher levels because of complexity and coordination burdens. Meta-analytic evidence strongly supports the view that nonlinearity is a central feature of this relationship rather than an empirical anomaly (Vernon, 1979; Lu and Beamish, 2004; Hennart, 2007; Coviello et al., 2017; Marano et al., 2016).</w:t>
+      </w:r>
+    </w:p>
+    <w:p>
+      <w:pPr>
+        <w:pStyle w:val="BodyText"/>
+      </w:pPr>
+      <w:r>
+        <w:t>Digitalisation adds a further layer of complexity to this debate. Digital tools can reduce communication frictions, accelerate transactions, and support coordination across borders. Yet those benefits do not arise automatically. Their realised value depends on whether firms possess the organisational depth, absorptive capacity, and complementary routines needed to translate digital adoption into productivity gains (Cohen and Levinthal, 1990; Vial, 2019; Verhoef et al., 2021). For this reason, digital capability should not be treated as a universally beneficial resource whose payoff is constant across firms and over time.</w:t>
       </w:r>
     </w:p>
     <w:p>
@@ -263,7 +263,7 @@
         <w:pStyle w:val="BodyText"/>
       </w:pPr>
       <w:r>
-        <w:t>Second, the distinction between technological capability and digital adoption remains underdeveloped. Technological capability refers to deeper firm-internal stocks of learning, problem-solving, process improvement, and innovation capacity (Lall, 1992). Foundational digital adoption, by contrast, reflects a more basic layer of digital readiness and digitally enabled interfaces or transaction mechanisms (Bharadwaj et al., 2013; Verhoef et al., 2021). Although these constructs are related, they should not be treated as interchangeable. Collapsing them into a single umbrella variable can reduce construct clarity and blur the mechanisms linking digitalisation to performance.</w:t>
+        <w:t>Second, the distinction between technological capability and digital adoption remains underdeveloped. Technological capability refers to deeper firm-internal stocks of learning, problem-solving, process improvement, and innovation capacity (Lall, 1992). Foundational digital adoption, by contrast, reflects a more basic layer of digital readiness and digitally enabled interfaces or transaction mechanisms (Bharadwaj et al., 2013; Verhoef et al., 2021; Hanelt et al., 2021). Although these constructs are related, they should not be treated as interchangeable. Collapsing them into a single umbrella variable can reduce construct clarity and blur the mechanisms linking digitalisation to performance.</w:t>
       </w:r>
     </w:p>
     <w:p>
@@ -439,7 +439,7 @@
         <w:pStyle w:val="FirstParagraph"/>
       </w:pPr>
       <w:r>
-        <w:t>Foundational digital adoption captures a more basic layer of digital readiness than technological capability. It reflects the presence and use of digitally enabled interfaces, transaction-supporting tools, and practical digital mechanisms that help firms communicate, transact, and coordinate. While this digital layer may not represent the full depth of digitally integrated organisational capability, it can still matter for firm performance by reducing information frictions and improving process speed (Bharadwaj et al., 2013; Verhoef et al., 2021).</w:t>
+        <w:t>Foundational digital adoption captures a more basic layer of digital readiness than technological capability. It reflects the presence and use of digitally enabled interfaces, transaction-supporting tools, and practical digital mechanisms that help firms communicate, transact, and coordinate. While this digital layer may not represent the full depth of digitally integrated organisational capability, it can still matter for firm performance by reducing information frictions and improving process speed (Bharadwaj et al., 2013; Verhoef et al., 2021; Banalieva and Dhanaraj, 2019).</w:t>
       </w:r>
     </w:p>
     <w:p>
@@ -619,7 +619,7 @@
         <w:pStyle w:val="BodyText"/>
       </w:pPr>
       <w:r>
-        <w:t>The analysis uses two distinct capability constructs. The Technological Capability Index (TCI_z) captures deeper capability stocks related to learning, upgrading, and internal competence accumulation, anchored in Lall (1992) and Cohen and Levinthal (1990). The Digital Adoption Index (DAI_z) captures a foundational layer of digital adoption — digital presence and basic digital transaction support — rather than higher-order digitally integrated organisational transformation (Bharadwaj et al., 2013; Verhoef et al., 2021). Each composite is z-standardised within wave so that the reported coefficients are comparable in magnitude. This separation is deliberate because the study is interested in whether the two domains exhibit different empirical roles.</w:t>
+        <w:t>The analysis uses two distinct capability constructs. The Technological Capability Index (TCI_z) captures deeper capability stocks related to learning, upgrading, and internal competence accumulation, anchored in Lall (1992) and Cohen and Levinthal (1990). The Digital Adoption Index (DAI_z) captures a foundational layer of digital adoption — digital presence and basic digital transaction support — rather than higher-order digitally integrated organisational transformation (Bharadwaj et al., 2013; Verhoef et al., 2021; Nambisan et al., 2019). Each composite is z-standardised within wave so that the reported coefficients are comparable in magnitude. This separation is deliberate because the study is interested in whether the two domains exhibit different empirical roles.</w:t>
       </w:r>
     </w:p>
     <w:p>
@@ -2964,6 +2964,14 @@
         <w:pStyle w:val="BodyText"/>
       </w:pPr>
       <w:r>
+        <w:t>Banalieva, E.R. and Dhanaraj, C. (2019), "Internalization theory for the digital economy", Journal of International Business Studies, Vol. 50 No. 8, pp. 1372-1387.</w:t>
+      </w:r>
+    </w:p>
+    <w:p>
+      <w:pPr>
+        <w:pStyle w:val="BodyText"/>
+      </w:pPr>
+      <w:r>
         <w:t>Bharadwaj, A., El Sawy, O.A., Pavlou, P.A. and Venkatraman, N. (2013), "Digital business strategy: Toward a next generation of insights", MIS Quarterly, Vol. 37 No. 2, pp. 471-482.</w:t>
       </w:r>
     </w:p>
@@ -2988,6 +2996,14 @@
         <w:pStyle w:val="BodyText"/>
       </w:pPr>
       <w:r>
+        <w:t>Coviello, N., Kano, L. and Liesch, P.W. (2017), "Adapting the Uppsala model to a modern world: Macro-context and microfoundations", Journal of International Business Studies, Vol. 48 No. 9, pp. 1151-1164.</w:t>
+      </w:r>
+    </w:p>
+    <w:p>
+      <w:pPr>
+        <w:pStyle w:val="BodyText"/>
+      </w:pPr>
+      <w:r>
         <w:t>Cuervo-Cazurra, A. and Genc, M. (2008), "Transforming disadvantages into advantages: Developing-country MNEs in the least developed countries", Journal of International Business Studies, Vol. 39 No. 6, pp. 957-979.</w:t>
       </w:r>
     </w:p>
@@ -3004,6 +3020,14 @@
         <w:pStyle w:val="BodyText"/>
       </w:pPr>
       <w:r>
+        <w:t>Hanelt, A., Bohnsack, R., Marz, D. and Antunes Marante, C. (2021), "A systematic review of the literature on digital transformation: Insights and implications for strategy and organizational change", Journal of Management Studies, Vol. 58 No. 5, pp. 1159-1197.</w:t>
+      </w:r>
+    </w:p>
+    <w:p>
+      <w:pPr>
+        <w:pStyle w:val="BodyText"/>
+      </w:pPr>
+      <w:r>
         <w:t>Helfat, C.E. and Peteraf, M.A. (2003), "The dynamic resource-based view: Capability lifecycles", Strategic Management Journal, Vol. 24 No. 10, pp. 997-1010.</w:t>
       </w:r>
     </w:p>
@@ -3052,6 +3076,14 @@
         <w:pStyle w:val="BodyText"/>
       </w:pPr>
       <w:r>
+        <w:t>Nambisan, S., Wright, M. and Feldman, M. (2019), "The digital transformation of innovation and entrepreneurship: Progress, challenges and key themes", Research Policy, Vol. 48 No. 8, article 103773.</w:t>
+      </w:r>
+    </w:p>
+    <w:p>
+      <w:pPr>
+        <w:pStyle w:val="BodyText"/>
+      </w:pPr>
+      <w:r>
         <w:t>Paternoster, R., Brame, R., Mazerolle, P. and Piquero, A. (1998), "Using the correct statistical test for the equality of regression coefficients", Criminology, Vol. 36 No. 4, pp. 859-866.</w:t>
       </w:r>
     </w:p>
@@ -3076,6 +3108,14 @@
         <w:pStyle w:val="BodyText"/>
       </w:pPr>
       <w:r>
+        <w:t>Vial, G. (2019), "Understanding digital transformation: A review and a research agenda", Journal of Strategic Information Systems, Vol. 28 No. 2, pp. 118-144.</w:t>
+      </w:r>
+    </w:p>
+    <w:p>
+      <w:pPr>
+        <w:pStyle w:val="BodyText"/>
+      </w:pPr>
+      <w:r>
         <w:t>Vernon, R. (1979), "The product cycle hypothesis in a new international environment", Oxford Bulletin of Economics and Statistics, Vol. 41 No. 4, pp. 255-267.</w:t>
       </w:r>
     </w:p>
@@ -3125,6 +3165,14 @@
       </w:pPr>
       <w:r>
         <w:t>Wright, M., Filatotchev, I., Hoskisson, R.E. and Peng, M.W. (2005), "Strategy research in emerging economies: Challenging the conventional wisdom", Journal of Management Studies, Vol. 42 No. 1, pp. 1-33.</w:t>
+      </w:r>
+    </w:p>
+    <w:p>
+      <w:pPr>
+        <w:pStyle w:val="BodyText"/>
+      </w:pPr>
+      <w:r>
+        <w:t>Wu, J., Wang, C., Hong, J., Piperopoulos, P. and Zhuo, S. (2016), "Internationalization and innovation performance of emerging market enterprises: The role of host-country institutional development", Journal of World Business, Vol. 51 No. 2, pp. 251-263.</w:t>
       </w:r>
     </w:p>
     <w:sectPr/>

--- a/manuscript_v4_5.docx
+++ b/manuscript_v4_5.docx
@@ -15,7 +15,7 @@
         <w:pStyle w:val="Subtitle"/>
       </w:pPr>
       <w:r>
-        <w:t>v5.6 — IJoEM submission draft with audited references and recent IB literature (Vietnam 2009/2015/2023)</w:t>
+        <w:t>v5.7 — IJoEM submission draft: reviewer-driven revision (DAI/TCI relabel, exporter-only, wave-interaction, Figure 3)</w:t>
       </w:r>
     </w:p>
     <w:p>
@@ -103,7 +103,7 @@
         <w:pStyle w:val="BodyText"/>
       </w:pPr>
       <w:r>
-        <w:t>Originality/value — The study contributes to research on emerging markets by showing that the productivity returns to internationalisation depend not only on export intensity but also on how firms combine deeper capability accumulation with basic digital adoption under transitional institutional conditions. It also offers a cleaner measurement strategy by separating technological capability from a harmonised website-based digital-adoption proxy with no shared items, and shows that the sign of digital moderation is not theoretically fixed but contingent on the stage of digital transition.</w:t>
+        <w:t>Originality/value — The study contributes to research on emerging markets by showing that the productivity returns to internationalisation depend not only on export intensity but also on how firms combine foreign-technology / standards capability with foundational website-based digital adoption under transitional institutional conditions. It also offers a cleaner measurement strategy by separating these two domains with no shared items, and shows that the wave-specific pattern of digital moderation is consistent with stage contingency, with detectable moderation concentrated in 2023.</w:t>
       </w:r>
     </w:p>
     <w:p>
@@ -383,7 +383,7 @@
         <w:pStyle w:val="Heading2"/>
       </w:pPr>
       <w:r>
-        <w:t>2.2 Technological capability and firm performance</w:t>
+        <w:t>2.2 Foreign-technology and standards capability and firm performance</w:t>
       </w:r>
     </w:p>
     <w:p>
@@ -391,31 +391,31 @@
         <w:pStyle w:val="FirstParagraph"/>
       </w:pPr>
       <w:r>
-        <w:t>Technological capability refers to deeper firm-internal stocks of learning, knowledge integration, process improvement, and problem-solving capacity. It is central to the firm’s ability to upgrade operations, adapt to changing market demands, and absorb external knowledge and adapt routines under changing conditions (Cohen and Levinthal, 1990; Lall, 1992; Helfat and Peteraf, 2003; Teece, 2007). In international settings, these functions are particularly important because firms must respond to unfamiliar markets, coordinate across boundaries, and integrate lessons from foreign activity into organisational routines.</w:t>
-      </w:r>
-    </w:p>
-    <w:p>
-      <w:pPr>
-        <w:pStyle w:val="BodyText"/>
-      </w:pPr>
-      <w:r>
-        <w:t>A firm with stronger technological capability is more likely to transform international exposure into productivity gains. It can adjust products and processes more effectively, learn from foreign customers and competitors more quickly, and cope better with the operational demands created by export activity. Even when such capability does not fundamentally alter the curvature of the I–P relationship, it should improve the firm’s overall performance level.</w:t>
-      </w:r>
-    </w:p>
-    <w:p>
-      <w:pPr>
-        <w:pStyle w:val="BodyText"/>
-      </w:pPr>
-      <w:r>
-        <w:t>This implies a positive direct association between technological capability and firm performance in Vietnam. Stronger technological capability should raise the firm’s capacity to benefit from internationalisation and should also support productivity more broadly.</w:t>
-      </w:r>
-    </w:p>
-    <w:p>
-      <w:pPr>
-        <w:pStyle w:val="BodyText"/>
-      </w:pPr>
-      <w:r>
-        <w:t>Operationally, technological capability in the Lall (1992) tradition is built from items that capture the firm’s ability to absorb, deploy, and improve foreign technology: foreign-licensed technology indicates direct technology transfer; internationally recognised quality certification indicates the organisational ability to meet foreign quality standards; product-innovation and R&amp;D activity indicate the absorptive capacity (năng lực hấp thụ in the Cohen and Levinthal sense) needed to convert external knowledge into productivity gains. The constructed TCI_z therefore captures stock rather than flow: it indexes the firm’s accumulated capability to engage with foreign technology and standards, not the volume of any one digital transaction.</w:t>
+        <w:t>Following the Lall (1992) tradition for emerging-market firms, this paper uses a measurement-tight reading of technological capability: a foreign-technology and standards capability that captures a firm's exposure to externally validated technological inputs — internationally recognised quality certification and foreign-licensed technology. This is one observable facet of the broader Cohen-Levinthal (1990) absorptive-capacity construct and the dynamic-capability construct of Teece (2007), but the present measure does not claim to identify the full absorptive-capacity stock; it captures the externally facing component of that stock. In international settings, this externally facing capability is particularly important because firms must respond to unfamiliar markets, meet foreign quality standards, and integrate externally licensed technology into organisational routines.</w:t>
+      </w:r>
+    </w:p>
+    <w:p>
+      <w:pPr>
+        <w:pStyle w:val="BodyText"/>
+      </w:pPr>
+      <w:r>
+        <w:t>A firm with stronger foreign-technology / standards capability is more likely to transform international exposure into productivity gains. It can adjust products and processes to meet foreign requirements more effectively, integrate licensed foreign technology into production, and cope better with the operational demands created by export activity. Even when this capability does not fundamentally alter the curvature of the I–P relationship, it should improve the firm's overall performance level by raising the productivity floor among exposed firms.</w:t>
+      </w:r>
+    </w:p>
+    <w:p>
+      <w:pPr>
+        <w:pStyle w:val="BodyText"/>
+      </w:pPr>
+      <w:r>
+        <w:t>This implies a positive direct association between foreign-technology / standards capability and firm performance in Vietnam. We treat it here as a construct that should raise the firm's capacity to benefit from internationalisation and should also support productivity more broadly, without assuming that it indexes the full innovation-and-R&amp;D dimension.</w:t>
+      </w:r>
+    </w:p>
+    <w:p>
+      <w:pPr>
+        <w:pStyle w:val="BodyText"/>
+      </w:pPr>
+      <w:r>
+        <w:t>Operationally, the primary TCI_z is built from two items: internationally recognised quality certification (b8) and foreign-licensed technology (e6). These items measure exposure to foreign-technology and standards channels rather than internal R&amp;D effort or patent activity. A broader innovation-augmented composite (TCI_full, adding product innovation h1 and R&amp;D activity h8) is reported in §4.5 Panel A as a boundary condition: if direct effects attenuate when innovation items are added, this indicates that the primary measure is informative specifically about the foreign-technology / standards channel, not the broader absorptive-capacity stock.</w:t>
       </w:r>
     </w:p>
     <w:p>
@@ -423,7 +423,7 @@
         <w:pStyle w:val="BlockText"/>
       </w:pPr>
       <w:r>
-        <w:t>H2. Technological capability (TCI_z) is positively associated with firm performance in Vietnam.</w:t>
+        <w:t>H2. Foreign-technology / standards capability (TCI_z) is positively associated with firm performance in Vietnam.</w:t>
       </w:r>
     </w:p>
     <w:p>
@@ -431,7 +431,7 @@
         <w:pStyle w:val="Heading2"/>
       </w:pPr>
       <w:r>
-        <w:t>2.3 Foundational digital adoption and firm performance</w:t>
+        <w:t>2.3 Website-based digital presence and firm performance</w:t>
       </w:r>
     </w:p>
     <w:p>
@@ -439,31 +439,31 @@
         <w:pStyle w:val="FirstParagraph"/>
       </w:pPr>
       <w:r>
-        <w:t>Foundational digital adoption captures a more basic layer of digital readiness than technological capability. It reflects the presence and use of digitally enabled interfaces, transaction-supporting tools, and practical digital mechanisms that help firms communicate, transact, and coordinate. While this digital layer may not represent the full depth of digitally integrated organisational capability, it can still matter for firm performance by reducing information frictions and improving process speed (Bharadwaj et al., 2013; Verhoef et al., 2021; Banalieva and Dhanaraj, 2019).</w:t>
-      </w:r>
-    </w:p>
-    <w:p>
-      <w:pPr>
-        <w:pStyle w:val="BodyText"/>
-      </w:pPr>
-      <w:r>
-        <w:t>For firms participating in foreign markets, foundational digital adoption may be especially valuable. Exporting requires timely information exchange, coordination with customers and partners, and efficient processing of transactions across distance. Digital tools can lower these frictions and create direct performance gains. At the same time, those gains are unlikely to be automatic. Their value depends on whether the firm has the scale, routines, and managerial capacity needed to use digital tools effectively.</w:t>
-      </w:r>
-    </w:p>
-    <w:p>
-      <w:pPr>
-        <w:pStyle w:val="BodyText"/>
-      </w:pPr>
-      <w:r>
-        <w:t>Because of this, foundational digital adoption should be expected to show a positive average association with performance, but not necessarily one that is uniform across all contexts and periods. The average effect may be positive even if the realised payoff varies across stages of internationalisation.</w:t>
-      </w:r>
-    </w:p>
-    <w:p>
-      <w:pPr>
-        <w:pStyle w:val="BodyText"/>
-      </w:pPr>
-      <w:r>
-        <w:t>It is useful at this point to be precise about what the DAI_z composite captures and what it does not. Following Verhoef et al. (2021), digital capability can be located on a four-tier hierarchy: Tier 1 covers digital presence (websites, e-mail); Tier 2 covers digital communication and basic e-commerce; Tier 3 covers digital process integration (electronic payment, supply-chain digitisation); Tier 4 covers dynamic digital capability (data-driven decision-making, AI integration). The cross-wave-comparable DAI_z used in this paper is anchored in Tier 1–2 indicators (website presence, foreign-licensed technology) rather than the Tier 3–4 dynamic-capability layer; richer Tier 3 items are introduced as a 2023-only robustness extension in §4.5. This deliberate restriction prevents us from conflating the basic digital-adoption channel — which is what the construct can identify across the 2009–2023 window — with the deeper digital-transformation layer that the WBES instrument cannot consistently measure across waves.</w:t>
+        <w:t>The primary DAI_z used in this paper is a website-based digital presence measure: a binary indicator of whether the firm has its own website. This is a foundational and cross-wave-comparable marker of digital adoption — it does not measure transaction-level digital integration, electronic payment infrastructure, or digital transformation in the Bharadwaj et al. (2013) / Verhoef et al. (2021) / Vial (2019) sense. We use it here precisely because it is the only digital indicator the WBES instrument carries comparably across the 2009 / 2015 / 2023 waves; transaction-level items such as electronic-payment shares appear only in the 2023 questionnaire.</w:t>
+      </w:r>
+    </w:p>
+    <w:p>
+      <w:pPr>
+        <w:pStyle w:val="BodyText"/>
+      </w:pPr>
+      <w:r>
+        <w:t>For firms participating in foreign markets, even foundational website adoption may be valuable. A website lowers the cost at which foreign customers can locate the firm, supports asynchronous communication across time zones, and signals basic legitimacy in international transactions. The scope of these gains is bounded — a website does not by itself integrate transactions, supply chains, or decision-making — and the realised payoff depends on whether the firm has the scale and routines to translate online visibility into export business.</w:t>
+      </w:r>
+    </w:p>
+    <w:p>
+      <w:pPr>
+        <w:pStyle w:val="BodyText"/>
+      </w:pPr>
+      <w:r>
+        <w:t>Website-based digital presence should therefore show a positive average association with performance, but not necessarily one that is uniform across waves and stages. The information value of a website may have shifted across the 2009–2023 window: in 2009 a website was a distinguishing market interface; by 2023 it is closer to a routine marker of basic digital presence. The §5 discussion takes this proxy obsolescence reading seriously as one alternative to a pure stage-contingency story.</w:t>
+      </w:r>
+    </w:p>
+    <w:p>
+      <w:pPr>
+        <w:pStyle w:val="BodyText"/>
+      </w:pPr>
+      <w:r>
+        <w:t>Following Verhoef et al. (2021), digital capability can be located on a four-tier hierarchy: Tier 1 — digital presence (websites, e-mail); Tier 2 — digital communication and basic e-commerce; Tier 3 — digital process integration (electronic payment, supply-chain digitisation); Tier 4 — dynamic digital capability (data-driven decision-making, AI integration). The primary DAI_z anchors at Tier 1 only. A Tier 3-style extension (DAI_rich) is reported in §4.5 Panel B for the 2023 wave, where electronic-payment items become available. The label "foundational website adoption" therefore tracks what the construct can actually identify across the 2009–2023 window.</w:t>
       </w:r>
     </w:p>
     <w:p>
@@ -471,7 +471,7 @@
         <w:pStyle w:val="BlockText"/>
       </w:pPr>
       <w:r>
-        <w:t>H3. Foundational digital adoption (DAI_z) is positively associated with firm performance in Vietnam on average.</w:t>
+        <w:t>H3. Website-based digital presence (DAI_z) is positively associated with firm performance in Vietnam on average.</w:t>
       </w:r>
     </w:p>
     <w:p>
@@ -519,7 +519,7 @@
         <w:pStyle w:val="BlockText"/>
       </w:pPr>
       <w:r>
-        <w:t>H4. The performance relevance of foundational digital adoption (DAI_z) in Vietnam varies across stages of internationalisation and becomes more conditional in later phases of transition.</w:t>
+        <w:t>H4 (exploratory). The performance relevance of website-based digital presence (DAI_z) in Vietnam varies across stages of internationalisation; we treat the within-wave moderation as exploratory and concentrate the test on 2023, where the post-NDTP environment plausibly enables a moderation channel.</w:t>
       </w:r>
     </w:p>
     <w:p>
@@ -595,7 +595,7 @@
         <w:pStyle w:val="BodyText"/>
       </w:pPr>
       <w:r>
-        <w:t>The effective estimation sample varies across model specifications because of missing values in the capability variables. In the full wave-specific models, the usable samples are 989 observations for 2009, 958 for 2015, and 1,013 for 2023. The pooled full model contains 2,960 observations. This structure provides sufficient variation to compare direct effects and conditional patterns across stages.</w:t>
+        <w:t>The effective estimation sample varies across model specifications because of missing values in the capability variables. In the full wave-specific models, the usable samples are 989 observations for 2009, 956 for 2015, and 1,013 for 2023. The pooled full model contains 2,958 observations. This structure provides sufficient variation to compare direct effects and conditional patterns across stages.</w:t>
       </w:r>
     </w:p>
     <w:p>
@@ -619,7 +619,7 @@
         <w:pStyle w:val="BodyText"/>
       </w:pPr>
       <w:r>
-        <w:t>The analysis uses two distinct capability constructs. The Technological Capability Index (TCI_z) captures deeper capability stocks related to learning, upgrading, and internal competence accumulation, anchored in Lall (1992) and Cohen and Levinthal (1990). The Digital Adoption Index (DAI_z) captures a foundational layer of digital adoption — digital presence and basic digital transaction support — rather than higher-order digitally integrated organisational transformation (Bharadwaj et al., 2013; Verhoef et al., 2021; Nambisan et al., 2019). Each composite is z-standardised within wave so that the reported coefficients are comparable in magnitude. This separation is deliberate because the study is interested in whether the two domains exhibit different empirical roles.</w:t>
+        <w:t>The analysis uses two distinct capability constructs. The Technological Capability Index (TCI_z) is interpreted narrowly as a foreign-technology and standards capability measure — international quality certification and foreign-licensed technology — that proxies a firm's exposure to external technological standards rather than the full Cohen-Levinthal absorptive-capacity stock (Lall, 1992; Cohen and Levinthal, 1990). The Digital Adoption Index (DAI_z) is interpreted narrowly as website-based digital presence — foundational website adoption — and not as a measure of transaction-level digital integration or digital transformation (Bharadwaj et al., 2013; Verhoef et al., 2021; Nambisan et al., 2019). Each composite is z-standardised within wave so that the reported coefficients are comparable in magnitude. This separation is deliberate because the study is interested in whether the two domains exhibit different empirical roles, while keeping the construct labels tight against what the underlying WBES items actually measure.</w:t>
       </w:r>
     </w:p>
     <w:p>
@@ -651,7 +651,7 @@
         <w:pStyle w:val="BodyText"/>
       </w:pPr>
       <w:r>
-        <w:t>A note on missing-code handling. The WBES instrument codes don’t-know and refused responses as −9. We treat −9 as missing before any composite is built and apply listwise deletion on the focal variable set (lnLP, lnEmp, FirmAge, ForeignOwned, FSTS, TCI_thin, DAI_thin, sector1). The resulting analytic samples are 989, 958, and 1,013 observations for 2009, 2015, and 2023 respectively; pooled N is 2,960.</w:t>
+        <w:t>A note on missing-code handling. The WBES instrument codes don’t-know and refused responses as −9. We treat −9 as missing before any composite is built and apply listwise deletion on the focal variable set (lnLP, lnEmp, FirmAge, ForeignOwned, FSTS, TCI_thin, DAI_thin, sector1). The resulting analytic samples are 989, 956, and 1,013 observations for 2009, 2015, and 2023 respectively; pooled N is 2,958.</w:t>
       </w:r>
     </w:p>
     <w:p>
@@ -750,7 +750,7 @@
           </w:tcPr>
           <w:p>
             <w:r>
-              <w:t>2015 (N = 958)</w:t>
+              <w:t>2015 (N = 956)</w:t>
             </w:r>
           </w:p>
         </w:tc>
@@ -770,7 +770,7 @@
           </w:tcPr>
           <w:p>
             <w:r>
-              <w:t>Pooled (N = 2,960)</w:t>
+              <w:t>Pooled (N = 2,958)</w:t>
             </w:r>
           </w:p>
         </w:tc>
@@ -1331,15 +1331,15 @@
         <w:pStyle w:val="BodyText"/>
       </w:pPr>
       <w:r>
-        <w:t>Taken together, the wave-specific results trace two distinct lifecycle trajectories. Technological capability is positive across all three waves with a modestly attenuating magnitude (TCI_z = 0.215 → 0.128 → 0.123) but with moderation that survives in the 2009, 2023 and pooled panels. Digital adoption follows a non-monotonic trajectory — strong in 2009 (β = 0.175 ***), null in 2015 (β = −0.044 n.s.), and re-emerging in 2023 (β = 0.095 *) — and its moderation channel materialises only in 2023. The Paternoster cross-wave z-tests reported in §4.5 confirm that the 2009-to-2015 fall in DAI (z = 3.353, p &lt; .001) and the 2015-to-2023 recovery (z = −2.051, p = .040) are both statistically distinguishable shifts, supporting the lifecycle reading rather than treating the wave-specific pattern as sampling noise.</w:t>
-      </w:r>
-    </w:p>
-    <w:p>
-      <w:pPr>
-        <w:pStyle w:val="BodyText"/>
-      </w:pPr>
-      <w:r>
-        <w:t>The wave-specific pattern carries an institutional reading. The 2009 wave captures the early aftermath of WTO accession, when the marginal exporter was still in the entry-cost zone of the I–P curve, when capability stocks were the scarce resource, and when foundational digital tools — even at the website-only layer — generated direct gains because the alternative was paper-based transaction processing. The 2015 wave captures a transitional phase in which the I–P curvature is unusually sharp (FSTS_c² = −2.082, p = .005) but the digital channel compresses entirely: DAI_z loses direct salience and shows no joint moderation, suggesting that the firms added to the exporter cohort during this period derived their productivity gains from scale and from technological capability rather than from foundational digital adoption. The 2023 wave captures the re-emergence of the digital channel as a moderator rather than as a uniform direct premium: the post-NDTP digital infrastructure makes foundational digital adoption interact with export intensity, and the negative FSTS_c × DAI_z interaction shows that this conditional channel binds primarily at higher export intensity rather than uniformly across the export-intensity range.</w:t>
+        <w:t>Taken together, the wave-specific results trace two wave-specific associations consistent with stage contingency. Foreign-technology / standards capability is positive across all three waves with a modestly attenuating magnitude (TCI_z = 0.215 → 0.128 → 0.123) but with moderation that survives in the 2009, 2023 and pooled panels. Website-based digital presence follows a non-monotonic trajectory — strong in 2009 (β = 0.175 ***), null in 2015 (β = −0.044 n.s.), and re-emerging in 2023 (β = 0.095 *) — and its moderation channel materialises only in 2023. The Paternoster cross-wave z-tests reported in §4.5 confirm that the 2009-to-2015 fall in DAI (z = 3.353, p &lt; .001) and the 2015-to-2023 recovery (z = −2.051, p = .040) are statistically distinguishable. A formal pooled wave × focal interaction test (reported as Panel I in §4.5) confirms that only the DAI direct shifts are cross-wave-distinguishable; the FSTS curvature and the FSTS × DAI moderation differences across waves are not statistically separable in the pooled saturated specification. We therefore read the pattern as wave-specific associations consistent with stage contingency, not as a fully cross-wave-identified structural shift.</w:t>
+      </w:r>
+    </w:p>
+    <w:p>
+      <w:pPr>
+        <w:pStyle w:val="BodyText"/>
+      </w:pPr>
+      <w:r>
+        <w:t>The wave-specific pattern carries an institutional reading. The 2009 wave captures the early aftermath of WTO accession, when the marginal exporter was still in the entry-cost zone of the I–P curve, when capability stocks were the scarce resource, and when foundational digital tools — even at the website-only layer — generated direct gains because the alternative was paper-based transaction processing. The 2015 wave captures a transitional phase in which the I–P curvature is unusually sharp (FSTS_c² = −2.115, p = .004 in M2) but the digital channel compresses entirely: DAI_z loses direct salience and shows no joint moderation, suggesting that the differences in exporter composition across waves are reflected in productivity gains coming primarily from scale and from foreign-technology / standards capability rather than from foundational digital adoption in this wave. The 2023 wave captures the re-emergence of the digital channel as a moderator rather than as a uniform direct premium: the post-NDTP digital infrastructure makes foundational digital adoption interact with export intensity, and the negative FSTS_c × DAI_z interaction shows that this conditional channel binds primarily at higher export intensity rather than uniformly across the export-intensity range.</w:t>
       </w:r>
     </w:p>
     <w:p>
@@ -1411,7 +1411,7 @@
         <w:pStyle w:val="BodyText"/>
       </w:pPr>
       <w:r>
-        <w:t>H4 receives focused but meaningful support. The DAI joint moderation test is null in 2009 (M4 p = .825) and only marginal in 2015 (M4 p = .125). It reaches its strongest expression in 2023, where the individual interaction FSTS_c × DAI_z = −0.912 (p = .043) is statistically distinguishable from zero and the joint test is at the edge of conventional significance (M4 p = .102; M8 p = .062). The pooled M8 joint test (p = .083) is also at marginal significance, driven by the 2023 wave rather than by a stable cross-period moderation. The substantive reading is that the conditional digital channel materialises only when the institutional and digital environment is sufficiently mature for basic adoption to interact with cross-border coordination demands.</w:t>
+        <w:t>H4 receives exploratory support concentrated in the 2023 wave. The DAI joint moderation test is null in 2009 (M4 p = .825), null in 2015 (M4 p = .125) and reaches the edge of significance in 2023 with the individual interaction FSTS_c × DAI_z = −0.912 (p = .043) and the joint test at M4 p = .102, M8 p = .062. The pooled M8 joint test (p = .083) is also at marginal significance, driven by the 2023 wave rather than by a stable cross-period moderation. We do not treat this as a confirmed cross-wave moderation pattern: the formal pooled wave × focal interaction test (Panel I) does not detect cross-wave differences in the FSTS × DAI moderation terms. The substantive reading is that 2023 is the only wave in which the digital moderation is within-sample detectable, and we frame this as exploratory rather than as a confirmed hypothesis test.</w:t>
       </w:r>
     </w:p>
     <w:p>
@@ -1925,7 +1925,7 @@
         <w:pStyle w:val="BodyText"/>
       </w:pPr>
       <w:r>
-        <w:t>Panel C — Common-N comparison (2023). The primary DAI_z and DAI_rich specifications are estimated on the same N = 1,013 sample, so the differences in Panel B reflect measurement rather than sample. This rules out the alternative explanation that DAI_rich attenuates because of selective missingness on k33 / k38, and supports retaining the harmonised website-based DAI as the primary cross-wave specification.</w:t>
+        <w:t>Panel C — Common-N comparison (2023). The primary DAI_z and DAI_rich specifications are estimated on the same N = 1,013 sample, so the differences in Panel B reflect measurement rather than sample. The reconciled M8 joint test for the primary specification on this common-N sample yields F(3, 998) ≈ 2.50, p = .062 — matching the main 2023 M8 result, and confirming that the Panel B DAI_rich attenuation is not an artefact of selective missingness on k33 / k38. This rules out a missingness-driven alternative explanation and supports retaining the harmonised website-based DAI as the primary cross-wave specification.</w:t>
       </w:r>
     </w:p>
     <w:p>
@@ -1941,7 +1941,7 @@
         <w:pStyle w:val="BodyText"/>
       </w:pPr>
       <w:r>
-        <w:t>Panel E — Sample-selection probes (Heckman, 1979; Wooldridge, 2010). The selection equation is a probit of export_any on lnEmp, FirmAge, ForeignOwned, sector fixed effects and the WBES sampling region a2, with a2 supplying the exclusion restriction (sampling region affects export selection through differential logistical access but is plausibly uncorrelated with the productivity outcome conditional on the other controls). The inverse Mills ratio added to the outcome equation estimated on exporters (FSTS &gt; 0) is statistically insignificant in all four panels: λ = −0.111 (p = .846) in 2009, λ = −0.833 (p = .259) in 2015, λ = 0.665 (p = .399) in 2023, and λ = −0.462 (p = .347) pooled, indicating no significant selection bias along the IMR-detected channel. A complementary control-function specification using the generalised residual yields a significant residual in 2009 (β = 0.510, p &lt; .001) and pooled (β = 0.304, p &lt; .001), a marginal residual in 2023 (β = 0.259, p = .092) and a null residual in 2015 (β = −0.112, p = .357). The control-function signal indicates a degree of selection structure that the standard IMR does not pick up but does not overturn the H1, H2 or H3 substantive inferences when the focal coefficients are re-estimated with either correction.</w:t>
+        <w:t>Panel E — Sample-selection probes (Heckman, 1979; Wooldridge, 2010). The selection equation is a probit of export_any on lnEmp, FirmAge, ForeignOwned, sector fixed effects and the WBES sampling region a2, with a2 supplying the exclusion restriction (sampling region affects export selection through differential logistical access but is plausibly uncorrelated with the productivity outcome conditional on the other controls). The inverse Mills ratio added to the outcome equation estimated on exporters (FSTS &gt; 0) is statistically insignificant in all four panels: λ = −0.111 (p = .846) in 2009, λ = −0.833 (p = .259) in 2015, λ = 0.665 (p = .399) in 2023, and λ = −0.462 (p = .347) pooled, indicating no detectable selection bias on the exporter sub-sample. We also report a control-function specification estimated on the full sample using the probit-based generalised residual, which yields a significant residual pooled (β = 0.304, p &lt; .001) and in 2009 (β = 0.510, p &lt; .001), a marginal residual in 2023 (β = 0.259, p = .092) and a null residual in 2015 (β = −0.112, p = .357). We do not interpret this gap as evidence of a different selection channel: in a probit, the generalised residual coincides with the inverse Mills ratio for selected observations, so the difference in significance reflects the larger estimation sample (non-exporters are included in the control-function regression) and the slightly different specification, not a substantively distinct selection mechanism. Either way, the focal H1 / H2 / H3 inferences survive both corrections.</w:t>
       </w:r>
     </w:p>
     <w:p>
@@ -1966,6 +1966,90 @@
       </w:pPr>
       <w:r>
         <w:t>More substantively, the capability and digital-adoption channels operate primarily in manufacturing. In the M7 dual-direct specification, manufacturing firms display a strong TCI_z direct association (β = 0.223, p &lt; .001) and a positive DAI_z direct association (β = 0.087, p = .009), while non-manufacturing firms show only a marginal TCI_z effect (β = 0.090, p = .096) and a null DAI_z effect (β = 0.068, p = .133). The DAI moderation channel is concentrated in manufacturing (M8 joint p = .103, marginal; FSTS_c × DAI_z = −0.543, p = .079) and is uniformly null in non-manufacturing (M8 joint p = .280). TCI moderation, by contrast, is statistically distinguishable from zero in both subsets (M3 joint p = .011 in manufacturing and p = .007 in non-manufacturing), indicating that the curvature-flattening effect of capability operates broadly while the digital channel remains specific to the manufacturing exporter base. Substantively, this pattern is consistent with the view that basic digital adoption interacts with cross-border production-coordination demands more strongly in tradable-goods sectors than in service-oriented or domestically oriented sectors of the Vietnamese economy.</w:t>
+      </w:r>
+    </w:p>
+    <w:p>
+      <w:pPr>
+        <w:pStyle w:val="FirstParagraph"/>
+      </w:pPr>
+      <w:r>
+        <w:t>Panel H — Exporter-only sub-sample (FSTS &gt; 0). Because the exporter share is 28.4 %, 20.7 % and 18.8 % across waves, the inverted-U fitted on the full sample is partly identified by the participation margin between FSTS = 0 and FSTS &gt; 0. We re-fit M2 / M7 / M8 on the exporter-only sub-sample (N ≈ 281 in 2009, 198 in 2015, 190 in 2023, and 669 pooled). The pooled exporter-only specification yields a negative linear FSTS_c term (β = −0.861, p &lt; .001) but a non-significant quadratic term (FSTS_c² β = −0.200, p = .660), and the joint M8 test of the curvature plus moderation block is not significant (joint F p = .462). The wave-specific exporter-only estimates are similarly noisier and individually weaker than the full-sample counterparts. We read this as showing that the inverted-U documented in the main specification is meaningfully identified by the participation margin rather than purely by within-exporter intensity variation; this is consistent with the §3.1 descriptive evidence that direct-export intensity is a zero-inflated variable in Vietnamese WBES data, with limited mass between the participation margin and the implied turning point. The substantive H1 claim is therefore best read as a non-monotonic association between participation-and-intensity in exporting and productivity, not as a strict within-exporter intensity-curvature claim.</w:t>
+      </w:r>
+    </w:p>
+    <w:p>
+      <w:pPr>
+        <w:pStyle w:val="BodyText"/>
+      </w:pPr>
+      <w:r>
+        <w:t>Panel I — Pooled wave × focal interaction test. To formally test whether the wave-specific patterns of curvature and moderation are statistically separable from the pooled estimates, we re-estimate the pooled M8 with a saturated set of wave interactions on the focal terms (FSTS_c × wave, FSTS_c² × wave, DAI_z × wave, TCI_z × wave). The joint Wald tests show that only DAI_z × wave is statistically distinguishable from the pooled average (joint p = .016); the FSTS_c, FSTS_c² and TCI_z direct-effect cross-wave differences are not statistically separable (all joint p &gt; .25), and the FSTS_c × DAI_z and FSTS_c² × DAI_z cross-wave differences are not separable either (joint p &gt; .55). This formal test confirms the descriptive Paternoster result: only the DAI direct shifts are cross-wave-distinguishable, while the curvature parameters and the FSTS × DAI moderation terms share a common pooled magnitude across waves.</w:t>
+      </w:r>
+    </w:p>
+    <w:p>
+      <w:pPr>
+        <w:pStyle w:val="BodyText"/>
+      </w:pPr>
+      <w:r>
+        <w:t>Density-around-turning-point check. We also report the within-sample mass of firms in the curvature zone. Defining a ±5 percentage-point band around the wave-specific turning point (TP), the share of firms with FSTS within the band is 0.6 % (6 of 989) in 2009, 1.2 % (11 of 956) in 2015, 0.9 % (9 of 1,013) in 2023 and 1.0 % (29 of 2,958) pooled. The bulk of mass lies at FSTS = 0; the turning-point estimates are identified primarily through the contrast between non-exporters and exporters and the right tail above the TP, not through dense within-band variation. Readers should bear this density structure in mind when interpreting the precise turning-point magnitude.</w:t>
+      </w:r>
+    </w:p>
+    <w:p>
+      <w:pPr>
+        <w:pStyle w:val="BodyText"/>
+      </w:pPr>
+      <w:r>
+        <w:t>Multiple-testing caveat. §4.5 reports nine robustness panels (A–I) across two enriched composites, three sub-samples, two selection corrections, cross-wave z-tests and a wave-saturated interaction test, each touching multiple focal terms. We do not apply a formal multiple-testing correction because the panels probe different identification concerns rather than testing the same hypothesis repeatedly, but readers should weight any single marginal panel result accordingly. Our substantive inferences in §5 rely on the pattern across panels and the directional consistency of the focal estimates rather than on the significance of any single robustness panel.</w:t>
+      </w:r>
+    </w:p>
+    <w:p>
+      <w:pPr>
+        <w:pStyle w:val="BodyText"/>
+      </w:pPr>
+    </w:p>
+    <w:p>
+      <w:pPr>
+        <w:jc w:val="center"/>
+      </w:pPr>
+      <w:r>
+        <w:drawing>
+          <wp:inline>
+            <wp:extent cx="5943600" cy="2480807"/>
+            <wp:docPr id="6" name="Picture 6"/>
+            <wp:cNvGraphicFramePr>
+              <a:graphicFrameLocks noChangeAspect="1"/>
+            </wp:cNvGraphicFramePr>
+            <a:graphic>
+              <a:graphicData uri="http://schemas.openxmlformats.org/drawingml/2006/picture">
+                <pic:pic>
+                  <pic:nvPicPr>
+                    <pic:cNvPr id="0" name="figure_3_moderator_marginals.png"/>
+                    <pic:cNvPicPr/>
+                  </pic:nvPicPr>
+                  <pic:blipFill>
+                    <a:blip r:embed="rId14"/>
+                    <a:stretch>
+                      <a:fillRect/>
+                    </a:stretch>
+                  </pic:blipFill>
+                  <pic:spPr>
+                    <a:xfrm>
+                      <a:off x="0" y="0"/>
+                      <a:ext cx="5943600" cy="2480807"/>
+                    </a:xfrm>
+                    <a:prstGeom prst="rect"/>
+                  </pic:spPr>
+                </pic:pic>
+              </a:graphicData>
+            </a:graphic>
+          </wp:inline>
+        </w:drawing>
+      </w:r>
+    </w:p>
+    <w:p>
+      <w:pPr>
+        <w:pStyle w:val="BodyText"/>
+      </w:pPr>
+      <w:r>
+        <w:t>Figure 3. Predicted log labour productivity along the FSTS export-intensity range, evaluated at the 25th vs 75th percentile of the moderator. Panel 3a shows the FSTS curve at low (p25) vs high (p75) DAI_z; Panel 3b shows the FSTS curve at low (p25) vs high (p75) TCI_z. Curves are obtained from the pooled M8 specification with controls and wave + sector fixed effects fixed at their sample modes / means; predictions are reported on the within-sample FSTS support. Source: World Bank Enterprise Surveys (https://www.enterprisesurveys.org); authors' calculations.</w:t>
       </w:r>
     </w:p>
     <w:p>
@@ -2205,7 +2289,7 @@
           </w:tcPr>
           <w:p>
             <w:r>
-              <w:t>C. Common-N comparison (2023)</w:t>
+              <w:t>C. Common-N reconciled (2023)</w:t>
             </w:r>
           </w:p>
         </w:tc>
@@ -2225,7 +2309,7 @@
           </w:tcPr>
           <w:p>
             <w:r>
-              <w:t>DAI_z moderation re-estimated on DAI_rich sample</w:t>
+              <w:t>DAI_z moderation re-estimated on identical 2023 sample</w:t>
             </w:r>
           </w:p>
         </w:tc>
@@ -2235,7 +2319,7 @@
           </w:tcPr>
           <w:p>
             <w:r>
-              <w:t>M8 joint p = .013 *</w:t>
+              <w:t>M8 joint p = .062 † (matches main 2023 M8)</w:t>
             </w:r>
           </w:p>
         </w:tc>
@@ -2320,6 +2404,132 @@
           <w:p>
             <w:r>
               <w:t>M8 joint p = .103 †</w:t>
+            </w:r>
+          </w:p>
+        </w:tc>
+      </w:tr>
+      <w:tr>
+        <w:tc>
+          <w:tcPr>
+            <w:tcW w:type="dxa" w:w="2340"/>
+          </w:tcPr>
+          <w:p>
+            <w:r>
+              <w:t>H. Exporter-only (FSTS &gt; 0, pooled)</w:t>
+            </w:r>
+          </w:p>
+        </w:tc>
+        <w:tc>
+          <w:tcPr>
+            <w:tcW w:type="dxa" w:w="2340"/>
+          </w:tcPr>
+          <w:p>
+            <w:r>
+              <w:t>669</w:t>
+            </w:r>
+          </w:p>
+        </w:tc>
+        <w:tc>
+          <w:tcPr>
+            <w:tcW w:type="dxa" w:w="2340"/>
+          </w:tcPr>
+          <w:p>
+            <w:r>
+              <w:t>FSTS_c = −0.861 ***; FSTS_c² = −0.200 n.s.</w:t>
+            </w:r>
+          </w:p>
+        </w:tc>
+        <w:tc>
+          <w:tcPr>
+            <w:tcW w:type="dxa" w:w="2340"/>
+          </w:tcPr>
+          <w:p>
+            <w:r>
+              <w:t>M8 joint p = .462 n.s.</w:t>
+            </w:r>
+          </w:p>
+        </w:tc>
+      </w:tr>
+      <w:tr>
+        <w:tc>
+          <w:tcPr>
+            <w:tcW w:type="dxa" w:w="2340"/>
+          </w:tcPr>
+          <w:p>
+            <w:r>
+              <w:t>I. Wave × focal interaction (pooled)</w:t>
+            </w:r>
+          </w:p>
+        </w:tc>
+        <w:tc>
+          <w:tcPr>
+            <w:tcW w:type="dxa" w:w="2340"/>
+          </w:tcPr>
+          <w:p>
+            <w:r>
+              <w:t>2,958</w:t>
+            </w:r>
+          </w:p>
+        </w:tc>
+        <w:tc>
+          <w:tcPr>
+            <w:tcW w:type="dxa" w:w="2340"/>
+          </w:tcPr>
+          <w:p>
+            <w:r>
+              <w:t>DAI_z × wave detectable (p = .016); FSTS_c, FSTS_c², TCI_z × wave n.s.</w:t>
+            </w:r>
+          </w:p>
+        </w:tc>
+        <w:tc>
+          <w:tcPr>
+            <w:tcW w:type="dxa" w:w="2340"/>
+          </w:tcPr>
+          <w:p>
+            <w:r>
+              <w:t>Only DAI direct shifts cross-wave-separable</w:t>
+            </w:r>
+          </w:p>
+        </w:tc>
+      </w:tr>
+      <w:tr>
+        <w:tc>
+          <w:tcPr>
+            <w:tcW w:type="dxa" w:w="2340"/>
+          </w:tcPr>
+          <w:p>
+            <w:r>
+              <w:t>Density around TP (±5 pp band)</w:t>
+            </w:r>
+          </w:p>
+        </w:tc>
+        <w:tc>
+          <w:tcPr>
+            <w:tcW w:type="dxa" w:w="2340"/>
+          </w:tcPr>
+          <w:p>
+            <w:r>
+              <w:t>29 of 2,958</w:t>
+            </w:r>
+          </w:p>
+        </w:tc>
+        <w:tc>
+          <w:tcPr>
+            <w:tcW w:type="dxa" w:w="2340"/>
+          </w:tcPr>
+          <w:p>
+            <w:r>
+              <w:t>1.0 % of firms within band; bulk of mass at FSTS = 0</w:t>
+            </w:r>
+          </w:p>
+        </w:tc>
+        <w:tc>
+          <w:tcPr>
+            <w:tcW w:type="dxa" w:w="2340"/>
+          </w:tcPr>
+          <w:p>
+            <w:r>
+              <w:t>Curvature identified by participation margin</w:t>
             </w:r>
           </w:p>
         </w:tc>
@@ -2677,6 +2887,22 @@
       </w:pPr>
       <w:r>
         <w:t>The difference matters because the two constructs do not behave identically across periods. TCI_z appears to function more like a deeper competence base, while DAI_z appears more context sensitive. This supports a more careful approach to digitalisation in international business research, one that distinguishes between digital enablement and broader technological depth rather than collapsing them into a single label.</w:t>
+      </w:r>
+    </w:p>
+    <w:p>
+      <w:pPr>
+        <w:pStyle w:val="Heading2"/>
+      </w:pPr>
+      <w:r>
+        <w:t>5.2.1 An alternative reading: proxy obsolescence</w:t>
+      </w:r>
+    </w:p>
+    <w:p>
+      <w:pPr>
+        <w:pStyle w:val="FirstParagraph"/>
+      </w:pPr>
+      <w:r>
+        <w:t>A purely stage-contingency interpretation is not the only reading of the wave-specific DAI pattern. An alternative — and to a degree complementary — explanation is proxy obsolescence: the c22b indicator of website ownership measures something different in 2009, 2015 and 2023 even though the question text is identical across waves. In 2009, having a corporate website was a relatively distinguishing market interface that signalled basic digital legitimacy in international transactions; by 2023, a website is closer to a routine marker of basic digital presence shared across exporting and non-exporting firms alike. Under this reading, the falling DAI direct association across waves partly reflects the shrinking informational content of c22b rather than a structural change in the productivity payoff to foundational digital adoption itself. We do not view proxy obsolescence and stage contingency as mutually exclusive: both can be operating jointly. We flag the proxy-obsolescence reading because it is not testable within the cross-wave-comparable WBES instrument and future work using waves with richer Tier 2–3 digital items will be needed to disentangle the two channels.</w:t>
       </w:r>
     </w:p>
     <w:p>

--- a/manuscript_v4_5.docx
+++ b/manuscript_v4_5.docx
@@ -15,7 +15,7 @@
         <w:pStyle w:val="Subtitle"/>
       </w:pPr>
       <w:r>
-        <w:t>v5.7 — IJoEM submission draft: reviewer-driven revision (DAI/TCI relabel, exporter-only, wave-interaction, Figure 3)</w:t>
+        <w:t>v5.8 — IJoEM submission draft: round-2 revision (H1 dual-mechanism, PSM Panel J, IV/2SLS Panel K, Oster bounds, macro-context §5.3)</w:t>
       </w:r>
     </w:p>
     <w:p>
@@ -367,7 +367,15 @@
         <w:pStyle w:val="BodyText"/>
       </w:pPr>
       <w:r>
-        <w:t>Two opposing forces underpin the curvature. On the upside, increasing direct-export intensity creates scale economies, knowledge spillovers from foreign customers, and learning-by-exporting effects that lift productivity. On the downside, coordinating production for institutionally distant markets imposes information-processing costs that grow non-linearly: each additional foreign market adds compliance demands, customer-relationship overhead, and supply-chain dependencies whose marginal coordination cost rises faster than the marginal scale benefit beyond a threshold. In a transitional setting where ports, trade-finance institutions, digital marketplaces, and dispute-resolution mechanisms are still maturing, this threshold may bind at a lower level of export intensity than in mature economies, sharpening the curvature relative to the meta-analytic baseline (Hennart, 2007; Wagner, 2007; Marano et al., 2016).</w:t>
+        <w:t>Two opposing forces underpin the curvature. On the upside, increasing direct-export intensity creates scale economies, knowledge spillovers from foreign customers, and learning-by-exporting effects that lift productivity (Wagner, 2007). On the downside, coordinating production for institutionally distant markets imposes information-processing costs that grow non-linearly: each additional foreign market adds compliance demands, customer-relationship overhead, and supply-chain dependencies whose marginal coordination cost rises faster than the marginal scale benefit beyond a threshold. In a transitional setting where ports, trade-finance institutions, digital marketplaces, and dispute-resolution mechanisms are still maturing, this threshold may bind at a lower level of export intensity than in mature economies, sharpening the curvature relative to the meta-analytic baseline (Hennart, 2007; Wagner, 2007; Marano et al., 2016).</w:t>
+      </w:r>
+    </w:p>
+    <w:p>
+      <w:pPr>
+        <w:pStyle w:val="BodyText"/>
+      </w:pPr>
+      <w:r>
+        <w:t>A second consideration arises from the structure of direct-export intensity in WBES Vietnam: the FSTS variable is bounded at zero and is heavily zero-inflated (the non-exporter share is 71.6 % in 2009, 79.3 % in 2015 and 81.2 % in 2023; pooled 77.4 %). The internationalisation–performance relationship therefore comprises two analytically distinct margins. The participation margin is the step from FSTS = 0 to FSTS &gt; 0, where firms cross the entry threshold into international markets and absorb fixed entry costs. The intensity margin is the variation of FSTS within the exporter subsample. Theory predicts that productivity gains can accrue at either margin: the participation margin captures learning-by-exporting and exposure to foreign-market demand; the intensity margin captures scale economies on the upside and coordination burdens on the downside (Bernard et al., 2007; Wagner, 2007). In transitional economies with thin export infrastructure, the participation margin is plausibly the dominant productivity-enhancing margin, while the intensity margin may show diminishing or null returns once participation has been crossed.</w:t>
       </w:r>
     </w:p>
     <w:p>
@@ -375,7 +383,7 @@
         <w:pStyle w:val="BlockText"/>
       </w:pPr>
       <w:r>
-        <w:t>H1. The relationship between internationalisation and firm performance in Vietnam is nonlinear.</w:t>
+        <w:t>H1. The internationalisation–performance relationship in Vietnam is non-monotonic and operates through two distinct margins. (H1a, participation margin) Crossing from non-exporting (FSTS = 0) to exporting (FSTS &gt; 0) is positively associated with labour productivity, capturing the learning-and-scale jump at entry. (H1b, intensity margin) Within the exporter subsample, additional direct-export intensity exhibits diminishing or non-significant marginal returns, reflecting the binding coordination costs that emerge once participation has been crossed.</w:t>
       </w:r>
     </w:p>
     <w:p>
@@ -1419,7 +1427,15 @@
         <w:pStyle w:val="Heading2"/>
       </w:pPr>
       <w:r>
-        <w:t>4.4 Main empirical pattern</w:t>
+        <w:t>4.4 Main empirical pattern: participation × intensity</w:t>
+      </w:r>
+    </w:p>
+    <w:p>
+      <w:pPr>
+        <w:pStyle w:val="FirstParagraph"/>
+      </w:pPr>
+      <w:r>
+        <w:t>Before reading the table that follows, we anchor the reader in the two-margin structure introduced in §2.1. The full-sample inverted-U is informative about the joint participation-and-intensity pattern, but its curvature is identified primarily through the participation margin: only ~1.0 % of pooled firms sit within ±5 percentage-points of the wave-specific turning points (see §4.5 density check), and the bulk of mass lies at FSTS = 0. When we re-fit M2 / M7 / M8 on the exporter-only sub-sample (FSTS &gt; 0; pooled N = 669, §4.5 Panel H), the linear FSTS_c term is negative (β = −0.861, p &lt; .001) but the quadratic term is not significant (FSTS_c² β = −0.200, p = .660, M8 joint p = .462). H1a (participation margin) is therefore the dominant productivity-relevant margin in this dataset; the within-exporter intensity curvature claimed by H1b weakens once participation is netted out. We retain the full-sample inverted-U as the headline empirical regularity, but interpret it explicitly through the dual-mechanism lens: most of the productivity differential lies between non-exporters and exporters, with limited additional curvature within the exporter subsample. Table 1 therefore reads as a description of the combined participation × intensity pattern rather than as a structural statement about within-exporter intensity curvature.</w:t>
       </w:r>
     </w:p>
     <w:p>
@@ -1997,7 +2013,31 @@
         <w:pStyle w:val="BodyText"/>
       </w:pPr>
       <w:r>
-        <w:t>Multiple-testing caveat. §4.5 reports nine robustness panels (A–I) across two enriched composites, three sub-samples, two selection corrections, cross-wave z-tests and a wave-saturated interaction test, each touching multiple focal terms. We do not apply a formal multiple-testing correction because the panels probe different identification concerns rather than testing the same hypothesis repeatedly, but readers should weight any single marginal panel result accordingly. Our substantive inferences in §5 rely on the pattern across panels and the directional consistency of the focal estimates rather than on the significance of any single robustness panel.</w:t>
+        <w:t>Panel J — Propensity-score matching (PSM). To probe selection-on-observables in the direct association between capability variables and productivity, we estimate the average treatment effect on the treated (ATT) of two binary treatments on log labour productivity (lnLP). Treatment 1 is website ownership (c22b = 1, the same item that anchors the primary DAI_z); treatment 2 is exposure to either internationally recognised quality certification (b8 = 1) or foreign-licensed technology (e6 = 1), the two items that anchor the primary TCI_z. The propensity score is fitted by Logit on lnEmp, FirmAge, ForeignOwned, sector1 and wave fixed effects on the pooled sample. Two matching algorithms are reported: 1-NN with caliper = 0.05 and Epanechnikov kernel matching with bandwidth = 0.06. The website-treatment ATT is 0.298 (SE 0.061) under 1-NN and 0.321 (SE 0.043) under kernel matching, both p &lt; .001 (matched N ≈ 1,085); the cert/foreign-tech-treatment ATT is 0.637 (SE 0.078) under 1-NN and 0.609 (SE 0.056) under kernel matching, both p &lt; .001 (matched N ≈ 640). Both ATT estimates are positive, sizeable and robust to algorithm choice. Pre-match standardised mean differences (lnEmp 62 % for the website treatment, 105 % for the cert/foreign-tech treatment) are large, which is precisely the imbalance the matching estimator is designed to correct; covariate balance in the matched samples is reported in table_psm_balance.csv. The PSM results corroborate H2 and the average part of H3 from the OLS specifications under a non-parametric estimator that does not rely on the linearity assumption.</w:t>
+      </w:r>
+    </w:p>
+    <w:p>
+      <w:pPr>
+        <w:pStyle w:val="BodyText"/>
+      </w:pPr>
+      <w:r>
+        <w:t>Panel K — Two-stage least squares (2SLS) with leave-one-out industry × region instruments. To probe the residual concern of reverse causality and unobserved heterogeneity, we instrument DAI_z and TCI_z separately with leave-one-out group means defined over sector1 × a2 × wave cells. Specifically, for each firm i the instrument is the average c22b ownership (or average (b8 + e6) / 2 for the TCI specification) of all other firms in the same sector × region × wave cell, excluding firm i itself. The exclusion restriction is that local industry-region peer adoption shifts a firm's own adoption decision (through imitation, supplier networks and shared training infrastructure) but is not a direct determinant of firm-i productivity beyond the controls. The first-stage F-statistic is 34.6 for the DAI instrument and 22.1 for the TCI instrument, well above the Staiger–Stock weak-instrument threshold of 10. The 2SLS estimates are informative: instrumented DAI_z = 0.018 (SE 0.249, p = .942), while instrumented TCI_z = 1.639 (SE 0.299, p &lt; .001). The TCI direct association is reinforced under instrumentation, while the OLS-detected DAI direct association attenuates to a null under instrumentation. We read this honestly: the PSM evidence supports a positive ATT of basic website ownership on productivity, but once peer-cell adoption is used to identify exogenous variation in the firm's own DAI_z, the direct effect is no longer statistically separable from zero. The most defensible interpretation is that website ownership in our sample correlates with productivity primarily through firm characteristics that are not captured by the IV's exogenous variation; the more robust capability channel runs through foreign-technology / standards exposure (TCI_z), which survives both PSM and 2SLS.</w:t>
+      </w:r>
+    </w:p>
+    <w:p>
+      <w:pPr>
+        <w:pStyle w:val="BodyText"/>
+      </w:pPr>
+      <w:r>
+        <w:t>Oster (2019) δ-stability bounds. As a final selection-on-unobservables probe, we compute Oster (2019) bounds on the four focal pooled coefficients, comparing each to the analogous uncontrolled regression and assuming R²max = min(1, 1.3 × R²controlled), the canonical default. Under δ = 1 (selection on unobservables equals selection on observables) the implied β is 0.615 for FSTS_c, −1.174 for FSTS_c², 0.194 for TCI_z, and 0.080 for DAI_z. None of the four implied coefficients changes sign and none collapses to zero, indicating that plausible selection on unobservables would have to be substantially larger than selection on observables to overturn the focal qualitative findings. The Oster bound is reported as table_oster_bounds.csv.</w:t>
+      </w:r>
+    </w:p>
+    <w:p>
+      <w:pPr>
+        <w:pStyle w:val="BodyText"/>
+      </w:pPr>
+      <w:r>
+        <w:t>Multiple-testing caveat. §4.5 reports eleven robustness panels (A–K plus Oster bounds) across two enriched composites, three sub-samples, two selection corrections, cross-wave z-tests and a wave-saturated interaction test, each touching multiple focal terms. We do not apply a formal multiple-testing correction because the panels probe different identification concerns rather than testing the same hypothesis repeatedly, but readers should weight any single marginal panel result accordingly. Our substantive inferences in §5 rely on the pattern across panels and the directional consistency of the focal estimates rather than on the significance of any single robustness panel.</w:t>
       </w:r>
     </w:p>
     <w:p>
@@ -2534,6 +2574,258 @@
           </w:p>
         </w:tc>
       </w:tr>
+      <w:tr>
+        <w:tc>
+          <w:tcPr>
+            <w:tcW w:type="dxa" w:w="2340"/>
+          </w:tcPr>
+          <w:p>
+            <w:r>
+              <w:t>J. PSM ATT — website (1-NN, caliper 0.05)</w:t>
+            </w:r>
+          </w:p>
+        </w:tc>
+        <w:tc>
+          <w:tcPr>
+            <w:tcW w:type="dxa" w:w="2340"/>
+          </w:tcPr>
+          <w:p>
+            <w:r>
+              <w:t>1,085</w:t>
+            </w:r>
+          </w:p>
+        </w:tc>
+        <w:tc>
+          <w:tcPr>
+            <w:tcW w:type="dxa" w:w="2340"/>
+          </w:tcPr>
+          <w:p>
+            <w:r>
+              <w:t>ATT_DAI = 0.298 *** (SE 0.061)</w:t>
+            </w:r>
+          </w:p>
+        </w:tc>
+        <w:tc>
+          <w:tcPr>
+            <w:tcW w:type="dxa" w:w="2340"/>
+          </w:tcPr>
+          <w:p>
+            <w:r>
+              <w:t>Positive and large under matching</w:t>
+            </w:r>
+          </w:p>
+        </w:tc>
+      </w:tr>
+      <w:tr>
+        <w:tc>
+          <w:tcPr>
+            <w:tcW w:type="dxa" w:w="2340"/>
+          </w:tcPr>
+          <w:p>
+            <w:r>
+              <w:t>J. PSM ATT — website (kernel BW 0.06)</w:t>
+            </w:r>
+          </w:p>
+        </w:tc>
+        <w:tc>
+          <w:tcPr>
+            <w:tcW w:type="dxa" w:w="2340"/>
+          </w:tcPr>
+          <w:p>
+            <w:r>
+              <w:t>1,085</w:t>
+            </w:r>
+          </w:p>
+        </w:tc>
+        <w:tc>
+          <w:tcPr>
+            <w:tcW w:type="dxa" w:w="2340"/>
+          </w:tcPr>
+          <w:p>
+            <w:r>
+              <w:t>ATT_DAI = 0.321 *** (SE 0.043)</w:t>
+            </w:r>
+          </w:p>
+        </w:tc>
+        <w:tc>
+          <w:tcPr>
+            <w:tcW w:type="dxa" w:w="2340"/>
+          </w:tcPr>
+          <w:p>
+            <w:r>
+              <w:t>Robust to algorithm</w:t>
+            </w:r>
+          </w:p>
+        </w:tc>
+      </w:tr>
+      <w:tr>
+        <w:tc>
+          <w:tcPr>
+            <w:tcW w:type="dxa" w:w="2340"/>
+          </w:tcPr>
+          <w:p>
+            <w:r>
+              <w:t>J. PSM ATT — cert / foreign-tech (1-NN)</w:t>
+            </w:r>
+          </w:p>
+        </w:tc>
+        <w:tc>
+          <w:tcPr>
+            <w:tcW w:type="dxa" w:w="2340"/>
+          </w:tcPr>
+          <w:p>
+            <w:r>
+              <w:t>640</w:t>
+            </w:r>
+          </w:p>
+        </w:tc>
+        <w:tc>
+          <w:tcPr>
+            <w:tcW w:type="dxa" w:w="2340"/>
+          </w:tcPr>
+          <w:p>
+            <w:r>
+              <w:t>ATT_TCI = 0.637 *** (SE 0.078)</w:t>
+            </w:r>
+          </w:p>
+        </w:tc>
+        <w:tc>
+          <w:tcPr>
+            <w:tcW w:type="dxa" w:w="2340"/>
+          </w:tcPr>
+          <w:p>
+            <w:r>
+              <w:t>Positive and large under matching</w:t>
+            </w:r>
+          </w:p>
+        </w:tc>
+      </w:tr>
+      <w:tr>
+        <w:tc>
+          <w:tcPr>
+            <w:tcW w:type="dxa" w:w="2340"/>
+          </w:tcPr>
+          <w:p>
+            <w:r>
+              <w:t>K. IV / 2SLS — DAI_z (industry × region IV)</w:t>
+            </w:r>
+          </w:p>
+        </w:tc>
+        <w:tc>
+          <w:tcPr>
+            <w:tcW w:type="dxa" w:w="2340"/>
+          </w:tcPr>
+          <w:p>
+            <w:r>
+              <w:t>2,298</w:t>
+            </w:r>
+          </w:p>
+        </w:tc>
+        <w:tc>
+          <w:tcPr>
+            <w:tcW w:type="dxa" w:w="2340"/>
+          </w:tcPr>
+          <w:p>
+            <w:r>
+              <w:t>DAI_z = 0.018 (p = .942) n.s.</w:t>
+            </w:r>
+          </w:p>
+        </w:tc>
+        <w:tc>
+          <w:tcPr>
+            <w:tcW w:type="dxa" w:w="2340"/>
+          </w:tcPr>
+          <w:p>
+            <w:r>
+              <w:t>First-stage F = 34.6 (strong); positive OLS DAI direct effect attenuates under IV</w:t>
+            </w:r>
+          </w:p>
+        </w:tc>
+      </w:tr>
+      <w:tr>
+        <w:tc>
+          <w:tcPr>
+            <w:tcW w:type="dxa" w:w="2340"/>
+          </w:tcPr>
+          <w:p>
+            <w:r>
+              <w:t>K. IV / 2SLS — TCI_z (industry × region IV)</w:t>
+            </w:r>
+          </w:p>
+        </w:tc>
+        <w:tc>
+          <w:tcPr>
+            <w:tcW w:type="dxa" w:w="2340"/>
+          </w:tcPr>
+          <w:p>
+            <w:r>
+              <w:t>2,298</w:t>
+            </w:r>
+          </w:p>
+        </w:tc>
+        <w:tc>
+          <w:tcPr>
+            <w:tcW w:type="dxa" w:w="2340"/>
+          </w:tcPr>
+          <w:p>
+            <w:r>
+              <w:t>TCI_z = 1.639 *** (SE 0.299)</w:t>
+            </w:r>
+          </w:p>
+        </w:tc>
+        <w:tc>
+          <w:tcPr>
+            <w:tcW w:type="dxa" w:w="2340"/>
+          </w:tcPr>
+          <w:p>
+            <w:r>
+              <w:t>First-stage F = 22.1 (strong); TCI direct effect reinforced under IV</w:t>
+            </w:r>
+          </w:p>
+        </w:tc>
+      </w:tr>
+      <w:tr>
+        <w:tc>
+          <w:tcPr>
+            <w:tcW w:type="dxa" w:w="2340"/>
+          </w:tcPr>
+          <w:p>
+            <w:r>
+              <w:t>Oster (2019) δ = 1 bounds</w:t>
+            </w:r>
+          </w:p>
+        </w:tc>
+        <w:tc>
+          <w:tcPr>
+            <w:tcW w:type="dxa" w:w="2340"/>
+          </w:tcPr>
+          <w:p>
+            <w:r>
+              <w:t>2,958</w:t>
+            </w:r>
+          </w:p>
+        </w:tc>
+        <w:tc>
+          <w:tcPr>
+            <w:tcW w:type="dxa" w:w="2340"/>
+          </w:tcPr>
+          <w:p>
+            <w:r>
+              <w:t>FSTSc 0.92 → 0.61; FSTSc² −2.21 → −1.17; TCI 0.14 → 0.19; DAI 0.07 → 0.08</w:t>
+            </w:r>
+          </w:p>
+        </w:tc>
+        <w:tc>
+          <w:tcPr>
+            <w:tcW w:type="dxa" w:w="2340"/>
+          </w:tcPr>
+          <w:p>
+            <w:r>
+              <w:t>No sign change; focal qualitative findings stable</w:t>
+            </w:r>
+          </w:p>
+        </w:tc>
+      </w:tr>
     </w:tbl>
     <w:p>
       <w:pPr>
@@ -2878,15 +3170,23 @@
         <w:pStyle w:val="FirstParagraph"/>
       </w:pPr>
       <w:r>
-        <w:t>The results also strengthen the theoretical case for separating technological capability from foundational digital adoption. TCI_z captures deeper internal stocks of learning and operational upgrading. DAI_z captures a more practical digital layer that enables transactions and coordination. These are not interchangeable resources.</w:t>
-      </w:r>
-    </w:p>
-    <w:p>
-      <w:pPr>
-        <w:pStyle w:val="BodyText"/>
-      </w:pPr>
-      <w:r>
-        <w:t>The difference matters because the two constructs do not behave identically across periods. TCI_z appears to function more like a deeper competence base, while DAI_z appears more context sensitive. This supports a more careful approach to digitalisation in international business research, one that distinguishes between digital enablement and broader technological depth rather than collapsing them into a single label.</w:t>
+        <w:t>The results strengthen the theoretical case for separating foreign-technology / standards capability from website-based digital presence. The PSM and IV evidence in §4.5 (Panels J and K) makes the distinction sharper. TCI is robust under both matching and instrumentation: the 2SLS estimate of TCI_z is 1.64 (p &lt; .001) under a strong instrument (first-stage F = 22.1), and the matching ATT for the cert / foreign-tech treatment is 0.61–0.64 (p &lt; .001) on a matched sample of approximately 640 firms. By contrast, the OLS-detected DAI direct association is reproduced under PSM (matching ATT = 0.30–0.32, p &lt; .001) but attenuates to a null under 2SLS (β = 0.02, p = .94). The two constructs therefore identify structurally different productivity channels: foreign-technology / standards exposure survives both selection-on-observables and selection-on-unobservables corrections, while website-based digital presence is more sensitive to the IV-implied exogenous variation, suggesting that part of the DAI–productivity association reflects firm characteristics that the IV construction breaks rather than a stable causal channel.</w:t>
+      </w:r>
+    </w:p>
+    <w:p>
+      <w:pPr>
+        <w:pStyle w:val="BodyText"/>
+      </w:pPr>
+      <w:r>
+        <w:t>The DAI_rich extension reported in §4.5 Panel B reinforces the construct interpretation rather than weakening it. Although the primary DAI_z anchored on c22b (website presence) is by 2023 close to a Tier-1 baseline indicator, the DAI_rich extension available only in 2023 — combining c22b with electronic-payment shares (k33, k38) — produces a similarly directioned and marginally significant moderation pattern (FSTS_c × DAI_rich_cont_z = −0.93, M8 joint p = .099). Whether digital adoption is measured by the thin Tier-1 website indicator or by the deeper Tier-2 / 3 transaction items, the 2023 moderation pattern goes in the same direction. This common-direction evidence guards against the proxy-obsolescence reading of the DAI pattern in isolation: even under a richer measurement that is harder to dismiss as a routine marker, the within-2023 moderation is consistent with the headline finding.</w:t>
+      </w:r>
+    </w:p>
+    <w:p>
+      <w:pPr>
+        <w:pStyle w:val="BodyText"/>
+      </w:pPr>
+      <w:r>
+        <w:t>The difference between TCI and DAI matters because the two constructs do not behave identically across periods or under different identification strategies. TCI_z behaves like a robust foreign-technology / standards capability whose productivity association survives both PSM and 2SLS. DAI_z behaves like a context-sensitive marker whose productivity association is documented under matched comparison but not under exogenous instrumental variation. This supports a more careful approach to digitalisation in international-business research, one that distinguishes between basic digital enablement (easily contaminated by selection on observables) and broader technological depth (more identification-robust), rather than collapsing them into a single label.</w:t>
       </w:r>
     </w:p>
     <w:p>
@@ -2918,15 +3218,23 @@
         <w:pStyle w:val="FirstParagraph"/>
       </w:pPr>
       <w:r>
-        <w:t>The 2015 pattern is especially revealing. It shows that even when the nonlinear I–P structure becomes clearer, the direct payoff from capability variables can weaken. This suggests that firms may pass through a transitional stage in which export expansion remains important but the productivity contribution of capability resources becomes more difficult to realise or detect.</w:t>
-      </w:r>
-    </w:p>
-    <w:p>
-      <w:pPr>
-        <w:pStyle w:val="BodyText"/>
-      </w:pPr>
-      <w:r>
-        <w:t>Rather than treating this wave as an anomaly, it is more useful to interpret it as evidence of lifecycle heterogeneity. The dip demonstrates why pooled averages alone are insufficient. Without the wave-specific analysis, one would miss the possibility that capability payoffs compress or fade temporarily before re-emerging in a later phase.</w:t>
+        <w:t>The 2015 pattern is especially revealing. It shows that even when the nonlinear I–P structure becomes clearer, the direct payoff from website-based digital presence can compress to a null. This suggests that firms may pass through a transitional stage in which export expansion remains important but the productivity contribution of basic digital adoption becomes more difficult to realise or detect within-sample.</w:t>
+      </w:r>
+    </w:p>
+    <w:p>
+      <w:pPr>
+        <w:pStyle w:val="BodyText"/>
+      </w:pPr>
+      <w:r>
+        <w:t>We treat the 2015 compression honestly as a wave-specific association consistent with stage contingency rather than as a fully cross-wave-identified structural shift. As reported in §4.5 Panel I, the formal pooled wave × focal interaction test detects only the DAI direct shifts as cross-wave-distinguishable; the FSTS curvature and the FSTS × DAI moderation cross-wave differences are not statistically separable. The macro context of the period is consistent with a digital-infrastructure trough in 2015 relative to the 2009 and 2023 anchors. Public secondary indicators support this reading. World Bank World Development Indicators (WDI) record Vietnam's individuals-using-the-Internet share at approximately 26 % in 2009, 45 % in 2015 and over 78 % by 2023; ITU's fixed-broadband subscriptions per 100 people grew from approximately 3 in 2009 to 8 in 2015 and to over 20 by 2023. Vietnam's National Digital Transformation Programme (NDTP) was issued in 2020, and cross-border e-payment platforms (VNPAY, MoMo, ZaloPay) and B2B exporter marketplaces (Alibaba.com, Amazon Global Selling) reached scale in Vietnam only after 2018–2019. The 2015 wave therefore observes Vietnamese exporters during a transitional infrastructure phase in which a website could not yet plug into a transaction-supporting digital ecosystem; the 2023 wave observes them after the post-NDTP scaffolding had matured. We do not treat these macro indicators as identifying variation — they are not entered into the regression — but they make the wave-specific reading institutionally plausible rather than purely post-hoc.</w:t>
+      </w:r>
+    </w:p>
+    <w:p>
+      <w:pPr>
+        <w:pStyle w:val="BodyText"/>
+      </w:pPr>
+      <w:r>
+        <w:t>Rather than treating this wave as an anomaly, it is more useful to interpret it as evidence of wave-specific heterogeneity that is consistent with stage contingency. The dip demonstrates why pooled averages alone are insufficient. Without the wave-specific analysis, one would miss the possibility that capability payoffs compress or fade temporarily before re-emerging in a later phase, even when the curvature parameters of the I–P relationship themselves remain statistically indistinguishable across waves.</w:t>
       </w:r>
     </w:p>
     <w:p>
